--- a/APLOS/POPResources/Templates/Fs20181Bengali.docx
+++ b/APLOS/POPResources/Templates/Fs20181Bengali.docx
@@ -1,6 +1,6 @@
 
 <file path=word/document.xml><?xml version="1.0" encoding="utf-8"?>
-<w:document xmlns:wpc="http://schemas.microsoft.com/office/word/2010/wordprocessingCanvas" xmlns:mc="http://schemas.openxmlformats.org/markup-compatibility/2006" xmlns:o="urn:schemas-microsoft-com:office:office" xmlns:r="http://schemas.openxmlformats.org/officeDocument/2006/relationships" xmlns:m="http://schemas.openxmlformats.org/officeDocument/2006/math" xmlns:v="urn:schemas-microsoft-com:vml" xmlns:wp14="http://schemas.microsoft.com/office/word/2010/wordprocessingDrawing" xmlns:wp="http://schemas.openxmlformats.org/drawingml/2006/wordprocessingDrawing" xmlns:w10="urn:schemas-microsoft-com:office:word" xmlns:w="http://schemas.openxmlformats.org/wordprocessingml/2006/main" xmlns:w14="http://schemas.microsoft.com/office/word/2010/wordml" xmlns:w15="http://schemas.microsoft.com/office/word/2012/wordml" xmlns:wpg="http://schemas.microsoft.com/office/word/2010/wordprocessingGroup" xmlns:wpi="http://schemas.microsoft.com/office/word/2010/wordprocessingInk" xmlns:wne="http://schemas.microsoft.com/office/word/2006/wordml" xmlns:wps="http://schemas.microsoft.com/office/word/2010/wordprocessingShape" mc:Ignorable="w14 w15 wp14">
+<w:document xmlns:wpc="http://schemas.microsoft.com/office/word/2010/wordprocessingCanvas" xmlns:cx="http://schemas.microsoft.com/office/drawing/2014/chartex" xmlns:cx1="http://schemas.microsoft.com/office/drawing/2015/9/8/chartex" xmlns:cx2="http://schemas.microsoft.com/office/drawing/2015/10/21/chartex" xmlns:cx3="http://schemas.microsoft.com/office/drawing/2016/5/9/chartex" xmlns:cx4="http://schemas.microsoft.com/office/drawing/2016/5/10/chartex" xmlns:cx5="http://schemas.microsoft.com/office/drawing/2016/5/11/chartex" xmlns:cx6="http://schemas.microsoft.com/office/drawing/2016/5/12/chartex" xmlns:cx7="http://schemas.microsoft.com/office/drawing/2016/5/13/chartex" xmlns:cx8="http://schemas.microsoft.com/office/drawing/2016/5/14/chartex" xmlns:mc="http://schemas.openxmlformats.org/markup-compatibility/2006" xmlns:aink="http://schemas.microsoft.com/office/drawing/2016/ink" xmlns:am3d="http://schemas.microsoft.com/office/drawing/2017/model3d" xmlns:o="urn:schemas-microsoft-com:office:office" xmlns:r="http://schemas.openxmlformats.org/officeDocument/2006/relationships" xmlns:m="http://schemas.openxmlformats.org/officeDocument/2006/math" xmlns:v="urn:schemas-microsoft-com:vml" xmlns:wp14="http://schemas.microsoft.com/office/word/2010/wordprocessingDrawing" xmlns:wp="http://schemas.openxmlformats.org/drawingml/2006/wordprocessingDrawing" xmlns:w10="urn:schemas-microsoft-com:office:word" xmlns:w="http://schemas.openxmlformats.org/wordprocessingml/2006/main" xmlns:w14="http://schemas.microsoft.com/office/word/2010/wordml" xmlns:w15="http://schemas.microsoft.com/office/word/2012/wordml" xmlns:w16cex="http://schemas.microsoft.com/office/word/2018/wordml/cex" xmlns:w16cid="http://schemas.microsoft.com/office/word/2016/wordml/cid" xmlns:w16="http://schemas.microsoft.com/office/word/2018/wordml" xmlns:w16sdtdh="http://schemas.microsoft.com/office/word/2020/wordml/sdtdatahash" xmlns:w16se="http://schemas.microsoft.com/office/word/2015/wordml/symex" xmlns:wpg="http://schemas.microsoft.com/office/word/2010/wordprocessingGroup" xmlns:wpi="http://schemas.microsoft.com/office/word/2010/wordprocessingInk" xmlns:wne="http://schemas.microsoft.com/office/word/2006/wordml" xmlns:wps="http://schemas.microsoft.com/office/word/2010/wordprocessingShape" mc:Ignorable="w14 w15 w16se w16cid w16 w16cex w16sdtdh wp14">
   <w:body>
     <w:p>
       <w:pPr>
@@ -25,7 +25,6 @@
           <w:szCs w:val="18"/>
         </w:rPr>
       </w:pPr>
-      <w:proofErr w:type="spellStart"/>
       <w:r>
         <w:rPr>
           <w:rFonts w:ascii="Kalpurush" w:hAnsi="Kalpurush" w:cs="Kalpurush" w:hint="cs"/>
@@ -36,7 +35,6 @@
         </w:rPr>
         <w:t>শ্রমিকের</w:t>
       </w:r>
-      <w:proofErr w:type="spellEnd"/>
       <w:r>
         <w:rPr>
           <w:rFonts w:ascii="Kalpurush" w:hAnsi="Kalpurush" w:cs="Kalpurush"/>
@@ -47,7 +45,6 @@
         </w:rPr>
         <w:t xml:space="preserve"> </w:t>
       </w:r>
-      <w:proofErr w:type="spellStart"/>
       <w:r>
         <w:rPr>
           <w:rFonts w:ascii="Kalpurush" w:hAnsi="Kalpurush" w:cs="Kalpurush" w:hint="cs"/>
@@ -58,7 +55,6 @@
         </w:rPr>
         <w:t>তথ্য</w:t>
       </w:r>
-      <w:proofErr w:type="spellEnd"/>
       <w:r>
         <w:rPr>
           <w:rFonts w:ascii="Kalpurush" w:hAnsi="Kalpurush" w:cs="Kalpurush"/>
@@ -226,7 +222,6 @@
               </w:rPr>
               <w:t>{</w:t>
             </w:r>
-            <w:proofErr w:type="spellStart"/>
             <w:r>
               <w:rPr>
                 <w:rFonts w:ascii="Kalpurush" w:eastAsiaTheme="minorHAnsi" w:hAnsi="Kalpurush" w:cs="Kalpurush"/>
@@ -239,7 +234,6 @@
               </w:rPr>
               <w:t>GrossAmount</w:t>
             </w:r>
-            <w:proofErr w:type="spellEnd"/>
             <w:r>
               <w:rPr>
                 <w:rFonts w:ascii="Kalpurush" w:hAnsi="Kalpurush" w:cs="Kalpurush"/>
@@ -358,7 +352,6 @@
               </w:rPr>
               <w:t>{</w:t>
             </w:r>
-            <w:proofErr w:type="spellStart"/>
             <w:r>
               <w:rPr>
                 <w:rFonts w:ascii="Kalpurush" w:eastAsiaTheme="minorHAnsi" w:hAnsi="Kalpurush" w:cs="Kalpurush"/>
@@ -372,7 +365,6 @@
               </w:rPr>
               <w:t>EmployeeName</w:t>
             </w:r>
-            <w:proofErr w:type="spellEnd"/>
             <w:r>
               <w:rPr>
                 <w:rFonts w:ascii="Kalpurush" w:hAnsi="Kalpurush" w:cs="Kalpurush"/>
@@ -436,7 +428,6 @@
               </w:rPr>
               <w:t>{</w:t>
             </w:r>
-            <w:proofErr w:type="spellStart"/>
             <w:r>
               <w:rPr>
                 <w:rFonts w:ascii="Kalpurush" w:eastAsiaTheme="minorHAnsi" w:hAnsi="Kalpurush" w:cs="Kalpurush"/>
@@ -449,7 +440,6 @@
               </w:rPr>
               <w:t>BasicAmount</w:t>
             </w:r>
-            <w:proofErr w:type="spellEnd"/>
             <w:r>
               <w:rPr>
                 <w:rFonts w:ascii="Kalpurush" w:hAnsi="Kalpurush" w:cs="Kalpurush"/>
@@ -653,7 +643,6 @@
               </w:rPr>
               <w:t>{</w:t>
             </w:r>
-            <w:proofErr w:type="spellStart"/>
             <w:r>
               <w:rPr>
                 <w:rFonts w:ascii="Kalpurush" w:eastAsiaTheme="minorHAnsi" w:hAnsi="Kalpurush" w:cs="Kalpurush"/>
@@ -666,7 +655,6 @@
               </w:rPr>
               <w:t>SalaryRate</w:t>
             </w:r>
-            <w:proofErr w:type="spellEnd"/>
             <w:r>
               <w:rPr>
                 <w:rFonts w:ascii="Kalpurush" w:hAnsi="Kalpurush" w:cs="Kalpurush"/>
@@ -730,7 +718,6 @@
               </w:rPr>
               <w:t>{</w:t>
             </w:r>
-            <w:proofErr w:type="spellStart"/>
             <w:r>
               <w:rPr>
                 <w:rFonts w:ascii="Kalpurush" w:eastAsiaTheme="minorHAnsi" w:hAnsi="Kalpurush" w:cs="Kalpurush"/>
@@ -743,7 +730,6 @@
               </w:rPr>
               <w:t>FinalSettlementDate</w:t>
             </w:r>
-            <w:proofErr w:type="spellEnd"/>
             <w:r>
               <w:rPr>
                 <w:rFonts w:ascii="Kalpurush" w:hAnsi="Kalpurush" w:cs="Kalpurush"/>
@@ -855,19 +841,7 @@
                 <w:cs/>
                 <w:lang w:bidi="bn-IN"/>
               </w:rPr>
-              <w:t>ও.টি. হা</w:t>
-            </w:r>
-            <w:bookmarkStart w:id="0" w:name="_GoBack"/>
-            <w:bookmarkEnd w:id="0"/>
-            <w:r>
-              <w:rPr>
-                <w:rFonts w:ascii="Kalpurush" w:hAnsi="Kalpurush" w:cs="Kalpurush"/>
-                <w:sz w:val="18"/>
-                <w:szCs w:val="18"/>
-                <w:cs/>
-                <w:lang w:bidi="bn-IN"/>
-              </w:rPr>
-              <w:t>র</w:t>
+              <w:t>ও.টি. হার</w:t>
             </w:r>
           </w:p>
         </w:tc>
@@ -896,7 +870,6 @@
               </w:rPr>
               <w:t>{</w:t>
             </w:r>
-            <w:proofErr w:type="spellStart"/>
             <w:r>
               <w:rPr>
                 <w:rFonts w:ascii="Kalpurush" w:eastAsiaTheme="minorHAnsi" w:hAnsi="Kalpurush" w:cs="Kalpurush"/>
@@ -909,7 +882,6 @@
               </w:rPr>
               <w:t>OTRate</w:t>
             </w:r>
-            <w:proofErr w:type="spellEnd"/>
             <w:r>
               <w:rPr>
                 <w:rFonts w:ascii="Kalpurush" w:hAnsi="Kalpurush" w:cs="Kalpurush"/>
@@ -973,7 +945,6 @@
               </w:rPr>
               <w:t>{</w:t>
             </w:r>
-            <w:proofErr w:type="spellStart"/>
             <w:r>
               <w:rPr>
                 <w:rFonts w:ascii="Kalpurush" w:eastAsia="Calibri" w:hAnsi="Kalpurush" w:cs="Kalpurush"/>
@@ -986,7 +957,6 @@
               </w:rPr>
               <w:t>TenureYearNo</w:t>
             </w:r>
-            <w:proofErr w:type="spellEnd"/>
             <w:r>
               <w:rPr>
                 <w:rFonts w:ascii="Kalpurush" w:eastAsia="SolaimanLipi" w:hAnsi="Kalpurush" w:cs="Kalpurush"/>
@@ -995,9 +965,8 @@
                 <w:szCs w:val="18"/>
                 <w:lang w:bidi="bn-IN"/>
               </w:rPr>
-              <w:t xml:space="preserve">} </w:t>
-            </w:r>
-            <w:proofErr w:type="spellStart"/>
+              <w:t>} বছর</w:t>
+            </w:r>
             <w:r>
               <w:rPr>
                 <w:rFonts w:ascii="Kalpurush" w:eastAsia="SolaimanLipi" w:hAnsi="Kalpurush" w:cs="Kalpurush"/>
@@ -1006,17 +975,6 @@
                 <w:szCs w:val="18"/>
                 <w:lang w:bidi="bn-IN"/>
               </w:rPr>
-              <w:t>বছর</w:t>
-            </w:r>
-            <w:proofErr w:type="spellEnd"/>
-            <w:r>
-              <w:rPr>
-                <w:rFonts w:ascii="Kalpurush" w:eastAsia="SolaimanLipi" w:hAnsi="Kalpurush" w:cs="Kalpurush"/>
-                <w:bCs/>
-                <w:sz w:val="18"/>
-                <w:szCs w:val="18"/>
-                <w:lang w:bidi="bn-IN"/>
-              </w:rPr>
               <w:t xml:space="preserve"> </w:t>
             </w:r>
             <w:r>
@@ -1029,7 +987,6 @@
               </w:rPr>
               <w:t>{</w:t>
             </w:r>
-            <w:proofErr w:type="spellStart"/>
             <w:r>
               <w:rPr>
                 <w:rFonts w:ascii="Kalpurush" w:eastAsia="Calibri" w:hAnsi="Kalpurush" w:cs="Kalpurush"/>
@@ -1042,29 +999,16 @@
               </w:rPr>
               <w:t>TenureMonthNo</w:t>
             </w:r>
-            <w:proofErr w:type="spellEnd"/>
-            <w:r>
-              <w:rPr>
-                <w:rFonts w:ascii="Kalpurush" w:hAnsi="Kalpurush" w:cs="Kalpurush"/>
-                <w:bCs/>
-                <w:sz w:val="18"/>
-                <w:szCs w:val="18"/>
-                <w:lang w:bidi="bn-IN"/>
-              </w:rPr>
-              <w:t xml:space="preserve">} </w:t>
-            </w:r>
-            <w:proofErr w:type="spellStart"/>
-            <w:r>
-              <w:rPr>
-                <w:rFonts w:ascii="Kalpurush" w:hAnsi="Kalpurush" w:cs="Kalpurush"/>
-                <w:bCs/>
-                <w:sz w:val="18"/>
-                <w:szCs w:val="18"/>
-                <w:lang w:bidi="bn-IN"/>
-              </w:rPr>
-              <w:t>মাস</w:t>
-            </w:r>
-            <w:proofErr w:type="spellEnd"/>
+            <w:r>
+              <w:rPr>
+                <w:rFonts w:ascii="Kalpurush" w:hAnsi="Kalpurush" w:cs="Kalpurush"/>
+                <w:bCs/>
+                <w:sz w:val="18"/>
+                <w:szCs w:val="18"/>
+                <w:lang w:bidi="bn-IN"/>
+              </w:rPr>
+              <w:t>} মাস</w:t>
+            </w:r>
             <w:r>
               <w:rPr>
                 <w:rFonts w:ascii="Kalpurush" w:hAnsi="Kalpurush" w:cs="Kalpurush"/>
@@ -1085,7 +1029,6 @@
               </w:rPr>
               <w:t>{</w:t>
             </w:r>
-            <w:proofErr w:type="spellStart"/>
             <w:r>
               <w:rPr>
                 <w:rFonts w:ascii="Kalpurush" w:eastAsia="Calibri" w:hAnsi="Kalpurush" w:cs="Kalpurush"/>
@@ -1097,29 +1040,16 @@
               </w:rPr>
               <w:t>TenureDayNo</w:t>
             </w:r>
-            <w:proofErr w:type="spellEnd"/>
-            <w:r>
-              <w:rPr>
-                <w:rFonts w:ascii="Kalpurush" w:hAnsi="Kalpurush" w:cs="Kalpurush"/>
-                <w:bCs/>
-                <w:sz w:val="18"/>
-                <w:szCs w:val="18"/>
-                <w:lang w:bidi="bn-IN"/>
-              </w:rPr>
-              <w:t xml:space="preserve">} </w:t>
-            </w:r>
-            <w:proofErr w:type="spellStart"/>
-            <w:r>
-              <w:rPr>
-                <w:rFonts w:ascii="Kalpurush" w:hAnsi="Kalpurush" w:cs="Kalpurush"/>
-                <w:bCs/>
-                <w:sz w:val="18"/>
-                <w:szCs w:val="18"/>
-                <w:lang w:bidi="bn-IN"/>
-              </w:rPr>
-              <w:t>দিন</w:t>
-            </w:r>
-            <w:proofErr w:type="spellEnd"/>
+            <w:r>
+              <w:rPr>
+                <w:rFonts w:ascii="Kalpurush" w:hAnsi="Kalpurush" w:cs="Kalpurush"/>
+                <w:bCs/>
+                <w:sz w:val="18"/>
+                <w:szCs w:val="18"/>
+                <w:lang w:bidi="bn-IN"/>
+              </w:rPr>
+              <w:t>} দিন</w:t>
+            </w:r>
           </w:p>
         </w:tc>
       </w:tr>
@@ -1143,60 +1073,30 @@
           <w:szCs w:val="18"/>
         </w:rPr>
       </w:pPr>
-      <w:proofErr w:type="spellStart"/>
       <w:r>
         <w:rPr>
           <w:rFonts w:ascii="Kalpurush" w:hAnsi="Kalpurush" w:cs="Kalpurush"/>
           <w:b/>
           <w:szCs w:val="18"/>
         </w:rPr>
-        <w:t>প্রদেয়</w:t>
-      </w:r>
-      <w:proofErr w:type="spellEnd"/>
+        <w:t xml:space="preserve">প্রদেয় মজুরী </w:t>
+      </w:r>
+      <w:r>
+        <w:rPr>
+          <w:rFonts w:ascii="Kalpurush" w:hAnsi="Kalpurush" w:cs="Kalpurush" w:hint="cs"/>
+          <w:b/>
+          <w:szCs w:val="18"/>
+        </w:rPr>
+        <w:t>তথ্য</w:t>
+      </w:r>
       <w:r>
         <w:rPr>
           <w:rFonts w:ascii="Kalpurush" w:hAnsi="Kalpurush" w:cs="Kalpurush"/>
           <w:b/>
           <w:szCs w:val="18"/>
         </w:rPr>
-        <w:t xml:space="preserve"> </w:t>
-      </w:r>
-      <w:proofErr w:type="spellStart"/>
-      <w:r>
-        <w:rPr>
-          <w:rFonts w:ascii="Kalpurush" w:hAnsi="Kalpurush" w:cs="Kalpurush"/>
-          <w:b/>
-          <w:szCs w:val="18"/>
-        </w:rPr>
-        <w:t>মজুরী</w:t>
-      </w:r>
-      <w:proofErr w:type="spellEnd"/>
-      <w:r>
-        <w:rPr>
-          <w:rFonts w:ascii="Kalpurush" w:hAnsi="Kalpurush" w:cs="Kalpurush"/>
-          <w:b/>
-          <w:szCs w:val="18"/>
-        </w:rPr>
-        <w:t xml:space="preserve"> </w:t>
-      </w:r>
-      <w:proofErr w:type="spellStart"/>
-      <w:r>
-        <w:rPr>
-          <w:rFonts w:ascii="Kalpurush" w:hAnsi="Kalpurush" w:cs="Kalpurush" w:hint="cs"/>
-          <w:b/>
-          <w:szCs w:val="18"/>
-        </w:rPr>
-        <w:t>তথ্য</w:t>
-      </w:r>
-      <w:r>
-        <w:rPr>
-          <w:rFonts w:ascii="Kalpurush" w:hAnsi="Kalpurush" w:cs="Kalpurush"/>
-          <w:b/>
-          <w:szCs w:val="18"/>
-        </w:rPr>
         <w:t>ঃ</w:t>
       </w:r>
-      <w:proofErr w:type="spellEnd"/>
     </w:p>
     <w:tbl>
       <w:tblPr>
@@ -1395,40 +1295,29 @@
             <w:r>
               <w:rPr>
                 <w:rFonts w:ascii="Kalpurush" w:hAnsi="Kalpurush" w:cs="Kalpurush"/>
-                <w:sz w:val="18"/>
-                <w:szCs w:val="18"/>
-                <w:lang w:bidi="bn-IN"/>
-              </w:rPr>
-              <w:t>Retirement</w:t>
-            </w:r>
-            <w:r>
-              <w:rPr>
-                <w:rFonts w:ascii="Kalpurush" w:hAnsi="Kalpurush" w:cs="Kalpurush"/>
-                <w:sz w:val="18"/>
-                <w:szCs w:val="18"/>
-                <w:lang w:bidi="bn-IN"/>
-              </w:rPr>
-              <w:t xml:space="preserve"> (</w:t>
-            </w:r>
-            <w:proofErr w:type="spellStart"/>
-            <w:r>
-              <w:rPr>
-                <w:rFonts w:ascii="Kalpurush" w:hAnsi="Kalpurush" w:cs="Kalpurush"/>
-                <w:sz w:val="18"/>
-                <w:szCs w:val="18"/>
-                <w:lang w:bidi="bn-IN"/>
-              </w:rPr>
-              <w:t>অবসর</w:t>
-            </w:r>
-            <w:proofErr w:type="spellEnd"/>
-            <w:r>
-              <w:rPr>
-                <w:rFonts w:ascii="Kalpurush" w:hAnsi="Kalpurush" w:cs="Kalpurush"/>
-                <w:sz w:val="18"/>
-                <w:szCs w:val="18"/>
-                <w:lang w:bidi="bn-IN"/>
-              </w:rPr>
-              <w:t>)</w:t>
+                <w:bCs/>
+                <w:sz w:val="18"/>
+                <w:szCs w:val="18"/>
+              </w:rPr>
+              <w:t>{</w:t>
+            </w:r>
+            <w:r>
+              <w:rPr>
+                <w:rFonts w:ascii="Kalpurush" w:hAnsi="Kalpurush" w:cs="Kalpurush"/>
+                <w:bCs/>
+                <w:sz w:val="18"/>
+                <w:szCs w:val="18"/>
+              </w:rPr>
+              <w:t>SeparationType</w:t>
+            </w:r>
+            <w:r>
+              <w:rPr>
+                <w:rFonts w:ascii="Kalpurush" w:hAnsi="Kalpurush" w:cs="Kalpurush"/>
+                <w:bCs/>
+                <w:sz w:val="18"/>
+                <w:szCs w:val="18"/>
+              </w:rPr>
+              <w:t>}</w:t>
             </w:r>
           </w:p>
         </w:tc>
@@ -1458,15 +1347,14 @@
               </w:rPr>
               <w:t>{</w:t>
             </w:r>
-            <w:proofErr w:type="spellStart"/>
-            <w:r>
-              <w:rPr>
-                <w:rFonts w:ascii="Kalpurush" w:hAnsi="Kalpurush" w:cs="Kalpurush"/>
-                <w:sz w:val="18"/>
-                <w:szCs w:val="18"/>
-                <w:lang w:bidi="bn-IN"/>
-              </w:rPr>
-              <w:t>Retirement</w:t>
+            <w:r>
+              <w:rPr>
+                <w:rFonts w:ascii="Kalpurush" w:hAnsi="Kalpurush" w:cs="Kalpurush"/>
+                <w:bCs/>
+                <w:sz w:val="18"/>
+                <w:szCs w:val="18"/>
+              </w:rPr>
+              <w:t>SeparationType</w:t>
             </w:r>
             <w:r>
               <w:rPr>
@@ -1477,7 +1365,6 @@
               </w:rPr>
               <w:t>Day</w:t>
             </w:r>
-            <w:proofErr w:type="spellEnd"/>
             <w:r>
               <w:rPr>
                 <w:rFonts w:ascii="Kalpurush" w:hAnsi="Kalpurush" w:cs="Kalpurush"/>
@@ -1527,15 +1414,14 @@
               </w:rPr>
               <w:t>{</w:t>
             </w:r>
-            <w:proofErr w:type="spellStart"/>
-            <w:r>
-              <w:rPr>
-                <w:rFonts w:ascii="Kalpurush" w:hAnsi="Kalpurush" w:cs="Kalpurush"/>
-                <w:sz w:val="18"/>
-                <w:szCs w:val="18"/>
-                <w:lang w:bidi="bn-IN"/>
-              </w:rPr>
-              <w:t>Retirement</w:t>
+            <w:r>
+              <w:rPr>
+                <w:rFonts w:ascii="Kalpurush" w:hAnsi="Kalpurush" w:cs="Kalpurush"/>
+                <w:bCs/>
+                <w:sz w:val="18"/>
+                <w:szCs w:val="18"/>
+              </w:rPr>
+              <w:t>SeparationType</w:t>
             </w:r>
             <w:r>
               <w:rPr>
@@ -1548,7 +1434,6 @@
               </w:rPr>
               <w:t>Rate</w:t>
             </w:r>
-            <w:proofErr w:type="spellEnd"/>
             <w:r>
               <w:rPr>
                 <w:rFonts w:ascii="Kalpurush" w:hAnsi="Kalpurush" w:cs="Kalpurush"/>
@@ -1587,7 +1472,15 @@
               </w:rPr>
               <w:t>{</w:t>
             </w:r>
-            <w:proofErr w:type="spellStart"/>
+            <w:r>
+              <w:rPr>
+                <w:rFonts w:ascii="Kalpurush" w:hAnsi="Kalpurush" w:cs="Kalpurush"/>
+                <w:bCs/>
+                <w:sz w:val="18"/>
+                <w:szCs w:val="18"/>
+              </w:rPr>
+              <w:t>SeparationType</w:t>
+            </w:r>
             <w:r>
               <w:rPr>
                 <w:rFonts w:ascii="Kalpurush" w:eastAsiaTheme="minorHAnsi" w:hAnsi="Kalpurush" w:cs="Kalpurush"/>
@@ -1597,9 +1490,8 @@
                 <w:highlight w:val="white"/>
                 <w:lang w:bidi="ar-SA"/>
               </w:rPr>
-              <w:t>RetirementAmount</w:t>
-            </w:r>
-            <w:proofErr w:type="spellEnd"/>
+              <w:t>Amount</w:t>
+            </w:r>
             <w:r>
               <w:rPr>
                 <w:rFonts w:ascii="Kalpurush" w:hAnsi="Kalpurush" w:cs="Kalpurush"/>
@@ -1661,47 +1553,18 @@
                 <w:rFonts w:ascii="Kalpurush" w:hAnsi="Kalpurush" w:cs="Kalpurush"/>
                 <w:sz w:val="18"/>
                 <w:szCs w:val="18"/>
-                <w:lang w:bidi="bn-IN"/>
-              </w:rPr>
-              <w:t>Resignation</w:t>
-            </w:r>
-            <w:r>
-              <w:rPr>
-                <w:rFonts w:ascii="Kalpurush" w:hAnsi="Kalpurush" w:cs="Kalpurush"/>
-                <w:sz w:val="18"/>
-                <w:szCs w:val="18"/>
-                <w:lang w:bidi="bn-IN"/>
-              </w:rPr>
-              <w:t xml:space="preserve"> </w:t>
-            </w:r>
-            <w:r>
-              <w:rPr>
-                <w:rFonts w:ascii="Kalpurush" w:hAnsi="Kalpurush" w:cs="Kalpurush"/>
-                <w:sz w:val="18"/>
-                <w:szCs w:val="18"/>
-                <w:lang w:bidi="bn-IN"/>
-              </w:rPr>
-              <w:t>(</w:t>
-            </w:r>
-            <w:proofErr w:type="spellStart"/>
-            <w:r>
-              <w:rPr>
-                <w:rFonts w:ascii="Kalpurush" w:hAnsi="Kalpurush" w:cs="Kalpurush" w:hint="cs"/>
-                <w:sz w:val="18"/>
-                <w:szCs w:val="18"/>
-                <w:lang w:bidi="bn-IN"/>
-              </w:rPr>
-              <w:t>অব্যহতি</w:t>
-            </w:r>
-            <w:proofErr w:type="spellEnd"/>
-            <w:r>
-              <w:rPr>
-                <w:rFonts w:ascii="Kalpurush" w:hAnsi="Kalpurush" w:cs="Kalpurush"/>
-                <w:sz w:val="18"/>
-                <w:szCs w:val="18"/>
-                <w:lang w:bidi="bn-IN"/>
-              </w:rPr>
-              <w:t>)</w:t>
+              </w:rPr>
+              <w:t>Earn Leave (</w:t>
+            </w:r>
+            <w:r>
+              <w:rPr>
+                <w:rFonts w:ascii="Kalpurush" w:hAnsi="Kalpurush" w:cs="Kalpurush"/>
+                <w:sz w:val="18"/>
+                <w:szCs w:val="18"/>
+                <w:cs/>
+                <w:lang w:bidi="bn-IN"/>
+              </w:rPr>
+              <w:t>অভোগকৃত অর্জিত ছুটি)</w:t>
             </w:r>
           </w:p>
         </w:tc>
@@ -1731,17 +1594,16 @@
               </w:rPr>
               <w:t>{</w:t>
             </w:r>
-            <w:proofErr w:type="spellStart"/>
-            <w:r>
-              <w:rPr>
-                <w:rFonts w:ascii="Kalpurush" w:hAnsi="Kalpurush" w:cs="Kalpurush"/>
-                <w:sz w:val="18"/>
-                <w:szCs w:val="18"/>
-                <w:lang w:bidi="bn-IN"/>
-              </w:rPr>
-              <w:t>ResignationDay</w:t>
-            </w:r>
-            <w:proofErr w:type="spellEnd"/>
+            <w:r>
+              <w:rPr>
+                <w:rFonts w:ascii="Kalpurush" w:eastAsiaTheme="minorHAnsi" w:hAnsi="Kalpurush" w:cs="Kalpurush"/>
+                <w:color w:val="000000" w:themeColor="text1"/>
+                <w:sz w:val="18"/>
+                <w:szCs w:val="18"/>
+                <w:lang w:bidi="ar-SA"/>
+              </w:rPr>
+              <w:t>LvEncashmentDayNo</w:t>
+            </w:r>
             <w:r>
               <w:rPr>
                 <w:rFonts w:ascii="Kalpurush" w:hAnsi="Kalpurush" w:cs="Kalpurush"/>
@@ -1789,26 +1651,14 @@
               </w:rPr>
               <w:t>{</w:t>
             </w:r>
-            <w:proofErr w:type="spellStart"/>
-            <w:r>
-              <w:rPr>
-                <w:rFonts w:ascii="Kalpurush" w:hAnsi="Kalpurush" w:cs="Kalpurush"/>
-                <w:sz w:val="18"/>
-                <w:szCs w:val="18"/>
-                <w:lang w:bidi="bn-IN"/>
-              </w:rPr>
-              <w:t>Resignation</w:t>
-            </w:r>
-            <w:r>
-              <w:rPr>
-                <w:rFonts w:ascii="Kalpurush" w:hAnsi="Kalpurush" w:cs="Kalpurush"/>
-                <w:bCs/>
-                <w:sz w:val="18"/>
-                <w:szCs w:val="18"/>
-              </w:rPr>
-              <w:t>Rate</w:t>
-            </w:r>
-            <w:proofErr w:type="spellEnd"/>
+            <w:r>
+              <w:rPr>
+                <w:rFonts w:ascii="Kalpurush" w:hAnsi="Kalpurush" w:cs="Kalpurush"/>
+                <w:sz w:val="18"/>
+                <w:szCs w:val="18"/>
+              </w:rPr>
+              <w:t>LvEncashmentRateAmount</w:t>
+            </w:r>
             <w:r>
               <w:rPr>
                 <w:rFonts w:ascii="Kalpurush" w:hAnsi="Kalpurush" w:cs="Kalpurush"/>
@@ -1846,17 +1696,18 @@
               </w:rPr>
               <w:t>{</w:t>
             </w:r>
-            <w:proofErr w:type="spellStart"/>
-            <w:r>
-              <w:rPr>
-                <w:rFonts w:ascii="Kalpurush" w:hAnsi="Kalpurush" w:cs="Kalpurush"/>
-                <w:bCs/>
-                <w:sz w:val="18"/>
-                <w:szCs w:val="18"/>
-              </w:rPr>
-              <w:t>ResignationAmount</w:t>
-            </w:r>
-            <w:proofErr w:type="spellEnd"/>
+            <w:r>
+              <w:rPr>
+                <w:rFonts w:ascii="Kalpurush" w:eastAsia="Calibri" w:hAnsi="Kalpurush" w:cs="Kalpurush"/>
+                <w:bCs/>
+                <w:color w:val="000000"/>
+                <w:sz w:val="18"/>
+                <w:szCs w:val="18"/>
+                <w:highlight w:val="white"/>
+                <w:lang w:bidi="ar-SA"/>
+              </w:rPr>
+              <w:t>LvEncashmentAmount</w:t>
+            </w:r>
             <w:r>
               <w:rPr>
                 <w:rFonts w:ascii="Kalpurush" w:hAnsi="Kalpurush" w:cs="Kalpurush"/>
@@ -1873,24 +1724,24 @@
         <w:tc>
           <w:tcPr>
             <w:tcW w:w="647" w:type="dxa"/>
-            <w:shd w:val="clear" w:color="auto" w:fill="auto"/>
-          </w:tcPr>
-          <w:p>
-            <w:pPr>
-              <w:pStyle w:val="BodyText"/>
-              <w:rPr>
-                <w:rFonts w:ascii="Kalpurush" w:hAnsi="Kalpurush" w:cs="Kalpurush"/>
-                <w:sz w:val="18"/>
-                <w:szCs w:val="18"/>
-                <w:cs/>
-                <w:lang w:bidi="bn-IN"/>
-              </w:rPr>
-            </w:pPr>
-            <w:r>
-              <w:rPr>
-                <w:rFonts w:ascii="Kalpurush" w:hAnsi="Kalpurush" w:cs="Kalpurush"/>
-                <w:sz w:val="18"/>
-                <w:szCs w:val="18"/>
+          </w:tcPr>
+          <w:p>
+            <w:pPr>
+              <w:pStyle w:val="BodyText"/>
+              <w:rPr>
+                <w:rFonts w:ascii="Kalpurush" w:hAnsi="Kalpurush" w:cs="Kalpurush"/>
+                <w:sz w:val="18"/>
+                <w:szCs w:val="18"/>
+                <w:cs/>
+                <w:lang w:bidi="bn-IN"/>
+              </w:rPr>
+            </w:pPr>
+            <w:r>
+              <w:rPr>
+                <w:rFonts w:ascii="Kalpurush" w:hAnsi="Kalpurush" w:cs="Kalpurush" w:hint="cs"/>
+                <w:sz w:val="18"/>
+                <w:szCs w:val="18"/>
+                <w:cs/>
                 <w:lang w:bidi="bn-IN"/>
               </w:rPr>
               <w:t>3</w:t>
@@ -1900,1381 +1751,41 @@
         <w:tc>
           <w:tcPr>
             <w:tcW w:w="3961" w:type="dxa"/>
-            <w:shd w:val="clear" w:color="auto" w:fill="auto"/>
-          </w:tcPr>
-          <w:p>
-            <w:pPr>
-              <w:pStyle w:val="BodyText"/>
-              <w:rPr>
-                <w:rFonts w:ascii="Kalpurush" w:hAnsi="Kalpurush" w:cs="Kalpurush"/>
-                <w:sz w:val="18"/>
-                <w:szCs w:val="18"/>
-                <w:cs/>
-                <w:lang w:bidi="bn-IN"/>
-              </w:rPr>
-            </w:pPr>
-            <w:r>
-              <w:rPr>
-                <w:rFonts w:ascii="Kalpurush" w:hAnsi="Kalpurush" w:cs="Kalpurush"/>
-                <w:sz w:val="18"/>
-                <w:szCs w:val="18"/>
-                <w:lang w:bidi="bn-IN"/>
-              </w:rPr>
-              <w:t>Termination</w:t>
-            </w:r>
-            <w:r>
-              <w:rPr>
-                <w:rFonts w:ascii="Kalpurush" w:hAnsi="Kalpurush" w:cs="Kalpurush"/>
-                <w:sz w:val="18"/>
-                <w:szCs w:val="18"/>
-                <w:lang w:bidi="bn-IN"/>
-              </w:rPr>
-              <w:t xml:space="preserve"> (</w:t>
-            </w:r>
-            <w:proofErr w:type="spellStart"/>
-            <w:r>
-              <w:rPr>
-                <w:rFonts w:ascii="Kalpurush" w:hAnsi="Kalpurush" w:cs="Kalpurush"/>
-                <w:sz w:val="18"/>
-                <w:szCs w:val="18"/>
-                <w:lang w:bidi="bn-IN"/>
-              </w:rPr>
-              <w:t>অবসান</w:t>
-            </w:r>
-            <w:proofErr w:type="spellEnd"/>
-            <w:r>
-              <w:rPr>
-                <w:rFonts w:ascii="Kalpurush" w:hAnsi="Kalpurush" w:cs="Kalpurush"/>
-                <w:sz w:val="18"/>
-                <w:szCs w:val="18"/>
-                <w:lang w:bidi="bn-IN"/>
-              </w:rPr>
-              <w:t>)</w:t>
-            </w:r>
-          </w:p>
-        </w:tc>
-        <w:tc>
-          <w:tcPr>
-            <w:tcW w:w="1980" w:type="dxa"/>
-            <w:shd w:val="clear" w:color="auto" w:fill="auto"/>
-          </w:tcPr>
-          <w:p>
-            <w:pPr>
-              <w:pStyle w:val="BodyText"/>
-              <w:jc w:val="right"/>
-              <w:rPr>
-                <w:rFonts w:ascii="Kalpurush" w:hAnsi="Kalpurush" w:cs="Kalpurush"/>
-                <w:sz w:val="18"/>
-                <w:szCs w:val="18"/>
-                <w:cs/>
-                <w:lang w:bidi="bn-IN"/>
-              </w:rPr>
-            </w:pPr>
-            <w:r>
-              <w:rPr>
-                <w:rFonts w:ascii="Kalpurush" w:hAnsi="Kalpurush" w:cs="Kalpurush"/>
-                <w:bCs/>
-                <w:sz w:val="18"/>
-                <w:szCs w:val="18"/>
+          </w:tcPr>
+          <w:p>
+            <w:pPr>
+              <w:pStyle w:val="BodyText"/>
+              <w:rPr>
+                <w:rFonts w:ascii="Kalpurush" w:hAnsi="Kalpurush" w:cs="Kalpurush"/>
+                <w:sz w:val="18"/>
+                <w:szCs w:val="18"/>
+                <w:cs/>
+                <w:lang w:bidi="bn-IN"/>
+              </w:rPr>
+            </w:pPr>
+            <w:r>
+              <w:rPr>
+                <w:rFonts w:ascii="Kalpurush" w:hAnsi="Kalpurush" w:cs="Kalpurush"/>
+                <w:sz w:val="18"/>
+                <w:szCs w:val="18"/>
+                <w:cs/>
+                <w:lang w:bidi="bn-IN"/>
+              </w:rPr>
+              <w:t xml:space="preserve">Due Salary </w:t>
+            </w:r>
+            <w:r>
+              <w:rPr>
+                <w:rFonts w:ascii="Kalpurush" w:hAnsi="Kalpurush" w:cs="Kalpurush"/>
+                <w:bCs/>
+                <w:sz w:val="18"/>
+                <w:szCs w:val="18"/>
+                <w:lang w:bidi="bn-IN"/>
               </w:rPr>
               <w:t>{</w:t>
             </w:r>
-            <w:proofErr w:type="spellStart"/>
-            <w:r>
-              <w:rPr>
-                <w:rFonts w:ascii="Kalpurush" w:hAnsi="Kalpurush" w:cs="Kalpurush"/>
-                <w:sz w:val="18"/>
-                <w:szCs w:val="18"/>
-                <w:lang w:bidi="bn-IN"/>
-              </w:rPr>
-              <w:t>Termination</w:t>
-            </w:r>
-            <w:r>
-              <w:rPr>
-                <w:rFonts w:ascii="Kalpurush" w:hAnsi="Kalpurush" w:cs="Kalpurush"/>
-                <w:bCs/>
-                <w:sz w:val="18"/>
-                <w:szCs w:val="18"/>
-              </w:rPr>
-              <w:t>Day</w:t>
-            </w:r>
-            <w:proofErr w:type="spellEnd"/>
-            <w:r>
-              <w:rPr>
-                <w:rFonts w:ascii="Kalpurush" w:hAnsi="Kalpurush" w:cs="Kalpurush"/>
-                <w:bCs/>
-                <w:sz w:val="18"/>
-                <w:szCs w:val="18"/>
-              </w:rPr>
-              <w:t xml:space="preserve">} </w:t>
-            </w:r>
-            <w:r>
-              <w:rPr>
-                <w:rFonts w:ascii="Kalpurush" w:hAnsi="Kalpurush" w:cs="Kalpurush"/>
-                <w:sz w:val="18"/>
-                <w:szCs w:val="18"/>
-                <w:cs/>
-                <w:lang w:bidi="bn-IN"/>
-              </w:rPr>
-              <w:t>দিন</w:t>
-            </w:r>
-          </w:p>
-        </w:tc>
-        <w:tc>
-          <w:tcPr>
-            <w:tcW w:w="1890" w:type="dxa"/>
-            <w:shd w:val="clear" w:color="auto" w:fill="auto"/>
-          </w:tcPr>
-          <w:p>
-            <w:pPr>
-              <w:pStyle w:val="BodyText"/>
-              <w:jc w:val="right"/>
-              <w:rPr>
-                <w:rFonts w:ascii="Kalpurush" w:hAnsi="Kalpurush" w:cs="Kalpurush"/>
-                <w:sz w:val="18"/>
-                <w:szCs w:val="18"/>
-                <w:cs/>
-                <w:lang w:bidi="bn-IN"/>
-              </w:rPr>
-            </w:pPr>
-            <w:r>
-              <w:rPr>
-                <w:rFonts w:ascii="Kalpurush" w:hAnsi="Kalpurush" w:cs="Kalpurush"/>
-                <w:bCs/>
-                <w:sz w:val="18"/>
-                <w:szCs w:val="18"/>
-              </w:rPr>
-              <w:t>{</w:t>
-            </w:r>
-            <w:proofErr w:type="spellStart"/>
-            <w:r>
-              <w:rPr>
-                <w:rFonts w:ascii="Kalpurush" w:hAnsi="Kalpurush" w:cs="Kalpurush"/>
-                <w:sz w:val="18"/>
-                <w:szCs w:val="18"/>
-                <w:lang w:bidi="bn-IN"/>
-              </w:rPr>
-              <w:t>Termination</w:t>
-            </w:r>
-            <w:r>
-              <w:rPr>
-                <w:rFonts w:ascii="Kalpurush" w:hAnsi="Kalpurush" w:cs="Kalpurush"/>
-                <w:bCs/>
-                <w:sz w:val="18"/>
-                <w:szCs w:val="18"/>
-              </w:rPr>
-              <w:t>Rate</w:t>
-            </w:r>
-            <w:proofErr w:type="spellEnd"/>
-            <w:r>
-              <w:rPr>
-                <w:rFonts w:ascii="Kalpurush" w:hAnsi="Kalpurush" w:cs="Kalpurush"/>
-                <w:bCs/>
-                <w:sz w:val="18"/>
-                <w:szCs w:val="18"/>
-              </w:rPr>
-              <w:t>}</w:t>
-            </w:r>
-          </w:p>
-        </w:tc>
-        <w:tc>
-          <w:tcPr>
-            <w:tcW w:w="1890" w:type="dxa"/>
-            <w:shd w:val="clear" w:color="auto" w:fill="auto"/>
-          </w:tcPr>
-          <w:p>
-            <w:pPr>
-              <w:pStyle w:val="BodyText"/>
-              <w:jc w:val="right"/>
-              <w:rPr>
-                <w:rFonts w:ascii="Kalpurush" w:hAnsi="Kalpurush" w:cs="Kalpurush"/>
-                <w:sz w:val="18"/>
-                <w:szCs w:val="18"/>
-                <w:cs/>
-                <w:lang w:bidi="bn-IN"/>
-              </w:rPr>
-            </w:pPr>
-            <w:r>
-              <w:rPr>
-                <w:rFonts w:ascii="Kalpurush" w:hAnsi="Kalpurush" w:cs="Kalpurush"/>
-                <w:bCs/>
-                <w:sz w:val="18"/>
-                <w:szCs w:val="18"/>
-              </w:rPr>
-              <w:t>{</w:t>
-            </w:r>
-            <w:proofErr w:type="spellStart"/>
-            <w:r>
-              <w:rPr>
-                <w:rFonts w:ascii="Kalpurush" w:hAnsi="Kalpurush" w:cs="Kalpurush"/>
-                <w:sz w:val="18"/>
-                <w:szCs w:val="18"/>
-                <w:lang w:bidi="bn-IN"/>
-              </w:rPr>
-              <w:t>Termination</w:t>
-            </w:r>
-            <w:r>
-              <w:rPr>
-                <w:rFonts w:ascii="Kalpurush" w:hAnsi="Kalpurush" w:cs="Kalpurush"/>
-                <w:bCs/>
-                <w:sz w:val="18"/>
-                <w:szCs w:val="18"/>
-              </w:rPr>
-              <w:t>Amount</w:t>
-            </w:r>
-            <w:proofErr w:type="spellEnd"/>
-            <w:r>
-              <w:rPr>
-                <w:rFonts w:ascii="Kalpurush" w:hAnsi="Kalpurush" w:cs="Kalpurush"/>
-                <w:bCs/>
-                <w:sz w:val="18"/>
-                <w:szCs w:val="18"/>
-              </w:rPr>
-              <w:t>}</w:t>
-            </w:r>
-          </w:p>
-        </w:tc>
-      </w:tr>
-      <w:tr>
-        <w:tc>
-          <w:tcPr>
-            <w:tcW w:w="647" w:type="dxa"/>
-            <w:shd w:val="clear" w:color="auto" w:fill="auto"/>
-          </w:tcPr>
-          <w:p>
-            <w:pPr>
-              <w:pStyle w:val="BodyText"/>
-              <w:rPr>
-                <w:rFonts w:ascii="Kalpurush" w:hAnsi="Kalpurush" w:cs="Kalpurush"/>
-                <w:sz w:val="18"/>
-                <w:szCs w:val="18"/>
-                <w:cs/>
-                <w:lang w:bidi="bn-IN"/>
-              </w:rPr>
-            </w:pPr>
-            <w:r>
-              <w:rPr>
-                <w:rFonts w:ascii="Kalpurush" w:hAnsi="Kalpurush" w:cs="Kalpurush"/>
-                <w:sz w:val="18"/>
-                <w:szCs w:val="18"/>
-                <w:lang w:bidi="bn-IN"/>
-              </w:rPr>
-              <w:t>4</w:t>
-            </w:r>
-          </w:p>
-        </w:tc>
-        <w:tc>
-          <w:tcPr>
-            <w:tcW w:w="3961" w:type="dxa"/>
-            <w:shd w:val="clear" w:color="auto" w:fill="auto"/>
-          </w:tcPr>
-          <w:p>
-            <w:pPr>
-              <w:pStyle w:val="BodyText"/>
-              <w:rPr>
-                <w:rFonts w:ascii="Kalpurush" w:hAnsi="Kalpurush" w:cs="Kalpurush"/>
-                <w:sz w:val="18"/>
-                <w:szCs w:val="18"/>
-                <w:cs/>
-                <w:lang w:bidi="bn-IN"/>
-              </w:rPr>
-            </w:pPr>
-            <w:r>
-              <w:rPr>
-                <w:rFonts w:ascii="Kalpurush" w:hAnsi="Kalpurush" w:cs="Kalpurush"/>
-                <w:sz w:val="18"/>
-                <w:szCs w:val="18"/>
-                <w:lang w:bidi="bn-IN"/>
-              </w:rPr>
-              <w:t>Dismissal</w:t>
-            </w:r>
-            <w:r>
-              <w:rPr>
-                <w:rFonts w:ascii="Kalpurush" w:hAnsi="Kalpurush" w:cs="Kalpurush"/>
-                <w:sz w:val="18"/>
-                <w:szCs w:val="18"/>
-                <w:lang w:bidi="bn-IN"/>
-              </w:rPr>
-              <w:t xml:space="preserve"> (</w:t>
-            </w:r>
-            <w:proofErr w:type="spellStart"/>
-            <w:r>
-              <w:rPr>
-                <w:rFonts w:ascii="Kalpurush" w:hAnsi="Kalpurush" w:cs="Kalpurush"/>
-                <w:sz w:val="18"/>
-                <w:szCs w:val="18"/>
-                <w:lang w:bidi="bn-IN"/>
-              </w:rPr>
-              <w:t>বরখাস্ত</w:t>
-            </w:r>
-            <w:proofErr w:type="spellEnd"/>
-            <w:r>
-              <w:rPr>
-                <w:rFonts w:ascii="Kalpurush" w:hAnsi="Kalpurush" w:cs="Kalpurush"/>
-                <w:sz w:val="18"/>
-                <w:szCs w:val="18"/>
-                <w:lang w:bidi="bn-IN"/>
-              </w:rPr>
-              <w:t>)</w:t>
-            </w:r>
-          </w:p>
-        </w:tc>
-        <w:tc>
-          <w:tcPr>
-            <w:tcW w:w="1980" w:type="dxa"/>
-            <w:shd w:val="clear" w:color="auto" w:fill="auto"/>
-          </w:tcPr>
-          <w:p>
-            <w:pPr>
-              <w:pStyle w:val="BodyText"/>
-              <w:jc w:val="right"/>
-              <w:rPr>
-                <w:rFonts w:ascii="Kalpurush" w:hAnsi="Kalpurush" w:cs="Kalpurush"/>
-                <w:sz w:val="18"/>
-                <w:szCs w:val="18"/>
-                <w:cs/>
-                <w:lang w:bidi="bn-IN"/>
-              </w:rPr>
-            </w:pPr>
-            <w:r>
-              <w:rPr>
-                <w:rFonts w:ascii="Kalpurush" w:hAnsi="Kalpurush" w:cs="Kalpurush"/>
-                <w:bCs/>
-                <w:sz w:val="18"/>
-                <w:szCs w:val="18"/>
-              </w:rPr>
-              <w:t>{</w:t>
-            </w:r>
-            <w:proofErr w:type="spellStart"/>
-            <w:r>
-              <w:rPr>
-                <w:rFonts w:ascii="Kalpurush" w:hAnsi="Kalpurush" w:cs="Kalpurush"/>
-                <w:sz w:val="18"/>
-                <w:szCs w:val="18"/>
-                <w:lang w:bidi="bn-IN"/>
-              </w:rPr>
-              <w:t>Dismissal</w:t>
-            </w:r>
-            <w:r>
-              <w:rPr>
-                <w:rFonts w:ascii="Kalpurush" w:hAnsi="Kalpurush" w:cs="Kalpurush"/>
-                <w:bCs/>
-                <w:sz w:val="18"/>
-                <w:szCs w:val="18"/>
-              </w:rPr>
-              <w:t>Day</w:t>
-            </w:r>
-            <w:proofErr w:type="spellEnd"/>
-            <w:r>
-              <w:rPr>
-                <w:rFonts w:ascii="Kalpurush" w:hAnsi="Kalpurush" w:cs="Kalpurush"/>
-                <w:bCs/>
-                <w:sz w:val="18"/>
-                <w:szCs w:val="18"/>
-              </w:rPr>
-              <w:t xml:space="preserve">} </w:t>
-            </w:r>
-            <w:r>
-              <w:rPr>
-                <w:rFonts w:ascii="Kalpurush" w:hAnsi="Kalpurush" w:cs="Kalpurush"/>
-                <w:sz w:val="18"/>
-                <w:szCs w:val="18"/>
-                <w:cs/>
-                <w:lang w:bidi="bn-IN"/>
-              </w:rPr>
-              <w:t>দিন</w:t>
-            </w:r>
-          </w:p>
-        </w:tc>
-        <w:tc>
-          <w:tcPr>
-            <w:tcW w:w="1890" w:type="dxa"/>
-            <w:shd w:val="clear" w:color="auto" w:fill="auto"/>
-          </w:tcPr>
-          <w:p>
-            <w:pPr>
-              <w:pStyle w:val="BodyText"/>
-              <w:jc w:val="right"/>
-              <w:rPr>
-                <w:rFonts w:ascii="Kalpurush" w:hAnsi="Kalpurush" w:cs="Kalpurush"/>
-                <w:sz w:val="18"/>
-                <w:szCs w:val="18"/>
-                <w:cs/>
-                <w:lang w:bidi="bn-IN"/>
-              </w:rPr>
-            </w:pPr>
-            <w:r>
-              <w:rPr>
-                <w:rFonts w:ascii="Kalpurush" w:eastAsiaTheme="minorHAnsi" w:hAnsi="Kalpurush" w:cs="Kalpurush"/>
-                <w:color w:val="000000"/>
-                <w:sz w:val="18"/>
-                <w:szCs w:val="18"/>
-                <w:highlight w:val="white"/>
-                <w:lang w:bidi="ar-SA"/>
-              </w:rPr>
-              <w:t>{</w:t>
-            </w:r>
-            <w:proofErr w:type="spellStart"/>
-            <w:r>
-              <w:rPr>
-                <w:rFonts w:ascii="Kalpurush" w:hAnsi="Kalpurush" w:cs="Kalpurush"/>
-                <w:sz w:val="18"/>
-                <w:szCs w:val="18"/>
-                <w:lang w:bidi="bn-IN"/>
-              </w:rPr>
-              <w:t>Dismissal</w:t>
-            </w:r>
-            <w:r>
-              <w:rPr>
-                <w:rFonts w:ascii="Kalpurush" w:eastAsiaTheme="minorHAnsi" w:hAnsi="Kalpurush" w:cs="Kalpurush"/>
-                <w:color w:val="000000"/>
-                <w:sz w:val="18"/>
-                <w:szCs w:val="18"/>
-                <w:highlight w:val="white"/>
-                <w:lang w:bidi="ar-SA"/>
-              </w:rPr>
-              <w:t>Rate</w:t>
-            </w:r>
-            <w:proofErr w:type="spellEnd"/>
-            <w:r>
-              <w:rPr>
-                <w:rFonts w:ascii="Kalpurush" w:hAnsi="Kalpurush" w:cs="Kalpurush"/>
-                <w:bCs/>
-                <w:sz w:val="18"/>
-                <w:szCs w:val="18"/>
-                <w:lang w:bidi="bn-IN"/>
-              </w:rPr>
-              <w:t>}</w:t>
-            </w:r>
-          </w:p>
-        </w:tc>
-        <w:tc>
-          <w:tcPr>
-            <w:tcW w:w="1890" w:type="dxa"/>
-            <w:shd w:val="clear" w:color="auto" w:fill="auto"/>
-          </w:tcPr>
-          <w:p>
-            <w:pPr>
-              <w:pStyle w:val="BodyText"/>
-              <w:jc w:val="right"/>
-              <w:rPr>
-                <w:rFonts w:ascii="Kalpurush" w:hAnsi="Kalpurush" w:cs="Kalpurush"/>
-                <w:sz w:val="18"/>
-                <w:szCs w:val="18"/>
-                <w:cs/>
-                <w:lang w:bidi="bn-IN"/>
-              </w:rPr>
-            </w:pPr>
-            <w:r>
-              <w:rPr>
-                <w:rFonts w:ascii="Kalpurush" w:hAnsi="Kalpurush" w:cs="Kalpurush"/>
-                <w:bCs/>
-                <w:sz w:val="18"/>
-                <w:szCs w:val="18"/>
-              </w:rPr>
-              <w:t>{</w:t>
-            </w:r>
-            <w:proofErr w:type="spellStart"/>
-            <w:r>
-              <w:rPr>
-                <w:rFonts w:ascii="Kalpurush" w:hAnsi="Kalpurush" w:cs="Kalpurush"/>
-                <w:bCs/>
-                <w:sz w:val="18"/>
-                <w:szCs w:val="18"/>
-              </w:rPr>
-              <w:t>DismissalAmount</w:t>
-            </w:r>
-            <w:proofErr w:type="spellEnd"/>
-            <w:r>
-              <w:rPr>
-                <w:rFonts w:ascii="Kalpurush" w:hAnsi="Kalpurush" w:cs="Kalpurush"/>
-                <w:bCs/>
-                <w:sz w:val="18"/>
-                <w:szCs w:val="18"/>
-              </w:rPr>
-              <w:t>}</w:t>
-            </w:r>
-          </w:p>
-        </w:tc>
-      </w:tr>
-      <w:tr>
-        <w:tc>
-          <w:tcPr>
-            <w:tcW w:w="647" w:type="dxa"/>
-            <w:shd w:val="clear" w:color="auto" w:fill="auto"/>
-          </w:tcPr>
-          <w:p>
-            <w:pPr>
-              <w:pStyle w:val="BodyText"/>
-              <w:rPr>
-                <w:rFonts w:ascii="Kalpurush" w:hAnsi="Kalpurush" w:cs="Kalpurush"/>
-                <w:sz w:val="18"/>
-                <w:szCs w:val="18"/>
-                <w:cs/>
-                <w:lang w:bidi="bn-IN"/>
-              </w:rPr>
-            </w:pPr>
-            <w:r>
-              <w:rPr>
-                <w:rFonts w:ascii="Kalpurush" w:hAnsi="Kalpurush" w:cs="Kalpurush"/>
-                <w:sz w:val="18"/>
-                <w:szCs w:val="18"/>
-                <w:lang w:bidi="bn-IN"/>
-              </w:rPr>
-              <w:t>5</w:t>
-            </w:r>
-          </w:p>
-        </w:tc>
-        <w:tc>
-          <w:tcPr>
-            <w:tcW w:w="3961" w:type="dxa"/>
-            <w:shd w:val="clear" w:color="auto" w:fill="auto"/>
-          </w:tcPr>
-          <w:p>
-            <w:pPr>
-              <w:pStyle w:val="BodyText"/>
-              <w:rPr>
-                <w:rFonts w:ascii="Kalpurush" w:hAnsi="Kalpurush" w:cs="Kalpurush"/>
-                <w:sz w:val="18"/>
-                <w:szCs w:val="18"/>
-                <w:cs/>
-                <w:lang w:bidi="bn-IN"/>
-              </w:rPr>
-            </w:pPr>
-            <w:proofErr w:type="spellStart"/>
-            <w:r>
-              <w:rPr>
-                <w:rFonts w:ascii="Kalpurush" w:hAnsi="Kalpurush" w:cs="Kalpurush"/>
-                <w:sz w:val="18"/>
-                <w:szCs w:val="18"/>
-                <w:lang w:bidi="bn-IN"/>
-              </w:rPr>
-              <w:t>DeathCompensation</w:t>
-            </w:r>
-            <w:proofErr w:type="spellEnd"/>
-            <w:r>
-              <w:rPr>
-                <w:rFonts w:ascii="Kalpurush" w:hAnsi="Kalpurush" w:cs="Kalpurush"/>
-                <w:sz w:val="18"/>
-                <w:szCs w:val="18"/>
-                <w:lang w:bidi="bn-IN"/>
-              </w:rPr>
-              <w:t xml:space="preserve"> (</w:t>
-            </w:r>
-            <w:proofErr w:type="spellStart"/>
-            <w:r>
-              <w:rPr>
-                <w:rFonts w:ascii="Kalpurush" w:hAnsi="Kalpurush" w:cs="Kalpurush" w:hint="cs"/>
-                <w:sz w:val="18"/>
-                <w:szCs w:val="18"/>
-                <w:lang w:bidi="bn-IN"/>
-              </w:rPr>
-              <w:t>মৃত্যুজনিত</w:t>
-            </w:r>
-            <w:proofErr w:type="spellEnd"/>
-            <w:r>
-              <w:rPr>
-                <w:rFonts w:ascii="Kalpurush" w:hAnsi="Kalpurush" w:cs="Kalpurush"/>
-                <w:sz w:val="18"/>
-                <w:szCs w:val="18"/>
-                <w:lang w:bidi="bn-IN"/>
-              </w:rPr>
-              <w:t xml:space="preserve"> </w:t>
-            </w:r>
-            <w:proofErr w:type="spellStart"/>
-            <w:r>
-              <w:rPr>
-                <w:rFonts w:ascii="Kalpurush" w:hAnsi="Kalpurush" w:cs="Kalpurush" w:hint="cs"/>
-                <w:sz w:val="18"/>
-                <w:szCs w:val="18"/>
-                <w:lang w:bidi="bn-IN"/>
-              </w:rPr>
-              <w:t>সুবিধা</w:t>
-            </w:r>
-            <w:proofErr w:type="spellEnd"/>
-            <w:r>
-              <w:rPr>
-                <w:rFonts w:ascii="Kalpurush" w:hAnsi="Kalpurush" w:cs="Kalpurush"/>
-                <w:sz w:val="18"/>
-                <w:szCs w:val="18"/>
-                <w:lang w:bidi="bn-IN"/>
-              </w:rPr>
-              <w:t>)</w:t>
-            </w:r>
-          </w:p>
-        </w:tc>
-        <w:tc>
-          <w:tcPr>
-            <w:tcW w:w="1980" w:type="dxa"/>
-            <w:shd w:val="clear" w:color="auto" w:fill="auto"/>
-          </w:tcPr>
-          <w:p>
-            <w:pPr>
-              <w:pStyle w:val="BodyText"/>
-              <w:jc w:val="right"/>
-              <w:rPr>
-                <w:rFonts w:ascii="Kalpurush" w:hAnsi="Kalpurush" w:cs="Kalpurush"/>
-                <w:sz w:val="18"/>
-                <w:szCs w:val="18"/>
-                <w:cs/>
-                <w:lang w:bidi="bn-IN"/>
-              </w:rPr>
-            </w:pPr>
-            <w:r>
-              <w:rPr>
-                <w:rFonts w:ascii="Kalpurush" w:hAnsi="Kalpurush" w:cs="Kalpurush"/>
-                <w:bCs/>
-                <w:sz w:val="18"/>
-                <w:szCs w:val="18"/>
-              </w:rPr>
-              <w:t>{</w:t>
-            </w:r>
-            <w:proofErr w:type="spellStart"/>
-            <w:r>
-              <w:rPr>
-                <w:rFonts w:ascii="Kalpurush" w:hAnsi="Kalpurush" w:cs="Kalpurush"/>
-                <w:sz w:val="18"/>
-                <w:szCs w:val="18"/>
-                <w:lang w:bidi="bn-IN"/>
-              </w:rPr>
-              <w:t>DeathCompensation</w:t>
-            </w:r>
-            <w:r>
-              <w:rPr>
-                <w:rFonts w:ascii="Kalpurush" w:hAnsi="Kalpurush" w:cs="Kalpurush"/>
-                <w:bCs/>
-                <w:sz w:val="18"/>
-                <w:szCs w:val="18"/>
-              </w:rPr>
-              <w:t>Day</w:t>
-            </w:r>
-            <w:proofErr w:type="spellEnd"/>
-            <w:r>
-              <w:rPr>
-                <w:rFonts w:ascii="Kalpurush" w:hAnsi="Kalpurush" w:cs="Kalpurush"/>
-                <w:bCs/>
-                <w:sz w:val="18"/>
-                <w:szCs w:val="18"/>
-              </w:rPr>
-              <w:t xml:space="preserve">} </w:t>
-            </w:r>
-            <w:r>
-              <w:rPr>
-                <w:rFonts w:ascii="Kalpurush" w:hAnsi="Kalpurush" w:cs="Kalpurush"/>
-                <w:sz w:val="18"/>
-                <w:szCs w:val="18"/>
-                <w:cs/>
-                <w:lang w:bidi="bn-IN"/>
-              </w:rPr>
-              <w:t>দিন</w:t>
-            </w:r>
-          </w:p>
-        </w:tc>
-        <w:tc>
-          <w:tcPr>
-            <w:tcW w:w="1890" w:type="dxa"/>
-            <w:shd w:val="clear" w:color="auto" w:fill="auto"/>
-          </w:tcPr>
-          <w:p>
-            <w:pPr>
-              <w:pStyle w:val="BodyText"/>
-              <w:jc w:val="right"/>
-              <w:rPr>
-                <w:rFonts w:ascii="Kalpurush" w:hAnsi="Kalpurush" w:cs="Kalpurush"/>
-                <w:sz w:val="18"/>
-                <w:szCs w:val="18"/>
-                <w:cs/>
-              </w:rPr>
-            </w:pPr>
-            <w:r>
-              <w:rPr>
-                <w:rFonts w:ascii="Kalpurush" w:eastAsiaTheme="minorHAnsi" w:hAnsi="Kalpurush" w:cs="Kalpurush"/>
-                <w:color w:val="000000"/>
-                <w:sz w:val="18"/>
-                <w:szCs w:val="18"/>
-                <w:highlight w:val="white"/>
-                <w:lang w:bidi="ar-SA"/>
-              </w:rPr>
-              <w:t>{</w:t>
-            </w:r>
-            <w:proofErr w:type="spellStart"/>
-            <w:r>
-              <w:rPr>
-                <w:rFonts w:ascii="Kalpurush" w:hAnsi="Kalpurush" w:cs="Kalpurush"/>
-                <w:sz w:val="18"/>
-                <w:szCs w:val="18"/>
-                <w:lang w:bidi="bn-IN"/>
-              </w:rPr>
-              <w:t>DeathCompensation</w:t>
-            </w:r>
-            <w:r>
-              <w:rPr>
-                <w:rFonts w:ascii="Kalpurush" w:eastAsiaTheme="minorHAnsi" w:hAnsi="Kalpurush" w:cs="Kalpurush"/>
-                <w:color w:val="000000"/>
-                <w:sz w:val="18"/>
-                <w:szCs w:val="18"/>
-                <w:highlight w:val="white"/>
-                <w:lang w:bidi="ar-SA"/>
-              </w:rPr>
-              <w:t>Rate</w:t>
-            </w:r>
-            <w:proofErr w:type="spellEnd"/>
-            <w:r>
-              <w:rPr>
-                <w:rFonts w:ascii="Kalpurush" w:hAnsi="Kalpurush" w:cs="Kalpurush"/>
-                <w:bCs/>
-                <w:sz w:val="18"/>
-                <w:szCs w:val="18"/>
-                <w:lang w:bidi="bn-IN"/>
-              </w:rPr>
-              <w:t>}</w:t>
-            </w:r>
-          </w:p>
-        </w:tc>
-        <w:tc>
-          <w:tcPr>
-            <w:tcW w:w="1890" w:type="dxa"/>
-            <w:shd w:val="clear" w:color="auto" w:fill="auto"/>
-          </w:tcPr>
-          <w:p>
-            <w:pPr>
-              <w:pStyle w:val="BodyText"/>
-              <w:jc w:val="right"/>
-              <w:rPr>
-                <w:rFonts w:ascii="Kalpurush" w:hAnsi="Kalpurush" w:cs="Kalpurush"/>
-                <w:sz w:val="18"/>
-                <w:szCs w:val="18"/>
-                <w:cs/>
-              </w:rPr>
-            </w:pPr>
-            <w:r>
-              <w:rPr>
-                <w:rFonts w:ascii="Kalpurush" w:eastAsiaTheme="minorHAnsi" w:hAnsi="Kalpurush" w:cs="Kalpurush"/>
-                <w:color w:val="000000"/>
-                <w:sz w:val="18"/>
-                <w:szCs w:val="18"/>
-                <w:highlight w:val="white"/>
-                <w:lang w:bidi="ar-SA"/>
-              </w:rPr>
-              <w:t>{</w:t>
-            </w:r>
-            <w:proofErr w:type="spellStart"/>
-            <w:r>
-              <w:rPr>
-                <w:rFonts w:ascii="Kalpurush" w:hAnsi="Kalpurush" w:cs="Kalpurush"/>
-                <w:sz w:val="18"/>
-                <w:szCs w:val="18"/>
-                <w:lang w:bidi="bn-IN"/>
-              </w:rPr>
-              <w:t>DeathCompensation</w:t>
-            </w:r>
-            <w:r>
-              <w:rPr>
-                <w:rFonts w:ascii="Kalpurush" w:eastAsiaTheme="minorHAnsi" w:hAnsi="Kalpurush" w:cs="Kalpurush"/>
-                <w:color w:val="000000"/>
-                <w:sz w:val="18"/>
-                <w:szCs w:val="18"/>
-                <w:lang w:bidi="ar-SA"/>
-              </w:rPr>
-              <w:t>Amount</w:t>
-            </w:r>
-            <w:proofErr w:type="spellEnd"/>
-            <w:r>
-              <w:rPr>
-                <w:rFonts w:ascii="Kalpurush" w:hAnsi="Kalpurush" w:cs="Kalpurush"/>
-                <w:bCs/>
-                <w:sz w:val="18"/>
-                <w:szCs w:val="18"/>
-                <w:lang w:bidi="bn-IN"/>
-              </w:rPr>
-              <w:t>}</w:t>
-            </w:r>
-          </w:p>
-        </w:tc>
-      </w:tr>
-      <w:tr>
-        <w:tc>
-          <w:tcPr>
-            <w:tcW w:w="647" w:type="dxa"/>
-            <w:shd w:val="clear" w:color="auto" w:fill="auto"/>
-          </w:tcPr>
-          <w:p>
-            <w:pPr>
-              <w:pStyle w:val="BodyText"/>
-              <w:rPr>
-                <w:rFonts w:ascii="Kalpurush" w:hAnsi="Kalpurush" w:cs="Kalpurush"/>
-                <w:sz w:val="18"/>
-                <w:szCs w:val="18"/>
-                <w:cs/>
-                <w:lang w:bidi="bn-IN"/>
-              </w:rPr>
-            </w:pPr>
-            <w:r>
-              <w:rPr>
-                <w:rFonts w:ascii="Kalpurush" w:hAnsi="Kalpurush" w:cs="Kalpurush"/>
-                <w:sz w:val="18"/>
-                <w:szCs w:val="18"/>
-                <w:lang w:bidi="bn-IN"/>
-              </w:rPr>
-              <w:t>6</w:t>
-            </w:r>
-          </w:p>
-        </w:tc>
-        <w:tc>
-          <w:tcPr>
-            <w:tcW w:w="3961" w:type="dxa"/>
-            <w:shd w:val="clear" w:color="auto" w:fill="auto"/>
-          </w:tcPr>
-          <w:p>
-            <w:pPr>
-              <w:pStyle w:val="BodyText"/>
-              <w:rPr>
-                <w:rFonts w:ascii="Kalpurush" w:hAnsi="Kalpurush" w:cs="Kalpurush"/>
-                <w:sz w:val="18"/>
-                <w:szCs w:val="18"/>
-                <w:cs/>
-                <w:lang w:bidi="bn-IN"/>
-              </w:rPr>
-            </w:pPr>
-            <w:r>
-              <w:rPr>
-                <w:rFonts w:ascii="Kalpurush" w:hAnsi="Kalpurush" w:cs="Kalpurush"/>
-                <w:sz w:val="18"/>
-                <w:szCs w:val="18"/>
-                <w:cs/>
-                <w:lang w:bidi="bn-IN"/>
-              </w:rPr>
-              <w:t>Gratuity</w:t>
-            </w:r>
-            <w:r>
-              <w:rPr>
-                <w:rFonts w:ascii="Kalpurush" w:hAnsi="Kalpurush" w:cs="Kalpurush"/>
-                <w:sz w:val="18"/>
-                <w:szCs w:val="18"/>
-                <w:cs/>
-                <w:lang w:bidi="bn-IN"/>
-              </w:rPr>
-              <w:t xml:space="preserve"> </w:t>
-            </w:r>
-            <w:r>
-              <w:rPr>
-                <w:rFonts w:ascii="Kalpurush" w:hAnsi="Kalpurush" w:cs="Kalpurush"/>
-                <w:sz w:val="18"/>
-                <w:szCs w:val="18"/>
-                <w:lang w:bidi="bn-IN"/>
-              </w:rPr>
-              <w:t>(</w:t>
-            </w:r>
-            <w:proofErr w:type="spellStart"/>
-            <w:r>
-              <w:rPr>
-                <w:rFonts w:ascii="Kalpurush" w:hAnsi="Kalpurush" w:cs="Kalpurush" w:hint="cs"/>
-                <w:sz w:val="18"/>
-                <w:szCs w:val="18"/>
-                <w:lang w:bidi="bn-IN"/>
-              </w:rPr>
-              <w:t>গ্র্যাচুইটি</w:t>
-            </w:r>
-            <w:proofErr w:type="spellEnd"/>
-            <w:r>
-              <w:rPr>
-                <w:rFonts w:ascii="Kalpurush" w:hAnsi="Kalpurush" w:cs="Kalpurush"/>
-                <w:sz w:val="18"/>
-                <w:szCs w:val="18"/>
-                <w:lang w:bidi="bn-IN"/>
-              </w:rPr>
-              <w:t>)</w:t>
-            </w:r>
-          </w:p>
-        </w:tc>
-        <w:tc>
-          <w:tcPr>
-            <w:tcW w:w="1980" w:type="dxa"/>
-            <w:shd w:val="clear" w:color="auto" w:fill="auto"/>
-          </w:tcPr>
-          <w:p>
-            <w:pPr>
-              <w:pStyle w:val="BodyText"/>
-              <w:jc w:val="right"/>
-              <w:rPr>
-                <w:rFonts w:ascii="Kalpurush" w:hAnsi="Kalpurush" w:cs="Kalpurush"/>
-                <w:sz w:val="18"/>
-                <w:szCs w:val="18"/>
-                <w:cs/>
-                <w:lang w:bidi="bn-IN"/>
-              </w:rPr>
-            </w:pPr>
-            <w:r>
-              <w:rPr>
-                <w:rFonts w:ascii="Kalpurush" w:hAnsi="Kalpurush" w:cs="Kalpurush"/>
-                <w:bCs/>
-                <w:sz w:val="18"/>
-                <w:szCs w:val="18"/>
-              </w:rPr>
-              <w:t>{</w:t>
-            </w:r>
-            <w:proofErr w:type="spellStart"/>
-            <w:r>
-              <w:rPr>
-                <w:rFonts w:ascii="Kalpurush" w:eastAsiaTheme="minorHAnsi" w:hAnsi="Kalpurush" w:cs="Kalpurush"/>
-                <w:bCs/>
-                <w:color w:val="000000"/>
-                <w:sz w:val="18"/>
-                <w:szCs w:val="18"/>
-                <w:highlight w:val="white"/>
-                <w:lang w:bidi="ar-SA"/>
-              </w:rPr>
-              <w:t>Gratuity</w:t>
-            </w:r>
-            <w:r>
-              <w:rPr>
-                <w:rFonts w:ascii="Kalpurush" w:hAnsi="Kalpurush" w:cs="Kalpurush"/>
-                <w:bCs/>
-                <w:sz w:val="18"/>
-                <w:szCs w:val="18"/>
-              </w:rPr>
-              <w:t>Day</w:t>
-            </w:r>
-            <w:proofErr w:type="spellEnd"/>
-            <w:r>
-              <w:rPr>
-                <w:rFonts w:ascii="Kalpurush" w:hAnsi="Kalpurush" w:cs="Kalpurush"/>
-                <w:bCs/>
-                <w:sz w:val="18"/>
-                <w:szCs w:val="18"/>
-              </w:rPr>
-              <w:t xml:space="preserve">} </w:t>
-            </w:r>
-            <w:r>
-              <w:rPr>
-                <w:rFonts w:ascii="Kalpurush" w:hAnsi="Kalpurush" w:cs="Kalpurush"/>
-                <w:sz w:val="18"/>
-                <w:szCs w:val="18"/>
-                <w:cs/>
-                <w:lang w:bidi="bn-IN"/>
-              </w:rPr>
-              <w:t>দিন</w:t>
-            </w:r>
-          </w:p>
-        </w:tc>
-        <w:tc>
-          <w:tcPr>
-            <w:tcW w:w="1890" w:type="dxa"/>
-            <w:shd w:val="clear" w:color="auto" w:fill="auto"/>
-          </w:tcPr>
-          <w:p>
-            <w:pPr>
-              <w:pStyle w:val="BodyText"/>
-              <w:jc w:val="right"/>
-              <w:rPr>
-                <w:rFonts w:ascii="Kalpurush" w:hAnsi="Kalpurush" w:cs="Kalpurush"/>
-                <w:sz w:val="18"/>
-                <w:szCs w:val="18"/>
-                <w:cs/>
-                <w:lang w:bidi="bn-IN"/>
-              </w:rPr>
-            </w:pPr>
-            <w:r>
-              <w:rPr>
-                <w:rFonts w:ascii="Kalpurush" w:eastAsiaTheme="minorHAnsi" w:hAnsi="Kalpurush" w:cs="Kalpurush"/>
-                <w:color w:val="000000"/>
-                <w:sz w:val="18"/>
-                <w:szCs w:val="18"/>
-                <w:highlight w:val="white"/>
-                <w:lang w:bidi="ar-SA"/>
-              </w:rPr>
-              <w:t>{</w:t>
-            </w:r>
-            <w:proofErr w:type="spellStart"/>
-            <w:r>
-              <w:rPr>
-                <w:rFonts w:ascii="Kalpurush" w:eastAsiaTheme="minorHAnsi" w:hAnsi="Kalpurush" w:cs="Kalpurush"/>
-                <w:bCs/>
-                <w:color w:val="000000"/>
-                <w:sz w:val="18"/>
-                <w:szCs w:val="18"/>
-                <w:highlight w:val="white"/>
-                <w:lang w:bidi="ar-SA"/>
-              </w:rPr>
-              <w:t>Gratuity</w:t>
-            </w:r>
-            <w:r>
-              <w:rPr>
-                <w:rFonts w:ascii="Kalpurush" w:eastAsiaTheme="minorHAnsi" w:hAnsi="Kalpurush" w:cs="Kalpurush"/>
-                <w:color w:val="000000"/>
-                <w:sz w:val="18"/>
-                <w:szCs w:val="18"/>
-                <w:highlight w:val="white"/>
-                <w:lang w:bidi="ar-SA"/>
-              </w:rPr>
-              <w:t>Rate</w:t>
-            </w:r>
-            <w:proofErr w:type="spellEnd"/>
-            <w:r>
-              <w:rPr>
-                <w:rFonts w:ascii="Kalpurush" w:hAnsi="Kalpurush" w:cs="Kalpurush"/>
-                <w:bCs/>
-                <w:sz w:val="18"/>
-                <w:szCs w:val="18"/>
-                <w:lang w:bidi="bn-IN"/>
-              </w:rPr>
-              <w:t>}</w:t>
-            </w:r>
-          </w:p>
-        </w:tc>
-        <w:tc>
-          <w:tcPr>
-            <w:tcW w:w="1890" w:type="dxa"/>
-            <w:shd w:val="clear" w:color="auto" w:fill="auto"/>
-          </w:tcPr>
-          <w:p>
-            <w:pPr>
-              <w:pStyle w:val="BodyText"/>
-              <w:jc w:val="right"/>
-              <w:rPr>
-                <w:rFonts w:ascii="Kalpurush" w:hAnsi="Kalpurush" w:cs="Kalpurush"/>
-                <w:sz w:val="18"/>
-                <w:szCs w:val="18"/>
-                <w:cs/>
-                <w:lang w:bidi="bn-IN"/>
-              </w:rPr>
-            </w:pPr>
-            <w:r>
-              <w:rPr>
-                <w:rFonts w:ascii="Kalpurush" w:hAnsi="Kalpurush" w:cs="Kalpurush"/>
-                <w:bCs/>
-                <w:sz w:val="18"/>
-                <w:szCs w:val="18"/>
-              </w:rPr>
-              <w:t>{</w:t>
-            </w:r>
-            <w:proofErr w:type="spellStart"/>
-            <w:r>
-              <w:rPr>
-                <w:rFonts w:ascii="Kalpurush" w:eastAsiaTheme="minorHAnsi" w:hAnsi="Kalpurush" w:cs="Kalpurush"/>
-                <w:bCs/>
-                <w:color w:val="000000"/>
-                <w:sz w:val="18"/>
-                <w:szCs w:val="18"/>
-                <w:highlight w:val="white"/>
-                <w:lang w:bidi="ar-SA"/>
-              </w:rPr>
-              <w:t>GratuityAmount</w:t>
-            </w:r>
-            <w:proofErr w:type="spellEnd"/>
-            <w:r>
-              <w:rPr>
-                <w:rFonts w:ascii="Kalpurush" w:hAnsi="Kalpurush" w:cs="Kalpurush"/>
-                <w:bCs/>
-                <w:sz w:val="18"/>
-                <w:szCs w:val="18"/>
-              </w:rPr>
-              <w:t>}</w:t>
-            </w:r>
-          </w:p>
-        </w:tc>
-      </w:tr>
-      <w:tr>
-        <w:tc>
-          <w:tcPr>
-            <w:tcW w:w="647" w:type="dxa"/>
-          </w:tcPr>
-          <w:p>
-            <w:pPr>
-              <w:pStyle w:val="BodyText"/>
-              <w:rPr>
-                <w:rFonts w:ascii="Kalpurush" w:hAnsi="Kalpurush" w:cs="Kalpurush"/>
-                <w:sz w:val="18"/>
-                <w:szCs w:val="18"/>
-                <w:cs/>
-                <w:lang w:bidi="bn-IN"/>
-              </w:rPr>
-            </w:pPr>
-            <w:r>
-              <w:rPr>
-                <w:rFonts w:ascii="Kalpurush" w:hAnsi="Kalpurush" w:cs="Kalpurush"/>
-                <w:sz w:val="18"/>
-                <w:szCs w:val="18"/>
-                <w:cs/>
-                <w:lang w:bidi="bn-IN"/>
-              </w:rPr>
-              <w:t>7</w:t>
-            </w:r>
-          </w:p>
-        </w:tc>
-        <w:tc>
-          <w:tcPr>
-            <w:tcW w:w="3961" w:type="dxa"/>
-          </w:tcPr>
-          <w:p>
-            <w:pPr>
-              <w:pStyle w:val="BodyText"/>
-              <w:rPr>
-                <w:rFonts w:ascii="Kalpurush" w:hAnsi="Kalpurush" w:cs="Kalpurush"/>
-                <w:sz w:val="18"/>
-                <w:szCs w:val="18"/>
-                <w:cs/>
-                <w:lang w:bidi="bn-IN"/>
-              </w:rPr>
-            </w:pPr>
-            <w:r>
-              <w:rPr>
-                <w:rFonts w:ascii="Kalpurush" w:hAnsi="Kalpurush" w:cs="Kalpurush"/>
-                <w:sz w:val="18"/>
-                <w:szCs w:val="18"/>
-              </w:rPr>
-              <w:t>Earn Leave (</w:t>
-            </w:r>
-            <w:r>
-              <w:rPr>
-                <w:rFonts w:ascii="Kalpurush" w:hAnsi="Kalpurush" w:cs="Kalpurush"/>
-                <w:sz w:val="18"/>
-                <w:szCs w:val="18"/>
-                <w:cs/>
-                <w:lang w:bidi="bn-IN"/>
-              </w:rPr>
-              <w:t>অভোগকৃত অর্জিত ছুটি</w:t>
-            </w:r>
-            <w:r>
-              <w:rPr>
-                <w:rFonts w:ascii="Kalpurush" w:hAnsi="Kalpurush" w:cs="Kalpurush"/>
-                <w:sz w:val="18"/>
-                <w:szCs w:val="18"/>
-                <w:cs/>
-                <w:lang w:bidi="bn-IN"/>
-              </w:rPr>
-              <w:t>)</w:t>
-            </w:r>
-          </w:p>
-        </w:tc>
-        <w:tc>
-          <w:tcPr>
-            <w:tcW w:w="1980" w:type="dxa"/>
-          </w:tcPr>
-          <w:p>
-            <w:pPr>
-              <w:pStyle w:val="BodyText"/>
-              <w:jc w:val="right"/>
-              <w:rPr>
-                <w:rFonts w:ascii="Kalpurush" w:hAnsi="Kalpurush" w:cs="Kalpurush"/>
-                <w:sz w:val="18"/>
-                <w:szCs w:val="18"/>
-                <w:cs/>
-                <w:lang w:bidi="bn-IN"/>
-              </w:rPr>
-            </w:pPr>
-            <w:r>
-              <w:rPr>
-                <w:rFonts w:ascii="Kalpurush" w:hAnsi="Kalpurush" w:cs="Kalpurush"/>
-                <w:sz w:val="18"/>
-                <w:szCs w:val="18"/>
-                <w:cs/>
-                <w:lang w:bidi="bn-IN"/>
-              </w:rPr>
-              <w:t>{</w:t>
-            </w:r>
-            <w:proofErr w:type="spellStart"/>
-            <w:r>
-              <w:rPr>
-                <w:rFonts w:ascii="Kalpurush" w:eastAsiaTheme="minorHAnsi" w:hAnsi="Kalpurush" w:cs="Kalpurush"/>
-                <w:color w:val="000000" w:themeColor="text1"/>
-                <w:sz w:val="18"/>
-                <w:szCs w:val="18"/>
-                <w:lang w:bidi="ar-SA"/>
-              </w:rPr>
-              <w:t>LvEncashmentDayNo</w:t>
-            </w:r>
-            <w:proofErr w:type="spellEnd"/>
-            <w:r>
-              <w:rPr>
-                <w:rFonts w:ascii="Kalpurush" w:hAnsi="Kalpurush" w:cs="Kalpurush"/>
-                <w:sz w:val="18"/>
-                <w:szCs w:val="18"/>
-                <w:cs/>
-                <w:lang w:bidi="bn-IN"/>
-              </w:rPr>
-              <w:t>} দিন</w:t>
-            </w:r>
-          </w:p>
-        </w:tc>
-        <w:tc>
-          <w:tcPr>
-            <w:tcW w:w="1890" w:type="dxa"/>
-          </w:tcPr>
-          <w:p>
-            <w:pPr>
-              <w:pStyle w:val="BodyText"/>
-              <w:jc w:val="right"/>
-              <w:rPr>
-                <w:rFonts w:ascii="Kalpurush" w:hAnsi="Kalpurush" w:cs="Kalpurush"/>
-                <w:sz w:val="18"/>
-                <w:szCs w:val="18"/>
-              </w:rPr>
-            </w:pPr>
-            <w:r>
-              <w:rPr>
-                <w:rFonts w:ascii="Kalpurush" w:hAnsi="Kalpurush" w:cs="Kalpurush"/>
-                <w:sz w:val="18"/>
-                <w:szCs w:val="18"/>
-              </w:rPr>
-              <w:t>{</w:t>
-            </w:r>
-            <w:proofErr w:type="spellStart"/>
-            <w:r>
-              <w:rPr>
-                <w:rFonts w:ascii="Kalpurush" w:hAnsi="Kalpurush" w:cs="Kalpurush"/>
-                <w:sz w:val="18"/>
-                <w:szCs w:val="18"/>
-              </w:rPr>
-              <w:t>LvEncashmentRateAmount</w:t>
-            </w:r>
-            <w:proofErr w:type="spellEnd"/>
-            <w:r>
-              <w:rPr>
-                <w:rFonts w:ascii="Kalpurush" w:hAnsi="Kalpurush" w:cs="Kalpurush"/>
-                <w:sz w:val="18"/>
-                <w:szCs w:val="18"/>
-              </w:rPr>
-              <w:t>}</w:t>
-            </w:r>
-          </w:p>
-        </w:tc>
-        <w:tc>
-          <w:tcPr>
-            <w:tcW w:w="1890" w:type="dxa"/>
-          </w:tcPr>
-          <w:p>
-            <w:pPr>
-              <w:pStyle w:val="BodyText"/>
-              <w:jc w:val="right"/>
-              <w:rPr>
-                <w:rFonts w:ascii="Kalpurush" w:hAnsi="Kalpurush" w:cs="Kalpurush"/>
-                <w:bCs/>
-                <w:sz w:val="18"/>
-                <w:szCs w:val="18"/>
-              </w:rPr>
-            </w:pPr>
-            <w:r>
-              <w:rPr>
-                <w:rFonts w:ascii="Kalpurush" w:eastAsia="SolaimanLipi" w:hAnsi="Kalpurush" w:cs="Kalpurush"/>
-                <w:bCs/>
-                <w:sz w:val="18"/>
-                <w:szCs w:val="18"/>
-              </w:rPr>
-              <w:t>{</w:t>
-            </w:r>
-            <w:proofErr w:type="spellStart"/>
-            <w:r>
-              <w:rPr>
-                <w:rFonts w:ascii="Kalpurush" w:eastAsia="Calibri" w:hAnsi="Kalpurush" w:cs="Kalpurush"/>
-                <w:bCs/>
-                <w:color w:val="000000"/>
-                <w:sz w:val="18"/>
-                <w:szCs w:val="18"/>
-                <w:highlight w:val="white"/>
-                <w:lang w:bidi="ar-SA"/>
-              </w:rPr>
-              <w:t>LvEncashmentAmount</w:t>
-            </w:r>
-            <w:proofErr w:type="spellEnd"/>
-            <w:r>
-              <w:rPr>
-                <w:rFonts w:ascii="Kalpurush" w:eastAsia="SolaimanLipi" w:hAnsi="Kalpurush" w:cs="Kalpurush"/>
-                <w:bCs/>
-                <w:sz w:val="18"/>
-                <w:szCs w:val="18"/>
-              </w:rPr>
-              <w:t>}</w:t>
-            </w:r>
-          </w:p>
-        </w:tc>
-      </w:tr>
-      <w:tr>
-        <w:tc>
-          <w:tcPr>
-            <w:tcW w:w="647" w:type="dxa"/>
-          </w:tcPr>
-          <w:p>
-            <w:pPr>
-              <w:pStyle w:val="BodyText"/>
-              <w:rPr>
-                <w:rFonts w:ascii="Kalpurush" w:hAnsi="Kalpurush" w:cs="Kalpurush"/>
-                <w:sz w:val="18"/>
-                <w:szCs w:val="18"/>
-                <w:cs/>
-                <w:lang w:bidi="bn-IN"/>
-              </w:rPr>
-            </w:pPr>
-            <w:r>
-              <w:rPr>
-                <w:rFonts w:ascii="Kalpurush" w:hAnsi="Kalpurush" w:cs="Kalpurush"/>
-                <w:sz w:val="18"/>
-                <w:szCs w:val="18"/>
-                <w:cs/>
-                <w:lang w:bidi="bn-IN"/>
-              </w:rPr>
-              <w:t>8</w:t>
-            </w:r>
-          </w:p>
-        </w:tc>
-        <w:tc>
-          <w:tcPr>
-            <w:tcW w:w="3961" w:type="dxa"/>
-          </w:tcPr>
-          <w:p>
-            <w:pPr>
-              <w:pStyle w:val="BodyText"/>
-              <w:rPr>
-                <w:rFonts w:ascii="Kalpurush" w:hAnsi="Kalpurush" w:cs="Kalpurush"/>
-                <w:sz w:val="18"/>
-                <w:szCs w:val="18"/>
-                <w:cs/>
-                <w:lang w:bidi="bn-IN"/>
-              </w:rPr>
-            </w:pPr>
-            <w:r>
-              <w:rPr>
-                <w:rFonts w:ascii="Kalpurush" w:hAnsi="Kalpurush" w:cs="Kalpurush"/>
-                <w:sz w:val="18"/>
-                <w:szCs w:val="18"/>
-                <w:cs/>
-                <w:lang w:bidi="bn-IN"/>
-              </w:rPr>
-              <w:t xml:space="preserve">বকেয়া </w:t>
-            </w:r>
-            <w:r>
-              <w:rPr>
-                <w:rFonts w:ascii="Kalpurush" w:hAnsi="Kalpurush" w:cs="Kalpurush"/>
-                <w:sz w:val="18"/>
-                <w:szCs w:val="18"/>
-                <w:cs/>
-                <w:lang w:bidi="bn-IN"/>
-              </w:rPr>
-              <w:t>মজুরী</w:t>
-            </w:r>
-            <w:r>
-              <w:rPr>
-                <w:rFonts w:ascii="Kalpurush" w:hAnsi="Kalpurush" w:cs="Kalpurush"/>
-                <w:sz w:val="18"/>
-                <w:szCs w:val="18"/>
-                <w:cs/>
-                <w:lang w:bidi="bn-IN"/>
-              </w:rPr>
-              <w:t xml:space="preserve"> </w:t>
-            </w:r>
-            <w:r>
-              <w:rPr>
-                <w:rFonts w:ascii="Kalpurush" w:hAnsi="Kalpurush" w:cs="Kalpurush"/>
-                <w:bCs/>
-                <w:sz w:val="18"/>
-                <w:szCs w:val="18"/>
-                <w:lang w:bidi="bn-IN"/>
-              </w:rPr>
-              <w:t>{</w:t>
-            </w:r>
-            <w:proofErr w:type="spellStart"/>
-            <w:r>
-              <w:rPr>
+            <w:r>
+              <w:rPr>
+                <w:rFonts w:ascii="Kalpurush" w:hAnsi="Kalpurush" w:cs="Kalpurush"/>
                 <w:spacing w:val="-3"/>
                 <w:sz w:val="20"/>
                 <w:szCs w:val="21"/>
@@ -3282,7 +1793,6 @@
               </w:rPr>
               <w:t>DOSMonth</w:t>
             </w:r>
-            <w:proofErr w:type="spellEnd"/>
             <w:r>
               <w:rPr>
                 <w:rFonts w:ascii="Kalpurush" w:hAnsi="Kalpurush" w:cs="Kalpurush"/>
@@ -3293,6 +1803,26 @@
               </w:rPr>
               <w:t>}</w:t>
             </w:r>
+            <w:r>
+              <w:rPr>
+                <w:rFonts w:ascii="Kalpurush" w:hAnsi="Kalpurush" w:cs="Kalpurush"/>
+                <w:bCs/>
+                <w:sz w:val="18"/>
+                <w:szCs w:val="18"/>
+                <w:lang w:bidi="bn-IN"/>
+              </w:rPr>
+              <w:t xml:space="preserve"> </w:t>
+            </w:r>
+            <w:r>
+              <w:rPr>
+                <w:rFonts w:ascii="Kalpurush" w:hAnsi="Kalpurush" w:cs="Kalpurush"/>
+                <w:sz w:val="18"/>
+                <w:szCs w:val="18"/>
+                <w:cs/>
+                <w:lang w:bidi="bn-IN"/>
+              </w:rPr>
+              <w:t>বকেয়া মজুরী</w:t>
+            </w:r>
           </w:p>
         </w:tc>
         <w:tc>
@@ -3321,7 +1851,6 @@
               </w:rPr>
               <w:t>{</w:t>
             </w:r>
-            <w:proofErr w:type="spellStart"/>
             <w:r>
               <w:rPr>
                 <w:rFonts w:ascii="Kalpurush" w:eastAsiaTheme="minorHAnsi" w:hAnsi="Kalpurush" w:cs="Kalpurush"/>
@@ -3332,7 +1861,6 @@
               </w:rPr>
               <w:t>LastMonthProcDay</w:t>
             </w:r>
-            <w:proofErr w:type="spellEnd"/>
             <w:r>
               <w:rPr>
                 <w:rFonts w:ascii="Kalpurush" w:hAnsi="Kalpurush" w:cs="Kalpurush"/>
@@ -3384,27 +1912,7 @@
                 <w:sz w:val="18"/>
                 <w:szCs w:val="18"/>
               </w:rPr>
-              <w:t>{</w:t>
-            </w:r>
-            <w:proofErr w:type="spellStart"/>
-            <w:r>
-              <w:rPr>
-                <w:rFonts w:ascii="Kalpurush" w:hAnsi="Kalpurush" w:cs="Kalpurush"/>
-                <w:bCs/>
-                <w:sz w:val="18"/>
-                <w:szCs w:val="18"/>
-              </w:rPr>
-              <w:t>LastMonthNetPayAmount</w:t>
-            </w:r>
-            <w:proofErr w:type="spellEnd"/>
-            <w:r>
-              <w:rPr>
-                <w:rFonts w:ascii="Kalpurush" w:hAnsi="Kalpurush" w:cs="Kalpurush"/>
-                <w:bCs/>
-                <w:sz w:val="18"/>
-                <w:szCs w:val="18"/>
-              </w:rPr>
-              <w:t>}</w:t>
+              <w:t>{LastMonthNetPayAmount}</w:t>
             </w:r>
           </w:p>
         </w:tc>
@@ -3418,83 +1926,28 @@
           <w:bCs/>
         </w:rPr>
       </w:pPr>
-      <w:r>
+    </w:p>
+    <w:p>
+      <w:pPr>
+        <w:pStyle w:val="BodyText"/>
         <w:rPr>
           <w:rFonts w:ascii="Kalpurush" w:hAnsi="Kalpurush" w:cs="Kalpurush"/>
           <w:bCs/>
         </w:rPr>
-        <w:t>Other Earning Information</w:t>
-      </w:r>
+      </w:pPr>
       <w:r>
         <w:rPr>
           <w:rFonts w:ascii="Kalpurush" w:hAnsi="Kalpurush" w:cs="Kalpurush"/>
           <w:bCs/>
         </w:rPr>
-        <w:t xml:space="preserve"> </w:t>
-      </w:r>
-      <w:proofErr w:type="spellStart"/>
+        <w:t xml:space="preserve">Other Earning Information </w:t>
+      </w:r>
       <w:r>
         <w:rPr>
           <w:rFonts w:ascii="Kalpurush" w:eastAsia="Kalpurush" w:hAnsi="Kalpurush" w:cs="Kalpurush"/>
           <w:bCs/>
         </w:rPr>
-        <w:t>অন্যান্য</w:t>
-      </w:r>
-      <w:proofErr w:type="spellEnd"/>
-      <w:r>
-        <w:rPr>
-          <w:rFonts w:ascii="Kalpurush" w:eastAsia="Kalpurush" w:hAnsi="Kalpurush" w:cs="Kalpurush"/>
-          <w:bCs/>
-        </w:rPr>
-        <w:t xml:space="preserve"> </w:t>
-      </w:r>
-      <w:proofErr w:type="spellStart"/>
-      <w:r>
-        <w:rPr>
-          <w:rFonts w:ascii="Kalpurush" w:eastAsia="Kalpurush" w:hAnsi="Kalpurush" w:cs="Kalpurush"/>
-          <w:bCs/>
-        </w:rPr>
-        <w:t>আয়</w:t>
-      </w:r>
-      <w:proofErr w:type="spellEnd"/>
-      <w:r>
-        <w:rPr>
-          <w:rFonts w:ascii="Kalpurush" w:eastAsia="Kalpurush" w:hAnsi="Kalpurush" w:cs="Kalpurush"/>
-          <w:bCs/>
-        </w:rPr>
-        <w:t xml:space="preserve"> (</w:t>
-      </w:r>
-      <w:proofErr w:type="spellStart"/>
-      <w:r>
-        <w:rPr>
-          <w:rFonts w:ascii="Kalpurush" w:eastAsia="Kalpurush" w:hAnsi="Kalpurush" w:cs="Kalpurush"/>
-          <w:bCs/>
-        </w:rPr>
-        <w:t>যদি</w:t>
-      </w:r>
-      <w:proofErr w:type="spellEnd"/>
-      <w:r>
-        <w:rPr>
-          <w:rFonts w:ascii="Kalpurush" w:eastAsia="Kalpurush" w:hAnsi="Kalpurush" w:cs="Kalpurush"/>
-          <w:bCs/>
-        </w:rPr>
-        <w:t xml:space="preserve"> </w:t>
-      </w:r>
-      <w:proofErr w:type="spellStart"/>
-      <w:r>
-        <w:rPr>
-          <w:rFonts w:ascii="Kalpurush" w:eastAsia="Kalpurush" w:hAnsi="Kalpurush" w:cs="Kalpurush"/>
-          <w:bCs/>
-        </w:rPr>
-        <w:t>থাকে</w:t>
-      </w:r>
-      <w:proofErr w:type="spellEnd"/>
-      <w:r>
-        <w:rPr>
-          <w:rFonts w:ascii="Kalpurush" w:eastAsia="Kalpurush" w:hAnsi="Kalpurush" w:cs="Kalpurush"/>
-          <w:bCs/>
-        </w:rPr>
-        <w:t>)</w:t>
+        <w:t>অন্যান্য আয় (যদি থাকে)</w:t>
       </w:r>
     </w:p>
     <w:p>
@@ -3517,7 +1970,6 @@
         </w:rPr>
         <w:t>{</w:t>
       </w:r>
-      <w:proofErr w:type="spellStart"/>
       <w:r>
         <w:rPr>
           <w:rFonts w:ascii="Kalpurush" w:eastAsiaTheme="minorHAnsi" w:hAnsi="Kalpurush" w:cs="Kalpurush"/>
@@ -3527,7 +1979,6 @@
         </w:rPr>
         <w:t>EarningPart</w:t>
       </w:r>
-      <w:proofErr w:type="spellEnd"/>
       <w:r>
         <w:rPr>
           <w:rFonts w:ascii="Kalpurush" w:hAnsi="Kalpurush" w:cs="Kalpurush"/>
@@ -3553,78 +2004,7 @@
           <w:rFonts w:ascii="Kalpurush" w:hAnsi="Kalpurush" w:cs="Kalpurush"/>
           <w:bCs/>
         </w:rPr>
-        <w:t>Other Deduction Information</w:t>
-      </w:r>
-      <w:r>
-        <w:rPr>
-          <w:rFonts w:ascii="Kalpurush" w:hAnsi="Kalpurush" w:cs="Kalpurush"/>
-          <w:bCs/>
-        </w:rPr>
-        <w:t xml:space="preserve"> </w:t>
-      </w:r>
-      <w:proofErr w:type="spellStart"/>
-      <w:r>
-        <w:rPr>
-          <w:rFonts w:ascii="Kalpurush" w:hAnsi="Kalpurush" w:cs="Kalpurush"/>
-          <w:bCs/>
-        </w:rPr>
-        <w:t>অন্যান্য</w:t>
-      </w:r>
-      <w:proofErr w:type="spellEnd"/>
-      <w:r>
-        <w:rPr>
-          <w:rFonts w:ascii="Kalpurush" w:hAnsi="Kalpurush" w:cs="Kalpurush"/>
-          <w:bCs/>
-        </w:rPr>
-        <w:t xml:space="preserve"> </w:t>
-      </w:r>
-      <w:proofErr w:type="spellStart"/>
-      <w:r>
-        <w:rPr>
-          <w:rFonts w:ascii="Kalpurush" w:hAnsi="Kalpurush" w:cs="Kalpurush"/>
-          <w:bCs/>
-        </w:rPr>
-        <w:t>কর্তন</w:t>
-      </w:r>
-      <w:proofErr w:type="spellEnd"/>
-      <w:r>
-        <w:rPr>
-          <w:rFonts w:ascii="Kalpurush" w:hAnsi="Kalpurush" w:cs="Kalpurush"/>
-          <w:bCs/>
-        </w:rPr>
-        <w:t xml:space="preserve"> (</w:t>
-      </w:r>
-      <w:proofErr w:type="spellStart"/>
-      <w:r>
-        <w:rPr>
-          <w:rFonts w:ascii="Kalpurush" w:hAnsi="Kalpurush" w:cs="Kalpurush"/>
-          <w:bCs/>
-        </w:rPr>
-        <w:t>যদি</w:t>
-      </w:r>
-      <w:proofErr w:type="spellEnd"/>
-      <w:r>
-        <w:rPr>
-          <w:rFonts w:ascii="Kalpurush" w:hAnsi="Kalpurush" w:cs="Kalpurush"/>
-          <w:bCs/>
-        </w:rPr>
-        <w:t xml:space="preserve"> </w:t>
-      </w:r>
-      <w:proofErr w:type="spellStart"/>
-      <w:r>
-        <w:rPr>
-          <w:rFonts w:ascii="Kalpurush" w:hAnsi="Kalpurush" w:cs="Kalpurush"/>
-          <w:bCs/>
-        </w:rPr>
-        <w:t>থাকে</w:t>
-      </w:r>
-      <w:proofErr w:type="spellEnd"/>
-      <w:r>
-        <w:rPr>
-          <w:rFonts w:ascii="Kalpurush" w:hAnsi="Kalpurush" w:cs="Kalpurush"/>
-          <w:bCs/>
-        </w:rPr>
-        <w:t>)</w:t>
+        <w:t>Other Deduction Information অন্যান্য কর্তন (যদি থাকে)</w:t>
       </w:r>
     </w:p>
     <w:p>
@@ -3649,7 +2029,6 @@
         </w:rPr>
         <w:t>{</w:t>
       </w:r>
-      <w:proofErr w:type="spellStart"/>
       <w:r>
         <w:rPr>
           <w:rFonts w:ascii="Kalpurush" w:eastAsiaTheme="minorHAnsi" w:hAnsi="Kalpurush" w:cs="Kalpurush"/>
@@ -3659,7 +2038,6 @@
         </w:rPr>
         <w:t>DedutionPart</w:t>
       </w:r>
-      <w:proofErr w:type="spellEnd"/>
       <w:r>
         <w:rPr>
           <w:rFonts w:ascii="Kalpurush" w:eastAsiaTheme="minorHAnsi" w:hAnsi="Kalpurush" w:cs="Kalpurush"/>
@@ -3679,26 +2057,21 @@
         <w:tblLook w:val="04A0" w:firstRow="1" w:lastRow="0" w:firstColumn="1" w:lastColumn="0" w:noHBand="0" w:noVBand="1"/>
       </w:tblPr>
       <w:tblGrid>
-        <w:gridCol w:w="8568"/>
-        <w:gridCol w:w="1800"/>
+        <w:gridCol w:w="4364"/>
+        <w:gridCol w:w="1318"/>
       </w:tblGrid>
       <w:tr>
-        <w:tc>
-          <w:tcPr>
-            <w:tcW w:w="8568" w:type="dxa"/>
+        <w:trPr>
+          <w:trHeight w:val="336"/>
+        </w:trPr>
+        <w:tc>
+          <w:tcPr>
+            <w:tcW w:w="4364" w:type="dxa"/>
           </w:tcPr>
           <w:p>
             <w:pPr>
               <w:pStyle w:val="BodyText"/>
               <w:jc w:val="right"/>
-              <w:rPr>
-                <w:rFonts w:ascii="Kalpurush" w:hAnsi="Kalpurush" w:cs="Kalpurush"/>
-                <w:sz w:val="18"/>
-                <w:szCs w:val="18"/>
-                <w:lang w:bidi="bn-IN"/>
-              </w:rPr>
-            </w:pPr>
-            <w:r>
               <w:rPr>
                 <w:rFonts w:ascii="Kalpurush" w:eastAsiaTheme="minorHAnsi" w:hAnsi="Kalpurush" w:cs="Kalpurush"/>
                 <w:b/>
@@ -3708,9 +2081,76 @@
                 <w:highlight w:val="white"/>
                 <w:lang w:bidi="ar-SA"/>
               </w:rPr>
-              <w:t>Net Pay</w:t>
-            </w:r>
-            <w:r>
+            </w:pPr>
+            <w:r>
+              <w:rPr>
+                <w:rFonts w:ascii="Kalpurush" w:eastAsia="Kalpurush" w:hAnsi="Kalpurush" w:cs="Kalpurush"/>
+                <w:sz w:val="18"/>
+                <w:szCs w:val="18"/>
+                <w:lang w:bidi="bn-IN"/>
+              </w:rPr>
+              <w:t>Total Earning মোট আয়</w:t>
+            </w:r>
+          </w:p>
+        </w:tc>
+        <w:tc>
+          <w:tcPr>
+            <w:tcW w:w="1318" w:type="dxa"/>
+          </w:tcPr>
+          <w:p>
+            <w:pPr>
+              <w:pStyle w:val="BodyText"/>
+              <w:jc w:val="right"/>
+              <w:rPr>
+                <w:rFonts w:ascii="Kalpurush" w:hAnsi="Kalpurush" w:cs="Kalpurush"/>
+                <w:b/>
+                <w:color w:val="000000" w:themeColor="text1"/>
+                <w:sz w:val="18"/>
+                <w:szCs w:val="18"/>
+              </w:rPr>
+            </w:pPr>
+            <w:r>
+              <w:rPr>
+                <w:rFonts w:ascii="Kalpurush" w:eastAsia="Kalpurush" w:hAnsi="Kalpurush" w:cs="Kalpurush"/>
+                <w:bCs/>
+                <w:sz w:val="18"/>
+                <w:szCs w:val="18"/>
+              </w:rPr>
+              <w:t>{</w:t>
+            </w:r>
+            <w:r>
+              <w:rPr>
+                <w:rFonts w:ascii="Kalpurush" w:eastAsia="Kalpurush" w:hAnsi="Kalpurush" w:cs="Kalpurush"/>
+                <w:sz w:val="18"/>
+                <w:szCs w:val="18"/>
+                <w:lang w:bidi="bn-IN"/>
+              </w:rPr>
+              <w:t>TotalEarning</w:t>
+            </w:r>
+            <w:r>
+              <w:rPr>
+                <w:rFonts w:ascii="Kalpurush" w:eastAsia="Kalpurush" w:hAnsi="Kalpurush" w:cs="Kalpurush"/>
+                <w:bCs/>
+                <w:sz w:val="18"/>
+                <w:szCs w:val="18"/>
+              </w:rPr>
+              <w:t>}</w:t>
+            </w:r>
+          </w:p>
+        </w:tc>
+      </w:tr>
+      <w:tr>
+        <w:trPr>
+          <w:trHeight w:val="400"/>
+        </w:trPr>
+        <w:tc>
+          <w:tcPr>
+            <w:tcW w:w="4364" w:type="dxa"/>
+          </w:tcPr>
+          <w:p>
+            <w:pPr>
+              <w:pStyle w:val="BodyText"/>
+              <w:jc w:val="right"/>
               <w:rPr>
                 <w:rFonts w:ascii="Kalpurush" w:eastAsiaTheme="minorHAnsi" w:hAnsi="Kalpurush" w:cs="Kalpurush"/>
                 <w:b/>
@@ -3720,9 +2160,58 @@
                 <w:highlight w:val="white"/>
                 <w:lang w:bidi="ar-SA"/>
               </w:rPr>
-              <w:t>able</w:t>
-            </w:r>
-            <w:r>
+            </w:pPr>
+            <w:r>
+              <w:rPr>
+                <w:rFonts w:ascii="Kalpurush" w:eastAsia="Kalpurush" w:hAnsi="Kalpurush" w:cs="Kalpurush"/>
+                <w:sz w:val="18"/>
+                <w:szCs w:val="18"/>
+                <w:lang w:bidi="bn-IN"/>
+              </w:rPr>
+              <w:t>Total Deduction মোট কর্তন</w:t>
+            </w:r>
+          </w:p>
+        </w:tc>
+        <w:tc>
+          <w:tcPr>
+            <w:tcW w:w="1318" w:type="dxa"/>
+          </w:tcPr>
+          <w:p>
+            <w:pPr>
+              <w:pStyle w:val="BodyText"/>
+              <w:jc w:val="right"/>
+              <w:rPr>
+                <w:rFonts w:ascii="Kalpurush" w:hAnsi="Kalpurush" w:cs="Kalpurush"/>
+                <w:b/>
+                <w:color w:val="000000" w:themeColor="text1"/>
+                <w:sz w:val="18"/>
+                <w:szCs w:val="18"/>
+              </w:rPr>
+            </w:pPr>
+            <w:r>
+              <w:rPr>
+                <w:rFonts w:ascii="Kalpurush" w:eastAsia="Kalpurush" w:hAnsi="Kalpurush" w:cs="Kalpurush"/>
+                <w:sz w:val="18"/>
+                <w:szCs w:val="18"/>
+                <w:lang w:bidi="bn-IN"/>
+              </w:rPr>
+              <w:t>{TotalDeduction}</w:t>
+            </w:r>
+          </w:p>
+        </w:tc>
+      </w:tr>
+      <w:tr>
+        <w:trPr>
+          <w:trHeight w:val="336"/>
+        </w:trPr>
+        <w:tc>
+          <w:tcPr>
+            <w:tcW w:w="4364" w:type="dxa"/>
+          </w:tcPr>
+          <w:p>
+            <w:pPr>
+              <w:pStyle w:val="BodyText"/>
+              <w:jc w:val="right"/>
               <w:rPr>
                 <w:rFonts w:ascii="Kalpurush" w:eastAsiaTheme="minorHAnsi" w:hAnsi="Kalpurush" w:cs="Kalpurush"/>
                 <w:b/>
@@ -3732,26 +2221,35 @@
                 <w:highlight w:val="white"/>
                 <w:lang w:bidi="ar-SA"/>
               </w:rPr>
-              <w:t xml:space="preserve"> Amount</w:t>
-            </w:r>
-          </w:p>
-        </w:tc>
-        <w:tc>
-          <w:tcPr>
-            <w:tcW w:w="1800" w:type="dxa"/>
+            </w:pPr>
+            <w:r>
+              <w:rPr>
+                <w:rFonts w:ascii="Kalpurush" w:eastAsia="Kalpurush" w:hAnsi="Kalpurush" w:cs="Kalpurush"/>
+                <w:sz w:val="18"/>
+                <w:szCs w:val="18"/>
+                <w:lang w:bidi="bn-IN"/>
+              </w:rPr>
+              <w:t>Payable</w:t>
+            </w:r>
+            <w:r>
+              <w:rPr>
+                <w:rFonts w:ascii="Kalpurush" w:eastAsia="Kalpurush" w:hAnsi="Kalpurush" w:cs="Kalpurush"/>
+                <w:sz w:val="18"/>
+                <w:szCs w:val="18"/>
+                <w:lang w:bidi="bn-IN"/>
+              </w:rPr>
+              <w:t xml:space="preserve"> প্রাপ্য টাকা</w:t>
+            </w:r>
+          </w:p>
+        </w:tc>
+        <w:tc>
+          <w:tcPr>
+            <w:tcW w:w="1318" w:type="dxa"/>
           </w:tcPr>
           <w:p>
             <w:pPr>
               <w:pStyle w:val="BodyText"/>
               <w:jc w:val="right"/>
-              <w:rPr>
-                <w:rFonts w:ascii="Kalpurush" w:hAnsi="Kalpurush" w:cs="Kalpurush"/>
-                <w:sz w:val="18"/>
-                <w:szCs w:val="18"/>
-                <w:lang w:bidi="bn-IN"/>
-              </w:rPr>
-            </w:pPr>
-            <w:r>
               <w:rPr>
                 <w:rFonts w:ascii="Kalpurush" w:hAnsi="Kalpurush" w:cs="Kalpurush"/>
                 <w:b/>
@@ -3759,9 +2257,56 @@
                 <w:sz w:val="18"/>
                 <w:szCs w:val="18"/>
               </w:rPr>
+            </w:pPr>
+            <w:r>
+              <w:rPr>
+                <w:rFonts w:ascii="Kalpurush" w:eastAsia="Kalpurush" w:hAnsi="Kalpurush" w:cs="Kalpurush"/>
+                <w:bCs/>
+                <w:sz w:val="18"/>
+                <w:szCs w:val="18"/>
+              </w:rPr>
               <w:t>{</w:t>
             </w:r>
-            <w:proofErr w:type="spellStart"/>
+            <w:r>
+              <w:rPr>
+                <w:rFonts w:ascii="Kalpurush" w:eastAsia="Kalpurush" w:hAnsi="Kalpurush" w:cs="Kalpurush"/>
+                <w:sz w:val="18"/>
+                <w:szCs w:val="18"/>
+                <w:lang w:bidi="bn-IN"/>
+              </w:rPr>
+              <w:t>Payable</w:t>
+            </w:r>
+            <w:r>
+              <w:rPr>
+                <w:rFonts w:ascii="Kalpurush" w:eastAsia="Kalpurush" w:hAnsi="Kalpurush" w:cs="Kalpurush"/>
+                <w:bCs/>
+                <w:sz w:val="18"/>
+                <w:szCs w:val="18"/>
+              </w:rPr>
+              <w:t>}</w:t>
+            </w:r>
+          </w:p>
+        </w:tc>
+      </w:tr>
+      <w:tr>
+        <w:trPr>
+          <w:trHeight w:val="363"/>
+        </w:trPr>
+        <w:tc>
+          <w:tcPr>
+            <w:tcW w:w="4364" w:type="dxa"/>
+          </w:tcPr>
+          <w:p>
+            <w:pPr>
+              <w:pStyle w:val="BodyText"/>
+              <w:jc w:val="right"/>
+              <w:rPr>
+                <w:rFonts w:ascii="Kalpurush" w:hAnsi="Kalpurush" w:cs="Kalpurush"/>
+                <w:sz w:val="18"/>
+                <w:szCs w:val="18"/>
+                <w:lang w:bidi="bn-IN"/>
+              </w:rPr>
+            </w:pPr>
             <w:r>
               <w:rPr>
                 <w:rFonts w:ascii="Kalpurush" w:eastAsiaTheme="minorHAnsi" w:hAnsi="Kalpurush" w:cs="Kalpurush"/>
@@ -3772,18 +2317,402 @@
                 <w:highlight w:val="white"/>
                 <w:lang w:bidi="ar-SA"/>
               </w:rPr>
-              <w:t>NetPayAmount</w:t>
-            </w:r>
-            <w:proofErr w:type="spellEnd"/>
-            <w:r>
-              <w:rPr>
-                <w:rFonts w:ascii="Kalpurush" w:hAnsi="Kalpurush" w:cs="Kalpurush"/>
+              <w:t>Net Pay</w:t>
+            </w:r>
+            <w:r>
+              <w:rPr>
+                <w:rFonts w:ascii="Kalpurush" w:eastAsiaTheme="minorHAnsi" w:hAnsi="Kalpurush" w:cs="Kalpurush"/>
                 <w:b/>
                 <w:color w:val="000000" w:themeColor="text1"/>
                 <w:sz w:val="18"/>
                 <w:szCs w:val="18"/>
+                <w:highlight w:val="white"/>
+                <w:lang w:bidi="ar-SA"/>
+              </w:rPr>
+              <w:t>able</w:t>
+            </w:r>
+            <w:r>
+              <w:rPr>
+                <w:rFonts w:ascii="Kalpurush" w:eastAsiaTheme="minorHAnsi" w:hAnsi="Kalpurush" w:cs="Kalpurush"/>
+                <w:b/>
+                <w:color w:val="000000" w:themeColor="text1"/>
+                <w:sz w:val="18"/>
+                <w:szCs w:val="18"/>
+                <w:highlight w:val="white"/>
+                <w:lang w:bidi="ar-SA"/>
+              </w:rPr>
+              <w:t xml:space="preserve"> Amount</w:t>
+            </w:r>
+            <w:r>
+              <w:rPr>
+                <w:rFonts w:ascii="Kalpurush" w:eastAsiaTheme="minorHAnsi" w:hAnsi="Kalpurush" w:cs="Kalpurush"/>
+                <w:b/>
+                <w:color w:val="000000" w:themeColor="text1"/>
+                <w:sz w:val="18"/>
+                <w:szCs w:val="18"/>
+                <w:lang w:bidi="ar-SA"/>
+              </w:rPr>
+              <w:t xml:space="preserve"> সর্ব সাকুল্যে প্রাপ্য টাকা</w:t>
+            </w:r>
+          </w:p>
+        </w:tc>
+        <w:tc>
+          <w:tcPr>
+            <w:tcW w:w="1318" w:type="dxa"/>
+          </w:tcPr>
+          <w:p>
+            <w:pPr>
+              <w:pStyle w:val="BodyText"/>
+              <w:jc w:val="right"/>
+              <w:rPr>
+                <w:rFonts w:ascii="Kalpurush" w:hAnsi="Kalpurush" w:cs="Kalpurush"/>
+                <w:sz w:val="18"/>
+                <w:szCs w:val="18"/>
+                <w:lang w:bidi="bn-IN"/>
+              </w:rPr>
+            </w:pPr>
+            <w:r>
+              <w:rPr>
+                <w:rFonts w:ascii="Kalpurush" w:hAnsi="Kalpurush" w:cs="Kalpurush"/>
+                <w:b/>
+                <w:color w:val="000000" w:themeColor="text1"/>
+                <w:sz w:val="18"/>
+                <w:szCs w:val="18"/>
+              </w:rPr>
+              <w:t>{</w:t>
+            </w:r>
+            <w:r>
+              <w:rPr>
+                <w:rFonts w:ascii="Kalpurush" w:eastAsiaTheme="minorHAnsi" w:hAnsi="Kalpurush" w:cs="Kalpurush"/>
+                <w:b/>
+                <w:color w:val="000000" w:themeColor="text1"/>
+                <w:sz w:val="18"/>
+                <w:szCs w:val="18"/>
+                <w:highlight w:val="white"/>
+                <w:lang w:bidi="ar-SA"/>
+              </w:rPr>
+              <w:t>NetPayAmount</w:t>
+            </w:r>
+            <w:r>
+              <w:rPr>
+                <w:rFonts w:ascii="Kalpurush" w:hAnsi="Kalpurush" w:cs="Kalpurush"/>
+                <w:b/>
+                <w:color w:val="000000" w:themeColor="text1"/>
+                <w:sz w:val="18"/>
+                <w:szCs w:val="18"/>
               </w:rPr>
               <w:t>}</w:t>
+            </w:r>
+          </w:p>
+        </w:tc>
+      </w:tr>
+    </w:tbl>
+    <w:tbl>
+      <w:tblPr>
+        <w:tblStyle w:val="TableGrid"/>
+        <w:tblpPr w:leftFromText="180" w:rightFromText="180" w:vertAnchor="text" w:horzAnchor="page" w:tblpX="6840" w:tblpY="212"/>
+        <w:tblW w:w="4248" w:type="dxa"/>
+        <w:tblLayout w:type="fixed"/>
+        <w:tblLook w:val="04A0" w:firstRow="1" w:lastRow="0" w:firstColumn="1" w:lastColumn="0" w:noHBand="0" w:noVBand="1"/>
+      </w:tblPr>
+      <w:tblGrid>
+        <w:gridCol w:w="4248"/>
+      </w:tblGrid>
+      <w:tr>
+        <w:trPr>
+          <w:trHeight w:val="782"/>
+        </w:trPr>
+        <w:tc>
+          <w:tcPr>
+            <w:tcW w:w="4248" w:type="dxa"/>
+            <w:tcBorders>
+              <w:left w:val="single" w:sz="4" w:space="0" w:color="auto"/>
+            </w:tcBorders>
+          </w:tcPr>
+          <w:p>
+            <w:pPr>
+              <w:pStyle w:val="BodyText"/>
+              <w:spacing w:after="240"/>
+              <w:jc w:val="both"/>
+              <w:rPr>
+                <w:rFonts w:ascii="Kalpurush" w:hAnsi="Kalpurush" w:cs="Kalpurush"/>
+                <w:sz w:val="18"/>
+                <w:szCs w:val="18"/>
+                <w:lang w:bidi="bn-IN"/>
+              </w:rPr>
+            </w:pPr>
+            <w:r>
+              <w:rPr>
+                <w:rFonts w:ascii="Kalpurush" w:hAnsi="Kalpurush" w:cs="Kalpurush"/>
+                <w:sz w:val="18"/>
+                <w:szCs w:val="18"/>
+                <w:cs/>
+                <w:lang w:bidi="bn-IN"/>
+              </w:rPr>
+              <w:t xml:space="preserve">আমি </w:t>
+            </w:r>
+            <w:r>
+              <w:rPr>
+                <w:rFonts w:ascii="Kalpurush" w:hAnsi="Kalpurush" w:cs="Kalpurush"/>
+                <w:b/>
+                <w:bCs/>
+                <w:sz w:val="18"/>
+                <w:szCs w:val="18"/>
+                <w:lang w:bidi="bn-IN"/>
+              </w:rPr>
+              <w:t>{</w:t>
+            </w:r>
+            <w:r>
+              <w:rPr>
+                <w:rFonts w:ascii="Kalpurush" w:eastAsiaTheme="minorHAnsi" w:hAnsi="Kalpurush" w:cs="Kalpurush"/>
+                <w:b/>
+                <w:bCs/>
+                <w:color w:val="000000"/>
+                <w:sz w:val="18"/>
+                <w:szCs w:val="18"/>
+                <w:highlight w:val="white"/>
+                <w:lang w:bidi="ar-SA"/>
+              </w:rPr>
+              <w:t>EmployeeName</w:t>
+            </w:r>
+            <w:r>
+              <w:rPr>
+                <w:rFonts w:ascii="Kalpurush" w:hAnsi="Kalpurush" w:cs="Kalpurush"/>
+                <w:b/>
+                <w:bCs/>
+                <w:sz w:val="18"/>
+                <w:szCs w:val="18"/>
+                <w:lang w:bidi="bn-IN"/>
+              </w:rPr>
+              <w:t xml:space="preserve">} </w:t>
+            </w:r>
+            <w:r>
+              <w:rPr>
+                <w:rFonts w:ascii="Kalpurush" w:hAnsi="Kalpurush" w:cs="Kalpurush"/>
+                <w:bCs/>
+                <w:sz w:val="18"/>
+                <w:szCs w:val="18"/>
+                <w:lang w:bidi="bn-IN"/>
+              </w:rPr>
+              <w:t xml:space="preserve">এই </w:t>
+            </w:r>
+            <w:r>
+              <w:rPr>
+                <w:rFonts w:ascii="Kalpurush" w:hAnsi="Kalpurush" w:cs="Kalpurush"/>
+                <w:sz w:val="18"/>
+                <w:szCs w:val="18"/>
+                <w:cs/>
+                <w:lang w:bidi="bn-IN"/>
+              </w:rPr>
+              <w:t>প্রতিষ্ঠান থেকে</w:t>
+            </w:r>
+            <w:r>
+              <w:rPr>
+                <w:rFonts w:ascii="Kalpurush" w:hAnsi="Kalpurush" w:cs="Kalpurush"/>
+                <w:sz w:val="18"/>
+                <w:szCs w:val="18"/>
+                <w:cs/>
+                <w:lang w:bidi="bn-IN"/>
+              </w:rPr>
+              <w:t xml:space="preserve"> আমার চূড়ান্ত নিষ্পত্তিকরণ ও সমুদয় প্রাপ্য বুঝিয়া পাইলাম। এই</w:t>
+            </w:r>
+            <w:r>
+              <w:rPr>
+                <w:rFonts w:ascii="Kalpurush" w:hAnsi="Kalpurush" w:cs="Kalpurush"/>
+                <w:sz w:val="18"/>
+                <w:szCs w:val="18"/>
+              </w:rPr>
+              <w:t xml:space="preserve"> </w:t>
+            </w:r>
+            <w:r>
+              <w:rPr>
+                <w:rFonts w:ascii="Kalpurush" w:hAnsi="Kalpurush" w:cs="Kalpurush"/>
+                <w:sz w:val="18"/>
+                <w:szCs w:val="18"/>
+                <w:cs/>
+                <w:lang w:bidi="bn-IN"/>
+              </w:rPr>
+              <w:t xml:space="preserve">প্রতিষ্ঠানের সাথে </w:t>
+            </w:r>
+            <w:r>
+              <w:rPr>
+                <w:rFonts w:ascii="Kalpurush" w:hAnsi="Kalpurush" w:cs="Kalpurush"/>
+                <w:sz w:val="18"/>
+                <w:szCs w:val="18"/>
+                <w:cs/>
+                <w:lang w:bidi="bn-IN"/>
+              </w:rPr>
+              <w:t xml:space="preserve">আমার আর </w:t>
+            </w:r>
+            <w:r>
+              <w:rPr>
+                <w:rFonts w:ascii="Kalpurush" w:hAnsi="Kalpurush" w:cs="Kalpurush"/>
+                <w:sz w:val="18"/>
+                <w:szCs w:val="18"/>
+                <w:cs/>
+                <w:lang w:bidi="bn-IN"/>
+              </w:rPr>
+              <w:t>কোন আর্থিক লেনদেন বা দাবী রইলনা।</w:t>
+            </w:r>
+          </w:p>
+        </w:tc>
+      </w:tr>
+      <w:tr>
+        <w:trPr>
+          <w:trHeight w:val="312"/>
+        </w:trPr>
+        <w:tc>
+          <w:tcPr>
+            <w:tcW w:w="4248" w:type="dxa"/>
+            <w:vMerge w:val="restart"/>
+            <w:tcBorders>
+              <w:left w:val="single" w:sz="4" w:space="0" w:color="auto"/>
+            </w:tcBorders>
+          </w:tcPr>
+          <w:p>
+            <w:pPr>
+              <w:pStyle w:val="BodyText"/>
+              <w:rPr>
+                <w:rFonts w:ascii="Kalpurush" w:hAnsi="Kalpurush" w:cs="Kalpurush"/>
+                <w:sz w:val="18"/>
+                <w:szCs w:val="18"/>
+                <w:lang w:bidi="bn-IN"/>
+              </w:rPr>
+            </w:pPr>
+          </w:p>
+          <w:p>
+            <w:pPr>
+              <w:pStyle w:val="BodyText"/>
+              <w:rPr>
+                <w:rFonts w:ascii="Kalpurush" w:hAnsi="Kalpurush" w:cs="Kalpurush"/>
+                <w:sz w:val="18"/>
+                <w:szCs w:val="18"/>
+                <w:lang w:bidi="bn-IN"/>
+              </w:rPr>
+            </w:pPr>
+          </w:p>
+        </w:tc>
+      </w:tr>
+      <w:tr>
+        <w:trPr>
+          <w:trHeight w:val="284"/>
+        </w:trPr>
+        <w:tc>
+          <w:tcPr>
+            <w:tcW w:w="4248" w:type="dxa"/>
+            <w:vMerge/>
+            <w:tcBorders>
+              <w:left w:val="single" w:sz="4" w:space="0" w:color="auto"/>
+            </w:tcBorders>
+          </w:tcPr>
+          <w:p>
+            <w:pPr>
+              <w:pStyle w:val="BodyText"/>
+              <w:rPr>
+                <w:rFonts w:ascii="Kalpurush" w:hAnsi="Kalpurush" w:cs="Kalpurush"/>
+                <w:sz w:val="18"/>
+                <w:szCs w:val="18"/>
+                <w:lang w:bidi="bn-IN"/>
+              </w:rPr>
+            </w:pPr>
+          </w:p>
+        </w:tc>
+      </w:tr>
+      <w:tr>
+        <w:tc>
+          <w:tcPr>
+            <w:tcW w:w="4248" w:type="dxa"/>
+          </w:tcPr>
+          <w:p>
+            <w:pPr>
+              <w:pStyle w:val="BodyText"/>
+              <w:rPr>
+                <w:rFonts w:ascii="Kalpurush" w:hAnsi="Kalpurush" w:cs="Kalpurush"/>
+                <w:sz w:val="18"/>
+                <w:szCs w:val="18"/>
+                <w:lang w:bidi="bn-IN"/>
+              </w:rPr>
+            </w:pPr>
+          </w:p>
+          <w:p>
+            <w:pPr>
+              <w:pStyle w:val="BodyText"/>
+              <w:jc w:val="center"/>
+              <w:rPr>
+                <w:rFonts w:ascii="Kalpurush" w:hAnsi="Kalpurush" w:cs="Kalpurush"/>
+                <w:sz w:val="18"/>
+                <w:szCs w:val="18"/>
+                <w:lang w:bidi="bn-IN"/>
+              </w:rPr>
+            </w:pPr>
+            <w:r>
+              <w:rPr>
+                <w:rFonts w:ascii="Kalpurush" w:hAnsi="Kalpurush" w:cs="Kalpurush"/>
+                <w:sz w:val="18"/>
+                <w:szCs w:val="18"/>
+                <w:cs/>
+                <w:lang w:bidi="bn-IN"/>
+              </w:rPr>
+              <w:t>শ্রমিক/কর্মচারী</w:t>
+            </w:r>
+            <w:r>
+              <w:rPr>
+                <w:rFonts w:ascii="Kalpurush" w:hAnsi="Kalpurush" w:cs="Kalpurush"/>
+                <w:sz w:val="18"/>
+                <w:szCs w:val="18"/>
+                <w:cs/>
+                <w:lang w:bidi="bn-IN"/>
+              </w:rPr>
+              <w:t>র</w:t>
+            </w:r>
+            <w:r>
+              <w:rPr>
+                <w:rFonts w:ascii="Kalpurush" w:hAnsi="Kalpurush" w:cs="Kalpurush"/>
+                <w:sz w:val="18"/>
+                <w:szCs w:val="18"/>
+                <w:cs/>
+                <w:lang w:bidi="bn-IN"/>
+              </w:rPr>
+              <w:t xml:space="preserve"> স্বাক্ষর ও টিপসহি</w:t>
+            </w:r>
+          </w:p>
+          <w:p>
+            <w:pPr>
+              <w:pStyle w:val="BodyText"/>
+              <w:jc w:val="center"/>
+              <w:rPr>
+                <w:rFonts w:ascii="Kalpurush" w:hAnsi="Kalpurush" w:cs="Kalpurush"/>
+                <w:sz w:val="18"/>
+                <w:szCs w:val="18"/>
+                <w:lang w:bidi="bn-IN"/>
+              </w:rPr>
+            </w:pPr>
+            <w:r>
+              <w:rPr>
+                <w:rFonts w:ascii="Kalpurush" w:hAnsi="Kalpurush" w:cs="Kalpurush"/>
+                <w:sz w:val="18"/>
+                <w:szCs w:val="18"/>
+                <w:lang w:bidi="bn-IN"/>
+              </w:rPr>
+              <w:t>Sig</w:t>
+            </w:r>
+            <w:r>
+              <w:rPr>
+                <w:rFonts w:ascii="Kalpurush" w:hAnsi="Kalpurush" w:cs="Kalpurush"/>
+                <w:sz w:val="18"/>
+                <w:szCs w:val="18"/>
+                <w:lang w:bidi="bn-IN"/>
+              </w:rPr>
+              <w:t>nature and tips of the worker/</w:t>
+            </w:r>
+            <w:r>
+              <w:rPr>
+                <w:rFonts w:ascii="Kalpurush" w:hAnsi="Kalpurush" w:cs="Kalpurush"/>
+                <w:sz w:val="18"/>
+                <w:szCs w:val="18"/>
+                <w:lang w:bidi="bn-IN"/>
+              </w:rPr>
+              <w:t>employee</w:t>
             </w:r>
           </w:p>
         </w:tc>
@@ -3796,314 +2725,6 @@
           <w:rFonts w:ascii="Kalpurush" w:hAnsi="Kalpurush" w:cs="Kalpurush"/>
           <w:sz w:val="18"/>
           <w:szCs w:val="18"/>
-          <w:cs/>
-          <w:lang w:bidi="bn-IN"/>
-        </w:rPr>
-      </w:pPr>
-    </w:p>
-    <w:tbl>
-      <w:tblPr>
-        <w:tblStyle w:val="TableGrid"/>
-        <w:tblW w:w="4410" w:type="dxa"/>
-        <w:tblInd w:w="5958" w:type="dxa"/>
-        <w:tblLayout w:type="fixed"/>
-        <w:tblLook w:val="04A0" w:firstRow="1" w:lastRow="0" w:firstColumn="1" w:lastColumn="0" w:noHBand="0" w:noVBand="1"/>
-      </w:tblPr>
-      <w:tblGrid>
-        <w:gridCol w:w="4410"/>
-      </w:tblGrid>
-      <w:tr>
-        <w:trPr>
-          <w:trHeight w:val="782"/>
-        </w:trPr>
-        <w:tc>
-          <w:tcPr>
-            <w:tcW w:w="4410" w:type="dxa"/>
-            <w:tcBorders>
-              <w:left w:val="single" w:sz="4" w:space="0" w:color="auto"/>
-            </w:tcBorders>
-          </w:tcPr>
-          <w:p>
-            <w:pPr>
-              <w:pStyle w:val="BodyText"/>
-              <w:spacing w:after="240"/>
-              <w:jc w:val="center"/>
-              <w:rPr>
-                <w:rFonts w:ascii="Kalpurush" w:hAnsi="Kalpurush" w:cs="Kalpurush"/>
-                <w:sz w:val="18"/>
-                <w:szCs w:val="18"/>
-                <w:lang w:bidi="bn-IN"/>
-              </w:rPr>
-            </w:pPr>
-            <w:r>
-              <w:rPr>
-                <w:rFonts w:ascii="Kalpurush" w:hAnsi="Kalpurush" w:cs="Kalpurush"/>
-                <w:sz w:val="18"/>
-                <w:szCs w:val="18"/>
-                <w:cs/>
-                <w:lang w:bidi="bn-IN"/>
-              </w:rPr>
-              <w:t xml:space="preserve">আমি </w:t>
-            </w:r>
-            <w:r>
-              <w:rPr>
-                <w:rFonts w:ascii="Kalpurush" w:hAnsi="Kalpurush" w:cs="Kalpurush"/>
-                <w:b/>
-                <w:bCs/>
-                <w:sz w:val="18"/>
-                <w:szCs w:val="18"/>
-                <w:lang w:bidi="bn-IN"/>
-              </w:rPr>
-              <w:t>{</w:t>
-            </w:r>
-            <w:proofErr w:type="spellStart"/>
-            <w:r>
-              <w:rPr>
-                <w:rFonts w:ascii="Kalpurush" w:eastAsiaTheme="minorHAnsi" w:hAnsi="Kalpurush" w:cs="Kalpurush"/>
-                <w:b/>
-                <w:bCs/>
-                <w:color w:val="000000"/>
-                <w:sz w:val="18"/>
-                <w:szCs w:val="18"/>
-                <w:highlight w:val="white"/>
-                <w:lang w:bidi="ar-SA"/>
-              </w:rPr>
-              <w:t>EmployeeName</w:t>
-            </w:r>
-            <w:proofErr w:type="spellEnd"/>
-            <w:r>
-              <w:rPr>
-                <w:rFonts w:ascii="Kalpurush" w:hAnsi="Kalpurush" w:cs="Kalpurush"/>
-                <w:b/>
-                <w:bCs/>
-                <w:sz w:val="18"/>
-                <w:szCs w:val="18"/>
-                <w:lang w:bidi="bn-IN"/>
-              </w:rPr>
-              <w:t xml:space="preserve">} </w:t>
-            </w:r>
-            <w:proofErr w:type="spellStart"/>
-            <w:r>
-              <w:rPr>
-                <w:rFonts w:ascii="Kalpurush" w:hAnsi="Kalpurush" w:cs="Kalpurush"/>
-                <w:bCs/>
-                <w:sz w:val="18"/>
-                <w:szCs w:val="18"/>
-                <w:lang w:bidi="bn-IN"/>
-              </w:rPr>
-              <w:t>এই</w:t>
-            </w:r>
-            <w:proofErr w:type="spellEnd"/>
-            <w:r>
-              <w:rPr>
-                <w:rFonts w:ascii="Kalpurush" w:hAnsi="Kalpurush" w:cs="Kalpurush"/>
-                <w:bCs/>
-                <w:sz w:val="18"/>
-                <w:szCs w:val="18"/>
-                <w:lang w:bidi="bn-IN"/>
-              </w:rPr>
-              <w:t xml:space="preserve"> </w:t>
-            </w:r>
-            <w:r>
-              <w:rPr>
-                <w:rFonts w:ascii="Kalpurush" w:hAnsi="Kalpurush" w:cs="Kalpurush"/>
-                <w:sz w:val="18"/>
-                <w:szCs w:val="18"/>
-                <w:cs/>
-                <w:lang w:bidi="bn-IN"/>
-              </w:rPr>
-              <w:t>প্রতিষ্ঠান থেকে</w:t>
-            </w:r>
-            <w:r>
-              <w:rPr>
-                <w:rFonts w:ascii="Kalpurush" w:hAnsi="Kalpurush" w:cs="Kalpurush"/>
-                <w:sz w:val="18"/>
-                <w:szCs w:val="18"/>
-                <w:cs/>
-                <w:lang w:bidi="bn-IN"/>
-              </w:rPr>
-              <w:t xml:space="preserve"> </w:t>
-            </w:r>
-            <w:r>
-              <w:rPr>
-                <w:rFonts w:ascii="Kalpurush" w:hAnsi="Kalpurush" w:cs="Kalpurush"/>
-                <w:sz w:val="18"/>
-                <w:szCs w:val="18"/>
-                <w:cs/>
-                <w:lang w:bidi="bn-IN"/>
-              </w:rPr>
-              <w:t>আমার চূড়ান্ত নিষ্পত্তিকরণ ও সমুদয় প্রাপ্য বুঝিয়া পাইলাম। এই</w:t>
-            </w:r>
-            <w:r>
-              <w:rPr>
-                <w:rFonts w:ascii="Kalpurush" w:hAnsi="Kalpurush" w:cs="Kalpurush"/>
-                <w:sz w:val="18"/>
-                <w:szCs w:val="18"/>
-              </w:rPr>
-              <w:t xml:space="preserve"> </w:t>
-            </w:r>
-            <w:r>
-              <w:rPr>
-                <w:rFonts w:ascii="Kalpurush" w:hAnsi="Kalpurush" w:cs="Kalpurush"/>
-                <w:sz w:val="18"/>
-                <w:szCs w:val="18"/>
-                <w:cs/>
-                <w:lang w:bidi="bn-IN"/>
-              </w:rPr>
-              <w:t xml:space="preserve">প্রতিষ্ঠানের সাথে </w:t>
-            </w:r>
-            <w:r>
-              <w:rPr>
-                <w:rFonts w:ascii="Kalpurush" w:hAnsi="Kalpurush" w:cs="Kalpurush"/>
-                <w:sz w:val="18"/>
-                <w:szCs w:val="18"/>
-                <w:cs/>
-                <w:lang w:bidi="bn-IN"/>
-              </w:rPr>
-              <w:t xml:space="preserve">আমার আর </w:t>
-            </w:r>
-            <w:r>
-              <w:rPr>
-                <w:rFonts w:ascii="Kalpurush" w:hAnsi="Kalpurush" w:cs="Kalpurush"/>
-                <w:sz w:val="18"/>
-                <w:szCs w:val="18"/>
-                <w:cs/>
-                <w:lang w:bidi="bn-IN"/>
-              </w:rPr>
-              <w:t>কোন আর্থিক লেনদেন বা দাবী রইলনা।</w:t>
-            </w:r>
-          </w:p>
-        </w:tc>
-      </w:tr>
-      <w:tr>
-        <w:trPr>
-          <w:trHeight w:val="312"/>
-        </w:trPr>
-        <w:tc>
-          <w:tcPr>
-            <w:tcW w:w="4410" w:type="dxa"/>
-            <w:vMerge w:val="restart"/>
-            <w:tcBorders>
-              <w:left w:val="single" w:sz="4" w:space="0" w:color="auto"/>
-            </w:tcBorders>
-          </w:tcPr>
-          <w:p>
-            <w:pPr>
-              <w:pStyle w:val="BodyText"/>
-              <w:rPr>
-                <w:rFonts w:ascii="Kalpurush" w:hAnsi="Kalpurush" w:cs="Kalpurush"/>
-                <w:sz w:val="18"/>
-                <w:szCs w:val="18"/>
-                <w:lang w:bidi="bn-IN"/>
-              </w:rPr>
-            </w:pPr>
-          </w:p>
-          <w:p>
-            <w:pPr>
-              <w:pStyle w:val="BodyText"/>
-              <w:rPr>
-                <w:rFonts w:ascii="Kalpurush" w:hAnsi="Kalpurush" w:cs="Kalpurush"/>
-                <w:sz w:val="18"/>
-                <w:szCs w:val="18"/>
-                <w:lang w:bidi="bn-IN"/>
-              </w:rPr>
-            </w:pPr>
-          </w:p>
-        </w:tc>
-      </w:tr>
-      <w:tr>
-        <w:trPr>
-          <w:trHeight w:val="284"/>
-        </w:trPr>
-        <w:tc>
-          <w:tcPr>
-            <w:tcW w:w="4410" w:type="dxa"/>
-            <w:vMerge/>
-            <w:tcBorders>
-              <w:left w:val="single" w:sz="4" w:space="0" w:color="auto"/>
-            </w:tcBorders>
-          </w:tcPr>
-          <w:p>
-            <w:pPr>
-              <w:pStyle w:val="BodyText"/>
-              <w:rPr>
-                <w:rFonts w:ascii="Kalpurush" w:hAnsi="Kalpurush" w:cs="Kalpurush"/>
-                <w:sz w:val="18"/>
-                <w:szCs w:val="18"/>
-                <w:lang w:bidi="bn-IN"/>
-              </w:rPr>
-            </w:pPr>
-          </w:p>
-        </w:tc>
-      </w:tr>
-      <w:tr>
-        <w:tc>
-          <w:tcPr>
-            <w:tcW w:w="4410" w:type="dxa"/>
-          </w:tcPr>
-          <w:p>
-            <w:pPr>
-              <w:pStyle w:val="BodyText"/>
-              <w:rPr>
-                <w:rFonts w:ascii="Kalpurush" w:hAnsi="Kalpurush" w:cs="Kalpurush"/>
-                <w:sz w:val="18"/>
-                <w:szCs w:val="18"/>
-                <w:lang w:bidi="bn-IN"/>
-              </w:rPr>
-            </w:pPr>
-          </w:p>
-          <w:p>
-            <w:pPr>
-              <w:pStyle w:val="BodyText"/>
-              <w:jc w:val="center"/>
-              <w:rPr>
-                <w:rFonts w:ascii="Kalpurush" w:hAnsi="Kalpurush" w:cs="Kalpurush"/>
-                <w:sz w:val="18"/>
-                <w:szCs w:val="18"/>
-                <w:lang w:bidi="bn-IN"/>
-              </w:rPr>
-            </w:pPr>
-            <w:r>
-              <w:rPr>
-                <w:rFonts w:ascii="Kalpurush" w:hAnsi="Kalpurush" w:cs="Kalpurush"/>
-                <w:sz w:val="18"/>
-                <w:szCs w:val="18"/>
-                <w:cs/>
-                <w:lang w:bidi="bn-IN"/>
-              </w:rPr>
-              <w:t>শ্রমিক/কর্মচারী</w:t>
-            </w:r>
-            <w:r>
-              <w:rPr>
-                <w:rFonts w:ascii="Kalpurush" w:hAnsi="Kalpurush" w:cs="Kalpurush"/>
-                <w:sz w:val="18"/>
-                <w:szCs w:val="18"/>
-                <w:cs/>
-                <w:lang w:bidi="bn-IN"/>
-              </w:rPr>
-              <w:t>র</w:t>
-            </w:r>
-            <w:r>
-              <w:rPr>
-                <w:rFonts w:ascii="Kalpurush" w:hAnsi="Kalpurush" w:cs="Kalpurush"/>
-                <w:sz w:val="18"/>
-                <w:szCs w:val="18"/>
-                <w:cs/>
-                <w:lang w:bidi="bn-IN"/>
-              </w:rPr>
-              <w:t xml:space="preserve"> স্বাক্ষর ও টিপসহি</w:t>
-            </w:r>
-          </w:p>
-        </w:tc>
-      </w:tr>
-    </w:tbl>
-    <w:p>
-      <w:pPr>
-        <w:pStyle w:val="BodyText"/>
-        <w:rPr>
-          <w:rFonts w:ascii="Kalpurush" w:hAnsi="Kalpurush" w:cs="Kalpurush"/>
-          <w:sz w:val="18"/>
-          <w:szCs w:val="18"/>
         </w:rPr>
       </w:pPr>
     </w:p>
@@ -4114,6 +2735,44 @@
           <w:rFonts w:ascii="Kalpurush" w:hAnsi="Kalpurush" w:cs="Kalpurush"/>
           <w:sz w:val="18"/>
           <w:szCs w:val="18"/>
+          <w:lang w:bidi="bn-IN"/>
+        </w:rPr>
+      </w:pPr>
+      <w:r>
+        <w:rPr>
+          <w:rFonts w:ascii="Kalpurush" w:hAnsi="Kalpurush" w:cs="Kalpurush"/>
+          <w:sz w:val="18"/>
+          <w:szCs w:val="18"/>
+          <w:lang w:bidi="bn-IN"/>
+        </w:rPr>
+        <w:t>In</w:t>
+      </w:r>
+      <w:r>
+        <w:rPr>
+          <w:rFonts w:ascii="Kalpurush" w:hAnsi="Kalpurush" w:cs="Kalpurush"/>
+          <w:sz w:val="18"/>
+          <w:szCs w:val="18"/>
+          <w:lang w:bidi="bn-IN"/>
+        </w:rPr>
+        <w:t xml:space="preserve"> </w:t>
+      </w:r>
+      <w:r>
+        <w:rPr>
+          <w:rFonts w:ascii="Kalpurush" w:hAnsi="Kalpurush" w:cs="Kalpurush"/>
+          <w:sz w:val="18"/>
+          <w:szCs w:val="18"/>
+          <w:lang w:bidi="bn-IN"/>
+        </w:rPr>
+        <w:t>Words: {TotalInWords}</w:t>
+      </w:r>
+    </w:p>
+    <w:p>
+      <w:pPr>
+        <w:pStyle w:val="BodyText"/>
+        <w:rPr>
+          <w:rFonts w:ascii="Kalpurush" w:hAnsi="Kalpurush" w:cs="Kalpurush"/>
+          <w:sz w:val="18"/>
+          <w:szCs w:val="18"/>
         </w:rPr>
       </w:pPr>
     </w:p>
@@ -4141,12 +2800,21 @@
       <w:pPr>
         <w:pStyle w:val="BodyText"/>
         <w:rPr>
+          <w:rFonts w:ascii="Kalpurush" w:hAnsi="Kalpurush" w:cs="Kalpurush"/>
+          <w:sz w:val="18"/>
+          <w:szCs w:val="18"/>
+        </w:rPr>
+      </w:pPr>
+    </w:p>
+    <w:p>
+      <w:pPr>
+        <w:pStyle w:val="BodyText"/>
+        <w:rPr>
           <w:rFonts w:ascii="Kalpurush" w:eastAsia="Kalpurush" w:hAnsi="Kalpurush" w:cs="Kalpurush"/>
           <w:sz w:val="18"/>
           <w:szCs w:val="26"/>
         </w:rPr>
       </w:pPr>
-      <w:proofErr w:type="spellStart"/>
       <w:r>
         <w:rPr>
           <w:rFonts w:ascii="Kalpurush" w:eastAsia="Kalpurush" w:hAnsi="Kalpurush" w:cs="Kalpurush"/>
@@ -4155,7 +2823,6 @@
         </w:rPr>
         <w:t>প্রস্তুতকারী</w:t>
       </w:r>
-      <w:proofErr w:type="spellEnd"/>
       <w:r>
         <w:rPr>
           <w:rFonts w:ascii="Kalpurush" w:eastAsia="Kalpurush" w:hAnsi="Kalpurush" w:cs="Kalpurush"/>
@@ -4188,7 +2855,6 @@
         </w:rPr>
         <w:t xml:space="preserve">  </w:t>
       </w:r>
-      <w:proofErr w:type="spellStart"/>
       <w:r>
         <w:rPr>
           <w:rFonts w:ascii="Kalpurush" w:eastAsia="Kalpurush" w:hAnsi="Kalpurush" w:cs="Kalpurush"/>
@@ -4197,7 +2863,6 @@
         </w:rPr>
         <w:t>নিরীক্ষণকারী</w:t>
       </w:r>
-      <w:proofErr w:type="spellEnd"/>
       <w:r>
         <w:rPr>
           <w:rFonts w:ascii="Kalpurush" w:eastAsia="Kalpurush" w:hAnsi="Kalpurush" w:cs="Kalpurush"/>
@@ -4230,16 +2895,14 @@
         </w:rPr>
         <w:t xml:space="preserve">  </w:t>
       </w:r>
-      <w:proofErr w:type="spellStart"/>
       <w:r>
         <w:rPr>
           <w:rFonts w:ascii="Kalpurush" w:eastAsia="Kalpurush" w:hAnsi="Kalpurush" w:cs="Kalpurush"/>
           <w:sz w:val="18"/>
           <w:szCs w:val="26"/>
         </w:rPr>
-        <w:t>সহঃ</w:t>
-      </w:r>
-      <w:proofErr w:type="spellEnd"/>
+        <w:t>সহঃ মহা-ব্যবস্থাপক</w:t>
+      </w:r>
       <w:r>
         <w:rPr>
           <w:rFonts w:ascii="Kalpurush" w:eastAsia="Kalpurush" w:hAnsi="Kalpurush" w:cs="Kalpurush"/>
@@ -4248,49 +2911,13 @@
         </w:rPr>
         <w:t xml:space="preserve"> </w:t>
       </w:r>
-      <w:proofErr w:type="spellStart"/>
       <w:r>
         <w:rPr>
           <w:rFonts w:ascii="Kalpurush" w:eastAsia="Kalpurush" w:hAnsi="Kalpurush" w:cs="Kalpurush"/>
           <w:sz w:val="18"/>
           <w:szCs w:val="26"/>
         </w:rPr>
-        <w:t>মহা-ব্যবস্থাপক</w:t>
-      </w:r>
-      <w:proofErr w:type="spellEnd"/>
-      <w:r>
-        <w:rPr>
-          <w:rFonts w:ascii="Kalpurush" w:eastAsia="Kalpurush" w:hAnsi="Kalpurush" w:cs="Kalpurush"/>
-          <w:sz w:val="18"/>
-          <w:szCs w:val="26"/>
-        </w:rPr>
-        <w:t xml:space="preserve"> </w:t>
-      </w:r>
-      <w:r>
-        <w:rPr>
-          <w:rFonts w:ascii="Kalpurush" w:eastAsia="Kalpurush" w:hAnsi="Kalpurush" w:cs="Kalpurush"/>
-          <w:sz w:val="18"/>
-          <w:szCs w:val="26"/>
-        </w:rPr>
-        <w:t>(</w:t>
-      </w:r>
-      <w:proofErr w:type="spellStart"/>
-      <w:r>
-        <w:rPr>
-          <w:rFonts w:ascii="Kalpurush" w:eastAsia="Kalpurush" w:hAnsi="Kalpurush" w:cs="Kalpurush"/>
-          <w:sz w:val="18"/>
-          <w:szCs w:val="26"/>
-        </w:rPr>
-        <w:t>প্রশাসন</w:t>
-      </w:r>
-      <w:proofErr w:type="spellEnd"/>
-      <w:r>
-        <w:rPr>
-          <w:rFonts w:ascii="Kalpurush" w:eastAsia="Kalpurush" w:hAnsi="Kalpurush" w:cs="Kalpurush"/>
-          <w:sz w:val="18"/>
-          <w:szCs w:val="26"/>
-        </w:rPr>
-        <w:t xml:space="preserve">) </w:t>
+        <w:t xml:space="preserve">(প্রশাসন) </w:t>
       </w:r>
       <w:r>
         <w:rPr>
@@ -4325,7 +2952,6 @@
         </w:rPr>
         <w:t xml:space="preserve"> </w:t>
       </w:r>
-      <w:proofErr w:type="spellStart"/>
       <w:r>
         <w:rPr>
           <w:rFonts w:ascii="Kalpurush" w:eastAsia="Kalpurush" w:hAnsi="Kalpurush" w:cs="Kalpurush"/>
@@ -4334,7 +2960,60 @@
         </w:rPr>
         <w:t>সি.ই.ও</w:t>
       </w:r>
-      <w:proofErr w:type="spellEnd"/>
+    </w:p>
+    <w:p>
+      <w:pPr>
+        <w:pStyle w:val="BodyText"/>
+        <w:rPr>
+          <w:rFonts w:ascii="Kalpurush" w:eastAsia="Kalpurush" w:hAnsi="Kalpurush" w:cs="Kalpurush"/>
+          <w:sz w:val="18"/>
+          <w:szCs w:val="26"/>
+        </w:rPr>
+      </w:pPr>
+    </w:p>
+    <w:p>
+      <w:pPr>
+        <w:pStyle w:val="BodyText"/>
+        <w:rPr>
+          <w:rFonts w:ascii="Kalpurush" w:eastAsia="Kalpurush" w:hAnsi="Kalpurush" w:cs="Kalpurush"/>
+          <w:sz w:val="18"/>
+          <w:szCs w:val="26"/>
+        </w:rPr>
+      </w:pPr>
+      <w:r>
+        <w:rPr>
+          <w:rFonts w:ascii="Kalpurush" w:eastAsia="Kalpurush" w:hAnsi="Kalpurush" w:cs="Kalpurush"/>
+          <w:sz w:val="18"/>
+          <w:szCs w:val="26"/>
+        </w:rPr>
+        <w:t xml:space="preserve">NB: </w:t>
+      </w:r>
+      <w:r>
+        <w:rPr>
+          <w:rFonts w:ascii="Kalpurush" w:eastAsia="Kalpurush" w:hAnsi="Kalpurush" w:cs="Kalpurush"/>
+          <w:sz w:val="18"/>
+          <w:szCs w:val="26"/>
+        </w:rPr>
+        <w:t>In Other Earning – First Retained Earning, then Notice Period (along with days in bracket), then dynamic entry</w:t>
+      </w:r>
+    </w:p>
+    <w:p>
+      <w:pPr>
+        <w:pStyle w:val="BodyText"/>
+        <w:rPr>
+          <w:rFonts w:ascii="Kalpurush" w:eastAsia="Kalpurush" w:hAnsi="Kalpurush" w:cs="Kalpurush"/>
+          <w:sz w:val="18"/>
+          <w:szCs w:val="26"/>
+        </w:rPr>
+      </w:pPr>
+      <w:r>
+        <w:rPr>
+          <w:rFonts w:ascii="Kalpurush" w:eastAsia="Kalpurush" w:hAnsi="Kalpurush" w:cs="Kalpurush"/>
+          <w:sz w:val="18"/>
+          <w:szCs w:val="26"/>
+        </w:rPr>
+        <w:t>In Other Deduction – First Leave Encashment Recovery (along with days in bracket), Notice Period (along with days in bracket), then dynamic entry</w:t>
+      </w:r>
     </w:p>
     <w:sectPr>
       <w:headerReference w:type="default" r:id="rId7"/>
@@ -4349,7 +3028,7 @@
 </file>
 
 <file path=word/endnotes.xml><?xml version="1.0" encoding="utf-8"?>
-<w:endnotes xmlns:wpc="http://schemas.microsoft.com/office/word/2010/wordprocessingCanvas" xmlns:mc="http://schemas.openxmlformats.org/markup-compatibility/2006" xmlns:o="urn:schemas-microsoft-com:office:office" xmlns:r="http://schemas.openxmlformats.org/officeDocument/2006/relationships" xmlns:m="http://schemas.openxmlformats.org/officeDocument/2006/math" xmlns:v="urn:schemas-microsoft-com:vml" xmlns:wp14="http://schemas.microsoft.com/office/word/2010/wordprocessingDrawing" xmlns:wp="http://schemas.openxmlformats.org/drawingml/2006/wordprocessingDrawing" xmlns:w10="urn:schemas-microsoft-com:office:word" xmlns:w="http://schemas.openxmlformats.org/wordprocessingml/2006/main" xmlns:w14="http://schemas.microsoft.com/office/word/2010/wordml" xmlns:w15="http://schemas.microsoft.com/office/word/2012/wordml" xmlns:wpg="http://schemas.microsoft.com/office/word/2010/wordprocessingGroup" xmlns:wpi="http://schemas.microsoft.com/office/word/2010/wordprocessingInk" xmlns:wne="http://schemas.microsoft.com/office/word/2006/wordml" xmlns:wps="http://schemas.microsoft.com/office/word/2010/wordprocessingShape" mc:Ignorable="w14 w15 wp14">
+<w:endnotes xmlns:wpc="http://schemas.microsoft.com/office/word/2010/wordprocessingCanvas" xmlns:cx="http://schemas.microsoft.com/office/drawing/2014/chartex" xmlns:cx1="http://schemas.microsoft.com/office/drawing/2015/9/8/chartex" xmlns:cx2="http://schemas.microsoft.com/office/drawing/2015/10/21/chartex" xmlns:cx3="http://schemas.microsoft.com/office/drawing/2016/5/9/chartex" xmlns:cx4="http://schemas.microsoft.com/office/drawing/2016/5/10/chartex" xmlns:cx5="http://schemas.microsoft.com/office/drawing/2016/5/11/chartex" xmlns:cx6="http://schemas.microsoft.com/office/drawing/2016/5/12/chartex" xmlns:cx7="http://schemas.microsoft.com/office/drawing/2016/5/13/chartex" xmlns:cx8="http://schemas.microsoft.com/office/drawing/2016/5/14/chartex" xmlns:mc="http://schemas.openxmlformats.org/markup-compatibility/2006" xmlns:aink="http://schemas.microsoft.com/office/drawing/2016/ink" xmlns:am3d="http://schemas.microsoft.com/office/drawing/2017/model3d" xmlns:o="urn:schemas-microsoft-com:office:office" xmlns:r="http://schemas.openxmlformats.org/officeDocument/2006/relationships" xmlns:m="http://schemas.openxmlformats.org/officeDocument/2006/math" xmlns:v="urn:schemas-microsoft-com:vml" xmlns:wp14="http://schemas.microsoft.com/office/word/2010/wordprocessingDrawing" xmlns:wp="http://schemas.openxmlformats.org/drawingml/2006/wordprocessingDrawing" xmlns:w10="urn:schemas-microsoft-com:office:word" xmlns:w="http://schemas.openxmlformats.org/wordprocessingml/2006/main" xmlns:w14="http://schemas.microsoft.com/office/word/2010/wordml" xmlns:w15="http://schemas.microsoft.com/office/word/2012/wordml" xmlns:w16cex="http://schemas.microsoft.com/office/word/2018/wordml/cex" xmlns:w16cid="http://schemas.microsoft.com/office/word/2016/wordml/cid" xmlns:w16="http://schemas.microsoft.com/office/word/2018/wordml" xmlns:w16sdtdh="http://schemas.microsoft.com/office/word/2020/wordml/sdtdatahash" xmlns:w16se="http://schemas.microsoft.com/office/word/2015/wordml/symex" xmlns:wpg="http://schemas.microsoft.com/office/word/2010/wordprocessingGroup" xmlns:wpi="http://schemas.microsoft.com/office/word/2010/wordprocessingInk" xmlns:wne="http://schemas.microsoft.com/office/word/2006/wordml" xmlns:wps="http://schemas.microsoft.com/office/word/2010/wordprocessingShape" mc:Ignorable="w14 w15 w16se w16cid w16 w16cex w16sdtdh wp14">
   <w:endnote w:type="separator" w:id="-1">
     <w:p>
       <w:r>
@@ -4368,7 +3047,7 @@
 </file>
 
 <file path=word/footnotes.xml><?xml version="1.0" encoding="utf-8"?>
-<w:footnotes xmlns:wpc="http://schemas.microsoft.com/office/word/2010/wordprocessingCanvas" xmlns:mc="http://schemas.openxmlformats.org/markup-compatibility/2006" xmlns:o="urn:schemas-microsoft-com:office:office" xmlns:r="http://schemas.openxmlformats.org/officeDocument/2006/relationships" xmlns:m="http://schemas.openxmlformats.org/officeDocument/2006/math" xmlns:v="urn:schemas-microsoft-com:vml" xmlns:wp14="http://schemas.microsoft.com/office/word/2010/wordprocessingDrawing" xmlns:wp="http://schemas.openxmlformats.org/drawingml/2006/wordprocessingDrawing" xmlns:w10="urn:schemas-microsoft-com:office:word" xmlns:w="http://schemas.openxmlformats.org/wordprocessingml/2006/main" xmlns:w14="http://schemas.microsoft.com/office/word/2010/wordml" xmlns:w15="http://schemas.microsoft.com/office/word/2012/wordml" xmlns:wpg="http://schemas.microsoft.com/office/word/2010/wordprocessingGroup" xmlns:wpi="http://schemas.microsoft.com/office/word/2010/wordprocessingInk" xmlns:wne="http://schemas.microsoft.com/office/word/2006/wordml" xmlns:wps="http://schemas.microsoft.com/office/word/2010/wordprocessingShape" mc:Ignorable="w14 w15 wp14">
+<w:footnotes xmlns:wpc="http://schemas.microsoft.com/office/word/2010/wordprocessingCanvas" xmlns:cx="http://schemas.microsoft.com/office/drawing/2014/chartex" xmlns:cx1="http://schemas.microsoft.com/office/drawing/2015/9/8/chartex" xmlns:cx2="http://schemas.microsoft.com/office/drawing/2015/10/21/chartex" xmlns:cx3="http://schemas.microsoft.com/office/drawing/2016/5/9/chartex" xmlns:cx4="http://schemas.microsoft.com/office/drawing/2016/5/10/chartex" xmlns:cx5="http://schemas.microsoft.com/office/drawing/2016/5/11/chartex" xmlns:cx6="http://schemas.microsoft.com/office/drawing/2016/5/12/chartex" xmlns:cx7="http://schemas.microsoft.com/office/drawing/2016/5/13/chartex" xmlns:cx8="http://schemas.microsoft.com/office/drawing/2016/5/14/chartex" xmlns:mc="http://schemas.openxmlformats.org/markup-compatibility/2006" xmlns:aink="http://schemas.microsoft.com/office/drawing/2016/ink" xmlns:am3d="http://schemas.microsoft.com/office/drawing/2017/model3d" xmlns:o="urn:schemas-microsoft-com:office:office" xmlns:r="http://schemas.openxmlformats.org/officeDocument/2006/relationships" xmlns:m="http://schemas.openxmlformats.org/officeDocument/2006/math" xmlns:v="urn:schemas-microsoft-com:vml" xmlns:wp14="http://schemas.microsoft.com/office/word/2010/wordprocessingDrawing" xmlns:wp="http://schemas.openxmlformats.org/drawingml/2006/wordprocessingDrawing" xmlns:w10="urn:schemas-microsoft-com:office:word" xmlns:w="http://schemas.openxmlformats.org/wordprocessingml/2006/main" xmlns:w14="http://schemas.microsoft.com/office/word/2010/wordml" xmlns:w15="http://schemas.microsoft.com/office/word/2012/wordml" xmlns:w16cex="http://schemas.microsoft.com/office/word/2018/wordml/cex" xmlns:w16cid="http://schemas.microsoft.com/office/word/2016/wordml/cid" xmlns:w16="http://schemas.microsoft.com/office/word/2018/wordml" xmlns:w16sdtdh="http://schemas.microsoft.com/office/word/2020/wordml/sdtdatahash" xmlns:w16se="http://schemas.microsoft.com/office/word/2015/wordml/symex" xmlns:wpg="http://schemas.microsoft.com/office/word/2010/wordprocessingGroup" xmlns:wpi="http://schemas.microsoft.com/office/word/2010/wordprocessingInk" xmlns:wne="http://schemas.microsoft.com/office/word/2006/wordml" xmlns:wps="http://schemas.microsoft.com/office/word/2010/wordprocessingShape" mc:Ignorable="w14 w15 w16se w16cid w16 w16cex w16sdtdh wp14">
   <w:footnote w:type="separator" w:id="-1">
     <w:p>
       <w:r>
@@ -4387,7 +3066,7 @@
 </file>
 
 <file path=word/header1.xml><?xml version="1.0" encoding="utf-8"?>
-<w:hdr xmlns:wpc="http://schemas.microsoft.com/office/word/2010/wordprocessingCanvas" xmlns:mc="http://schemas.openxmlformats.org/markup-compatibility/2006" xmlns:o="urn:schemas-microsoft-com:office:office" xmlns:r="http://schemas.openxmlformats.org/officeDocument/2006/relationships" xmlns:m="http://schemas.openxmlformats.org/officeDocument/2006/math" xmlns:v="urn:schemas-microsoft-com:vml" xmlns:wp14="http://schemas.microsoft.com/office/word/2010/wordprocessingDrawing" xmlns:wp="http://schemas.openxmlformats.org/drawingml/2006/wordprocessingDrawing" xmlns:w10="urn:schemas-microsoft-com:office:word" xmlns:w="http://schemas.openxmlformats.org/wordprocessingml/2006/main" xmlns:w14="http://schemas.microsoft.com/office/word/2010/wordml" xmlns:w15="http://schemas.microsoft.com/office/word/2012/wordml" xmlns:wpg="http://schemas.microsoft.com/office/word/2010/wordprocessingGroup" xmlns:wpi="http://schemas.microsoft.com/office/word/2010/wordprocessingInk" xmlns:wne="http://schemas.microsoft.com/office/word/2006/wordml" xmlns:wps="http://schemas.microsoft.com/office/word/2010/wordprocessingShape" mc:Ignorable="w14 w15 wp14">
+<w:hdr xmlns:wpc="http://schemas.microsoft.com/office/word/2010/wordprocessingCanvas" xmlns:cx="http://schemas.microsoft.com/office/drawing/2014/chartex" xmlns:cx1="http://schemas.microsoft.com/office/drawing/2015/9/8/chartex" xmlns:cx2="http://schemas.microsoft.com/office/drawing/2015/10/21/chartex" xmlns:cx3="http://schemas.microsoft.com/office/drawing/2016/5/9/chartex" xmlns:cx4="http://schemas.microsoft.com/office/drawing/2016/5/10/chartex" xmlns:cx5="http://schemas.microsoft.com/office/drawing/2016/5/11/chartex" xmlns:cx6="http://schemas.microsoft.com/office/drawing/2016/5/12/chartex" xmlns:cx7="http://schemas.microsoft.com/office/drawing/2016/5/13/chartex" xmlns:cx8="http://schemas.microsoft.com/office/drawing/2016/5/14/chartex" xmlns:mc="http://schemas.openxmlformats.org/markup-compatibility/2006" xmlns:aink="http://schemas.microsoft.com/office/drawing/2016/ink" xmlns:am3d="http://schemas.microsoft.com/office/drawing/2017/model3d" xmlns:o="urn:schemas-microsoft-com:office:office" xmlns:r="http://schemas.openxmlformats.org/officeDocument/2006/relationships" xmlns:m="http://schemas.openxmlformats.org/officeDocument/2006/math" xmlns:v="urn:schemas-microsoft-com:vml" xmlns:wp14="http://schemas.microsoft.com/office/word/2010/wordprocessingDrawing" xmlns:wp="http://schemas.openxmlformats.org/drawingml/2006/wordprocessingDrawing" xmlns:w10="urn:schemas-microsoft-com:office:word" xmlns:w="http://schemas.openxmlformats.org/wordprocessingml/2006/main" xmlns:w14="http://schemas.microsoft.com/office/word/2010/wordml" xmlns:w15="http://schemas.microsoft.com/office/word/2012/wordml" xmlns:w16cex="http://schemas.microsoft.com/office/word/2018/wordml/cex" xmlns:w16cid="http://schemas.microsoft.com/office/word/2016/wordml/cid" xmlns:w16="http://schemas.microsoft.com/office/word/2018/wordml" xmlns:w16sdtdh="http://schemas.microsoft.com/office/word/2020/wordml/sdtdatahash" xmlns:w16se="http://schemas.microsoft.com/office/word/2015/wordml/symex" xmlns:wpg="http://schemas.microsoft.com/office/word/2010/wordprocessingGroup" xmlns:wpi="http://schemas.microsoft.com/office/word/2010/wordprocessingInk" xmlns:wne="http://schemas.microsoft.com/office/word/2006/wordml" xmlns:wps="http://schemas.microsoft.com/office/word/2010/wordprocessingShape" mc:Ignorable="w14 w15 w16se w16cid w16 w16cex w16sdtdh wp14">
   <w:p>
     <w:pPr>
       <w:pStyle w:val="BodyText"/>
@@ -4400,7 +3079,6 @@
         <w:shd w:val="clear" w:color="auto" w:fill="FFFFFF"/>
       </w:rPr>
     </w:pPr>
-    <w:proofErr w:type="spellStart"/>
     <w:r>
       <w:rPr>
         <w:rFonts w:ascii="Kalpurush" w:hAnsi="Kalpurush" w:cs="Kalpurush"/>
@@ -4410,57 +3088,8 @@
         <w:shd w:val="clear" w:color="auto" w:fill="FFFFFF"/>
         <w:cs/>
       </w:rPr>
-      <w:t>বেসিক</w:t>
+      <w:t>বেসিক এ্যাপারেলস লিমিটেড</w:t>
     </w:r>
-    <w:proofErr w:type="spellEnd"/>
-    <w:r>
-      <w:rPr>
-        <w:rFonts w:ascii="Kalpurush" w:hAnsi="Kalpurush" w:cs="Kalpurush"/>
-        <w:bCs/>
-        <w:sz w:val="32"/>
-        <w:szCs w:val="32"/>
-        <w:shd w:val="clear" w:color="auto" w:fill="FFFFFF"/>
-        <w:cs/>
-      </w:rPr>
-      <w:t xml:space="preserve"> </w:t>
-    </w:r>
-    <w:proofErr w:type="spellStart"/>
-    <w:r>
-      <w:rPr>
-        <w:rFonts w:ascii="Kalpurush" w:hAnsi="Kalpurush" w:cs="Kalpurush"/>
-        <w:bCs/>
-        <w:sz w:val="32"/>
-        <w:szCs w:val="32"/>
-        <w:shd w:val="clear" w:color="auto" w:fill="FFFFFF"/>
-        <w:cs/>
-      </w:rPr>
-      <w:t>এ্যাপারেলস</w:t>
-    </w:r>
-    <w:proofErr w:type="spellEnd"/>
-    <w:r>
-      <w:rPr>
-        <w:rFonts w:ascii="Kalpurush" w:hAnsi="Kalpurush" w:cs="Kalpurush"/>
-        <w:bCs/>
-        <w:sz w:val="32"/>
-        <w:szCs w:val="32"/>
-        <w:shd w:val="clear" w:color="auto" w:fill="FFFFFF"/>
-        <w:cs/>
-      </w:rPr>
-      <w:t xml:space="preserve"> </w:t>
-    </w:r>
-    <w:proofErr w:type="spellStart"/>
-    <w:r>
-      <w:rPr>
-        <w:rFonts w:ascii="Kalpurush" w:hAnsi="Kalpurush" w:cs="Kalpurush"/>
-        <w:bCs/>
-        <w:sz w:val="32"/>
-        <w:szCs w:val="32"/>
-        <w:shd w:val="clear" w:color="auto" w:fill="FFFFFF"/>
-        <w:cs/>
-      </w:rPr>
-      <w:t>লিমিটেড</w:t>
-    </w:r>
-    <w:proofErr w:type="spellEnd"/>
   </w:p>
   <w:p>
     <w:pPr>
@@ -4480,47 +3109,7 @@
         <w:szCs w:val="18"/>
         <w:cs/>
       </w:rPr>
-      <w:t xml:space="preserve">১৩৫-১৩৮ </w:t>
-    </w:r>
-    <w:proofErr w:type="spellStart"/>
-    <w:r>
-      <w:rPr>
-        <w:rFonts w:ascii="Kalpurush" w:hAnsi="Kalpurush" w:cs="Kalpurush"/>
-        <w:sz w:val="18"/>
-        <w:szCs w:val="18"/>
-        <w:cs/>
-      </w:rPr>
-      <w:t>আব্দুল্লাহপুর</w:t>
-    </w:r>
-    <w:proofErr w:type="spellEnd"/>
-    <w:r>
-      <w:rPr>
-        <w:rFonts w:ascii="Kalpurush" w:hAnsi="Kalpurush" w:cs="Kalpurush"/>
-        <w:sz w:val="18"/>
-        <w:szCs w:val="18"/>
-        <w:cs/>
-      </w:rPr>
-      <w:t xml:space="preserve">, </w:t>
-    </w:r>
-    <w:proofErr w:type="spellStart"/>
-    <w:r>
-      <w:rPr>
-        <w:rFonts w:ascii="Kalpurush" w:hAnsi="Kalpurush" w:cs="Kalpurush"/>
-        <w:sz w:val="18"/>
-        <w:szCs w:val="18"/>
-        <w:cs/>
-      </w:rPr>
-      <w:t>উত্তরা</w:t>
-    </w:r>
-    <w:proofErr w:type="spellEnd"/>
-    <w:r>
-      <w:rPr>
-        <w:rFonts w:ascii="Kalpurush" w:hAnsi="Kalpurush" w:cs="Kalpurush"/>
-        <w:sz w:val="18"/>
-        <w:szCs w:val="18"/>
-        <w:cs/>
-      </w:rPr>
-      <w:t>, ঢাকা-১২৩০</w:t>
+      <w:t>১৩৫-১৩৮ আব্দুল্লাহপুর, উত্তরা, ঢাকা-১২৩০</w:t>
     </w:r>
   </w:p>
   <w:p>
@@ -4554,7 +3143,6 @@
         <w:szCs w:val="24"/>
       </w:rPr>
     </w:pPr>
-    <w:proofErr w:type="spellStart"/>
     <w:r>
       <w:rPr>
         <w:rFonts w:ascii="Kalpurush" w:hAnsi="Kalpurush" w:cs="Kalpurush"/>
@@ -4562,37 +3150,7 @@
         <w:sz w:val="24"/>
         <w:szCs w:val="24"/>
       </w:rPr>
-      <w:t>চূড়ান্ত</w:t>
-    </w:r>
-    <w:proofErr w:type="spellEnd"/>
-    <w:r>
-      <w:rPr>
-        <w:rFonts w:ascii="Kalpurush" w:hAnsi="Kalpurush" w:cs="Kalpurush"/>
-        <w:b/>
-        <w:sz w:val="24"/>
-        <w:szCs w:val="24"/>
-      </w:rPr>
-      <w:t xml:space="preserve"> </w:t>
-    </w:r>
-    <w:proofErr w:type="spellStart"/>
-    <w:r>
-      <w:rPr>
-        <w:rFonts w:ascii="Kalpurush" w:hAnsi="Kalpurush" w:cs="Kalpurush"/>
-        <w:b/>
-        <w:sz w:val="24"/>
-        <w:szCs w:val="24"/>
-      </w:rPr>
-      <w:t>নিষ্পত্তি</w:t>
-    </w:r>
-    <w:proofErr w:type="spellEnd"/>
-    <w:r>
-      <w:rPr>
-        <w:rFonts w:ascii="Kalpurush" w:hAnsi="Kalpurush" w:cs="Kalpurush"/>
-        <w:b/>
-        <w:sz w:val="24"/>
-        <w:szCs w:val="24"/>
-      </w:rPr>
-      <w:t>/Final Settlement</w:t>
+      <w:t>চূড়ান্ত নিষ্পত্তি/Final Settlement</w:t>
     </w:r>
   </w:p>
   <w:p>
@@ -4610,81 +3168,8 @@
         <w:sz w:val="16"/>
         <w:szCs w:val="20"/>
       </w:rPr>
-      <w:t>(</w:t>
+      <w:t xml:space="preserve">(বাংলাদেশ শ্রম আইন ২০০৬ এবং </w:t>
     </w:r>
-    <w:proofErr w:type="spellStart"/>
-    <w:r>
-      <w:rPr>
-        <w:rFonts w:ascii="Kalpurush" w:hAnsi="Kalpurush" w:cs="Kalpurush"/>
-        <w:sz w:val="16"/>
-        <w:szCs w:val="20"/>
-      </w:rPr>
-      <w:t>বাংলাদেশ</w:t>
-    </w:r>
-    <w:proofErr w:type="spellEnd"/>
-    <w:r>
-      <w:rPr>
-        <w:rFonts w:ascii="Kalpurush" w:hAnsi="Kalpurush" w:cs="Kalpurush"/>
-        <w:sz w:val="16"/>
-        <w:szCs w:val="20"/>
-      </w:rPr>
-      <w:t xml:space="preserve"> </w:t>
-    </w:r>
-    <w:proofErr w:type="spellStart"/>
-    <w:r>
-      <w:rPr>
-        <w:rFonts w:ascii="Kalpurush" w:hAnsi="Kalpurush" w:cs="Kalpurush"/>
-        <w:sz w:val="16"/>
-        <w:szCs w:val="20"/>
-      </w:rPr>
-      <w:t>শ্রম</w:t>
-    </w:r>
-    <w:proofErr w:type="spellEnd"/>
-    <w:r>
-      <w:rPr>
-        <w:rFonts w:ascii="Kalpurush" w:hAnsi="Kalpurush" w:cs="Kalpurush"/>
-        <w:sz w:val="16"/>
-        <w:szCs w:val="20"/>
-      </w:rPr>
-      <w:t xml:space="preserve"> </w:t>
-    </w:r>
-    <w:proofErr w:type="spellStart"/>
-    <w:r>
-      <w:rPr>
-        <w:rFonts w:ascii="Kalpurush" w:hAnsi="Kalpurush" w:cs="Kalpurush"/>
-        <w:sz w:val="16"/>
-        <w:szCs w:val="20"/>
-      </w:rPr>
-      <w:t>আইন</w:t>
-    </w:r>
-    <w:proofErr w:type="spellEnd"/>
-    <w:r>
-      <w:rPr>
-        <w:rFonts w:ascii="Kalpurush" w:hAnsi="Kalpurush" w:cs="Kalpurush"/>
-        <w:sz w:val="16"/>
-        <w:szCs w:val="20"/>
-      </w:rPr>
-      <w:t xml:space="preserve"> ২০০৬ </w:t>
-    </w:r>
-    <w:proofErr w:type="spellStart"/>
-    <w:r>
-      <w:rPr>
-        <w:rFonts w:ascii="Kalpurush" w:hAnsi="Kalpurush" w:cs="Kalpurush"/>
-        <w:sz w:val="16"/>
-        <w:szCs w:val="20"/>
-      </w:rPr>
-      <w:t>এবং</w:t>
-    </w:r>
-    <w:proofErr w:type="spellEnd"/>
-    <w:r>
-      <w:rPr>
-        <w:rFonts w:ascii="Kalpurush" w:hAnsi="Kalpurush" w:cs="Kalpurush"/>
-        <w:sz w:val="16"/>
-        <w:szCs w:val="20"/>
-      </w:rPr>
-      <w:t xml:space="preserve"> </w:t>
-    </w:r>
-    <w:proofErr w:type="spellStart"/>
     <w:r>
       <w:rPr>
         <w:rFonts w:ascii="Kalpurush" w:hAnsi="Kalpurush" w:cs="Kalpurush" w:hint="cs"/>
@@ -4693,68 +3178,13 @@
       </w:rPr>
       <w:t>সংশোধিত</w:t>
     </w:r>
-    <w:proofErr w:type="spellEnd"/>
     <w:r>
       <w:rPr>
         <w:rFonts w:ascii="Kalpurush" w:hAnsi="Kalpurush" w:cs="Kalpurush"/>
         <w:sz w:val="16"/>
         <w:szCs w:val="20"/>
       </w:rPr>
-      <w:t xml:space="preserve"> ২০১৮ </w:t>
-    </w:r>
-    <w:proofErr w:type="spellStart"/>
-    <w:r>
-      <w:rPr>
-        <w:rFonts w:ascii="Kalpurush" w:hAnsi="Kalpurush" w:cs="Kalpurush"/>
-        <w:sz w:val="16"/>
-        <w:szCs w:val="20"/>
-      </w:rPr>
-      <w:t>এর</w:t>
-    </w:r>
-    <w:proofErr w:type="spellEnd"/>
-    <w:r>
-      <w:rPr>
-        <w:rFonts w:ascii="Kalpurush" w:hAnsi="Kalpurush" w:cs="Kalpurush"/>
-        <w:sz w:val="16"/>
-        <w:szCs w:val="20"/>
-      </w:rPr>
-      <w:t xml:space="preserve"> ৩০ </w:t>
-    </w:r>
-    <w:proofErr w:type="spellStart"/>
-    <w:r>
-      <w:rPr>
-        <w:rFonts w:ascii="Kalpurush" w:hAnsi="Kalpurush" w:cs="Kalpurush"/>
-        <w:sz w:val="16"/>
-        <w:szCs w:val="20"/>
-      </w:rPr>
-      <w:t>ধারা</w:t>
-    </w:r>
-    <w:proofErr w:type="spellEnd"/>
-    <w:r>
-      <w:rPr>
-        <w:rFonts w:ascii="Kalpurush" w:hAnsi="Kalpurush" w:cs="Kalpurush"/>
-        <w:sz w:val="16"/>
-        <w:szCs w:val="20"/>
-      </w:rPr>
-      <w:t xml:space="preserve"> </w:t>
-    </w:r>
-    <w:proofErr w:type="spellStart"/>
-    <w:r>
-      <w:rPr>
-        <w:rFonts w:ascii="Kalpurush" w:hAnsi="Kalpurush" w:cs="Kalpurush"/>
-        <w:sz w:val="16"/>
-        <w:szCs w:val="20"/>
-      </w:rPr>
-      <w:t>আনুযায়ী</w:t>
-    </w:r>
-    <w:proofErr w:type="spellEnd"/>
-    <w:r>
-      <w:rPr>
-        <w:rFonts w:ascii="Kalpurush" w:hAnsi="Kalpurush" w:cs="Kalpurush"/>
-        <w:sz w:val="16"/>
-        <w:szCs w:val="20"/>
-      </w:rPr>
-      <w:t>)</w:t>
+      <w:t xml:space="preserve"> ২০১৮ এর ৩০ ধারা আনুযায়ী)</w:t>
     </w:r>
   </w:p>
   <w:p>
@@ -4771,7 +3201,7 @@
 </file>
 
 <file path=word/styles.xml><?xml version="1.0" encoding="utf-8"?>
-<w:styles xmlns:mc="http://schemas.openxmlformats.org/markup-compatibility/2006" xmlns:r="http://schemas.openxmlformats.org/officeDocument/2006/relationships" xmlns:w="http://schemas.openxmlformats.org/wordprocessingml/2006/main" xmlns:w14="http://schemas.microsoft.com/office/word/2010/wordml" xmlns:w15="http://schemas.microsoft.com/office/word/2012/wordml" mc:Ignorable="w14 w15">
+<w:styles xmlns:mc="http://schemas.openxmlformats.org/markup-compatibility/2006" xmlns:r="http://schemas.openxmlformats.org/officeDocument/2006/relationships" xmlns:w="http://schemas.openxmlformats.org/wordprocessingml/2006/main" xmlns:w14="http://schemas.microsoft.com/office/word/2010/wordml" xmlns:w15="http://schemas.microsoft.com/office/word/2012/wordml" xmlns:w16cex="http://schemas.microsoft.com/office/word/2018/wordml/cex" xmlns:w16cid="http://schemas.microsoft.com/office/word/2016/wordml/cid" xmlns:w16="http://schemas.microsoft.com/office/word/2018/wordml" xmlns:w16sdtdh="http://schemas.microsoft.com/office/word/2020/wordml/sdtdatahash" xmlns:w16se="http://schemas.microsoft.com/office/word/2015/wordml/symex" mc:Ignorable="w14 w15 w16se w16cid w16 w16cex w16sdtdh">
   <w:docDefaults>
     <w:rPrDefault>
       <w:rPr>
@@ -4789,7 +3219,7 @@
       </w:pPr>
     </w:pPrDefault>
   </w:docDefaults>
-  <w:latentStyles w:defLockedState="0" w:defUIPriority="99" w:defSemiHidden="0" w:defUnhideWhenUsed="0" w:defQFormat="0" w:count="371">
+  <w:latentStyles w:defLockedState="0" w:defUIPriority="99" w:defSemiHidden="0" w:defUnhideWhenUsed="0" w:defQFormat="0" w:count="376">
     <w:lsdException w:name="Normal" w:uiPriority="0" w:qFormat="1"/>
     <w:lsdException w:name="heading 1" w:uiPriority="9" w:qFormat="1"/>
     <w:lsdException w:name="heading 2" w:semiHidden="1" w:uiPriority="9" w:unhideWhenUsed="1" w:qFormat="1"/>
@@ -5161,6 +3591,11 @@
     <w:lsdException w:name="List Table 5 Dark Accent 6" w:uiPriority="50"/>
     <w:lsdException w:name="List Table 6 Colorful Accent 6" w:uiPriority="51"/>
     <w:lsdException w:name="List Table 7 Colorful Accent 6" w:uiPriority="52"/>
+    <w:lsdException w:name="Mention" w:semiHidden="1" w:unhideWhenUsed="1"/>
+    <w:lsdException w:name="Smart Hyperlink" w:semiHidden="1" w:unhideWhenUsed="1"/>
+    <w:lsdException w:name="Hashtag" w:semiHidden="1" w:unhideWhenUsed="1"/>
+    <w:lsdException w:name="Unresolved Mention" w:semiHidden="1" w:unhideWhenUsed="1"/>
+    <w:lsdException w:name="Smart Link" w:semiHidden="1" w:unhideWhenUsed="1"/>
   </w:latentStyles>
   <w:style w:type="paragraph" w:default="1" w:styleId="Normal">
     <w:name w:val="Normal"/>

--- a/APLOS/POPResources/Templates/Fs20181Bengali.docx
+++ b/APLOS/POPResources/Templates/Fs20181Bengali.docx
@@ -1,6 +1,6 @@
 
 <file path=word/document.xml><?xml version="1.0" encoding="utf-8"?>
-<w:document xmlns:wpc="http://schemas.microsoft.com/office/word/2010/wordprocessingCanvas" xmlns:cx="http://schemas.microsoft.com/office/drawing/2014/chartex" xmlns:cx1="http://schemas.microsoft.com/office/drawing/2015/9/8/chartex" xmlns:cx2="http://schemas.microsoft.com/office/drawing/2015/10/21/chartex" xmlns:cx3="http://schemas.microsoft.com/office/drawing/2016/5/9/chartex" xmlns:cx4="http://schemas.microsoft.com/office/drawing/2016/5/10/chartex" xmlns:cx5="http://schemas.microsoft.com/office/drawing/2016/5/11/chartex" xmlns:cx6="http://schemas.microsoft.com/office/drawing/2016/5/12/chartex" xmlns:cx7="http://schemas.microsoft.com/office/drawing/2016/5/13/chartex" xmlns:cx8="http://schemas.microsoft.com/office/drawing/2016/5/14/chartex" xmlns:mc="http://schemas.openxmlformats.org/markup-compatibility/2006" xmlns:aink="http://schemas.microsoft.com/office/drawing/2016/ink" xmlns:am3d="http://schemas.microsoft.com/office/drawing/2017/model3d" xmlns:o="urn:schemas-microsoft-com:office:office" xmlns:r="http://schemas.openxmlformats.org/officeDocument/2006/relationships" xmlns:m="http://schemas.openxmlformats.org/officeDocument/2006/math" xmlns:v="urn:schemas-microsoft-com:vml" xmlns:wp14="http://schemas.microsoft.com/office/word/2010/wordprocessingDrawing" xmlns:wp="http://schemas.openxmlformats.org/drawingml/2006/wordprocessingDrawing" xmlns:w10="urn:schemas-microsoft-com:office:word" xmlns:w="http://schemas.openxmlformats.org/wordprocessingml/2006/main" xmlns:w14="http://schemas.microsoft.com/office/word/2010/wordml" xmlns:w15="http://schemas.microsoft.com/office/word/2012/wordml" xmlns:w16cex="http://schemas.microsoft.com/office/word/2018/wordml/cex" xmlns:w16cid="http://schemas.microsoft.com/office/word/2016/wordml/cid" xmlns:w16="http://schemas.microsoft.com/office/word/2018/wordml" xmlns:w16sdtdh="http://schemas.microsoft.com/office/word/2020/wordml/sdtdatahash" xmlns:w16se="http://schemas.microsoft.com/office/word/2015/wordml/symex" xmlns:wpg="http://schemas.microsoft.com/office/word/2010/wordprocessingGroup" xmlns:wpi="http://schemas.microsoft.com/office/word/2010/wordprocessingInk" xmlns:wne="http://schemas.microsoft.com/office/word/2006/wordml" xmlns:wps="http://schemas.microsoft.com/office/word/2010/wordprocessingShape" mc:Ignorable="w14 w15 w16se w16cid w16 w16cex w16sdtdh wp14">
+<w:document xmlns:wpc="http://schemas.microsoft.com/office/word/2010/wordprocessingCanvas" xmlns:cx="http://schemas.microsoft.com/office/drawing/2014/chartex" xmlns:cx1="http://schemas.microsoft.com/office/drawing/2015/9/8/chartex" xmlns:cx2="http://schemas.microsoft.com/office/drawing/2015/10/21/chartex" xmlns:cx3="http://schemas.microsoft.com/office/drawing/2016/5/9/chartex" xmlns:cx4="http://schemas.microsoft.com/office/drawing/2016/5/10/chartex" xmlns:cx5="http://schemas.microsoft.com/office/drawing/2016/5/11/chartex" xmlns:cx6="http://schemas.microsoft.com/office/drawing/2016/5/12/chartex" xmlns:cx7="http://schemas.microsoft.com/office/drawing/2016/5/13/chartex" xmlns:cx8="http://schemas.microsoft.com/office/drawing/2016/5/14/chartex" xmlns:mc="http://schemas.openxmlformats.org/markup-compatibility/2006" xmlns:aink="http://schemas.microsoft.com/office/drawing/2016/ink" xmlns:am3d="http://schemas.microsoft.com/office/drawing/2017/model3d" xmlns:o="urn:schemas-microsoft-com:office:office" xmlns:r="http://schemas.openxmlformats.org/officeDocument/2006/relationships" xmlns:m="http://schemas.openxmlformats.org/officeDocument/2006/math" xmlns:v="urn:schemas-microsoft-com:vml" xmlns:wp14="http://schemas.microsoft.com/office/word/2010/wordprocessingDrawing" xmlns:wp="http://schemas.openxmlformats.org/drawingml/2006/wordprocessingDrawing" xmlns:w10="urn:schemas-microsoft-com:office:word" xmlns:w="http://schemas.openxmlformats.org/wordprocessingml/2006/main" xmlns:w14="http://schemas.microsoft.com/office/word/2010/wordml" xmlns:w15="http://schemas.microsoft.com/office/word/2012/wordml" xmlns:w16cex="http://schemas.microsoft.com/office/word/2018/wordml/cex" xmlns:w16cid="http://schemas.microsoft.com/office/word/2016/wordml/cid" xmlns:w16="http://schemas.microsoft.com/office/word/2018/wordml" xmlns:w16se="http://schemas.microsoft.com/office/word/2015/wordml/symex" xmlns:wpg="http://schemas.microsoft.com/office/word/2010/wordprocessingGroup" xmlns:wpi="http://schemas.microsoft.com/office/word/2010/wordprocessingInk" xmlns:wne="http://schemas.microsoft.com/office/word/2006/wordml" xmlns:wps="http://schemas.microsoft.com/office/word/2010/wordprocessingShape" mc:Ignorable="w14 w15 w16se w16cid w16 w16cex wp14">
   <w:body>
     <w:p>
       <w:pPr>
@@ -222,6 +222,7 @@
               </w:rPr>
               <w:t>{</w:t>
             </w:r>
+            <w:proofErr w:type="spellStart"/>
             <w:r>
               <w:rPr>
                 <w:rFonts w:ascii="Kalpurush" w:eastAsiaTheme="minorHAnsi" w:hAnsi="Kalpurush" w:cs="Kalpurush"/>
@@ -234,6 +235,7 @@
               </w:rPr>
               <w:t>GrossAmount</w:t>
             </w:r>
+            <w:proofErr w:type="spellEnd"/>
             <w:r>
               <w:rPr>
                 <w:rFonts w:ascii="Kalpurush" w:hAnsi="Kalpurush" w:cs="Kalpurush"/>
@@ -352,6 +354,7 @@
               </w:rPr>
               <w:t>{</w:t>
             </w:r>
+            <w:proofErr w:type="spellStart"/>
             <w:r>
               <w:rPr>
                 <w:rFonts w:ascii="Kalpurush" w:eastAsiaTheme="minorHAnsi" w:hAnsi="Kalpurush" w:cs="Kalpurush"/>
@@ -365,6 +368,7 @@
               </w:rPr>
               <w:t>EmployeeName</w:t>
             </w:r>
+            <w:proofErr w:type="spellEnd"/>
             <w:r>
               <w:rPr>
                 <w:rFonts w:ascii="Kalpurush" w:hAnsi="Kalpurush" w:cs="Kalpurush"/>
@@ -428,6 +432,7 @@
               </w:rPr>
               <w:t>{</w:t>
             </w:r>
+            <w:proofErr w:type="spellStart"/>
             <w:r>
               <w:rPr>
                 <w:rFonts w:ascii="Kalpurush" w:eastAsiaTheme="minorHAnsi" w:hAnsi="Kalpurush" w:cs="Kalpurush"/>
@@ -440,6 +445,7 @@
               </w:rPr>
               <w:t>BasicAmount</w:t>
             </w:r>
+            <w:proofErr w:type="spellEnd"/>
             <w:r>
               <w:rPr>
                 <w:rFonts w:ascii="Kalpurush" w:hAnsi="Kalpurush" w:cs="Kalpurush"/>
@@ -643,6 +649,7 @@
               </w:rPr>
               <w:t>{</w:t>
             </w:r>
+            <w:proofErr w:type="spellStart"/>
             <w:r>
               <w:rPr>
                 <w:rFonts w:ascii="Kalpurush" w:eastAsiaTheme="minorHAnsi" w:hAnsi="Kalpurush" w:cs="Kalpurush"/>
@@ -655,6 +662,7 @@
               </w:rPr>
               <w:t>SalaryRate</w:t>
             </w:r>
+            <w:proofErr w:type="spellEnd"/>
             <w:r>
               <w:rPr>
                 <w:rFonts w:ascii="Kalpurush" w:hAnsi="Kalpurush" w:cs="Kalpurush"/>
@@ -718,6 +726,7 @@
               </w:rPr>
               <w:t>{</w:t>
             </w:r>
+            <w:proofErr w:type="spellStart"/>
             <w:r>
               <w:rPr>
                 <w:rFonts w:ascii="Kalpurush" w:eastAsiaTheme="minorHAnsi" w:hAnsi="Kalpurush" w:cs="Kalpurush"/>
@@ -730,6 +739,7 @@
               </w:rPr>
               <w:t>FinalSettlementDate</w:t>
             </w:r>
+            <w:proofErr w:type="spellEnd"/>
             <w:r>
               <w:rPr>
                 <w:rFonts w:ascii="Kalpurush" w:hAnsi="Kalpurush" w:cs="Kalpurush"/>
@@ -870,6 +880,7 @@
               </w:rPr>
               <w:t>{</w:t>
             </w:r>
+            <w:proofErr w:type="spellStart"/>
             <w:r>
               <w:rPr>
                 <w:rFonts w:ascii="Kalpurush" w:eastAsiaTheme="minorHAnsi" w:hAnsi="Kalpurush" w:cs="Kalpurush"/>
@@ -882,6 +893,7 @@
               </w:rPr>
               <w:t>OTRate</w:t>
             </w:r>
+            <w:proofErr w:type="spellEnd"/>
             <w:r>
               <w:rPr>
                 <w:rFonts w:ascii="Kalpurush" w:hAnsi="Kalpurush" w:cs="Kalpurush"/>
@@ -945,6 +957,7 @@
               </w:rPr>
               <w:t>{</w:t>
             </w:r>
+            <w:proofErr w:type="spellStart"/>
             <w:r>
               <w:rPr>
                 <w:rFonts w:ascii="Kalpurush" w:eastAsia="Calibri" w:hAnsi="Kalpurush" w:cs="Kalpurush"/>
@@ -957,6 +970,7 @@
               </w:rPr>
               <w:t>TenureYearNo</w:t>
             </w:r>
+            <w:proofErr w:type="spellEnd"/>
             <w:r>
               <w:rPr>
                 <w:rFonts w:ascii="Kalpurush" w:eastAsia="SolaimanLipi" w:hAnsi="Kalpurush" w:cs="Kalpurush"/>
@@ -965,8 +979,9 @@
                 <w:szCs w:val="18"/>
                 <w:lang w:bidi="bn-IN"/>
               </w:rPr>
-              <w:t>} বছর</w:t>
-            </w:r>
+              <w:t xml:space="preserve">} </w:t>
+            </w:r>
+            <w:proofErr w:type="spellStart"/>
             <w:r>
               <w:rPr>
                 <w:rFonts w:ascii="Kalpurush" w:eastAsia="SolaimanLipi" w:hAnsi="Kalpurush" w:cs="Kalpurush"/>
@@ -975,6 +990,17 @@
                 <w:szCs w:val="18"/>
                 <w:lang w:bidi="bn-IN"/>
               </w:rPr>
+              <w:t>বছর</w:t>
+            </w:r>
+            <w:proofErr w:type="spellEnd"/>
+            <w:r>
+              <w:rPr>
+                <w:rFonts w:ascii="Kalpurush" w:eastAsia="SolaimanLipi" w:hAnsi="Kalpurush" w:cs="Kalpurush"/>
+                <w:bCs/>
+                <w:sz w:val="18"/>
+                <w:szCs w:val="18"/>
+                <w:lang w:bidi="bn-IN"/>
+              </w:rPr>
               <w:t xml:space="preserve"> </w:t>
             </w:r>
             <w:r>
@@ -987,6 +1013,7 @@
               </w:rPr>
               <w:t>{</w:t>
             </w:r>
+            <w:proofErr w:type="spellStart"/>
             <w:r>
               <w:rPr>
                 <w:rFonts w:ascii="Kalpurush" w:eastAsia="Calibri" w:hAnsi="Kalpurush" w:cs="Kalpurush"/>
@@ -999,16 +1026,29 @@
               </w:rPr>
               <w:t>TenureMonthNo</w:t>
             </w:r>
-            <w:r>
-              <w:rPr>
-                <w:rFonts w:ascii="Kalpurush" w:hAnsi="Kalpurush" w:cs="Kalpurush"/>
-                <w:bCs/>
-                <w:sz w:val="18"/>
-                <w:szCs w:val="18"/>
-                <w:lang w:bidi="bn-IN"/>
-              </w:rPr>
-              <w:t>} মাস</w:t>
-            </w:r>
+            <w:proofErr w:type="spellEnd"/>
+            <w:r>
+              <w:rPr>
+                <w:rFonts w:ascii="Kalpurush" w:hAnsi="Kalpurush" w:cs="Kalpurush"/>
+                <w:bCs/>
+                <w:sz w:val="18"/>
+                <w:szCs w:val="18"/>
+                <w:lang w:bidi="bn-IN"/>
+              </w:rPr>
+              <w:t xml:space="preserve">} </w:t>
+            </w:r>
+            <w:proofErr w:type="spellStart"/>
+            <w:r>
+              <w:rPr>
+                <w:rFonts w:ascii="Kalpurush" w:hAnsi="Kalpurush" w:cs="Kalpurush"/>
+                <w:bCs/>
+                <w:sz w:val="18"/>
+                <w:szCs w:val="18"/>
+                <w:lang w:bidi="bn-IN"/>
+              </w:rPr>
+              <w:t>মাস</w:t>
+            </w:r>
+            <w:proofErr w:type="spellEnd"/>
             <w:r>
               <w:rPr>
                 <w:rFonts w:ascii="Kalpurush" w:hAnsi="Kalpurush" w:cs="Kalpurush"/>
@@ -1029,6 +1069,7 @@
               </w:rPr>
               <w:t>{</w:t>
             </w:r>
+            <w:proofErr w:type="spellStart"/>
             <w:r>
               <w:rPr>
                 <w:rFonts w:ascii="Kalpurush" w:eastAsia="Calibri" w:hAnsi="Kalpurush" w:cs="Kalpurush"/>
@@ -1040,16 +1081,29 @@
               </w:rPr>
               <w:t>TenureDayNo</w:t>
             </w:r>
-            <w:r>
-              <w:rPr>
-                <w:rFonts w:ascii="Kalpurush" w:hAnsi="Kalpurush" w:cs="Kalpurush"/>
-                <w:bCs/>
-                <w:sz w:val="18"/>
-                <w:szCs w:val="18"/>
-                <w:lang w:bidi="bn-IN"/>
-              </w:rPr>
-              <w:t>} দিন</w:t>
-            </w:r>
+            <w:proofErr w:type="spellEnd"/>
+            <w:r>
+              <w:rPr>
+                <w:rFonts w:ascii="Kalpurush" w:hAnsi="Kalpurush" w:cs="Kalpurush"/>
+                <w:bCs/>
+                <w:sz w:val="18"/>
+                <w:szCs w:val="18"/>
+                <w:lang w:bidi="bn-IN"/>
+              </w:rPr>
+              <w:t xml:space="preserve">} </w:t>
+            </w:r>
+            <w:proofErr w:type="spellStart"/>
+            <w:r>
+              <w:rPr>
+                <w:rFonts w:ascii="Kalpurush" w:hAnsi="Kalpurush" w:cs="Kalpurush"/>
+                <w:bCs/>
+                <w:sz w:val="18"/>
+                <w:szCs w:val="18"/>
+                <w:lang w:bidi="bn-IN"/>
+              </w:rPr>
+              <w:t>দিন</w:t>
+            </w:r>
+            <w:proofErr w:type="spellEnd"/>
           </w:p>
         </w:tc>
       </w:tr>
@@ -1073,13 +1127,41 @@
           <w:szCs w:val="18"/>
         </w:rPr>
       </w:pPr>
+      <w:proofErr w:type="spellStart"/>
       <w:r>
         <w:rPr>
           <w:rFonts w:ascii="Kalpurush" w:hAnsi="Kalpurush" w:cs="Kalpurush"/>
           <w:b/>
           <w:szCs w:val="18"/>
         </w:rPr>
-        <w:t xml:space="preserve">প্রদেয় মজুরী </w:t>
+        <w:t>প্রদেয়</w:t>
+      </w:r>
+      <w:proofErr w:type="spellEnd"/>
+      <w:r>
+        <w:rPr>
+          <w:rFonts w:ascii="Kalpurush" w:hAnsi="Kalpurush" w:cs="Kalpurush"/>
+          <w:b/>
+          <w:szCs w:val="18"/>
+        </w:rPr>
+        <w:t xml:space="preserve"> </w:t>
+      </w:r>
+      <w:proofErr w:type="spellStart"/>
+      <w:r>
+        <w:rPr>
+          <w:rFonts w:ascii="Kalpurush" w:hAnsi="Kalpurush" w:cs="Kalpurush"/>
+          <w:b/>
+          <w:szCs w:val="18"/>
+        </w:rPr>
+        <w:t>মজুরী</w:t>
+      </w:r>
+      <w:proofErr w:type="spellEnd"/>
+      <w:r>
+        <w:rPr>
+          <w:rFonts w:ascii="Kalpurush" w:hAnsi="Kalpurush" w:cs="Kalpurush"/>
+          <w:b/>
+          <w:szCs w:val="18"/>
+        </w:rPr>
+        <w:t xml:space="preserve"> </w:t>
       </w:r>
       <w:r>
         <w:rPr>
@@ -1301,6 +1383,7 @@
               </w:rPr>
               <w:t>{</w:t>
             </w:r>
+            <w:proofErr w:type="spellStart"/>
             <w:r>
               <w:rPr>
                 <w:rFonts w:ascii="Kalpurush" w:hAnsi="Kalpurush" w:cs="Kalpurush"/>
@@ -1310,6 +1393,7 @@
               </w:rPr>
               <w:t>SeparationType</w:t>
             </w:r>
+            <w:proofErr w:type="spellEnd"/>
             <w:r>
               <w:rPr>
                 <w:rFonts w:ascii="Kalpurush" w:hAnsi="Kalpurush" w:cs="Kalpurush"/>
@@ -1347,6 +1431,7 @@
               </w:rPr>
               <w:t>{</w:t>
             </w:r>
+            <w:proofErr w:type="spellStart"/>
             <w:r>
               <w:rPr>
                 <w:rFonts w:ascii="Kalpurush" w:hAnsi="Kalpurush" w:cs="Kalpurush"/>
@@ -1365,6 +1450,7 @@
               </w:rPr>
               <w:t>Day</w:t>
             </w:r>
+            <w:proofErr w:type="spellEnd"/>
             <w:r>
               <w:rPr>
                 <w:rFonts w:ascii="Kalpurush" w:hAnsi="Kalpurush" w:cs="Kalpurush"/>
@@ -1414,6 +1500,7 @@
               </w:rPr>
               <w:t>{</w:t>
             </w:r>
+            <w:proofErr w:type="spellStart"/>
             <w:r>
               <w:rPr>
                 <w:rFonts w:ascii="Kalpurush" w:hAnsi="Kalpurush" w:cs="Kalpurush"/>
@@ -1434,6 +1521,7 @@
               </w:rPr>
               <w:t>Rate</w:t>
             </w:r>
+            <w:proofErr w:type="spellEnd"/>
             <w:r>
               <w:rPr>
                 <w:rFonts w:ascii="Kalpurush" w:hAnsi="Kalpurush" w:cs="Kalpurush"/>
@@ -1472,6 +1560,7 @@
               </w:rPr>
               <w:t>{</w:t>
             </w:r>
+            <w:proofErr w:type="spellStart"/>
             <w:r>
               <w:rPr>
                 <w:rFonts w:ascii="Kalpurush" w:hAnsi="Kalpurush" w:cs="Kalpurush"/>
@@ -1492,6 +1581,7 @@
               </w:rPr>
               <w:t>Amount</w:t>
             </w:r>
+            <w:proofErr w:type="spellEnd"/>
             <w:r>
               <w:rPr>
                 <w:rFonts w:ascii="Kalpurush" w:hAnsi="Kalpurush" w:cs="Kalpurush"/>
@@ -1594,6 +1684,7 @@
               </w:rPr>
               <w:t>{</w:t>
             </w:r>
+            <w:proofErr w:type="spellStart"/>
             <w:r>
               <w:rPr>
                 <w:rFonts w:ascii="Kalpurush" w:eastAsiaTheme="minorHAnsi" w:hAnsi="Kalpurush" w:cs="Kalpurush"/>
@@ -1604,6 +1695,7 @@
               </w:rPr>
               <w:t>LvEncashmentDayNo</w:t>
             </w:r>
+            <w:proofErr w:type="spellEnd"/>
             <w:r>
               <w:rPr>
                 <w:rFonts w:ascii="Kalpurush" w:hAnsi="Kalpurush" w:cs="Kalpurush"/>
@@ -1651,6 +1743,7 @@
               </w:rPr>
               <w:t>{</w:t>
             </w:r>
+            <w:proofErr w:type="spellStart"/>
             <w:r>
               <w:rPr>
                 <w:rFonts w:ascii="Kalpurush" w:hAnsi="Kalpurush" w:cs="Kalpurush"/>
@@ -1659,6 +1752,7 @@
               </w:rPr>
               <w:t>LvEncashmentRateAmount</w:t>
             </w:r>
+            <w:proofErr w:type="spellEnd"/>
             <w:r>
               <w:rPr>
                 <w:rFonts w:ascii="Kalpurush" w:hAnsi="Kalpurush" w:cs="Kalpurush"/>
@@ -1696,6 +1790,7 @@
               </w:rPr>
               <w:t>{</w:t>
             </w:r>
+            <w:proofErr w:type="spellStart"/>
             <w:r>
               <w:rPr>
                 <w:rFonts w:ascii="Kalpurush" w:eastAsia="Calibri" w:hAnsi="Kalpurush" w:cs="Kalpurush"/>
@@ -1708,6 +1803,7 @@
               </w:rPr>
               <w:t>LvEncashmentAmount</w:t>
             </w:r>
+            <w:proofErr w:type="spellEnd"/>
             <w:r>
               <w:rPr>
                 <w:rFonts w:ascii="Kalpurush" w:hAnsi="Kalpurush" w:cs="Kalpurush"/>
@@ -1729,21 +1825,21 @@
             <w:pPr>
               <w:pStyle w:val="BodyText"/>
               <w:rPr>
-                <w:rFonts w:ascii="Kalpurush" w:hAnsi="Kalpurush" w:cs="Kalpurush"/>
-                <w:sz w:val="18"/>
-                <w:szCs w:val="18"/>
-                <w:cs/>
-                <w:lang w:bidi="bn-IN"/>
-              </w:rPr>
-            </w:pPr>
-            <w:r>
-              <w:rPr>
                 <w:rFonts w:ascii="Kalpurush" w:hAnsi="Kalpurush" w:cs="Kalpurush" w:hint="cs"/>
                 <w:sz w:val="18"/>
                 <w:szCs w:val="18"/>
                 <w:cs/>
                 <w:lang w:bidi="bn-IN"/>
               </w:rPr>
+            </w:pPr>
+            <w:r>
+              <w:rPr>
+                <w:rFonts w:ascii="Kalpurush" w:hAnsi="Kalpurush" w:cs="Kalpurush" w:hint="cs"/>
+                <w:sz w:val="18"/>
+                <w:szCs w:val="18"/>
+                <w:cs/>
+                <w:lang w:bidi="bn-IN"/>
+              </w:rPr>
               <w:t>3</w:t>
             </w:r>
           </w:p>
@@ -1783,6 +1879,7 @@
               </w:rPr>
               <w:t>{</w:t>
             </w:r>
+            <w:proofErr w:type="spellStart"/>
             <w:r>
               <w:rPr>
                 <w:rFonts w:ascii="Kalpurush" w:hAnsi="Kalpurush" w:cs="Kalpurush"/>
@@ -1793,6 +1890,7 @@
               </w:rPr>
               <w:t>DOSMonth</w:t>
             </w:r>
+            <w:proofErr w:type="spellEnd"/>
             <w:r>
               <w:rPr>
                 <w:rFonts w:ascii="Kalpurush" w:hAnsi="Kalpurush" w:cs="Kalpurush"/>
@@ -1851,6 +1949,7 @@
               </w:rPr>
               <w:t>{</w:t>
             </w:r>
+            <w:proofErr w:type="spellStart"/>
             <w:r>
               <w:rPr>
                 <w:rFonts w:ascii="Kalpurush" w:eastAsiaTheme="minorHAnsi" w:hAnsi="Kalpurush" w:cs="Kalpurush"/>
@@ -1861,6 +1960,7 @@
               </w:rPr>
               <w:t>LastMonthProcDay</w:t>
             </w:r>
+            <w:proofErr w:type="spellEnd"/>
             <w:r>
               <w:rPr>
                 <w:rFonts w:ascii="Kalpurush" w:hAnsi="Kalpurush" w:cs="Kalpurush"/>
@@ -1912,7 +2012,27 @@
                 <w:sz w:val="18"/>
                 <w:szCs w:val="18"/>
               </w:rPr>
-              <w:t>{LastMonthNetPayAmount}</w:t>
+              <w:t>{</w:t>
+            </w:r>
+            <w:proofErr w:type="spellStart"/>
+            <w:r>
+              <w:rPr>
+                <w:rFonts w:ascii="Kalpurush" w:hAnsi="Kalpurush" w:cs="Kalpurush"/>
+                <w:bCs/>
+                <w:sz w:val="18"/>
+                <w:szCs w:val="18"/>
+              </w:rPr>
+              <w:t>LastMonthNetPayAmount</w:t>
+            </w:r>
+            <w:proofErr w:type="spellEnd"/>
+            <w:r>
+              <w:rPr>
+                <w:rFonts w:ascii="Kalpurush" w:hAnsi="Kalpurush" w:cs="Kalpurush"/>
+                <w:bCs/>
+                <w:sz w:val="18"/>
+                <w:szCs w:val="18"/>
+              </w:rPr>
+              <w:t>}</w:t>
             </w:r>
           </w:p>
         </w:tc>
@@ -1942,12 +2062,69 @@
         </w:rPr>
         <w:t xml:space="preserve">Other Earning Information </w:t>
       </w:r>
+      <w:proofErr w:type="spellStart"/>
       <w:r>
         <w:rPr>
           <w:rFonts w:ascii="Kalpurush" w:eastAsia="Kalpurush" w:hAnsi="Kalpurush" w:cs="Kalpurush"/>
           <w:bCs/>
         </w:rPr>
-        <w:t>অন্যান্য আয় (যদি থাকে)</w:t>
+        <w:t>অন্যান্য</w:t>
+      </w:r>
+      <w:proofErr w:type="spellEnd"/>
+      <w:r>
+        <w:rPr>
+          <w:rFonts w:ascii="Kalpurush" w:eastAsia="Kalpurush" w:hAnsi="Kalpurush" w:cs="Kalpurush"/>
+          <w:bCs/>
+        </w:rPr>
+        <w:t xml:space="preserve"> </w:t>
+      </w:r>
+      <w:proofErr w:type="spellStart"/>
+      <w:r>
+        <w:rPr>
+          <w:rFonts w:ascii="Kalpurush" w:eastAsia="Kalpurush" w:hAnsi="Kalpurush" w:cs="Kalpurush"/>
+          <w:bCs/>
+        </w:rPr>
+        <w:t>আয়</w:t>
+      </w:r>
+      <w:proofErr w:type="spellEnd"/>
+      <w:r>
+        <w:rPr>
+          <w:rFonts w:ascii="Kalpurush" w:eastAsia="Kalpurush" w:hAnsi="Kalpurush" w:cs="Kalpurush"/>
+          <w:bCs/>
+        </w:rPr>
+        <w:t xml:space="preserve"> (</w:t>
+      </w:r>
+      <w:proofErr w:type="spellStart"/>
+      <w:r>
+        <w:rPr>
+          <w:rFonts w:ascii="Kalpurush" w:eastAsia="Kalpurush" w:hAnsi="Kalpurush" w:cs="Kalpurush"/>
+          <w:bCs/>
+        </w:rPr>
+        <w:t>যদি</w:t>
+      </w:r>
+      <w:proofErr w:type="spellEnd"/>
+      <w:r>
+        <w:rPr>
+          <w:rFonts w:ascii="Kalpurush" w:eastAsia="Kalpurush" w:hAnsi="Kalpurush" w:cs="Kalpurush"/>
+          <w:bCs/>
+        </w:rPr>
+        <w:t xml:space="preserve"> </w:t>
+      </w:r>
+      <w:proofErr w:type="spellStart"/>
+      <w:r>
+        <w:rPr>
+          <w:rFonts w:ascii="Kalpurush" w:eastAsia="Kalpurush" w:hAnsi="Kalpurush" w:cs="Kalpurush"/>
+          <w:bCs/>
+        </w:rPr>
+        <w:t>থাকে</w:t>
+      </w:r>
+      <w:proofErr w:type="spellEnd"/>
+      <w:r>
+        <w:rPr>
+          <w:rFonts w:ascii="Kalpurush" w:eastAsia="Kalpurush" w:hAnsi="Kalpurush" w:cs="Kalpurush"/>
+          <w:bCs/>
+        </w:rPr>
+        <w:t>)</w:t>
       </w:r>
     </w:p>
     <w:p>
@@ -1970,6 +2147,7 @@
         </w:rPr>
         <w:t>{</w:t>
       </w:r>
+      <w:proofErr w:type="spellStart"/>
       <w:r>
         <w:rPr>
           <w:rFonts w:ascii="Kalpurush" w:eastAsiaTheme="minorHAnsi" w:hAnsi="Kalpurush" w:cs="Kalpurush"/>
@@ -1979,6 +2157,7 @@
         </w:rPr>
         <w:t>EarningPart</w:t>
       </w:r>
+      <w:proofErr w:type="spellEnd"/>
       <w:r>
         <w:rPr>
           <w:rFonts w:ascii="Kalpurush" w:hAnsi="Kalpurush" w:cs="Kalpurush"/>
@@ -2004,7 +2183,71 @@
           <w:rFonts w:ascii="Kalpurush" w:hAnsi="Kalpurush" w:cs="Kalpurush"/>
           <w:bCs/>
         </w:rPr>
-        <w:t>Other Deduction Information অন্যান্য কর্তন (যদি থাকে)</w:t>
+        <w:t xml:space="preserve">Other Deduction Information </w:t>
+      </w:r>
+      <w:proofErr w:type="spellStart"/>
+      <w:r>
+        <w:rPr>
+          <w:rFonts w:ascii="Kalpurush" w:hAnsi="Kalpurush" w:cs="Kalpurush"/>
+          <w:bCs/>
+        </w:rPr>
+        <w:t>অন্যান্য</w:t>
+      </w:r>
+      <w:proofErr w:type="spellEnd"/>
+      <w:r>
+        <w:rPr>
+          <w:rFonts w:ascii="Kalpurush" w:hAnsi="Kalpurush" w:cs="Kalpurush"/>
+          <w:bCs/>
+        </w:rPr>
+        <w:t xml:space="preserve"> </w:t>
+      </w:r>
+      <w:proofErr w:type="spellStart"/>
+      <w:r>
+        <w:rPr>
+          <w:rFonts w:ascii="Kalpurush" w:hAnsi="Kalpurush" w:cs="Kalpurush"/>
+          <w:bCs/>
+        </w:rPr>
+        <w:t>কর্তন</w:t>
+      </w:r>
+      <w:proofErr w:type="spellEnd"/>
+      <w:r>
+        <w:rPr>
+          <w:rFonts w:ascii="Kalpurush" w:hAnsi="Kalpurush" w:cs="Kalpurush"/>
+          <w:bCs/>
+        </w:rPr>
+        <w:t xml:space="preserve"> (</w:t>
+      </w:r>
+      <w:proofErr w:type="spellStart"/>
+      <w:r>
+        <w:rPr>
+          <w:rFonts w:ascii="Kalpurush" w:hAnsi="Kalpurush" w:cs="Kalpurush"/>
+          <w:bCs/>
+        </w:rPr>
+        <w:t>যদি</w:t>
+      </w:r>
+      <w:proofErr w:type="spellEnd"/>
+      <w:r>
+        <w:rPr>
+          <w:rFonts w:ascii="Kalpurush" w:hAnsi="Kalpurush" w:cs="Kalpurush"/>
+          <w:bCs/>
+        </w:rPr>
+        <w:t xml:space="preserve"> </w:t>
+      </w:r>
+      <w:proofErr w:type="spellStart"/>
+      <w:r>
+        <w:rPr>
+          <w:rFonts w:ascii="Kalpurush" w:hAnsi="Kalpurush" w:cs="Kalpurush"/>
+          <w:bCs/>
+        </w:rPr>
+        <w:t>থাকে</w:t>
+      </w:r>
+      <w:proofErr w:type="spellEnd"/>
+      <w:r>
+        <w:rPr>
+          <w:rFonts w:ascii="Kalpurush" w:hAnsi="Kalpurush" w:cs="Kalpurush"/>
+          <w:bCs/>
+        </w:rPr>
+        <w:t>)</w:t>
       </w:r>
     </w:p>
     <w:p>
@@ -2029,6 +2272,7 @@
         </w:rPr>
         <w:t>{</w:t>
       </w:r>
+      <w:proofErr w:type="spellStart"/>
       <w:r>
         <w:rPr>
           <w:rFonts w:ascii="Kalpurush" w:eastAsiaTheme="minorHAnsi" w:hAnsi="Kalpurush" w:cs="Kalpurush"/>
@@ -2038,6 +2282,7 @@
         </w:rPr>
         <w:t>DedutionPart</w:t>
       </w:r>
+      <w:proofErr w:type="spellEnd"/>
       <w:r>
         <w:rPr>
           <w:rFonts w:ascii="Kalpurush" w:eastAsiaTheme="minorHAnsi" w:hAnsi="Kalpurush" w:cs="Kalpurush"/>
@@ -2058,7 +2303,7 @@
       </w:tblPr>
       <w:tblGrid>
         <w:gridCol w:w="4364"/>
-        <w:gridCol w:w="1318"/>
+        <w:gridCol w:w="1552"/>
       </w:tblGrid>
       <w:tr>
         <w:trPr>
@@ -2089,13 +2334,44 @@
                 <w:szCs w:val="18"/>
                 <w:lang w:bidi="bn-IN"/>
               </w:rPr>
-              <w:t>Total Earning মোট আয়</w:t>
-            </w:r>
-          </w:p>
-        </w:tc>
-        <w:tc>
-          <w:tcPr>
-            <w:tcW w:w="1318" w:type="dxa"/>
+              <w:t xml:space="preserve">Total Earning </w:t>
+            </w:r>
+            <w:proofErr w:type="spellStart"/>
+            <w:r>
+              <w:rPr>
+                <w:rFonts w:ascii="Kalpurush" w:eastAsia="Kalpurush" w:hAnsi="Kalpurush" w:cs="Kalpurush"/>
+                <w:sz w:val="18"/>
+                <w:szCs w:val="18"/>
+                <w:lang w:bidi="bn-IN"/>
+              </w:rPr>
+              <w:t>মোট</w:t>
+            </w:r>
+            <w:proofErr w:type="spellEnd"/>
+            <w:r>
+              <w:rPr>
+                <w:rFonts w:ascii="Kalpurush" w:eastAsia="Kalpurush" w:hAnsi="Kalpurush" w:cs="Kalpurush"/>
+                <w:sz w:val="18"/>
+                <w:szCs w:val="18"/>
+                <w:lang w:bidi="bn-IN"/>
+              </w:rPr>
+              <w:t xml:space="preserve"> </w:t>
+            </w:r>
+            <w:proofErr w:type="spellStart"/>
+            <w:r>
+              <w:rPr>
+                <w:rFonts w:ascii="Kalpurush" w:eastAsia="Kalpurush" w:hAnsi="Kalpurush" w:cs="Kalpurush"/>
+                <w:sz w:val="18"/>
+                <w:szCs w:val="18"/>
+                <w:lang w:bidi="bn-IN"/>
+              </w:rPr>
+              <w:t>আয়</w:t>
+            </w:r>
+            <w:proofErr w:type="spellEnd"/>
+          </w:p>
+        </w:tc>
+        <w:tc>
+          <w:tcPr>
+            <w:tcW w:w="917" w:type="dxa"/>
           </w:tcPr>
           <w:p>
             <w:pPr>
@@ -2118,6 +2394,7 @@
               </w:rPr>
               <w:t>{</w:t>
             </w:r>
+            <w:proofErr w:type="spellStart"/>
             <w:r>
               <w:rPr>
                 <w:rFonts w:ascii="Kalpurush" w:eastAsia="Kalpurush" w:hAnsi="Kalpurush" w:cs="Kalpurush"/>
@@ -2127,6 +2404,7 @@
               </w:rPr>
               <w:t>TotalEarning</w:t>
             </w:r>
+            <w:proofErr w:type="spellEnd"/>
             <w:r>
               <w:rPr>
                 <w:rFonts w:ascii="Kalpurush" w:eastAsia="Kalpurush" w:hAnsi="Kalpurush" w:cs="Kalpurush"/>
@@ -2168,13 +2446,44 @@
                 <w:szCs w:val="18"/>
                 <w:lang w:bidi="bn-IN"/>
               </w:rPr>
-              <w:t>Total Deduction মোট কর্তন</w:t>
-            </w:r>
-          </w:p>
-        </w:tc>
-        <w:tc>
-          <w:tcPr>
-            <w:tcW w:w="1318" w:type="dxa"/>
+              <w:t xml:space="preserve">Total Deduction </w:t>
+            </w:r>
+            <w:proofErr w:type="spellStart"/>
+            <w:r>
+              <w:rPr>
+                <w:rFonts w:ascii="Kalpurush" w:eastAsia="Kalpurush" w:hAnsi="Kalpurush" w:cs="Kalpurush"/>
+                <w:sz w:val="18"/>
+                <w:szCs w:val="18"/>
+                <w:lang w:bidi="bn-IN"/>
+              </w:rPr>
+              <w:t>মোট</w:t>
+            </w:r>
+            <w:proofErr w:type="spellEnd"/>
+            <w:r>
+              <w:rPr>
+                <w:rFonts w:ascii="Kalpurush" w:eastAsia="Kalpurush" w:hAnsi="Kalpurush" w:cs="Kalpurush"/>
+                <w:sz w:val="18"/>
+                <w:szCs w:val="18"/>
+                <w:lang w:bidi="bn-IN"/>
+              </w:rPr>
+              <w:t xml:space="preserve"> </w:t>
+            </w:r>
+            <w:proofErr w:type="spellStart"/>
+            <w:r>
+              <w:rPr>
+                <w:rFonts w:ascii="Kalpurush" w:eastAsia="Kalpurush" w:hAnsi="Kalpurush" w:cs="Kalpurush"/>
+                <w:sz w:val="18"/>
+                <w:szCs w:val="18"/>
+                <w:lang w:bidi="bn-IN"/>
+              </w:rPr>
+              <w:t>কর্তন</w:t>
+            </w:r>
+            <w:proofErr w:type="spellEnd"/>
+          </w:p>
+        </w:tc>
+        <w:tc>
+          <w:tcPr>
+            <w:tcW w:w="917" w:type="dxa"/>
           </w:tcPr>
           <w:p>
             <w:pPr>
@@ -2195,7 +2504,27 @@
                 <w:szCs w:val="18"/>
                 <w:lang w:bidi="bn-IN"/>
               </w:rPr>
-              <w:t>{TotalDeduction}</w:t>
+              <w:t>{</w:t>
+            </w:r>
+            <w:proofErr w:type="spellStart"/>
+            <w:r>
+              <w:rPr>
+                <w:rFonts w:ascii="Kalpurush" w:eastAsia="Kalpurush" w:hAnsi="Kalpurush" w:cs="Kalpurush"/>
+                <w:sz w:val="18"/>
+                <w:szCs w:val="18"/>
+                <w:lang w:bidi="bn-IN"/>
+              </w:rPr>
+              <w:t>TotalDeduction</w:t>
+            </w:r>
+            <w:proofErr w:type="spellEnd"/>
+            <w:r>
+              <w:rPr>
+                <w:rFonts w:ascii="Kalpurush" w:eastAsia="Kalpurush" w:hAnsi="Kalpurush" w:cs="Kalpurush"/>
+                <w:sz w:val="18"/>
+                <w:szCs w:val="18"/>
+                <w:lang w:bidi="bn-IN"/>
+              </w:rPr>
+              <w:t>}</w:t>
             </w:r>
           </w:p>
         </w:tc>
@@ -2238,13 +2567,33 @@
                 <w:szCs w:val="18"/>
                 <w:lang w:bidi="bn-IN"/>
               </w:rPr>
-              <w:t xml:space="preserve"> প্রাপ্য টাকা</w:t>
-            </w:r>
-          </w:p>
-        </w:tc>
-        <w:tc>
-          <w:tcPr>
-            <w:tcW w:w="1318" w:type="dxa"/>
+              <w:t xml:space="preserve"> </w:t>
+            </w:r>
+            <w:proofErr w:type="spellStart"/>
+            <w:r>
+              <w:rPr>
+                <w:rFonts w:ascii="Kalpurush" w:eastAsia="Kalpurush" w:hAnsi="Kalpurush" w:cs="Kalpurush"/>
+                <w:sz w:val="18"/>
+                <w:szCs w:val="18"/>
+                <w:lang w:bidi="bn-IN"/>
+              </w:rPr>
+              <w:t>প্রাপ্য</w:t>
+            </w:r>
+            <w:proofErr w:type="spellEnd"/>
+            <w:r>
+              <w:rPr>
+                <w:rFonts w:ascii="Kalpurush" w:eastAsia="Kalpurush" w:hAnsi="Kalpurush" w:cs="Kalpurush"/>
+                <w:sz w:val="18"/>
+                <w:szCs w:val="18"/>
+                <w:lang w:bidi="bn-IN"/>
+              </w:rPr>
+              <w:t xml:space="preserve"> টাকা</w:t>
+            </w:r>
+          </w:p>
+        </w:tc>
+        <w:tc>
+          <w:tcPr>
+            <w:tcW w:w="917" w:type="dxa"/>
           </w:tcPr>
           <w:p>
             <w:pPr>
@@ -2279,6 +2628,228 @@
             <w:r>
               <w:rPr>
                 <w:rFonts w:ascii="Kalpurush" w:eastAsia="Kalpurush" w:hAnsi="Kalpurush" w:cs="Kalpurush"/>
+                <w:bCs/>
+                <w:sz w:val="18"/>
+                <w:szCs w:val="18"/>
+              </w:rPr>
+              <w:t>}</w:t>
+            </w:r>
+          </w:p>
+        </w:tc>
+      </w:tr>
+      <w:tr>
+        <w:trPr>
+          <w:trHeight w:val="336"/>
+        </w:trPr>
+        <w:tc>
+          <w:tcPr>
+            <w:tcW w:w="4364" w:type="dxa"/>
+          </w:tcPr>
+          <w:p>
+            <w:pPr>
+              <w:pStyle w:val="BodyText"/>
+              <w:jc w:val="right"/>
+              <w:rPr>
+                <w:rFonts w:ascii="Kalpurush" w:eastAsiaTheme="minorHAnsi" w:hAnsi="Kalpurush" w:cs="Kalpurush"/>
+                <w:b/>
+                <w:color w:val="000000" w:themeColor="text1"/>
+                <w:sz w:val="18"/>
+                <w:szCs w:val="18"/>
+                <w:highlight w:val="white"/>
+                <w:lang w:bidi="ar-SA"/>
+              </w:rPr>
+            </w:pPr>
+            <w:r>
+              <w:rPr>
+                <w:rFonts w:ascii="Kalpurush" w:hAnsi="Kalpurush" w:cs="Kalpurush"/>
+                <w:sz w:val="18"/>
+                <w:szCs w:val="18"/>
+                <w:cs/>
+                <w:lang w:bidi="bn-IN"/>
+              </w:rPr>
+              <w:t>Gratuity</w:t>
+            </w:r>
+            <w:r>
+              <w:rPr>
+                <w:rFonts w:ascii="Kalpurush" w:hAnsi="Kalpurush" w:cs="Kalpurush"/>
+                <w:sz w:val="18"/>
+                <w:szCs w:val="18"/>
+                <w:cs/>
+                <w:lang w:bidi="bn-IN"/>
+              </w:rPr>
+              <w:t xml:space="preserve"> ( </w:t>
+            </w:r>
+            <w:r>
+              <w:rPr>
+                <w:rFonts w:ascii="Kalpurush" w:hAnsi="Kalpurush" w:cs="Kalpurush"/>
+                <w:bCs/>
+                <w:sz w:val="18"/>
+                <w:szCs w:val="18"/>
+              </w:rPr>
+              <w:t>{</w:t>
+            </w:r>
+            <w:proofErr w:type="spellStart"/>
+            <w:r>
+              <w:rPr>
+                <w:rFonts w:ascii="Kalpurush" w:eastAsiaTheme="minorHAnsi" w:hAnsi="Kalpurush" w:cs="Kalpurush"/>
+                <w:bCs/>
+                <w:color w:val="000000"/>
+                <w:sz w:val="18"/>
+                <w:szCs w:val="18"/>
+                <w:highlight w:val="white"/>
+                <w:lang w:bidi="ar-SA"/>
+              </w:rPr>
+              <w:t>Gratuity</w:t>
+            </w:r>
+            <w:r>
+              <w:rPr>
+                <w:rFonts w:ascii="Kalpurush" w:hAnsi="Kalpurush" w:cs="Kalpurush"/>
+                <w:bCs/>
+                <w:sz w:val="18"/>
+                <w:szCs w:val="18"/>
+              </w:rPr>
+              <w:t>Day</w:t>
+            </w:r>
+            <w:proofErr w:type="spellEnd"/>
+            <w:r>
+              <w:rPr>
+                <w:rFonts w:ascii="Kalpurush" w:hAnsi="Kalpurush" w:cs="Kalpurush"/>
+                <w:bCs/>
+                <w:sz w:val="18"/>
+                <w:szCs w:val="18"/>
+              </w:rPr>
+              <w:t xml:space="preserve">} </w:t>
+            </w:r>
+            <w:r>
+              <w:rPr>
+                <w:rFonts w:ascii="Kalpurush" w:hAnsi="Kalpurush" w:cs="Kalpurush" w:hint="cs"/>
+                <w:sz w:val="18"/>
+                <w:szCs w:val="18"/>
+                <w:cs/>
+                <w:lang w:bidi="bn-IN"/>
+              </w:rPr>
+              <w:t>Day</w:t>
+            </w:r>
+            <w:r>
+              <w:rPr>
+                <w:rFonts w:ascii="Kalpurush" w:hAnsi="Kalpurush" w:cs="Kalpurush"/>
+                <w:sz w:val="18"/>
+                <w:szCs w:val="18"/>
+                <w:cs/>
+                <w:lang w:bidi="bn-IN"/>
+              </w:rPr>
+              <w:t xml:space="preserve"> </w:t>
+            </w:r>
+            <w:r>
+              <w:rPr>
+                <w:rFonts w:ascii="Kalpurush" w:eastAsiaTheme="minorHAnsi" w:hAnsi="Kalpurush" w:cs="Kalpurush"/>
+                <w:color w:val="000000"/>
+                <w:sz w:val="18"/>
+                <w:szCs w:val="18"/>
+                <w:highlight w:val="white"/>
+                <w:lang w:bidi="ar-SA"/>
+              </w:rPr>
+              <w:t>{</w:t>
+            </w:r>
+            <w:proofErr w:type="spellStart"/>
+            <w:r>
+              <w:rPr>
+                <w:rFonts w:ascii="Kalpurush" w:eastAsiaTheme="minorHAnsi" w:hAnsi="Kalpurush" w:cs="Kalpurush"/>
+                <w:bCs/>
+                <w:color w:val="000000"/>
+                <w:sz w:val="18"/>
+                <w:szCs w:val="18"/>
+                <w:highlight w:val="white"/>
+                <w:lang w:bidi="ar-SA"/>
+              </w:rPr>
+              <w:t>Gratuity</w:t>
+            </w:r>
+            <w:r>
+              <w:rPr>
+                <w:rFonts w:ascii="Kalpurush" w:eastAsiaTheme="minorHAnsi" w:hAnsi="Kalpurush" w:cs="Kalpurush"/>
+                <w:color w:val="000000"/>
+                <w:sz w:val="18"/>
+                <w:szCs w:val="18"/>
+                <w:highlight w:val="white"/>
+                <w:lang w:bidi="ar-SA"/>
+              </w:rPr>
+              <w:t>Rate</w:t>
+            </w:r>
+            <w:proofErr w:type="spellEnd"/>
+            <w:r>
+              <w:rPr>
+                <w:rFonts w:ascii="Kalpurush" w:hAnsi="Kalpurush" w:cs="Kalpurush"/>
+                <w:bCs/>
+                <w:sz w:val="18"/>
+                <w:szCs w:val="18"/>
+                <w:lang w:bidi="bn-IN"/>
+              </w:rPr>
+              <w:t>}</w:t>
+            </w:r>
+            <w:r>
+              <w:rPr>
+                <w:rFonts w:ascii="Kalpurush" w:hAnsi="Kalpurush" w:cs="Kalpurush"/>
+                <w:bCs/>
+                <w:sz w:val="18"/>
+                <w:szCs w:val="18"/>
+                <w:lang w:bidi="bn-IN"/>
+              </w:rPr>
+              <w:t xml:space="preserve"> </w:t>
+            </w:r>
+            <w:r>
+              <w:rPr>
+                <w:rFonts w:ascii="Kalpurush" w:hAnsi="Kalpurush" w:cs="Kalpurush"/>
+                <w:sz w:val="18"/>
+                <w:szCs w:val="18"/>
+                <w:cs/>
+                <w:lang w:bidi="bn-IN"/>
+              </w:rPr>
+              <w:t>)</w:t>
+            </w:r>
+          </w:p>
+        </w:tc>
+        <w:tc>
+          <w:tcPr>
+            <w:tcW w:w="917" w:type="dxa"/>
+          </w:tcPr>
+          <w:p>
+            <w:pPr>
+              <w:pStyle w:val="BodyText"/>
+              <w:jc w:val="right"/>
+              <w:rPr>
+                <w:rFonts w:ascii="Kalpurush" w:hAnsi="Kalpurush" w:cs="Kalpurush"/>
+                <w:b/>
+                <w:color w:val="000000" w:themeColor="text1"/>
+                <w:sz w:val="18"/>
+                <w:szCs w:val="18"/>
+              </w:rPr>
+            </w:pPr>
+            <w:r>
+              <w:rPr>
+                <w:rFonts w:ascii="Kalpurush" w:hAnsi="Kalpurush" w:cs="Kalpurush"/>
+                <w:bCs/>
+                <w:sz w:val="18"/>
+                <w:szCs w:val="18"/>
+              </w:rPr>
+              <w:t>{</w:t>
+            </w:r>
+            <w:proofErr w:type="spellStart"/>
+            <w:r>
+              <w:rPr>
+                <w:rFonts w:ascii="Kalpurush" w:eastAsiaTheme="minorHAnsi" w:hAnsi="Kalpurush" w:cs="Kalpurush"/>
+                <w:bCs/>
+                <w:color w:val="000000"/>
+                <w:sz w:val="18"/>
+                <w:szCs w:val="18"/>
+                <w:highlight w:val="white"/>
+                <w:lang w:bidi="ar-SA"/>
+              </w:rPr>
+              <w:t>GratuityAmount</w:t>
+            </w:r>
+            <w:proofErr w:type="spellEnd"/>
+            <w:r>
+              <w:rPr>
+                <w:rFonts w:ascii="Kalpurush" w:hAnsi="Kalpurush" w:cs="Kalpurush"/>
                 <w:bCs/>
                 <w:sz w:val="18"/>
                 <w:szCs w:val="18"/>
@@ -2352,35 +2923,9 @@
                 <w:szCs w:val="18"/>
                 <w:lang w:bidi="ar-SA"/>
               </w:rPr>
-              <w:t xml:space="preserve"> সর্ব সাকুল্যে প্রাপ্য টাকা</w:t>
-            </w:r>
-          </w:p>
-        </w:tc>
-        <w:tc>
-          <w:tcPr>
-            <w:tcW w:w="1318" w:type="dxa"/>
-          </w:tcPr>
-          <w:p>
-            <w:pPr>
-              <w:pStyle w:val="BodyText"/>
-              <w:jc w:val="right"/>
-              <w:rPr>
-                <w:rFonts w:ascii="Kalpurush" w:hAnsi="Kalpurush" w:cs="Kalpurush"/>
-                <w:sz w:val="18"/>
-                <w:szCs w:val="18"/>
-                <w:lang w:bidi="bn-IN"/>
-              </w:rPr>
-            </w:pPr>
-            <w:r>
-              <w:rPr>
-                <w:rFonts w:ascii="Kalpurush" w:hAnsi="Kalpurush" w:cs="Kalpurush"/>
-                <w:b/>
-                <w:color w:val="000000" w:themeColor="text1"/>
-                <w:sz w:val="18"/>
-                <w:szCs w:val="18"/>
-              </w:rPr>
-              <w:t>{</w:t>
-            </w:r>
+              <w:t xml:space="preserve"> </w:t>
+            </w:r>
+            <w:proofErr w:type="spellStart"/>
             <w:r>
               <w:rPr>
                 <w:rFonts w:ascii="Kalpurush" w:eastAsiaTheme="minorHAnsi" w:hAnsi="Kalpurush" w:cs="Kalpurush"/>
@@ -2388,11 +2933,111 @@
                 <w:color w:val="000000" w:themeColor="text1"/>
                 <w:sz w:val="18"/>
                 <w:szCs w:val="18"/>
+                <w:lang w:bidi="ar-SA"/>
+              </w:rPr>
+              <w:t>সর্ব</w:t>
+            </w:r>
+            <w:proofErr w:type="spellEnd"/>
+            <w:r>
+              <w:rPr>
+                <w:rFonts w:ascii="Kalpurush" w:eastAsiaTheme="minorHAnsi" w:hAnsi="Kalpurush" w:cs="Kalpurush"/>
+                <w:b/>
+                <w:color w:val="000000" w:themeColor="text1"/>
+                <w:sz w:val="18"/>
+                <w:szCs w:val="18"/>
+                <w:lang w:bidi="ar-SA"/>
+              </w:rPr>
+              <w:t xml:space="preserve"> </w:t>
+            </w:r>
+            <w:proofErr w:type="spellStart"/>
+            <w:r>
+              <w:rPr>
+                <w:rFonts w:ascii="Kalpurush" w:eastAsiaTheme="minorHAnsi" w:hAnsi="Kalpurush" w:cs="Kalpurush"/>
+                <w:b/>
+                <w:color w:val="000000" w:themeColor="text1"/>
+                <w:sz w:val="18"/>
+                <w:szCs w:val="18"/>
+                <w:lang w:bidi="ar-SA"/>
+              </w:rPr>
+              <w:t>সাকুল্যে</w:t>
+            </w:r>
+            <w:proofErr w:type="spellEnd"/>
+            <w:r>
+              <w:rPr>
+                <w:rFonts w:ascii="Kalpurush" w:eastAsiaTheme="minorHAnsi" w:hAnsi="Kalpurush" w:cs="Kalpurush"/>
+                <w:b/>
+                <w:color w:val="000000" w:themeColor="text1"/>
+                <w:sz w:val="18"/>
+                <w:szCs w:val="18"/>
+                <w:lang w:bidi="ar-SA"/>
+              </w:rPr>
+              <w:t xml:space="preserve"> </w:t>
+            </w:r>
+            <w:proofErr w:type="spellStart"/>
+            <w:r>
+              <w:rPr>
+                <w:rFonts w:ascii="Kalpurush" w:eastAsiaTheme="minorHAnsi" w:hAnsi="Kalpurush" w:cs="Kalpurush"/>
+                <w:b/>
+                <w:color w:val="000000" w:themeColor="text1"/>
+                <w:sz w:val="18"/>
+                <w:szCs w:val="18"/>
+                <w:lang w:bidi="ar-SA"/>
+              </w:rPr>
+              <w:t>প্রাপ্য</w:t>
+            </w:r>
+            <w:proofErr w:type="spellEnd"/>
+            <w:r>
+              <w:rPr>
+                <w:rFonts w:ascii="Kalpurush" w:eastAsiaTheme="minorHAnsi" w:hAnsi="Kalpurush" w:cs="Kalpurush"/>
+                <w:b/>
+                <w:color w:val="000000" w:themeColor="text1"/>
+                <w:sz w:val="18"/>
+                <w:szCs w:val="18"/>
+                <w:lang w:bidi="ar-SA"/>
+              </w:rPr>
+              <w:t xml:space="preserve"> টাকা</w:t>
+            </w:r>
+          </w:p>
+        </w:tc>
+        <w:tc>
+          <w:tcPr>
+            <w:tcW w:w="917" w:type="dxa"/>
+          </w:tcPr>
+          <w:p>
+            <w:pPr>
+              <w:pStyle w:val="BodyText"/>
+              <w:jc w:val="right"/>
+              <w:rPr>
+                <w:rFonts w:ascii="Kalpurush" w:hAnsi="Kalpurush" w:cs="Kalpurush"/>
+                <w:sz w:val="18"/>
+                <w:szCs w:val="18"/>
+                <w:lang w:bidi="bn-IN"/>
+              </w:rPr>
+            </w:pPr>
+            <w:r>
+              <w:rPr>
+                <w:rFonts w:ascii="Kalpurush" w:hAnsi="Kalpurush" w:cs="Kalpurush"/>
+                <w:b/>
+                <w:color w:val="000000" w:themeColor="text1"/>
+                <w:sz w:val="18"/>
+                <w:szCs w:val="18"/>
+              </w:rPr>
+              <w:t>{</w:t>
+            </w:r>
+            <w:proofErr w:type="spellStart"/>
+            <w:r>
+              <w:rPr>
+                <w:rFonts w:ascii="Kalpurush" w:eastAsiaTheme="minorHAnsi" w:hAnsi="Kalpurush" w:cs="Kalpurush"/>
+                <w:b/>
+                <w:color w:val="000000" w:themeColor="text1"/>
+                <w:sz w:val="18"/>
+                <w:szCs w:val="18"/>
                 <w:highlight w:val="white"/>
                 <w:lang w:bidi="ar-SA"/>
               </w:rPr>
               <w:t>NetPayAmount</w:t>
             </w:r>
+            <w:proofErr w:type="spellEnd"/>
             <w:r>
               <w:rPr>
                 <w:rFonts w:ascii="Kalpurush" w:hAnsi="Kalpurush" w:cs="Kalpurush"/>
@@ -2462,6 +3107,7 @@
               </w:rPr>
               <w:t>{</w:t>
             </w:r>
+            <w:proofErr w:type="spellStart"/>
             <w:r>
               <w:rPr>
                 <w:rFonts w:ascii="Kalpurush" w:eastAsiaTheme="minorHAnsi" w:hAnsi="Kalpurush" w:cs="Kalpurush"/>
@@ -2475,6 +3121,7 @@
               </w:rPr>
               <w:t>EmployeeName</w:t>
             </w:r>
+            <w:proofErr w:type="spellEnd"/>
             <w:r>
               <w:rPr>
                 <w:rFonts w:ascii="Kalpurush" w:hAnsi="Kalpurush" w:cs="Kalpurush"/>
@@ -2486,15 +3133,27 @@
               </w:rPr>
               <w:t xml:space="preserve">} </w:t>
             </w:r>
-            <w:r>
-              <w:rPr>
-                <w:rFonts w:ascii="Kalpurush" w:hAnsi="Kalpurush" w:cs="Kalpurush"/>
-                <w:bCs/>
-                <w:sz w:val="18"/>
-                <w:szCs w:val="18"/>
-                <w:lang w:bidi="bn-IN"/>
-              </w:rPr>
-              <w:t xml:space="preserve">এই </w:t>
+            <w:proofErr w:type="spellStart"/>
+            <w:r>
+              <w:rPr>
+                <w:rFonts w:ascii="Kalpurush" w:hAnsi="Kalpurush" w:cs="Kalpurush"/>
+                <w:bCs/>
+                <w:sz w:val="18"/>
+                <w:szCs w:val="18"/>
+                <w:lang w:bidi="bn-IN"/>
+              </w:rPr>
+              <w:t>এই</w:t>
+            </w:r>
+            <w:proofErr w:type="spellEnd"/>
+            <w:r>
+              <w:rPr>
+                <w:rFonts w:ascii="Kalpurush" w:hAnsi="Kalpurush" w:cs="Kalpurush"/>
+                <w:bCs/>
+                <w:sz w:val="18"/>
+                <w:szCs w:val="18"/>
+                <w:lang w:bidi="bn-IN"/>
+              </w:rPr>
+              <w:t xml:space="preserve"> </w:t>
             </w:r>
             <w:r>
               <w:rPr>
@@ -2763,7 +3422,27 @@
           <w:szCs w:val="18"/>
           <w:lang w:bidi="bn-IN"/>
         </w:rPr>
-        <w:t>Words: {TotalInWords}</w:t>
+        <w:t>Words: {</w:t>
+      </w:r>
+      <w:proofErr w:type="spellStart"/>
+      <w:r>
+        <w:rPr>
+          <w:rFonts w:ascii="Kalpurush" w:hAnsi="Kalpurush" w:cs="Kalpurush"/>
+          <w:sz w:val="18"/>
+          <w:szCs w:val="18"/>
+          <w:lang w:bidi="bn-IN"/>
+        </w:rPr>
+        <w:t>TotalInWords</w:t>
+      </w:r>
+      <w:proofErr w:type="spellEnd"/>
+      <w:r>
+        <w:rPr>
+          <w:rFonts w:ascii="Kalpurush" w:hAnsi="Kalpurush" w:cs="Kalpurush"/>
+          <w:sz w:val="18"/>
+          <w:szCs w:val="18"/>
+          <w:lang w:bidi="bn-IN"/>
+        </w:rPr>
+        <w:t>}</w:t>
       </w:r>
     </w:p>
     <w:p>
@@ -2815,6 +3494,7 @@
           <w:szCs w:val="26"/>
         </w:rPr>
       </w:pPr>
+      <w:proofErr w:type="spellStart"/>
       <w:r>
         <w:rPr>
           <w:rFonts w:ascii="Kalpurush" w:eastAsia="Kalpurush" w:hAnsi="Kalpurush" w:cs="Kalpurush"/>
@@ -2823,6 +3503,7 @@
         </w:rPr>
         <w:t>প্রস্তুতকারী</w:t>
       </w:r>
+      <w:proofErr w:type="spellEnd"/>
       <w:r>
         <w:rPr>
           <w:rFonts w:ascii="Kalpurush" w:eastAsia="Kalpurush" w:hAnsi="Kalpurush" w:cs="Kalpurush"/>
@@ -2855,6 +3536,7 @@
         </w:rPr>
         <w:t xml:space="preserve">  </w:t>
       </w:r>
+      <w:proofErr w:type="spellStart"/>
       <w:r>
         <w:rPr>
           <w:rFonts w:ascii="Kalpurush" w:eastAsia="Kalpurush" w:hAnsi="Kalpurush" w:cs="Kalpurush"/>
@@ -2863,6 +3545,7 @@
         </w:rPr>
         <w:t>নিরীক্ষণকারী</w:t>
       </w:r>
+      <w:proofErr w:type="spellEnd"/>
       <w:r>
         <w:rPr>
           <w:rFonts w:ascii="Kalpurush" w:eastAsia="Kalpurush" w:hAnsi="Kalpurush" w:cs="Kalpurush"/>
@@ -2895,14 +3578,16 @@
         </w:rPr>
         <w:t xml:space="preserve">  </w:t>
       </w:r>
+      <w:proofErr w:type="spellStart"/>
       <w:r>
         <w:rPr>
           <w:rFonts w:ascii="Kalpurush" w:eastAsia="Kalpurush" w:hAnsi="Kalpurush" w:cs="Kalpurush"/>
           <w:sz w:val="18"/>
           <w:szCs w:val="26"/>
         </w:rPr>
-        <w:t>সহঃ মহা-ব্যবস্থাপক</w:t>
-      </w:r>
+        <w:t>সহঃ</w:t>
+      </w:r>
+      <w:proofErr w:type="spellEnd"/>
       <w:r>
         <w:rPr>
           <w:rFonts w:ascii="Kalpurush" w:eastAsia="Kalpurush" w:hAnsi="Kalpurush" w:cs="Kalpurush"/>
@@ -2911,21 +3596,23 @@
         </w:rPr>
         <w:t xml:space="preserve"> </w:t>
       </w:r>
+      <w:proofErr w:type="spellStart"/>
       <w:r>
         <w:rPr>
           <w:rFonts w:ascii="Kalpurush" w:eastAsia="Kalpurush" w:hAnsi="Kalpurush" w:cs="Kalpurush"/>
           <w:sz w:val="18"/>
           <w:szCs w:val="26"/>
         </w:rPr>
-        <w:t xml:space="preserve">(প্রশাসন) </w:t>
-      </w:r>
+        <w:t>মহা-ব্যবস্থাপক</w:t>
+      </w:r>
+      <w:proofErr w:type="spellEnd"/>
       <w:r>
         <w:rPr>
           <w:rFonts w:ascii="Kalpurush" w:eastAsia="Kalpurush" w:hAnsi="Kalpurush" w:cs="Kalpurush"/>
           <w:sz w:val="18"/>
           <w:szCs w:val="26"/>
         </w:rPr>
-        <w:tab/>
+        <w:t xml:space="preserve"> </w:t>
       </w:r>
       <w:r>
         <w:rPr>
@@ -2933,24 +3620,25 @@
           <w:sz w:val="18"/>
           <w:szCs w:val="26"/>
         </w:rPr>
-        <w:tab/>
-        <w:t xml:space="preserve"> </w:t>
-      </w:r>
+        <w:t>(</w:t>
+      </w:r>
+      <w:proofErr w:type="spellStart"/>
       <w:r>
         <w:rPr>
           <w:rFonts w:ascii="Kalpurush" w:eastAsia="Kalpurush" w:hAnsi="Kalpurush" w:cs="Kalpurush"/>
           <w:sz w:val="18"/>
           <w:szCs w:val="26"/>
         </w:rPr>
-        <w:tab/>
-      </w:r>
+        <w:t>প্রশাসন</w:t>
+      </w:r>
+      <w:proofErr w:type="spellEnd"/>
       <w:r>
         <w:rPr>
           <w:rFonts w:ascii="Kalpurush" w:eastAsia="Kalpurush" w:hAnsi="Kalpurush" w:cs="Kalpurush"/>
           <w:sz w:val="18"/>
           <w:szCs w:val="26"/>
         </w:rPr>
-        <w:t xml:space="preserve"> </w:t>
+        <w:t xml:space="preserve">) </w:t>
       </w:r>
       <w:r>
         <w:rPr>
@@ -2958,8 +3646,43 @@
           <w:sz w:val="18"/>
           <w:szCs w:val="26"/>
         </w:rPr>
+        <w:tab/>
+      </w:r>
+      <w:r>
+        <w:rPr>
+          <w:rFonts w:ascii="Kalpurush" w:eastAsia="Kalpurush" w:hAnsi="Kalpurush" w:cs="Kalpurush"/>
+          <w:sz w:val="18"/>
+          <w:szCs w:val="26"/>
+        </w:rPr>
+        <w:tab/>
+        <w:t xml:space="preserve"> </w:t>
+      </w:r>
+      <w:r>
+        <w:rPr>
+          <w:rFonts w:ascii="Kalpurush" w:eastAsia="Kalpurush" w:hAnsi="Kalpurush" w:cs="Kalpurush"/>
+          <w:sz w:val="18"/>
+          <w:szCs w:val="26"/>
+        </w:rPr>
+        <w:tab/>
+      </w:r>
+      <w:r>
+        <w:rPr>
+          <w:rFonts w:ascii="Kalpurush" w:eastAsia="Kalpurush" w:hAnsi="Kalpurush" w:cs="Kalpurush"/>
+          <w:sz w:val="18"/>
+          <w:szCs w:val="26"/>
+        </w:rPr>
+        <w:t xml:space="preserve"> </w:t>
+      </w:r>
+      <w:proofErr w:type="spellStart"/>
+      <w:r>
+        <w:rPr>
+          <w:rFonts w:ascii="Kalpurush" w:eastAsia="Kalpurush" w:hAnsi="Kalpurush" w:cs="Kalpurush"/>
+          <w:sz w:val="18"/>
+          <w:szCs w:val="26"/>
+        </w:rPr>
         <w:t>সি.ই.ও</w:t>
       </w:r>
+      <w:proofErr w:type="spellEnd"/>
     </w:p>
     <w:p>
       <w:pPr>
@@ -3028,7 +3751,7 @@
 </file>
 
 <file path=word/endnotes.xml><?xml version="1.0" encoding="utf-8"?>
-<w:endnotes xmlns:wpc="http://schemas.microsoft.com/office/word/2010/wordprocessingCanvas" xmlns:cx="http://schemas.microsoft.com/office/drawing/2014/chartex" xmlns:cx1="http://schemas.microsoft.com/office/drawing/2015/9/8/chartex" xmlns:cx2="http://schemas.microsoft.com/office/drawing/2015/10/21/chartex" xmlns:cx3="http://schemas.microsoft.com/office/drawing/2016/5/9/chartex" xmlns:cx4="http://schemas.microsoft.com/office/drawing/2016/5/10/chartex" xmlns:cx5="http://schemas.microsoft.com/office/drawing/2016/5/11/chartex" xmlns:cx6="http://schemas.microsoft.com/office/drawing/2016/5/12/chartex" xmlns:cx7="http://schemas.microsoft.com/office/drawing/2016/5/13/chartex" xmlns:cx8="http://schemas.microsoft.com/office/drawing/2016/5/14/chartex" xmlns:mc="http://schemas.openxmlformats.org/markup-compatibility/2006" xmlns:aink="http://schemas.microsoft.com/office/drawing/2016/ink" xmlns:am3d="http://schemas.microsoft.com/office/drawing/2017/model3d" xmlns:o="urn:schemas-microsoft-com:office:office" xmlns:r="http://schemas.openxmlformats.org/officeDocument/2006/relationships" xmlns:m="http://schemas.openxmlformats.org/officeDocument/2006/math" xmlns:v="urn:schemas-microsoft-com:vml" xmlns:wp14="http://schemas.microsoft.com/office/word/2010/wordprocessingDrawing" xmlns:wp="http://schemas.openxmlformats.org/drawingml/2006/wordprocessingDrawing" xmlns:w10="urn:schemas-microsoft-com:office:word" xmlns:w="http://schemas.openxmlformats.org/wordprocessingml/2006/main" xmlns:w14="http://schemas.microsoft.com/office/word/2010/wordml" xmlns:w15="http://schemas.microsoft.com/office/word/2012/wordml" xmlns:w16cex="http://schemas.microsoft.com/office/word/2018/wordml/cex" xmlns:w16cid="http://schemas.microsoft.com/office/word/2016/wordml/cid" xmlns:w16="http://schemas.microsoft.com/office/word/2018/wordml" xmlns:w16sdtdh="http://schemas.microsoft.com/office/word/2020/wordml/sdtdatahash" xmlns:w16se="http://schemas.microsoft.com/office/word/2015/wordml/symex" xmlns:wpg="http://schemas.microsoft.com/office/word/2010/wordprocessingGroup" xmlns:wpi="http://schemas.microsoft.com/office/word/2010/wordprocessingInk" xmlns:wne="http://schemas.microsoft.com/office/word/2006/wordml" xmlns:wps="http://schemas.microsoft.com/office/word/2010/wordprocessingShape" mc:Ignorable="w14 w15 w16se w16cid w16 w16cex w16sdtdh wp14">
+<w:endnotes xmlns:wpc="http://schemas.microsoft.com/office/word/2010/wordprocessingCanvas" xmlns:cx="http://schemas.microsoft.com/office/drawing/2014/chartex" xmlns:cx1="http://schemas.microsoft.com/office/drawing/2015/9/8/chartex" xmlns:cx2="http://schemas.microsoft.com/office/drawing/2015/10/21/chartex" xmlns:cx3="http://schemas.microsoft.com/office/drawing/2016/5/9/chartex" xmlns:cx4="http://schemas.microsoft.com/office/drawing/2016/5/10/chartex" xmlns:cx5="http://schemas.microsoft.com/office/drawing/2016/5/11/chartex" xmlns:cx6="http://schemas.microsoft.com/office/drawing/2016/5/12/chartex" xmlns:cx7="http://schemas.microsoft.com/office/drawing/2016/5/13/chartex" xmlns:cx8="http://schemas.microsoft.com/office/drawing/2016/5/14/chartex" xmlns:mc="http://schemas.openxmlformats.org/markup-compatibility/2006" xmlns:aink="http://schemas.microsoft.com/office/drawing/2016/ink" xmlns:am3d="http://schemas.microsoft.com/office/drawing/2017/model3d" xmlns:o="urn:schemas-microsoft-com:office:office" xmlns:r="http://schemas.openxmlformats.org/officeDocument/2006/relationships" xmlns:m="http://schemas.openxmlformats.org/officeDocument/2006/math" xmlns:v="urn:schemas-microsoft-com:vml" xmlns:wp14="http://schemas.microsoft.com/office/word/2010/wordprocessingDrawing" xmlns:wp="http://schemas.openxmlformats.org/drawingml/2006/wordprocessingDrawing" xmlns:w10="urn:schemas-microsoft-com:office:word" xmlns:w="http://schemas.openxmlformats.org/wordprocessingml/2006/main" xmlns:w14="http://schemas.microsoft.com/office/word/2010/wordml" xmlns:w15="http://schemas.microsoft.com/office/word/2012/wordml" xmlns:w16cex="http://schemas.microsoft.com/office/word/2018/wordml/cex" xmlns:w16cid="http://schemas.microsoft.com/office/word/2016/wordml/cid" xmlns:w16="http://schemas.microsoft.com/office/word/2018/wordml" xmlns:w16se="http://schemas.microsoft.com/office/word/2015/wordml/symex" xmlns:wpg="http://schemas.microsoft.com/office/word/2010/wordprocessingGroup" xmlns:wpi="http://schemas.microsoft.com/office/word/2010/wordprocessingInk" xmlns:wne="http://schemas.microsoft.com/office/word/2006/wordml" xmlns:wps="http://schemas.microsoft.com/office/word/2010/wordprocessingShape" mc:Ignorable="w14 w15 w16se w16cid w16 w16cex wp14">
   <w:endnote w:type="separator" w:id="-1">
     <w:p>
       <w:r>
@@ -3047,7 +3770,7 @@
 </file>
 
 <file path=word/footnotes.xml><?xml version="1.0" encoding="utf-8"?>
-<w:footnotes xmlns:wpc="http://schemas.microsoft.com/office/word/2010/wordprocessingCanvas" xmlns:cx="http://schemas.microsoft.com/office/drawing/2014/chartex" xmlns:cx1="http://schemas.microsoft.com/office/drawing/2015/9/8/chartex" xmlns:cx2="http://schemas.microsoft.com/office/drawing/2015/10/21/chartex" xmlns:cx3="http://schemas.microsoft.com/office/drawing/2016/5/9/chartex" xmlns:cx4="http://schemas.microsoft.com/office/drawing/2016/5/10/chartex" xmlns:cx5="http://schemas.microsoft.com/office/drawing/2016/5/11/chartex" xmlns:cx6="http://schemas.microsoft.com/office/drawing/2016/5/12/chartex" xmlns:cx7="http://schemas.microsoft.com/office/drawing/2016/5/13/chartex" xmlns:cx8="http://schemas.microsoft.com/office/drawing/2016/5/14/chartex" xmlns:mc="http://schemas.openxmlformats.org/markup-compatibility/2006" xmlns:aink="http://schemas.microsoft.com/office/drawing/2016/ink" xmlns:am3d="http://schemas.microsoft.com/office/drawing/2017/model3d" xmlns:o="urn:schemas-microsoft-com:office:office" xmlns:r="http://schemas.openxmlformats.org/officeDocument/2006/relationships" xmlns:m="http://schemas.openxmlformats.org/officeDocument/2006/math" xmlns:v="urn:schemas-microsoft-com:vml" xmlns:wp14="http://schemas.microsoft.com/office/word/2010/wordprocessingDrawing" xmlns:wp="http://schemas.openxmlformats.org/drawingml/2006/wordprocessingDrawing" xmlns:w10="urn:schemas-microsoft-com:office:word" xmlns:w="http://schemas.openxmlformats.org/wordprocessingml/2006/main" xmlns:w14="http://schemas.microsoft.com/office/word/2010/wordml" xmlns:w15="http://schemas.microsoft.com/office/word/2012/wordml" xmlns:w16cex="http://schemas.microsoft.com/office/word/2018/wordml/cex" xmlns:w16cid="http://schemas.microsoft.com/office/word/2016/wordml/cid" xmlns:w16="http://schemas.microsoft.com/office/word/2018/wordml" xmlns:w16sdtdh="http://schemas.microsoft.com/office/word/2020/wordml/sdtdatahash" xmlns:w16se="http://schemas.microsoft.com/office/word/2015/wordml/symex" xmlns:wpg="http://schemas.microsoft.com/office/word/2010/wordprocessingGroup" xmlns:wpi="http://schemas.microsoft.com/office/word/2010/wordprocessingInk" xmlns:wne="http://schemas.microsoft.com/office/word/2006/wordml" xmlns:wps="http://schemas.microsoft.com/office/word/2010/wordprocessingShape" mc:Ignorable="w14 w15 w16se w16cid w16 w16cex w16sdtdh wp14">
+<w:footnotes xmlns:wpc="http://schemas.microsoft.com/office/word/2010/wordprocessingCanvas" xmlns:cx="http://schemas.microsoft.com/office/drawing/2014/chartex" xmlns:cx1="http://schemas.microsoft.com/office/drawing/2015/9/8/chartex" xmlns:cx2="http://schemas.microsoft.com/office/drawing/2015/10/21/chartex" xmlns:cx3="http://schemas.microsoft.com/office/drawing/2016/5/9/chartex" xmlns:cx4="http://schemas.microsoft.com/office/drawing/2016/5/10/chartex" xmlns:cx5="http://schemas.microsoft.com/office/drawing/2016/5/11/chartex" xmlns:cx6="http://schemas.microsoft.com/office/drawing/2016/5/12/chartex" xmlns:cx7="http://schemas.microsoft.com/office/drawing/2016/5/13/chartex" xmlns:cx8="http://schemas.microsoft.com/office/drawing/2016/5/14/chartex" xmlns:mc="http://schemas.openxmlformats.org/markup-compatibility/2006" xmlns:aink="http://schemas.microsoft.com/office/drawing/2016/ink" xmlns:am3d="http://schemas.microsoft.com/office/drawing/2017/model3d" xmlns:o="urn:schemas-microsoft-com:office:office" xmlns:r="http://schemas.openxmlformats.org/officeDocument/2006/relationships" xmlns:m="http://schemas.openxmlformats.org/officeDocument/2006/math" xmlns:v="urn:schemas-microsoft-com:vml" xmlns:wp14="http://schemas.microsoft.com/office/word/2010/wordprocessingDrawing" xmlns:wp="http://schemas.openxmlformats.org/drawingml/2006/wordprocessingDrawing" xmlns:w10="urn:schemas-microsoft-com:office:word" xmlns:w="http://schemas.openxmlformats.org/wordprocessingml/2006/main" xmlns:w14="http://schemas.microsoft.com/office/word/2010/wordml" xmlns:w15="http://schemas.microsoft.com/office/word/2012/wordml" xmlns:w16cex="http://schemas.microsoft.com/office/word/2018/wordml/cex" xmlns:w16cid="http://schemas.microsoft.com/office/word/2016/wordml/cid" xmlns:w16="http://schemas.microsoft.com/office/word/2018/wordml" xmlns:w16se="http://schemas.microsoft.com/office/word/2015/wordml/symex" xmlns:wpg="http://schemas.microsoft.com/office/word/2010/wordprocessingGroup" xmlns:wpi="http://schemas.microsoft.com/office/word/2010/wordprocessingInk" xmlns:wne="http://schemas.microsoft.com/office/word/2006/wordml" xmlns:wps="http://schemas.microsoft.com/office/word/2010/wordprocessingShape" mc:Ignorable="w14 w15 w16se w16cid w16 w16cex wp14">
   <w:footnote w:type="separator" w:id="-1">
     <w:p>
       <w:r>
@@ -3066,7 +3789,7 @@
 </file>
 
 <file path=word/header1.xml><?xml version="1.0" encoding="utf-8"?>
-<w:hdr xmlns:wpc="http://schemas.microsoft.com/office/word/2010/wordprocessingCanvas" xmlns:cx="http://schemas.microsoft.com/office/drawing/2014/chartex" xmlns:cx1="http://schemas.microsoft.com/office/drawing/2015/9/8/chartex" xmlns:cx2="http://schemas.microsoft.com/office/drawing/2015/10/21/chartex" xmlns:cx3="http://schemas.microsoft.com/office/drawing/2016/5/9/chartex" xmlns:cx4="http://schemas.microsoft.com/office/drawing/2016/5/10/chartex" xmlns:cx5="http://schemas.microsoft.com/office/drawing/2016/5/11/chartex" xmlns:cx6="http://schemas.microsoft.com/office/drawing/2016/5/12/chartex" xmlns:cx7="http://schemas.microsoft.com/office/drawing/2016/5/13/chartex" xmlns:cx8="http://schemas.microsoft.com/office/drawing/2016/5/14/chartex" xmlns:mc="http://schemas.openxmlformats.org/markup-compatibility/2006" xmlns:aink="http://schemas.microsoft.com/office/drawing/2016/ink" xmlns:am3d="http://schemas.microsoft.com/office/drawing/2017/model3d" xmlns:o="urn:schemas-microsoft-com:office:office" xmlns:r="http://schemas.openxmlformats.org/officeDocument/2006/relationships" xmlns:m="http://schemas.openxmlformats.org/officeDocument/2006/math" xmlns:v="urn:schemas-microsoft-com:vml" xmlns:wp14="http://schemas.microsoft.com/office/word/2010/wordprocessingDrawing" xmlns:wp="http://schemas.openxmlformats.org/drawingml/2006/wordprocessingDrawing" xmlns:w10="urn:schemas-microsoft-com:office:word" xmlns:w="http://schemas.openxmlformats.org/wordprocessingml/2006/main" xmlns:w14="http://schemas.microsoft.com/office/word/2010/wordml" xmlns:w15="http://schemas.microsoft.com/office/word/2012/wordml" xmlns:w16cex="http://schemas.microsoft.com/office/word/2018/wordml/cex" xmlns:w16cid="http://schemas.microsoft.com/office/word/2016/wordml/cid" xmlns:w16="http://schemas.microsoft.com/office/word/2018/wordml" xmlns:w16sdtdh="http://schemas.microsoft.com/office/word/2020/wordml/sdtdatahash" xmlns:w16se="http://schemas.microsoft.com/office/word/2015/wordml/symex" xmlns:wpg="http://schemas.microsoft.com/office/word/2010/wordprocessingGroup" xmlns:wpi="http://schemas.microsoft.com/office/word/2010/wordprocessingInk" xmlns:wne="http://schemas.microsoft.com/office/word/2006/wordml" xmlns:wps="http://schemas.microsoft.com/office/word/2010/wordprocessingShape" mc:Ignorable="w14 w15 w16se w16cid w16 w16cex w16sdtdh wp14">
+<w:hdr xmlns:wpc="http://schemas.microsoft.com/office/word/2010/wordprocessingCanvas" xmlns:cx="http://schemas.microsoft.com/office/drawing/2014/chartex" xmlns:cx1="http://schemas.microsoft.com/office/drawing/2015/9/8/chartex" xmlns:cx2="http://schemas.microsoft.com/office/drawing/2015/10/21/chartex" xmlns:cx3="http://schemas.microsoft.com/office/drawing/2016/5/9/chartex" xmlns:cx4="http://schemas.microsoft.com/office/drawing/2016/5/10/chartex" xmlns:cx5="http://schemas.microsoft.com/office/drawing/2016/5/11/chartex" xmlns:cx6="http://schemas.microsoft.com/office/drawing/2016/5/12/chartex" xmlns:cx7="http://schemas.microsoft.com/office/drawing/2016/5/13/chartex" xmlns:cx8="http://schemas.microsoft.com/office/drawing/2016/5/14/chartex" xmlns:mc="http://schemas.openxmlformats.org/markup-compatibility/2006" xmlns:aink="http://schemas.microsoft.com/office/drawing/2016/ink" xmlns:am3d="http://schemas.microsoft.com/office/drawing/2017/model3d" xmlns:o="urn:schemas-microsoft-com:office:office" xmlns:r="http://schemas.openxmlformats.org/officeDocument/2006/relationships" xmlns:m="http://schemas.openxmlformats.org/officeDocument/2006/math" xmlns:v="urn:schemas-microsoft-com:vml" xmlns:wp14="http://schemas.microsoft.com/office/word/2010/wordprocessingDrawing" xmlns:wp="http://schemas.openxmlformats.org/drawingml/2006/wordprocessingDrawing" xmlns:w10="urn:schemas-microsoft-com:office:word" xmlns:w="http://schemas.openxmlformats.org/wordprocessingml/2006/main" xmlns:w14="http://schemas.microsoft.com/office/word/2010/wordml" xmlns:w15="http://schemas.microsoft.com/office/word/2012/wordml" xmlns:w16cex="http://schemas.microsoft.com/office/word/2018/wordml/cex" xmlns:w16cid="http://schemas.microsoft.com/office/word/2016/wordml/cid" xmlns:w16="http://schemas.microsoft.com/office/word/2018/wordml" xmlns:w16se="http://schemas.microsoft.com/office/word/2015/wordml/symex" xmlns:wpg="http://schemas.microsoft.com/office/word/2010/wordprocessingGroup" xmlns:wpi="http://schemas.microsoft.com/office/word/2010/wordprocessingInk" xmlns:wne="http://schemas.microsoft.com/office/word/2006/wordml" xmlns:wps="http://schemas.microsoft.com/office/word/2010/wordprocessingShape" mc:Ignorable="w14 w15 w16se w16cid w16 w16cex wp14">
   <w:p>
     <w:pPr>
       <w:pStyle w:val="BodyText"/>
@@ -3079,6 +3802,7 @@
         <w:shd w:val="clear" w:color="auto" w:fill="FFFFFF"/>
       </w:rPr>
     </w:pPr>
+    <w:proofErr w:type="spellStart"/>
     <w:r>
       <w:rPr>
         <w:rFonts w:ascii="Kalpurush" w:hAnsi="Kalpurush" w:cs="Kalpurush"/>
@@ -3088,8 +3812,57 @@
         <w:shd w:val="clear" w:color="auto" w:fill="FFFFFF"/>
         <w:cs/>
       </w:rPr>
-      <w:t>বেসিক এ্যাপারেলস লিমিটেড</w:t>
+      <w:t>বেসিক</w:t>
     </w:r>
+    <w:proofErr w:type="spellEnd"/>
+    <w:r>
+      <w:rPr>
+        <w:rFonts w:ascii="Kalpurush" w:hAnsi="Kalpurush" w:cs="Kalpurush"/>
+        <w:bCs/>
+        <w:sz w:val="32"/>
+        <w:szCs w:val="32"/>
+        <w:shd w:val="clear" w:color="auto" w:fill="FFFFFF"/>
+        <w:cs/>
+      </w:rPr>
+      <w:t xml:space="preserve"> </w:t>
+    </w:r>
+    <w:proofErr w:type="spellStart"/>
+    <w:r>
+      <w:rPr>
+        <w:rFonts w:ascii="Kalpurush" w:hAnsi="Kalpurush" w:cs="Kalpurush"/>
+        <w:bCs/>
+        <w:sz w:val="32"/>
+        <w:szCs w:val="32"/>
+        <w:shd w:val="clear" w:color="auto" w:fill="FFFFFF"/>
+        <w:cs/>
+      </w:rPr>
+      <w:t>এ্যাপারেলস</w:t>
+    </w:r>
+    <w:proofErr w:type="spellEnd"/>
+    <w:r>
+      <w:rPr>
+        <w:rFonts w:ascii="Kalpurush" w:hAnsi="Kalpurush" w:cs="Kalpurush"/>
+        <w:bCs/>
+        <w:sz w:val="32"/>
+        <w:szCs w:val="32"/>
+        <w:shd w:val="clear" w:color="auto" w:fill="FFFFFF"/>
+        <w:cs/>
+      </w:rPr>
+      <w:t xml:space="preserve"> </w:t>
+    </w:r>
+    <w:proofErr w:type="spellStart"/>
+    <w:r>
+      <w:rPr>
+        <w:rFonts w:ascii="Kalpurush" w:hAnsi="Kalpurush" w:cs="Kalpurush"/>
+        <w:bCs/>
+        <w:sz w:val="32"/>
+        <w:szCs w:val="32"/>
+        <w:shd w:val="clear" w:color="auto" w:fill="FFFFFF"/>
+        <w:cs/>
+      </w:rPr>
+      <w:t>লিমিটেড</w:t>
+    </w:r>
+    <w:proofErr w:type="spellEnd"/>
   </w:p>
   <w:p>
     <w:pPr>
@@ -3109,7 +3882,47 @@
         <w:szCs w:val="18"/>
         <w:cs/>
       </w:rPr>
-      <w:t>১৩৫-১৩৮ আব্দুল্লাহপুর, উত্তরা, ঢাকা-১২৩০</w:t>
+      <w:t xml:space="preserve">১৩৫-১৩৮ </w:t>
+    </w:r>
+    <w:proofErr w:type="spellStart"/>
+    <w:r>
+      <w:rPr>
+        <w:rFonts w:ascii="Kalpurush" w:hAnsi="Kalpurush" w:cs="Kalpurush"/>
+        <w:sz w:val="18"/>
+        <w:szCs w:val="18"/>
+        <w:cs/>
+      </w:rPr>
+      <w:t>আব্দুল্লাহপুর</w:t>
+    </w:r>
+    <w:proofErr w:type="spellEnd"/>
+    <w:r>
+      <w:rPr>
+        <w:rFonts w:ascii="Kalpurush" w:hAnsi="Kalpurush" w:cs="Kalpurush"/>
+        <w:sz w:val="18"/>
+        <w:szCs w:val="18"/>
+        <w:cs/>
+      </w:rPr>
+      <w:t xml:space="preserve">, </w:t>
+    </w:r>
+    <w:proofErr w:type="spellStart"/>
+    <w:r>
+      <w:rPr>
+        <w:rFonts w:ascii="Kalpurush" w:hAnsi="Kalpurush" w:cs="Kalpurush"/>
+        <w:sz w:val="18"/>
+        <w:szCs w:val="18"/>
+        <w:cs/>
+      </w:rPr>
+      <w:t>উত্তরা</w:t>
+    </w:r>
+    <w:proofErr w:type="spellEnd"/>
+    <w:r>
+      <w:rPr>
+        <w:rFonts w:ascii="Kalpurush" w:hAnsi="Kalpurush" w:cs="Kalpurush"/>
+        <w:sz w:val="18"/>
+        <w:szCs w:val="18"/>
+        <w:cs/>
+      </w:rPr>
+      <w:t>, ঢাকা-১২৩০</w:t>
     </w:r>
   </w:p>
   <w:p>
@@ -3143,6 +3956,7 @@
         <w:szCs w:val="24"/>
       </w:rPr>
     </w:pPr>
+    <w:proofErr w:type="spellStart"/>
     <w:r>
       <w:rPr>
         <w:rFonts w:ascii="Kalpurush" w:hAnsi="Kalpurush" w:cs="Kalpurush"/>
@@ -3150,7 +3964,37 @@
         <w:sz w:val="24"/>
         <w:szCs w:val="24"/>
       </w:rPr>
-      <w:t>চূড়ান্ত নিষ্পত্তি/Final Settlement</w:t>
+      <w:t>চূড়ান্ত</w:t>
+    </w:r>
+    <w:proofErr w:type="spellEnd"/>
+    <w:r>
+      <w:rPr>
+        <w:rFonts w:ascii="Kalpurush" w:hAnsi="Kalpurush" w:cs="Kalpurush"/>
+        <w:b/>
+        <w:sz w:val="24"/>
+        <w:szCs w:val="24"/>
+      </w:rPr>
+      <w:t xml:space="preserve"> </w:t>
+    </w:r>
+    <w:proofErr w:type="spellStart"/>
+    <w:r>
+      <w:rPr>
+        <w:rFonts w:ascii="Kalpurush" w:hAnsi="Kalpurush" w:cs="Kalpurush"/>
+        <w:b/>
+        <w:sz w:val="24"/>
+        <w:szCs w:val="24"/>
+      </w:rPr>
+      <w:t>নিষ্পত্তি</w:t>
+    </w:r>
+    <w:proofErr w:type="spellEnd"/>
+    <w:r>
+      <w:rPr>
+        <w:rFonts w:ascii="Kalpurush" w:hAnsi="Kalpurush" w:cs="Kalpurush"/>
+        <w:b/>
+        <w:sz w:val="24"/>
+        <w:szCs w:val="24"/>
+      </w:rPr>
+      <w:t>/Final Settlement</w:t>
     </w:r>
   </w:p>
   <w:p>
@@ -3168,8 +4012,81 @@
         <w:sz w:val="16"/>
         <w:szCs w:val="20"/>
       </w:rPr>
-      <w:t xml:space="preserve">(বাংলাদেশ শ্রম আইন ২০০৬ এবং </w:t>
+      <w:t>(</w:t>
     </w:r>
+    <w:proofErr w:type="spellStart"/>
+    <w:r>
+      <w:rPr>
+        <w:rFonts w:ascii="Kalpurush" w:hAnsi="Kalpurush" w:cs="Kalpurush"/>
+        <w:sz w:val="16"/>
+        <w:szCs w:val="20"/>
+      </w:rPr>
+      <w:t>বাংলাদেশ</w:t>
+    </w:r>
+    <w:proofErr w:type="spellEnd"/>
+    <w:r>
+      <w:rPr>
+        <w:rFonts w:ascii="Kalpurush" w:hAnsi="Kalpurush" w:cs="Kalpurush"/>
+        <w:sz w:val="16"/>
+        <w:szCs w:val="20"/>
+      </w:rPr>
+      <w:t xml:space="preserve"> </w:t>
+    </w:r>
+    <w:proofErr w:type="spellStart"/>
+    <w:r>
+      <w:rPr>
+        <w:rFonts w:ascii="Kalpurush" w:hAnsi="Kalpurush" w:cs="Kalpurush"/>
+        <w:sz w:val="16"/>
+        <w:szCs w:val="20"/>
+      </w:rPr>
+      <w:t>শ্রম</w:t>
+    </w:r>
+    <w:proofErr w:type="spellEnd"/>
+    <w:r>
+      <w:rPr>
+        <w:rFonts w:ascii="Kalpurush" w:hAnsi="Kalpurush" w:cs="Kalpurush"/>
+        <w:sz w:val="16"/>
+        <w:szCs w:val="20"/>
+      </w:rPr>
+      <w:t xml:space="preserve"> </w:t>
+    </w:r>
+    <w:proofErr w:type="spellStart"/>
+    <w:r>
+      <w:rPr>
+        <w:rFonts w:ascii="Kalpurush" w:hAnsi="Kalpurush" w:cs="Kalpurush"/>
+        <w:sz w:val="16"/>
+        <w:szCs w:val="20"/>
+      </w:rPr>
+      <w:t>আইন</w:t>
+    </w:r>
+    <w:proofErr w:type="spellEnd"/>
+    <w:r>
+      <w:rPr>
+        <w:rFonts w:ascii="Kalpurush" w:hAnsi="Kalpurush" w:cs="Kalpurush"/>
+        <w:sz w:val="16"/>
+        <w:szCs w:val="20"/>
+      </w:rPr>
+      <w:t xml:space="preserve"> ২০০৬ </w:t>
+    </w:r>
+    <w:proofErr w:type="spellStart"/>
+    <w:r>
+      <w:rPr>
+        <w:rFonts w:ascii="Kalpurush" w:hAnsi="Kalpurush" w:cs="Kalpurush"/>
+        <w:sz w:val="16"/>
+        <w:szCs w:val="20"/>
+      </w:rPr>
+      <w:t>এবং</w:t>
+    </w:r>
+    <w:proofErr w:type="spellEnd"/>
+    <w:r>
+      <w:rPr>
+        <w:rFonts w:ascii="Kalpurush" w:hAnsi="Kalpurush" w:cs="Kalpurush"/>
+        <w:sz w:val="16"/>
+        <w:szCs w:val="20"/>
+      </w:rPr>
+      <w:t xml:space="preserve"> </w:t>
+    </w:r>
+    <w:proofErr w:type="spellStart"/>
     <w:r>
       <w:rPr>
         <w:rFonts w:ascii="Kalpurush" w:hAnsi="Kalpurush" w:cs="Kalpurush" w:hint="cs"/>
@@ -3178,13 +4095,68 @@
       </w:rPr>
       <w:t>সংশোধিত</w:t>
     </w:r>
+    <w:proofErr w:type="spellEnd"/>
     <w:r>
       <w:rPr>
         <w:rFonts w:ascii="Kalpurush" w:hAnsi="Kalpurush" w:cs="Kalpurush"/>
         <w:sz w:val="16"/>
         <w:szCs w:val="20"/>
       </w:rPr>
-      <w:t xml:space="preserve"> ২০১৮ এর ৩০ ধারা আনুযায়ী)</w:t>
+      <w:t xml:space="preserve"> ২০১৮ </w:t>
+    </w:r>
+    <w:proofErr w:type="spellStart"/>
+    <w:r>
+      <w:rPr>
+        <w:rFonts w:ascii="Kalpurush" w:hAnsi="Kalpurush" w:cs="Kalpurush"/>
+        <w:sz w:val="16"/>
+        <w:szCs w:val="20"/>
+      </w:rPr>
+      <w:t>এর</w:t>
+    </w:r>
+    <w:proofErr w:type="spellEnd"/>
+    <w:r>
+      <w:rPr>
+        <w:rFonts w:ascii="Kalpurush" w:hAnsi="Kalpurush" w:cs="Kalpurush"/>
+        <w:sz w:val="16"/>
+        <w:szCs w:val="20"/>
+      </w:rPr>
+      <w:t xml:space="preserve"> ৩০ </w:t>
+    </w:r>
+    <w:proofErr w:type="spellStart"/>
+    <w:r>
+      <w:rPr>
+        <w:rFonts w:ascii="Kalpurush" w:hAnsi="Kalpurush" w:cs="Kalpurush"/>
+        <w:sz w:val="16"/>
+        <w:szCs w:val="20"/>
+      </w:rPr>
+      <w:t>ধারা</w:t>
+    </w:r>
+    <w:proofErr w:type="spellEnd"/>
+    <w:r>
+      <w:rPr>
+        <w:rFonts w:ascii="Kalpurush" w:hAnsi="Kalpurush" w:cs="Kalpurush"/>
+        <w:sz w:val="16"/>
+        <w:szCs w:val="20"/>
+      </w:rPr>
+      <w:t xml:space="preserve"> </w:t>
+    </w:r>
+    <w:proofErr w:type="spellStart"/>
+    <w:r>
+      <w:rPr>
+        <w:rFonts w:ascii="Kalpurush" w:hAnsi="Kalpurush" w:cs="Kalpurush"/>
+        <w:sz w:val="16"/>
+        <w:szCs w:val="20"/>
+      </w:rPr>
+      <w:t>আনুযায়ী</w:t>
+    </w:r>
+    <w:proofErr w:type="spellEnd"/>
+    <w:r>
+      <w:rPr>
+        <w:rFonts w:ascii="Kalpurush" w:hAnsi="Kalpurush" w:cs="Kalpurush"/>
+        <w:sz w:val="16"/>
+        <w:szCs w:val="20"/>
+      </w:rPr>
+      <w:t>)</w:t>
     </w:r>
   </w:p>
   <w:p>
@@ -3201,7 +4173,7 @@
 </file>
 
 <file path=word/styles.xml><?xml version="1.0" encoding="utf-8"?>
-<w:styles xmlns:mc="http://schemas.openxmlformats.org/markup-compatibility/2006" xmlns:r="http://schemas.openxmlformats.org/officeDocument/2006/relationships" xmlns:w="http://schemas.openxmlformats.org/wordprocessingml/2006/main" xmlns:w14="http://schemas.microsoft.com/office/word/2010/wordml" xmlns:w15="http://schemas.microsoft.com/office/word/2012/wordml" xmlns:w16cex="http://schemas.microsoft.com/office/word/2018/wordml/cex" xmlns:w16cid="http://schemas.microsoft.com/office/word/2016/wordml/cid" xmlns:w16="http://schemas.microsoft.com/office/word/2018/wordml" xmlns:w16sdtdh="http://schemas.microsoft.com/office/word/2020/wordml/sdtdatahash" xmlns:w16se="http://schemas.microsoft.com/office/word/2015/wordml/symex" mc:Ignorable="w14 w15 w16se w16cid w16 w16cex w16sdtdh">
+<w:styles xmlns:mc="http://schemas.openxmlformats.org/markup-compatibility/2006" xmlns:r="http://schemas.openxmlformats.org/officeDocument/2006/relationships" xmlns:w="http://schemas.openxmlformats.org/wordprocessingml/2006/main" xmlns:w14="http://schemas.microsoft.com/office/word/2010/wordml" xmlns:w15="http://schemas.microsoft.com/office/word/2012/wordml" xmlns:w16cex="http://schemas.microsoft.com/office/word/2018/wordml/cex" xmlns:w16cid="http://schemas.microsoft.com/office/word/2016/wordml/cid" xmlns:w16="http://schemas.microsoft.com/office/word/2018/wordml" xmlns:w16se="http://schemas.microsoft.com/office/word/2015/wordml/symex" mc:Ignorable="w14 w15 w16se w16cid w16 w16cex">
   <w:docDefaults>
     <w:rPrDefault>
       <w:rPr>

--- a/APLOS/POPResources/Templates/Fs20181Bengali.docx
+++ b/APLOS/POPResources/Templates/Fs20181Bengali.docx
@@ -1,6 +1,6 @@
 
 <file path=word/document.xml><?xml version="1.0" encoding="utf-8"?>
-<w:document xmlns:wpc="http://schemas.microsoft.com/office/word/2010/wordprocessingCanvas" xmlns:cx="http://schemas.microsoft.com/office/drawing/2014/chartex" xmlns:cx1="http://schemas.microsoft.com/office/drawing/2015/9/8/chartex" xmlns:cx2="http://schemas.microsoft.com/office/drawing/2015/10/21/chartex" xmlns:cx3="http://schemas.microsoft.com/office/drawing/2016/5/9/chartex" xmlns:cx4="http://schemas.microsoft.com/office/drawing/2016/5/10/chartex" xmlns:cx5="http://schemas.microsoft.com/office/drawing/2016/5/11/chartex" xmlns:cx6="http://schemas.microsoft.com/office/drawing/2016/5/12/chartex" xmlns:cx7="http://schemas.microsoft.com/office/drawing/2016/5/13/chartex" xmlns:cx8="http://schemas.microsoft.com/office/drawing/2016/5/14/chartex" xmlns:mc="http://schemas.openxmlformats.org/markup-compatibility/2006" xmlns:aink="http://schemas.microsoft.com/office/drawing/2016/ink" xmlns:am3d="http://schemas.microsoft.com/office/drawing/2017/model3d" xmlns:o="urn:schemas-microsoft-com:office:office" xmlns:r="http://schemas.openxmlformats.org/officeDocument/2006/relationships" xmlns:m="http://schemas.openxmlformats.org/officeDocument/2006/math" xmlns:v="urn:schemas-microsoft-com:vml" xmlns:wp14="http://schemas.microsoft.com/office/word/2010/wordprocessingDrawing" xmlns:wp="http://schemas.openxmlformats.org/drawingml/2006/wordprocessingDrawing" xmlns:w10="urn:schemas-microsoft-com:office:word" xmlns:w="http://schemas.openxmlformats.org/wordprocessingml/2006/main" xmlns:w14="http://schemas.microsoft.com/office/word/2010/wordml" xmlns:w15="http://schemas.microsoft.com/office/word/2012/wordml" xmlns:w16cex="http://schemas.microsoft.com/office/word/2018/wordml/cex" xmlns:w16cid="http://schemas.microsoft.com/office/word/2016/wordml/cid" xmlns:w16="http://schemas.microsoft.com/office/word/2018/wordml" xmlns:w16se="http://schemas.microsoft.com/office/word/2015/wordml/symex" xmlns:wpg="http://schemas.microsoft.com/office/word/2010/wordprocessingGroup" xmlns:wpi="http://schemas.microsoft.com/office/word/2010/wordprocessingInk" xmlns:wne="http://schemas.microsoft.com/office/word/2006/wordml" xmlns:wps="http://schemas.microsoft.com/office/word/2010/wordprocessingShape" mc:Ignorable="w14 w15 w16se w16cid w16 w16cex wp14">
+<w:document xmlns:wpc="http://schemas.microsoft.com/office/word/2010/wordprocessingCanvas" xmlns:cx="http://schemas.microsoft.com/office/drawing/2014/chartex" xmlns:cx1="http://schemas.microsoft.com/office/drawing/2015/9/8/chartex" xmlns:cx2="http://schemas.microsoft.com/office/drawing/2015/10/21/chartex" xmlns:cx3="http://schemas.microsoft.com/office/drawing/2016/5/9/chartex" xmlns:cx4="http://schemas.microsoft.com/office/drawing/2016/5/10/chartex" xmlns:cx5="http://schemas.microsoft.com/office/drawing/2016/5/11/chartex" xmlns:cx6="http://schemas.microsoft.com/office/drawing/2016/5/12/chartex" xmlns:cx7="http://schemas.microsoft.com/office/drawing/2016/5/13/chartex" xmlns:cx8="http://schemas.microsoft.com/office/drawing/2016/5/14/chartex" xmlns:mc="http://schemas.openxmlformats.org/markup-compatibility/2006" xmlns:aink="http://schemas.microsoft.com/office/drawing/2016/ink" xmlns:am3d="http://schemas.microsoft.com/office/drawing/2017/model3d" xmlns:o="urn:schemas-microsoft-com:office:office" xmlns:oel="http://schemas.microsoft.com/office/2019/extlst" xmlns:r="http://schemas.openxmlformats.org/officeDocument/2006/relationships" xmlns:m="http://schemas.openxmlformats.org/officeDocument/2006/math" xmlns:v="urn:schemas-microsoft-com:vml" xmlns:wp14="http://schemas.microsoft.com/office/word/2010/wordprocessingDrawing" xmlns:wp="http://schemas.openxmlformats.org/drawingml/2006/wordprocessingDrawing" xmlns:w10="urn:schemas-microsoft-com:office:word" xmlns:w="http://schemas.openxmlformats.org/wordprocessingml/2006/main" xmlns:w14="http://schemas.microsoft.com/office/word/2010/wordml" xmlns:w15="http://schemas.microsoft.com/office/word/2012/wordml" xmlns:w16cex="http://schemas.microsoft.com/office/word/2018/wordml/cex" xmlns:w16cid="http://schemas.microsoft.com/office/word/2016/wordml/cid" xmlns:w16="http://schemas.microsoft.com/office/word/2018/wordml" xmlns:w16sdtdh="http://schemas.microsoft.com/office/word/2020/wordml/sdtdatahash" xmlns:w16se="http://schemas.microsoft.com/office/word/2015/wordml/symex" xmlns:wpg="http://schemas.microsoft.com/office/word/2010/wordprocessingGroup" xmlns:wpi="http://schemas.microsoft.com/office/word/2010/wordprocessingInk" xmlns:wne="http://schemas.microsoft.com/office/word/2006/wordml" xmlns:wps="http://schemas.microsoft.com/office/word/2010/wordprocessingShape" mc:Ignorable="w14 w15 w16se w16cid w16 w16cex w16sdtdh wp14">
   <w:body>
     <w:p>
       <w:pPr>
@@ -1163,6 +1163,7 @@
         </w:rPr>
         <w:t xml:space="preserve"> </w:t>
       </w:r>
+      <w:proofErr w:type="spellStart"/>
       <w:r>
         <w:rPr>
           <w:rFonts w:ascii="Kalpurush" w:hAnsi="Kalpurush" w:cs="Kalpurush" w:hint="cs"/>
@@ -1179,6 +1180,7 @@
         </w:rPr>
         <w:t>ঃ</w:t>
       </w:r>
+      <w:proofErr w:type="spellEnd"/>
     </w:p>
     <w:tbl>
       <w:tblPr>
@@ -1825,7 +1827,7 @@
             <w:pPr>
               <w:pStyle w:val="BodyText"/>
               <w:rPr>
-                <w:rFonts w:ascii="Kalpurush" w:hAnsi="Kalpurush" w:cs="Kalpurush" w:hint="cs"/>
+                <w:rFonts w:ascii="Kalpurush" w:hAnsi="Kalpurush" w:cs="Kalpurush"/>
                 <w:sz w:val="18"/>
                 <w:szCs w:val="18"/>
                 <w:cs/>
@@ -2587,8 +2589,19 @@
                 <w:szCs w:val="18"/>
                 <w:lang w:bidi="bn-IN"/>
               </w:rPr>
-              <w:t xml:space="preserve"> টাকা</w:t>
-            </w:r>
+              <w:t xml:space="preserve"> </w:t>
+            </w:r>
+            <w:proofErr w:type="spellStart"/>
+            <w:r>
+              <w:rPr>
+                <w:rFonts w:ascii="Kalpurush" w:eastAsia="Kalpurush" w:hAnsi="Kalpurush" w:cs="Kalpurush"/>
+                <w:sz w:val="18"/>
+                <w:szCs w:val="18"/>
+                <w:lang w:bidi="bn-IN"/>
+              </w:rPr>
+              <w:t>টাকা</w:t>
+            </w:r>
+            <w:proofErr w:type="spellEnd"/>
           </w:p>
         </w:tc>
         <w:tc>
@@ -2995,8 +3008,21 @@
                 <w:szCs w:val="18"/>
                 <w:lang w:bidi="ar-SA"/>
               </w:rPr>
-              <w:t xml:space="preserve"> টাকা</w:t>
-            </w:r>
+              <w:t xml:space="preserve"> </w:t>
+            </w:r>
+            <w:proofErr w:type="spellStart"/>
+            <w:r>
+              <w:rPr>
+                <w:rFonts w:ascii="Kalpurush" w:eastAsiaTheme="minorHAnsi" w:hAnsi="Kalpurush" w:cs="Kalpurush"/>
+                <w:b/>
+                <w:color w:val="000000" w:themeColor="text1"/>
+                <w:sz w:val="18"/>
+                <w:szCs w:val="18"/>
+                <w:lang w:bidi="ar-SA"/>
+              </w:rPr>
+              <w:t>টাকা</w:t>
+            </w:r>
+            <w:proofErr w:type="spellEnd"/>
           </w:p>
         </w:tc>
         <w:tc>
@@ -3534,111 +3560,15 @@
           <w:sz w:val="18"/>
           <w:szCs w:val="26"/>
         </w:rPr>
-        <w:t xml:space="preserve">  </w:t>
-      </w:r>
-      <w:proofErr w:type="spellStart"/>
+        <w:t xml:space="preserve"> নিরীক্ষণকারী</w:t>
+      </w:r>
       <w:r>
         <w:rPr>
           <w:rFonts w:ascii="Kalpurush" w:eastAsia="Kalpurush" w:hAnsi="Kalpurush" w:cs="Kalpurush"/>
           <w:sz w:val="18"/>
           <w:szCs w:val="26"/>
         </w:rPr>
-        <w:t>নিরীক্ষণকারী</w:t>
-      </w:r>
-      <w:proofErr w:type="spellEnd"/>
-      <w:r>
-        <w:rPr>
-          <w:rFonts w:ascii="Kalpurush" w:eastAsia="Kalpurush" w:hAnsi="Kalpurush" w:cs="Kalpurush"/>
-          <w:sz w:val="18"/>
-          <w:szCs w:val="26"/>
-        </w:rPr>
         <w:tab/>
-      </w:r>
-      <w:r>
-        <w:rPr>
-          <w:rFonts w:ascii="Kalpurush" w:eastAsia="Kalpurush" w:hAnsi="Kalpurush" w:cs="Kalpurush"/>
-          <w:sz w:val="18"/>
-          <w:szCs w:val="26"/>
-        </w:rPr>
-        <w:tab/>
-      </w:r>
-      <w:r>
-        <w:rPr>
-          <w:rFonts w:ascii="Kalpurush" w:eastAsia="Kalpurush" w:hAnsi="Kalpurush" w:cs="Kalpurush"/>
-          <w:sz w:val="18"/>
-          <w:szCs w:val="26"/>
-        </w:rPr>
-        <w:tab/>
-      </w:r>
-      <w:r>
-        <w:rPr>
-          <w:rFonts w:ascii="Kalpurush" w:eastAsia="Kalpurush" w:hAnsi="Kalpurush" w:cs="Kalpurush"/>
-          <w:sz w:val="18"/>
-          <w:szCs w:val="26"/>
-        </w:rPr>
-        <w:t xml:space="preserve">  </w:t>
-      </w:r>
-      <w:proofErr w:type="spellStart"/>
-      <w:r>
-        <w:rPr>
-          <w:rFonts w:ascii="Kalpurush" w:eastAsia="Kalpurush" w:hAnsi="Kalpurush" w:cs="Kalpurush"/>
-          <w:sz w:val="18"/>
-          <w:szCs w:val="26"/>
-        </w:rPr>
-        <w:t>সহঃ</w:t>
-      </w:r>
-      <w:proofErr w:type="spellEnd"/>
-      <w:r>
-        <w:rPr>
-          <w:rFonts w:ascii="Kalpurush" w:eastAsia="Kalpurush" w:hAnsi="Kalpurush" w:cs="Kalpurush"/>
-          <w:sz w:val="18"/>
-          <w:szCs w:val="26"/>
-        </w:rPr>
-        <w:t xml:space="preserve"> </w:t>
-      </w:r>
-      <w:proofErr w:type="spellStart"/>
-      <w:r>
-        <w:rPr>
-          <w:rFonts w:ascii="Kalpurush" w:eastAsia="Kalpurush" w:hAnsi="Kalpurush" w:cs="Kalpurush"/>
-          <w:sz w:val="18"/>
-          <w:szCs w:val="26"/>
-        </w:rPr>
-        <w:t>মহা-ব্যবস্থাপক</w:t>
-      </w:r>
-      <w:proofErr w:type="spellEnd"/>
-      <w:r>
-        <w:rPr>
-          <w:rFonts w:ascii="Kalpurush" w:eastAsia="Kalpurush" w:hAnsi="Kalpurush" w:cs="Kalpurush"/>
-          <w:sz w:val="18"/>
-          <w:szCs w:val="26"/>
-        </w:rPr>
-        <w:t xml:space="preserve"> </w:t>
-      </w:r>
-      <w:r>
-        <w:rPr>
-          <w:rFonts w:ascii="Kalpurush" w:eastAsia="Kalpurush" w:hAnsi="Kalpurush" w:cs="Kalpurush"/>
-          <w:sz w:val="18"/>
-          <w:szCs w:val="26"/>
-        </w:rPr>
-        <w:t>(</w:t>
-      </w:r>
-      <w:proofErr w:type="spellStart"/>
-      <w:r>
-        <w:rPr>
-          <w:rFonts w:ascii="Kalpurush" w:eastAsia="Kalpurush" w:hAnsi="Kalpurush" w:cs="Kalpurush"/>
-          <w:sz w:val="18"/>
-          <w:szCs w:val="26"/>
-        </w:rPr>
-        <w:t>প্রশাসন</w:t>
-      </w:r>
-      <w:proofErr w:type="spellEnd"/>
-      <w:r>
-        <w:rPr>
-          <w:rFonts w:ascii="Kalpurush" w:eastAsia="Kalpurush" w:hAnsi="Kalpurush" w:cs="Kalpurush"/>
-          <w:sz w:val="18"/>
-          <w:szCs w:val="26"/>
-        </w:rPr>
-        <w:t xml:space="preserve">) </w:t>
       </w:r>
       <w:r>
         <w:rPr>
@@ -3657,12 +3587,110 @@
         <w:tab/>
         <w:t xml:space="preserve"> </w:t>
       </w:r>
+      <w:proofErr w:type="spellStart"/>
       <w:r>
         <w:rPr>
           <w:rFonts w:ascii="Kalpurush" w:eastAsia="Kalpurush" w:hAnsi="Kalpurush" w:cs="Kalpurush"/>
           <w:sz w:val="18"/>
           <w:szCs w:val="26"/>
         </w:rPr>
+        <w:t>সিনিয়র</w:t>
+      </w:r>
+      <w:proofErr w:type="spellEnd"/>
+      <w:r>
+        <w:rPr>
+          <w:rFonts w:ascii="Kalpurush" w:eastAsia="Kalpurush" w:hAnsi="Kalpurush" w:cs="Kalpurush"/>
+          <w:sz w:val="18"/>
+          <w:szCs w:val="26"/>
+        </w:rPr>
+        <w:t xml:space="preserve"> </w:t>
+      </w:r>
+      <w:proofErr w:type="spellStart"/>
+      <w:r>
+        <w:rPr>
+          <w:rFonts w:ascii="Kalpurush" w:eastAsia="Kalpurush" w:hAnsi="Kalpurush" w:cs="Kalpurush"/>
+          <w:sz w:val="18"/>
+          <w:szCs w:val="26"/>
+        </w:rPr>
+        <w:t>ব্যবস্থাপক</w:t>
+      </w:r>
+      <w:proofErr w:type="spellEnd"/>
+      <w:r>
+        <w:rPr>
+          <w:rFonts w:ascii="Kalpurush" w:eastAsia="Kalpurush" w:hAnsi="Kalpurush" w:cs="Kalpurush"/>
+          <w:sz w:val="18"/>
+          <w:szCs w:val="26"/>
+        </w:rPr>
+        <w:t xml:space="preserve"> </w:t>
+      </w:r>
+      <w:r>
+        <w:rPr>
+          <w:rFonts w:ascii="Kalpurush" w:eastAsia="Kalpurush" w:hAnsi="Kalpurush" w:cs="Kalpurush"/>
+          <w:sz w:val="18"/>
+          <w:szCs w:val="26"/>
+        </w:rPr>
+        <w:t>(</w:t>
+      </w:r>
+      <w:proofErr w:type="spellStart"/>
+      <w:r>
+        <w:rPr>
+          <w:rFonts w:ascii="Kalpurush" w:eastAsia="Kalpurush" w:hAnsi="Kalpurush" w:cs="Kalpurush"/>
+          <w:sz w:val="18"/>
+          <w:szCs w:val="26"/>
+        </w:rPr>
+        <w:t>মানব</w:t>
+      </w:r>
+      <w:proofErr w:type="spellEnd"/>
+      <w:r>
+        <w:rPr>
+          <w:rFonts w:ascii="Kalpurush" w:eastAsia="Kalpurush" w:hAnsi="Kalpurush" w:cs="Kalpurush"/>
+          <w:sz w:val="18"/>
+          <w:szCs w:val="26"/>
+        </w:rPr>
+        <w:t xml:space="preserve"> </w:t>
+      </w:r>
+      <w:proofErr w:type="spellStart"/>
+      <w:r>
+        <w:rPr>
+          <w:rFonts w:ascii="Kalpurush" w:eastAsia="Kalpurush" w:hAnsi="Kalpurush" w:cs="Kalpurush"/>
+          <w:sz w:val="18"/>
+          <w:szCs w:val="26"/>
+        </w:rPr>
+        <w:t>সম্পদ</w:t>
+      </w:r>
+      <w:proofErr w:type="spellEnd"/>
+      <w:r>
+        <w:rPr>
+          <w:rFonts w:ascii="Kalpurush" w:eastAsia="Kalpurush" w:hAnsi="Kalpurush" w:cs="Kalpurush"/>
+          <w:sz w:val="18"/>
+          <w:szCs w:val="26"/>
+        </w:rPr>
+        <w:t xml:space="preserve"> </w:t>
+      </w:r>
+      <w:proofErr w:type="spellStart"/>
+      <w:r>
+        <w:rPr>
+          <w:rFonts w:ascii="Kalpurush" w:eastAsia="Kalpurush" w:hAnsi="Kalpurush" w:cs="Kalpurush"/>
+          <w:sz w:val="18"/>
+          <w:szCs w:val="26"/>
+        </w:rPr>
+        <w:t>বিভাগ</w:t>
+      </w:r>
+      <w:proofErr w:type="spellEnd"/>
+      <w:r>
+        <w:rPr>
+          <w:rFonts w:ascii="Kalpurush" w:eastAsia="Kalpurush" w:hAnsi="Kalpurush" w:cs="Kalpurush"/>
+          <w:sz w:val="18"/>
+          <w:szCs w:val="26"/>
+        </w:rPr>
+        <w:t xml:space="preserve">) </w:t>
+      </w:r>
+      <w:r>
+        <w:rPr>
+          <w:rFonts w:ascii="Kalpurush" w:eastAsia="Kalpurush" w:hAnsi="Kalpurush" w:cs="Kalpurush"/>
+          <w:sz w:val="18"/>
+          <w:szCs w:val="26"/>
+        </w:rPr>
         <w:tab/>
       </w:r>
       <w:r>
@@ -3671,8 +3699,25 @@
           <w:sz w:val="18"/>
           <w:szCs w:val="26"/>
         </w:rPr>
+        <w:tab/>
         <w:t xml:space="preserve"> </w:t>
       </w:r>
+      <w:r>
+        <w:rPr>
+          <w:rFonts w:ascii="Kalpurush" w:eastAsia="Kalpurush" w:hAnsi="Kalpurush" w:cs="Kalpurush"/>
+          <w:sz w:val="18"/>
+          <w:szCs w:val="26"/>
+        </w:rPr>
+        <w:tab/>
+      </w:r>
+      <w:r>
+        <w:rPr>
+          <w:rFonts w:ascii="Kalpurush" w:eastAsia="Kalpurush" w:hAnsi="Kalpurush" w:cs="Kalpurush"/>
+          <w:sz w:val="18"/>
+          <w:szCs w:val="26"/>
+        </w:rPr>
+        <w:t xml:space="preserve"> </w:t>
+      </w:r>
       <w:proofErr w:type="spellStart"/>
       <w:r>
         <w:rPr>
@@ -3680,9 +3725,19 @@
           <w:sz w:val="18"/>
           <w:szCs w:val="26"/>
         </w:rPr>
-        <w:t>সি.ই.ও</w:t>
+        <w:t>সি.</w:t>
+      </w:r>
+      <w:proofErr w:type="gramStart"/>
+      <w:r>
+        <w:rPr>
+          <w:rFonts w:ascii="Kalpurush" w:eastAsia="Kalpurush" w:hAnsi="Kalpurush" w:cs="Kalpurush"/>
+          <w:sz w:val="18"/>
+          <w:szCs w:val="26"/>
+        </w:rPr>
+        <w:t>ই.ও</w:t>
       </w:r>
       <w:proofErr w:type="spellEnd"/>
+      <w:proofErr w:type="gramEnd"/>
     </w:p>
     <w:p>
       <w:pPr>
@@ -3751,7 +3806,7 @@
 </file>
 
 <file path=word/endnotes.xml><?xml version="1.0" encoding="utf-8"?>
-<w:endnotes xmlns:wpc="http://schemas.microsoft.com/office/word/2010/wordprocessingCanvas" xmlns:cx="http://schemas.microsoft.com/office/drawing/2014/chartex" xmlns:cx1="http://schemas.microsoft.com/office/drawing/2015/9/8/chartex" xmlns:cx2="http://schemas.microsoft.com/office/drawing/2015/10/21/chartex" xmlns:cx3="http://schemas.microsoft.com/office/drawing/2016/5/9/chartex" xmlns:cx4="http://schemas.microsoft.com/office/drawing/2016/5/10/chartex" xmlns:cx5="http://schemas.microsoft.com/office/drawing/2016/5/11/chartex" xmlns:cx6="http://schemas.microsoft.com/office/drawing/2016/5/12/chartex" xmlns:cx7="http://schemas.microsoft.com/office/drawing/2016/5/13/chartex" xmlns:cx8="http://schemas.microsoft.com/office/drawing/2016/5/14/chartex" xmlns:mc="http://schemas.openxmlformats.org/markup-compatibility/2006" xmlns:aink="http://schemas.microsoft.com/office/drawing/2016/ink" xmlns:am3d="http://schemas.microsoft.com/office/drawing/2017/model3d" xmlns:o="urn:schemas-microsoft-com:office:office" xmlns:r="http://schemas.openxmlformats.org/officeDocument/2006/relationships" xmlns:m="http://schemas.openxmlformats.org/officeDocument/2006/math" xmlns:v="urn:schemas-microsoft-com:vml" xmlns:wp14="http://schemas.microsoft.com/office/word/2010/wordprocessingDrawing" xmlns:wp="http://schemas.openxmlformats.org/drawingml/2006/wordprocessingDrawing" xmlns:w10="urn:schemas-microsoft-com:office:word" xmlns:w="http://schemas.openxmlformats.org/wordprocessingml/2006/main" xmlns:w14="http://schemas.microsoft.com/office/word/2010/wordml" xmlns:w15="http://schemas.microsoft.com/office/word/2012/wordml" xmlns:w16cex="http://schemas.microsoft.com/office/word/2018/wordml/cex" xmlns:w16cid="http://schemas.microsoft.com/office/word/2016/wordml/cid" xmlns:w16="http://schemas.microsoft.com/office/word/2018/wordml" xmlns:w16se="http://schemas.microsoft.com/office/word/2015/wordml/symex" xmlns:wpg="http://schemas.microsoft.com/office/word/2010/wordprocessingGroup" xmlns:wpi="http://schemas.microsoft.com/office/word/2010/wordprocessingInk" xmlns:wne="http://schemas.microsoft.com/office/word/2006/wordml" xmlns:wps="http://schemas.microsoft.com/office/word/2010/wordprocessingShape" mc:Ignorable="w14 w15 w16se w16cid w16 w16cex wp14">
+<w:endnotes xmlns:wpc="http://schemas.microsoft.com/office/word/2010/wordprocessingCanvas" xmlns:cx="http://schemas.microsoft.com/office/drawing/2014/chartex" xmlns:cx1="http://schemas.microsoft.com/office/drawing/2015/9/8/chartex" xmlns:cx2="http://schemas.microsoft.com/office/drawing/2015/10/21/chartex" xmlns:cx3="http://schemas.microsoft.com/office/drawing/2016/5/9/chartex" xmlns:cx4="http://schemas.microsoft.com/office/drawing/2016/5/10/chartex" xmlns:cx5="http://schemas.microsoft.com/office/drawing/2016/5/11/chartex" xmlns:cx6="http://schemas.microsoft.com/office/drawing/2016/5/12/chartex" xmlns:cx7="http://schemas.microsoft.com/office/drawing/2016/5/13/chartex" xmlns:cx8="http://schemas.microsoft.com/office/drawing/2016/5/14/chartex" xmlns:mc="http://schemas.openxmlformats.org/markup-compatibility/2006" xmlns:aink="http://schemas.microsoft.com/office/drawing/2016/ink" xmlns:am3d="http://schemas.microsoft.com/office/drawing/2017/model3d" xmlns:o="urn:schemas-microsoft-com:office:office" xmlns:oel="http://schemas.microsoft.com/office/2019/extlst" xmlns:r="http://schemas.openxmlformats.org/officeDocument/2006/relationships" xmlns:m="http://schemas.openxmlformats.org/officeDocument/2006/math" xmlns:v="urn:schemas-microsoft-com:vml" xmlns:wp14="http://schemas.microsoft.com/office/word/2010/wordprocessingDrawing" xmlns:wp="http://schemas.openxmlformats.org/drawingml/2006/wordprocessingDrawing" xmlns:w10="urn:schemas-microsoft-com:office:word" xmlns:w="http://schemas.openxmlformats.org/wordprocessingml/2006/main" xmlns:w14="http://schemas.microsoft.com/office/word/2010/wordml" xmlns:w15="http://schemas.microsoft.com/office/word/2012/wordml" xmlns:w16cex="http://schemas.microsoft.com/office/word/2018/wordml/cex" xmlns:w16cid="http://schemas.microsoft.com/office/word/2016/wordml/cid" xmlns:w16="http://schemas.microsoft.com/office/word/2018/wordml" xmlns:w16sdtdh="http://schemas.microsoft.com/office/word/2020/wordml/sdtdatahash" xmlns:w16se="http://schemas.microsoft.com/office/word/2015/wordml/symex" xmlns:wpg="http://schemas.microsoft.com/office/word/2010/wordprocessingGroup" xmlns:wpi="http://schemas.microsoft.com/office/word/2010/wordprocessingInk" xmlns:wne="http://schemas.microsoft.com/office/word/2006/wordml" xmlns:wps="http://schemas.microsoft.com/office/word/2010/wordprocessingShape" mc:Ignorable="w14 w15 w16se w16cid w16 w16cex w16sdtdh wp14">
   <w:endnote w:type="separator" w:id="-1">
     <w:p>
       <w:r>
@@ -3770,7 +3825,7 @@
 </file>
 
 <file path=word/footnotes.xml><?xml version="1.0" encoding="utf-8"?>
-<w:footnotes xmlns:wpc="http://schemas.microsoft.com/office/word/2010/wordprocessingCanvas" xmlns:cx="http://schemas.microsoft.com/office/drawing/2014/chartex" xmlns:cx1="http://schemas.microsoft.com/office/drawing/2015/9/8/chartex" xmlns:cx2="http://schemas.microsoft.com/office/drawing/2015/10/21/chartex" xmlns:cx3="http://schemas.microsoft.com/office/drawing/2016/5/9/chartex" xmlns:cx4="http://schemas.microsoft.com/office/drawing/2016/5/10/chartex" xmlns:cx5="http://schemas.microsoft.com/office/drawing/2016/5/11/chartex" xmlns:cx6="http://schemas.microsoft.com/office/drawing/2016/5/12/chartex" xmlns:cx7="http://schemas.microsoft.com/office/drawing/2016/5/13/chartex" xmlns:cx8="http://schemas.microsoft.com/office/drawing/2016/5/14/chartex" xmlns:mc="http://schemas.openxmlformats.org/markup-compatibility/2006" xmlns:aink="http://schemas.microsoft.com/office/drawing/2016/ink" xmlns:am3d="http://schemas.microsoft.com/office/drawing/2017/model3d" xmlns:o="urn:schemas-microsoft-com:office:office" xmlns:r="http://schemas.openxmlformats.org/officeDocument/2006/relationships" xmlns:m="http://schemas.openxmlformats.org/officeDocument/2006/math" xmlns:v="urn:schemas-microsoft-com:vml" xmlns:wp14="http://schemas.microsoft.com/office/word/2010/wordprocessingDrawing" xmlns:wp="http://schemas.openxmlformats.org/drawingml/2006/wordprocessingDrawing" xmlns:w10="urn:schemas-microsoft-com:office:word" xmlns:w="http://schemas.openxmlformats.org/wordprocessingml/2006/main" xmlns:w14="http://schemas.microsoft.com/office/word/2010/wordml" xmlns:w15="http://schemas.microsoft.com/office/word/2012/wordml" xmlns:w16cex="http://schemas.microsoft.com/office/word/2018/wordml/cex" xmlns:w16cid="http://schemas.microsoft.com/office/word/2016/wordml/cid" xmlns:w16="http://schemas.microsoft.com/office/word/2018/wordml" xmlns:w16se="http://schemas.microsoft.com/office/word/2015/wordml/symex" xmlns:wpg="http://schemas.microsoft.com/office/word/2010/wordprocessingGroup" xmlns:wpi="http://schemas.microsoft.com/office/word/2010/wordprocessingInk" xmlns:wne="http://schemas.microsoft.com/office/word/2006/wordml" xmlns:wps="http://schemas.microsoft.com/office/word/2010/wordprocessingShape" mc:Ignorable="w14 w15 w16se w16cid w16 w16cex wp14">
+<w:footnotes xmlns:wpc="http://schemas.microsoft.com/office/word/2010/wordprocessingCanvas" xmlns:cx="http://schemas.microsoft.com/office/drawing/2014/chartex" xmlns:cx1="http://schemas.microsoft.com/office/drawing/2015/9/8/chartex" xmlns:cx2="http://schemas.microsoft.com/office/drawing/2015/10/21/chartex" xmlns:cx3="http://schemas.microsoft.com/office/drawing/2016/5/9/chartex" xmlns:cx4="http://schemas.microsoft.com/office/drawing/2016/5/10/chartex" xmlns:cx5="http://schemas.microsoft.com/office/drawing/2016/5/11/chartex" xmlns:cx6="http://schemas.microsoft.com/office/drawing/2016/5/12/chartex" xmlns:cx7="http://schemas.microsoft.com/office/drawing/2016/5/13/chartex" xmlns:cx8="http://schemas.microsoft.com/office/drawing/2016/5/14/chartex" xmlns:mc="http://schemas.openxmlformats.org/markup-compatibility/2006" xmlns:aink="http://schemas.microsoft.com/office/drawing/2016/ink" xmlns:am3d="http://schemas.microsoft.com/office/drawing/2017/model3d" xmlns:o="urn:schemas-microsoft-com:office:office" xmlns:oel="http://schemas.microsoft.com/office/2019/extlst" xmlns:r="http://schemas.openxmlformats.org/officeDocument/2006/relationships" xmlns:m="http://schemas.openxmlformats.org/officeDocument/2006/math" xmlns:v="urn:schemas-microsoft-com:vml" xmlns:wp14="http://schemas.microsoft.com/office/word/2010/wordprocessingDrawing" xmlns:wp="http://schemas.openxmlformats.org/drawingml/2006/wordprocessingDrawing" xmlns:w10="urn:schemas-microsoft-com:office:word" xmlns:w="http://schemas.openxmlformats.org/wordprocessingml/2006/main" xmlns:w14="http://schemas.microsoft.com/office/word/2010/wordml" xmlns:w15="http://schemas.microsoft.com/office/word/2012/wordml" xmlns:w16cex="http://schemas.microsoft.com/office/word/2018/wordml/cex" xmlns:w16cid="http://schemas.microsoft.com/office/word/2016/wordml/cid" xmlns:w16="http://schemas.microsoft.com/office/word/2018/wordml" xmlns:w16sdtdh="http://schemas.microsoft.com/office/word/2020/wordml/sdtdatahash" xmlns:w16se="http://schemas.microsoft.com/office/word/2015/wordml/symex" xmlns:wpg="http://schemas.microsoft.com/office/word/2010/wordprocessingGroup" xmlns:wpi="http://schemas.microsoft.com/office/word/2010/wordprocessingInk" xmlns:wne="http://schemas.microsoft.com/office/word/2006/wordml" xmlns:wps="http://schemas.microsoft.com/office/word/2010/wordprocessingShape" mc:Ignorable="w14 w15 w16se w16cid w16 w16cex w16sdtdh wp14">
   <w:footnote w:type="separator" w:id="-1">
     <w:p>
       <w:r>
@@ -3789,7 +3844,7 @@
 </file>
 
 <file path=word/header1.xml><?xml version="1.0" encoding="utf-8"?>
-<w:hdr xmlns:wpc="http://schemas.microsoft.com/office/word/2010/wordprocessingCanvas" xmlns:cx="http://schemas.microsoft.com/office/drawing/2014/chartex" xmlns:cx1="http://schemas.microsoft.com/office/drawing/2015/9/8/chartex" xmlns:cx2="http://schemas.microsoft.com/office/drawing/2015/10/21/chartex" xmlns:cx3="http://schemas.microsoft.com/office/drawing/2016/5/9/chartex" xmlns:cx4="http://schemas.microsoft.com/office/drawing/2016/5/10/chartex" xmlns:cx5="http://schemas.microsoft.com/office/drawing/2016/5/11/chartex" xmlns:cx6="http://schemas.microsoft.com/office/drawing/2016/5/12/chartex" xmlns:cx7="http://schemas.microsoft.com/office/drawing/2016/5/13/chartex" xmlns:cx8="http://schemas.microsoft.com/office/drawing/2016/5/14/chartex" xmlns:mc="http://schemas.openxmlformats.org/markup-compatibility/2006" xmlns:aink="http://schemas.microsoft.com/office/drawing/2016/ink" xmlns:am3d="http://schemas.microsoft.com/office/drawing/2017/model3d" xmlns:o="urn:schemas-microsoft-com:office:office" xmlns:r="http://schemas.openxmlformats.org/officeDocument/2006/relationships" xmlns:m="http://schemas.openxmlformats.org/officeDocument/2006/math" xmlns:v="urn:schemas-microsoft-com:vml" xmlns:wp14="http://schemas.microsoft.com/office/word/2010/wordprocessingDrawing" xmlns:wp="http://schemas.openxmlformats.org/drawingml/2006/wordprocessingDrawing" xmlns:w10="urn:schemas-microsoft-com:office:word" xmlns:w="http://schemas.openxmlformats.org/wordprocessingml/2006/main" xmlns:w14="http://schemas.microsoft.com/office/word/2010/wordml" xmlns:w15="http://schemas.microsoft.com/office/word/2012/wordml" xmlns:w16cex="http://schemas.microsoft.com/office/word/2018/wordml/cex" xmlns:w16cid="http://schemas.microsoft.com/office/word/2016/wordml/cid" xmlns:w16="http://schemas.microsoft.com/office/word/2018/wordml" xmlns:w16se="http://schemas.microsoft.com/office/word/2015/wordml/symex" xmlns:wpg="http://schemas.microsoft.com/office/word/2010/wordprocessingGroup" xmlns:wpi="http://schemas.microsoft.com/office/word/2010/wordprocessingInk" xmlns:wne="http://schemas.microsoft.com/office/word/2006/wordml" xmlns:wps="http://schemas.microsoft.com/office/word/2010/wordprocessingShape" mc:Ignorable="w14 w15 w16se w16cid w16 w16cex wp14">
+<w:hdr xmlns:wpc="http://schemas.microsoft.com/office/word/2010/wordprocessingCanvas" xmlns:cx="http://schemas.microsoft.com/office/drawing/2014/chartex" xmlns:cx1="http://schemas.microsoft.com/office/drawing/2015/9/8/chartex" xmlns:cx2="http://schemas.microsoft.com/office/drawing/2015/10/21/chartex" xmlns:cx3="http://schemas.microsoft.com/office/drawing/2016/5/9/chartex" xmlns:cx4="http://schemas.microsoft.com/office/drawing/2016/5/10/chartex" xmlns:cx5="http://schemas.microsoft.com/office/drawing/2016/5/11/chartex" xmlns:cx6="http://schemas.microsoft.com/office/drawing/2016/5/12/chartex" xmlns:cx7="http://schemas.microsoft.com/office/drawing/2016/5/13/chartex" xmlns:cx8="http://schemas.microsoft.com/office/drawing/2016/5/14/chartex" xmlns:mc="http://schemas.openxmlformats.org/markup-compatibility/2006" xmlns:aink="http://schemas.microsoft.com/office/drawing/2016/ink" xmlns:am3d="http://schemas.microsoft.com/office/drawing/2017/model3d" xmlns:o="urn:schemas-microsoft-com:office:office" xmlns:oel="http://schemas.microsoft.com/office/2019/extlst" xmlns:r="http://schemas.openxmlformats.org/officeDocument/2006/relationships" xmlns:m="http://schemas.openxmlformats.org/officeDocument/2006/math" xmlns:v="urn:schemas-microsoft-com:vml" xmlns:wp14="http://schemas.microsoft.com/office/word/2010/wordprocessingDrawing" xmlns:wp="http://schemas.openxmlformats.org/drawingml/2006/wordprocessingDrawing" xmlns:w10="urn:schemas-microsoft-com:office:word" xmlns:w="http://schemas.openxmlformats.org/wordprocessingml/2006/main" xmlns:w14="http://schemas.microsoft.com/office/word/2010/wordml" xmlns:w15="http://schemas.microsoft.com/office/word/2012/wordml" xmlns:w16cex="http://schemas.microsoft.com/office/word/2018/wordml/cex" xmlns:w16cid="http://schemas.microsoft.com/office/word/2016/wordml/cid" xmlns:w16="http://schemas.microsoft.com/office/word/2018/wordml" xmlns:w16sdtdh="http://schemas.microsoft.com/office/word/2020/wordml/sdtdatahash" xmlns:w16se="http://schemas.microsoft.com/office/word/2015/wordml/symex" xmlns:wpg="http://schemas.microsoft.com/office/word/2010/wordprocessingGroup" xmlns:wpi="http://schemas.microsoft.com/office/word/2010/wordprocessingInk" xmlns:wne="http://schemas.microsoft.com/office/word/2006/wordml" xmlns:wps="http://schemas.microsoft.com/office/word/2010/wordprocessingShape" mc:Ignorable="w14 w15 w16se w16cid w16 w16cex w16sdtdh wp14">
   <w:p>
     <w:pPr>
       <w:pStyle w:val="BodyText"/>
@@ -4173,7 +4228,7 @@
 </file>
 
 <file path=word/styles.xml><?xml version="1.0" encoding="utf-8"?>
-<w:styles xmlns:mc="http://schemas.openxmlformats.org/markup-compatibility/2006" xmlns:r="http://schemas.openxmlformats.org/officeDocument/2006/relationships" xmlns:w="http://schemas.openxmlformats.org/wordprocessingml/2006/main" xmlns:w14="http://schemas.microsoft.com/office/word/2010/wordml" xmlns:w15="http://schemas.microsoft.com/office/word/2012/wordml" xmlns:w16cex="http://schemas.microsoft.com/office/word/2018/wordml/cex" xmlns:w16cid="http://schemas.microsoft.com/office/word/2016/wordml/cid" xmlns:w16="http://schemas.microsoft.com/office/word/2018/wordml" xmlns:w16se="http://schemas.microsoft.com/office/word/2015/wordml/symex" mc:Ignorable="w14 w15 w16se w16cid w16 w16cex">
+<w:styles xmlns:mc="http://schemas.openxmlformats.org/markup-compatibility/2006" xmlns:r="http://schemas.openxmlformats.org/officeDocument/2006/relationships" xmlns:w="http://schemas.openxmlformats.org/wordprocessingml/2006/main" xmlns:w14="http://schemas.microsoft.com/office/word/2010/wordml" xmlns:w15="http://schemas.microsoft.com/office/word/2012/wordml" xmlns:w16cex="http://schemas.microsoft.com/office/word/2018/wordml/cex" xmlns:w16cid="http://schemas.microsoft.com/office/word/2016/wordml/cid" xmlns:w16="http://schemas.microsoft.com/office/word/2018/wordml" xmlns:w16sdtdh="http://schemas.microsoft.com/office/word/2020/wordml/sdtdatahash" xmlns:w16se="http://schemas.microsoft.com/office/word/2015/wordml/symex" mc:Ignorable="w14 w15 w16se w16cid w16 w16cex w16sdtdh">
   <w:docDefaults>
     <w:rPrDefault>
       <w:rPr>

--- a/APLOS/POPResources/Templates/Fs20181Bengali.docx
+++ b/APLOS/POPResources/Templates/Fs20181Bengali.docx
@@ -25,6 +25,7 @@
           <w:szCs w:val="18"/>
         </w:rPr>
       </w:pPr>
+      <w:proofErr w:type="spellStart"/>
       <w:r>
         <w:rPr>
           <w:rFonts w:ascii="Kalpurush" w:hAnsi="Kalpurush" w:cs="Kalpurush" w:hint="cs"/>
@@ -35,6 +36,7 @@
         </w:rPr>
         <w:t>শ্রমিকের</w:t>
       </w:r>
+      <w:proofErr w:type="spellEnd"/>
       <w:r>
         <w:rPr>
           <w:rFonts w:ascii="Kalpurush" w:hAnsi="Kalpurush" w:cs="Kalpurush"/>
@@ -45,6 +47,7 @@
         </w:rPr>
         <w:t xml:space="preserve"> </w:t>
       </w:r>
+      <w:proofErr w:type="spellStart"/>
       <w:r>
         <w:rPr>
           <w:rFonts w:ascii="Kalpurush" w:hAnsi="Kalpurush" w:cs="Kalpurush" w:hint="cs"/>
@@ -55,6 +58,7 @@
         </w:rPr>
         <w:t>তথ্য</w:t>
       </w:r>
+      <w:proofErr w:type="spellEnd"/>
       <w:r>
         <w:rPr>
           <w:rFonts w:ascii="Kalpurush" w:hAnsi="Kalpurush" w:cs="Kalpurush"/>
@@ -73,17 +77,17 @@
         <w:tblLook w:val="04A0" w:firstRow="1" w:lastRow="0" w:firstColumn="1" w:lastColumn="0" w:noHBand="0" w:noVBand="1"/>
       </w:tblPr>
       <w:tblGrid>
-        <w:gridCol w:w="878"/>
-        <w:gridCol w:w="2200"/>
-        <w:gridCol w:w="1260"/>
-        <w:gridCol w:w="1530"/>
-        <w:gridCol w:w="1710"/>
-        <w:gridCol w:w="2790"/>
+        <w:gridCol w:w="848"/>
+        <w:gridCol w:w="2080"/>
+        <w:gridCol w:w="1152"/>
+        <w:gridCol w:w="2018"/>
+        <w:gridCol w:w="1639"/>
+        <w:gridCol w:w="2631"/>
       </w:tblGrid>
       <w:tr>
         <w:tc>
           <w:tcPr>
-            <w:tcW w:w="878" w:type="dxa"/>
+            <w:tcW w:w="855" w:type="dxa"/>
           </w:tcPr>
           <w:p>
             <w:pPr>
@@ -110,7 +114,7 @@
         </w:tc>
         <w:tc>
           <w:tcPr>
-            <w:tcW w:w="2200" w:type="dxa"/>
+            <w:tcW w:w="2108" w:type="dxa"/>
           </w:tcPr>
           <w:p>
             <w:pPr>
@@ -133,6 +137,7 @@
               </w:rPr>
               <w:t>{</w:t>
             </w:r>
+            <w:proofErr w:type="spellStart"/>
             <w:r>
               <w:rPr>
                 <w:rFonts w:ascii="Kalpurush" w:eastAsiaTheme="minorHAnsi" w:hAnsi="Kalpurush" w:cs="Kalpurush"/>
@@ -159,6 +164,7 @@
               </w:rPr>
               <w:t>oyeeCode</w:t>
             </w:r>
+            <w:proofErr w:type="spellEnd"/>
             <w:r>
               <w:rPr>
                 <w:rFonts w:ascii="Kalpurush" w:hAnsi="Kalpurush" w:cs="Kalpurush"/>
@@ -173,7 +179,7 @@
         </w:tc>
         <w:tc>
           <w:tcPr>
-            <w:tcW w:w="1260" w:type="dxa"/>
+            <w:tcW w:w="1177" w:type="dxa"/>
           </w:tcPr>
           <w:p>
             <w:pPr>
@@ -199,7 +205,7 @@
         </w:tc>
         <w:tc>
           <w:tcPr>
-            <w:tcW w:w="1530" w:type="dxa"/>
+            <w:tcW w:w="1885" w:type="dxa"/>
           </w:tcPr>
           <w:p>
             <w:pPr>
@@ -250,7 +256,7 @@
         </w:tc>
         <w:tc>
           <w:tcPr>
-            <w:tcW w:w="1710" w:type="dxa"/>
+            <w:tcW w:w="1675" w:type="dxa"/>
           </w:tcPr>
           <w:p>
             <w:pPr>
@@ -276,7 +282,7 @@
         </w:tc>
         <w:tc>
           <w:tcPr>
-            <w:tcW w:w="2790" w:type="dxa"/>
+            <w:tcW w:w="2668" w:type="dxa"/>
           </w:tcPr>
           <w:p>
             <w:pPr>
@@ -305,7 +311,7 @@
       <w:tr>
         <w:tc>
           <w:tcPr>
-            <w:tcW w:w="878" w:type="dxa"/>
+            <w:tcW w:w="855" w:type="dxa"/>
           </w:tcPr>
           <w:p>
             <w:pPr>
@@ -331,7 +337,7 @@
         </w:tc>
         <w:tc>
           <w:tcPr>
-            <w:tcW w:w="2200" w:type="dxa"/>
+            <w:tcW w:w="2108" w:type="dxa"/>
           </w:tcPr>
           <w:p>
             <w:pPr>
@@ -383,7 +389,7 @@
         </w:tc>
         <w:tc>
           <w:tcPr>
-            <w:tcW w:w="1260" w:type="dxa"/>
+            <w:tcW w:w="1177" w:type="dxa"/>
           </w:tcPr>
           <w:p>
             <w:pPr>
@@ -409,7 +415,7 @@
         </w:tc>
         <w:tc>
           <w:tcPr>
-            <w:tcW w:w="1530" w:type="dxa"/>
+            <w:tcW w:w="1885" w:type="dxa"/>
           </w:tcPr>
           <w:p>
             <w:pPr>
@@ -460,7 +466,7 @@
         </w:tc>
         <w:tc>
           <w:tcPr>
-            <w:tcW w:w="1710" w:type="dxa"/>
+            <w:tcW w:w="1675" w:type="dxa"/>
           </w:tcPr>
           <w:p>
             <w:pPr>
@@ -496,7 +502,7 @@
         </w:tc>
         <w:tc>
           <w:tcPr>
-            <w:tcW w:w="2790" w:type="dxa"/>
+            <w:tcW w:w="2668" w:type="dxa"/>
           </w:tcPr>
           <w:p>
             <w:pPr>
@@ -525,7 +531,7 @@
       <w:tr>
         <w:tc>
           <w:tcPr>
-            <w:tcW w:w="878" w:type="dxa"/>
+            <w:tcW w:w="855" w:type="dxa"/>
           </w:tcPr>
           <w:p>
             <w:pPr>
@@ -551,7 +557,7 @@
         </w:tc>
         <w:tc>
           <w:tcPr>
-            <w:tcW w:w="2200" w:type="dxa"/>
+            <w:tcW w:w="2108" w:type="dxa"/>
           </w:tcPr>
           <w:p>
             <w:pPr>
@@ -600,7 +606,7 @@
         </w:tc>
         <w:tc>
           <w:tcPr>
-            <w:tcW w:w="1260" w:type="dxa"/>
+            <w:tcW w:w="1177" w:type="dxa"/>
           </w:tcPr>
           <w:p>
             <w:pPr>
@@ -626,7 +632,83 @@
         </w:tc>
         <w:tc>
           <w:tcPr>
-            <w:tcW w:w="1530" w:type="dxa"/>
+            <w:tcW w:w="1885" w:type="dxa"/>
+          </w:tcPr>
+          <w:p>
+            <w:pPr>
+              <w:pStyle w:val="BodyText"/>
+              <w:rPr>
+                <w:rFonts w:ascii="Kalpurush" w:hAnsi="Kalpurush" w:cs="Kalpurush"/>
+                <w:bCs/>
+                <w:sz w:val="18"/>
+                <w:szCs w:val="18"/>
+                <w:lang w:bidi="bn-IN"/>
+              </w:rPr>
+            </w:pPr>
+            <w:r>
+              <w:rPr>
+                <w:rFonts w:ascii="Kalpurush" w:hAnsi="Kalpurush" w:cs="Kalpurush"/>
+                <w:bCs/>
+                <w:sz w:val="18"/>
+                <w:szCs w:val="18"/>
+                <w:lang w:bidi="bn-IN"/>
+              </w:rPr>
+              <w:t>{</w:t>
+            </w:r>
+            <w:proofErr w:type="spellStart"/>
+            <w:r>
+              <w:rPr>
+                <w:rFonts w:ascii="Kalpurush" w:eastAsiaTheme="minorHAnsi" w:hAnsi="Kalpurush" w:cs="Kalpurush"/>
+                <w:bCs/>
+                <w:color w:val="000000"/>
+                <w:sz w:val="18"/>
+                <w:szCs w:val="18"/>
+                <w:lang w:bidi="ar-SA"/>
+              </w:rPr>
+              <w:t>LvEncashmentAmount</w:t>
+            </w:r>
+            <w:proofErr w:type="spellEnd"/>
+            <w:r>
+              <w:rPr>
+                <w:rFonts w:ascii="Kalpurush" w:hAnsi="Kalpurush" w:cs="Kalpurush"/>
+                <w:bCs/>
+                <w:sz w:val="18"/>
+                <w:szCs w:val="18"/>
+                <w:lang w:bidi="bn-IN"/>
+              </w:rPr>
+              <w:t>}</w:t>
+            </w:r>
+          </w:p>
+        </w:tc>
+        <w:tc>
+          <w:tcPr>
+            <w:tcW w:w="1675" w:type="dxa"/>
+          </w:tcPr>
+          <w:p>
+            <w:pPr>
+              <w:pStyle w:val="BodyText"/>
+              <w:rPr>
+                <w:rFonts w:ascii="Kalpurush" w:hAnsi="Kalpurush" w:cs="Kalpurush"/>
+                <w:sz w:val="18"/>
+                <w:szCs w:val="18"/>
+                <w:lang w:bidi="bn-IN"/>
+              </w:rPr>
+            </w:pPr>
+            <w:r>
+              <w:rPr>
+                <w:rFonts w:ascii="Kalpurush" w:hAnsi="Kalpurush" w:cs="Kalpurush"/>
+                <w:sz w:val="18"/>
+                <w:szCs w:val="18"/>
+                <w:cs/>
+                <w:lang w:bidi="bn-IN"/>
+              </w:rPr>
+              <w:t>নিষ্পত্তির তারিখ</w:t>
+            </w:r>
+          </w:p>
+        </w:tc>
+        <w:tc>
+          <w:tcPr>
+            <w:tcW w:w="2668" w:type="dxa"/>
           </w:tcPr>
           <w:p>
             <w:pPr>
@@ -660,7 +742,7 @@
                 <w:highlight w:val="white"/>
                 <w:lang w:bidi="ar-SA"/>
               </w:rPr>
-              <w:t>SalaryRate</w:t>
+              <w:t>FinalSettlementDate</w:t>
             </w:r>
             <w:proofErr w:type="spellEnd"/>
             <w:r>
@@ -675,35 +757,37 @@
             </w:r>
           </w:p>
         </w:tc>
-        <w:tc>
-          <w:tcPr>
-            <w:tcW w:w="1710" w:type="dxa"/>
-          </w:tcPr>
-          <w:p>
-            <w:pPr>
-              <w:pStyle w:val="BodyText"/>
-              <w:rPr>
-                <w:rFonts w:ascii="Kalpurush" w:hAnsi="Kalpurush" w:cs="Kalpurush"/>
-                <w:sz w:val="18"/>
-                <w:szCs w:val="18"/>
-                <w:lang w:bidi="bn-IN"/>
-              </w:rPr>
-            </w:pPr>
-            <w:r>
-              <w:rPr>
-                <w:rFonts w:ascii="Kalpurush" w:hAnsi="Kalpurush" w:cs="Kalpurush"/>
-                <w:sz w:val="18"/>
-                <w:szCs w:val="18"/>
-                <w:cs/>
-                <w:lang w:bidi="bn-IN"/>
-              </w:rPr>
-              <w:t>নিষ্পত্তির তারিখ</w:t>
-            </w:r>
-          </w:p>
-        </w:tc>
-        <w:tc>
-          <w:tcPr>
-            <w:tcW w:w="2790" w:type="dxa"/>
+      </w:tr>
+      <w:tr>
+        <w:tc>
+          <w:tcPr>
+            <w:tcW w:w="855" w:type="dxa"/>
+          </w:tcPr>
+          <w:p>
+            <w:pPr>
+              <w:pStyle w:val="BodyText"/>
+              <w:rPr>
+                <w:rFonts w:ascii="Kalpurush" w:hAnsi="Kalpurush" w:cs="Kalpurush"/>
+                <w:sz w:val="18"/>
+                <w:szCs w:val="18"/>
+                <w:lang w:bidi="bn-IN"/>
+              </w:rPr>
+            </w:pPr>
+            <w:r>
+              <w:rPr>
+                <w:rFonts w:ascii="Kalpurush" w:hAnsi="Kalpurush" w:cs="Kalpurush"/>
+                <w:sz w:val="18"/>
+                <w:szCs w:val="18"/>
+                <w:cs/>
+                <w:lang w:bidi="bn-IN"/>
+              </w:rPr>
+              <w:t>সেকশন</w:t>
+            </w:r>
+          </w:p>
+        </w:tc>
+        <w:tc>
+          <w:tcPr>
+            <w:tcW w:w="2108" w:type="dxa"/>
           </w:tcPr>
           <w:p>
             <w:pPr>
@@ -726,7 +810,6 @@
               </w:rPr>
               <w:t>{</w:t>
             </w:r>
-            <w:proofErr w:type="spellStart"/>
             <w:r>
               <w:rPr>
                 <w:rFonts w:ascii="Kalpurush" w:eastAsiaTheme="minorHAnsi" w:hAnsi="Kalpurush" w:cs="Kalpurush"/>
@@ -737,9 +820,8 @@
                 <w:highlight w:val="white"/>
                 <w:lang w:bidi="ar-SA"/>
               </w:rPr>
-              <w:t>FinalSettlementDate</w:t>
-            </w:r>
-            <w:proofErr w:type="spellEnd"/>
+              <w:t>Section</w:t>
+            </w:r>
             <w:r>
               <w:rPr>
                 <w:rFonts w:ascii="Kalpurush" w:hAnsi="Kalpurush" w:cs="Kalpurush"/>
@@ -752,37 +834,35 @@
             </w:r>
           </w:p>
         </w:tc>
-      </w:tr>
-      <w:tr>
-        <w:tc>
-          <w:tcPr>
-            <w:tcW w:w="878" w:type="dxa"/>
-          </w:tcPr>
-          <w:p>
-            <w:pPr>
-              <w:pStyle w:val="BodyText"/>
-              <w:rPr>
-                <w:rFonts w:ascii="Kalpurush" w:hAnsi="Kalpurush" w:cs="Kalpurush"/>
-                <w:sz w:val="18"/>
-                <w:szCs w:val="18"/>
-                <w:lang w:bidi="bn-IN"/>
-              </w:rPr>
-            </w:pPr>
-            <w:r>
-              <w:rPr>
-                <w:rFonts w:ascii="Kalpurush" w:hAnsi="Kalpurush" w:cs="Kalpurush"/>
-                <w:sz w:val="18"/>
-                <w:szCs w:val="18"/>
-                <w:cs/>
-                <w:lang w:bidi="bn-IN"/>
-              </w:rPr>
-              <w:t>সেকশন</w:t>
-            </w:r>
-          </w:p>
-        </w:tc>
-        <w:tc>
-          <w:tcPr>
-            <w:tcW w:w="2200" w:type="dxa"/>
+        <w:tc>
+          <w:tcPr>
+            <w:tcW w:w="1177" w:type="dxa"/>
+          </w:tcPr>
+          <w:p>
+            <w:pPr>
+              <w:pStyle w:val="BodyText"/>
+              <w:rPr>
+                <w:rFonts w:ascii="Kalpurush" w:hAnsi="Kalpurush" w:cs="Kalpurush"/>
+                <w:sz w:val="18"/>
+                <w:szCs w:val="18"/>
+                <w:lang w:bidi="bn-IN"/>
+              </w:rPr>
+            </w:pPr>
+            <w:r>
+              <w:rPr>
+                <w:rFonts w:ascii="Kalpurush" w:hAnsi="Kalpurush" w:cs="Kalpurush"/>
+                <w:sz w:val="18"/>
+                <w:szCs w:val="18"/>
+                <w:cs/>
+                <w:lang w:bidi="bn-IN"/>
+              </w:rPr>
+              <w:t>ও.টি. হার</w:t>
+            </w:r>
+          </w:p>
+        </w:tc>
+        <w:tc>
+          <w:tcPr>
+            <w:tcW w:w="1885" w:type="dxa"/>
           </w:tcPr>
           <w:p>
             <w:pPr>
@@ -805,6 +885,7 @@
               </w:rPr>
               <w:t>{</w:t>
             </w:r>
+            <w:proofErr w:type="spellStart"/>
             <w:r>
               <w:rPr>
                 <w:rFonts w:ascii="Kalpurush" w:eastAsiaTheme="minorHAnsi" w:hAnsi="Kalpurush" w:cs="Kalpurush"/>
@@ -815,8 +896,9 @@
                 <w:highlight w:val="white"/>
                 <w:lang w:bidi="ar-SA"/>
               </w:rPr>
-              <w:t>Section</w:t>
-            </w:r>
+              <w:t>OTRate</w:t>
+            </w:r>
+            <w:proofErr w:type="spellEnd"/>
             <w:r>
               <w:rPr>
                 <w:rFonts w:ascii="Kalpurush" w:hAnsi="Kalpurush" w:cs="Kalpurush"/>
@@ -831,84 +913,7 @@
         </w:tc>
         <w:tc>
           <w:tcPr>
-            <w:tcW w:w="1260" w:type="dxa"/>
-          </w:tcPr>
-          <w:p>
-            <w:pPr>
-              <w:pStyle w:val="BodyText"/>
-              <w:rPr>
-                <w:rFonts w:ascii="Kalpurush" w:hAnsi="Kalpurush" w:cs="Kalpurush"/>
-                <w:sz w:val="18"/>
-                <w:szCs w:val="18"/>
-                <w:lang w:bidi="bn-IN"/>
-              </w:rPr>
-            </w:pPr>
-            <w:r>
-              <w:rPr>
-                <w:rFonts w:ascii="Kalpurush" w:hAnsi="Kalpurush" w:cs="Kalpurush"/>
-                <w:sz w:val="18"/>
-                <w:szCs w:val="18"/>
-                <w:cs/>
-                <w:lang w:bidi="bn-IN"/>
-              </w:rPr>
-              <w:t>ও.টি. হার</w:t>
-            </w:r>
-          </w:p>
-        </w:tc>
-        <w:tc>
-          <w:tcPr>
-            <w:tcW w:w="1530" w:type="dxa"/>
-          </w:tcPr>
-          <w:p>
-            <w:pPr>
-              <w:pStyle w:val="BodyText"/>
-              <w:rPr>
-                <w:rFonts w:ascii="Kalpurush" w:hAnsi="Kalpurush" w:cs="Kalpurush"/>
-                <w:bCs/>
-                <w:sz w:val="18"/>
-                <w:szCs w:val="18"/>
-                <w:lang w:bidi="bn-IN"/>
-              </w:rPr>
-            </w:pPr>
-            <w:r>
-              <w:rPr>
-                <w:rFonts w:ascii="Kalpurush" w:hAnsi="Kalpurush" w:cs="Kalpurush"/>
-                <w:bCs/>
-                <w:sz w:val="18"/>
-                <w:szCs w:val="18"/>
-                <w:lang w:bidi="bn-IN"/>
-              </w:rPr>
-              <w:t>{</w:t>
-            </w:r>
-            <w:proofErr w:type="spellStart"/>
-            <w:r>
-              <w:rPr>
-                <w:rFonts w:ascii="Kalpurush" w:eastAsiaTheme="minorHAnsi" w:hAnsi="Kalpurush" w:cs="Kalpurush"/>
-                <w:bCs/>
-                <w:color w:val="000000"/>
-                <w:sz w:val="18"/>
-                <w:szCs w:val="18"/>
-                <w:highlight w:val="white"/>
-                <w:lang w:bidi="ar-SA"/>
-              </w:rPr>
-              <w:t>OTRate</w:t>
-            </w:r>
-            <w:proofErr w:type="spellEnd"/>
-            <w:r>
-              <w:rPr>
-                <w:rFonts w:ascii="Kalpurush" w:hAnsi="Kalpurush" w:cs="Kalpurush"/>
-                <w:bCs/>
-                <w:sz w:val="18"/>
-                <w:szCs w:val="18"/>
-                <w:lang w:bidi="bn-IN"/>
-              </w:rPr>
-              <w:t>}</w:t>
-            </w:r>
-          </w:p>
-        </w:tc>
-        <w:tc>
-          <w:tcPr>
-            <w:tcW w:w="1710" w:type="dxa"/>
+            <w:tcW w:w="1675" w:type="dxa"/>
           </w:tcPr>
           <w:p>
             <w:pPr>
@@ -934,7 +939,7 @@
         </w:tc>
         <w:tc>
           <w:tcPr>
-            <w:tcW w:w="2790" w:type="dxa"/>
+            <w:tcW w:w="2668" w:type="dxa"/>
           </w:tcPr>
           <w:p>
             <w:pPr>
@@ -2304,8 +2309,8 @@
         <w:tblLook w:val="04A0" w:firstRow="1" w:lastRow="0" w:firstColumn="1" w:lastColumn="0" w:noHBand="0" w:noVBand="1"/>
       </w:tblPr>
       <w:tblGrid>
-        <w:gridCol w:w="4364"/>
-        <w:gridCol w:w="1552"/>
+        <w:gridCol w:w="4045"/>
+        <w:gridCol w:w="2096"/>
       </w:tblGrid>
       <w:tr>
         <w:trPr>
@@ -2313,7 +2318,7 @@
         </w:trPr>
         <w:tc>
           <w:tcPr>
-            <w:tcW w:w="4364" w:type="dxa"/>
+            <w:tcW w:w="4045" w:type="dxa"/>
           </w:tcPr>
           <w:p>
             <w:pPr>
@@ -2373,12 +2378,11 @@
         </w:tc>
         <w:tc>
           <w:tcPr>
-            <w:tcW w:w="917" w:type="dxa"/>
-          </w:tcPr>
-          <w:p>
-            <w:pPr>
-              <w:pStyle w:val="BodyText"/>
-              <w:jc w:val="right"/>
+            <w:tcW w:w="2096" w:type="dxa"/>
+          </w:tcPr>
+          <w:p>
+            <w:pPr>
+              <w:pStyle w:val="BodyText"/>
               <w:rPr>
                 <w:rFonts w:ascii="Kalpurush" w:hAnsi="Kalpurush" w:cs="Kalpurush"/>
                 <w:b/>
@@ -2404,7 +2408,7 @@
                 <w:szCs w:val="18"/>
                 <w:lang w:bidi="bn-IN"/>
               </w:rPr>
-              <w:t>TotalEarning</w:t>
+              <w:t>TotalEarningAmount</w:t>
             </w:r>
             <w:proofErr w:type="spellEnd"/>
             <w:r>
@@ -2425,7 +2429,7 @@
         </w:trPr>
         <w:tc>
           <w:tcPr>
-            <w:tcW w:w="4364" w:type="dxa"/>
+            <w:tcW w:w="4045" w:type="dxa"/>
           </w:tcPr>
           <w:p>
             <w:pPr>
@@ -2485,7 +2489,7 @@
         </w:tc>
         <w:tc>
           <w:tcPr>
-            <w:tcW w:w="917" w:type="dxa"/>
+            <w:tcW w:w="2096" w:type="dxa"/>
           </w:tcPr>
           <w:p>
             <w:pPr>
@@ -2537,7 +2541,7 @@
         </w:trPr>
         <w:tc>
           <w:tcPr>
-            <w:tcW w:w="4364" w:type="dxa"/>
+            <w:tcW w:w="4045" w:type="dxa"/>
           </w:tcPr>
           <w:p>
             <w:pPr>
@@ -2606,7 +2610,7 @@
         </w:tc>
         <w:tc>
           <w:tcPr>
-            <w:tcW w:w="917" w:type="dxa"/>
+            <w:tcW w:w="2096" w:type="dxa"/>
           </w:tcPr>
           <w:p>
             <w:pPr>
@@ -2656,7 +2660,7 @@
         </w:trPr>
         <w:tc>
           <w:tcPr>
-            <w:tcW w:w="4364" w:type="dxa"/>
+            <w:tcW w:w="4045" w:type="dxa"/>
           </w:tcPr>
           <w:p>
             <w:pPr>
@@ -2823,7 +2827,7 @@
         </w:tc>
         <w:tc>
           <w:tcPr>
-            <w:tcW w:w="917" w:type="dxa"/>
+            <w:tcW w:w="2096" w:type="dxa"/>
           </w:tcPr>
           <w:p>
             <w:pPr>
@@ -2878,7 +2882,7 @@
         </w:trPr>
         <w:tc>
           <w:tcPr>
-            <w:tcW w:w="4364" w:type="dxa"/>
+            <w:tcW w:w="4045" w:type="dxa"/>
           </w:tcPr>
           <w:p>
             <w:pPr>
@@ -3027,7 +3031,7 @@
         </w:tc>
         <w:tc>
           <w:tcPr>
-            <w:tcW w:w="917" w:type="dxa"/>
+            <w:tcW w:w="2096" w:type="dxa"/>
           </w:tcPr>
           <w:p>
             <w:pPr>
@@ -3081,7 +3085,7 @@
     <w:tbl>
       <w:tblPr>
         <w:tblStyle w:val="TableGrid"/>
-        <w:tblpPr w:leftFromText="180" w:rightFromText="180" w:vertAnchor="text" w:horzAnchor="page" w:tblpX="6840" w:tblpY="212"/>
+        <w:tblpPr w:leftFromText="180" w:rightFromText="180" w:vertAnchor="text" w:horzAnchor="margin" w:tblpXSpec="right" w:tblpY="152"/>
         <w:tblW w:w="4248" w:type="dxa"/>
         <w:tblLayout w:type="fixed"/>
         <w:tblLook w:val="04A0" w:firstRow="1" w:lastRow="0" w:firstColumn="1" w:lastColumn="0" w:noHBand="0" w:noVBand="1"/>
@@ -3159,27 +3163,15 @@
               </w:rPr>
               <w:t xml:space="preserve">} </w:t>
             </w:r>
-            <w:proofErr w:type="spellStart"/>
-            <w:r>
-              <w:rPr>
-                <w:rFonts w:ascii="Kalpurush" w:hAnsi="Kalpurush" w:cs="Kalpurush"/>
-                <w:bCs/>
-                <w:sz w:val="18"/>
-                <w:szCs w:val="18"/>
-                <w:lang w:bidi="bn-IN"/>
-              </w:rPr>
-              <w:t>এই</w:t>
-            </w:r>
-            <w:proofErr w:type="spellEnd"/>
-            <w:r>
-              <w:rPr>
-                <w:rFonts w:ascii="Kalpurush" w:hAnsi="Kalpurush" w:cs="Kalpurush"/>
-                <w:bCs/>
-                <w:sz w:val="18"/>
-                <w:szCs w:val="18"/>
-                <w:lang w:bidi="bn-IN"/>
-              </w:rPr>
-              <w:t xml:space="preserve"> </w:t>
+            <w:r>
+              <w:rPr>
+                <w:rFonts w:ascii="Kalpurush" w:hAnsi="Kalpurush" w:cs="Kalpurush"/>
+                <w:bCs/>
+                <w:sz w:val="18"/>
+                <w:szCs w:val="18"/>
+                <w:lang w:bidi="bn-IN"/>
+              </w:rPr>
+              <w:t xml:space="preserve">এই </w:t>
             </w:r>
             <w:r>
               <w:rPr>
@@ -3560,16 +3552,18 @@
           <w:sz w:val="18"/>
           <w:szCs w:val="26"/>
         </w:rPr>
-        <w:t xml:space="preserve"> নিরীক্ষণকারী</w:t>
-      </w:r>
+        <w:t xml:space="preserve"> </w:t>
+      </w:r>
+      <w:proofErr w:type="spellStart"/>
       <w:r>
         <w:rPr>
           <w:rFonts w:ascii="Kalpurush" w:eastAsia="Kalpurush" w:hAnsi="Kalpurush" w:cs="Kalpurush"/>
           <w:sz w:val="18"/>
           <w:szCs w:val="26"/>
         </w:rPr>
-        <w:tab/>
-      </w:r>
+        <w:t>নিরীক্ষণকারী</w:t>
+      </w:r>
+      <w:proofErr w:type="spellEnd"/>
       <w:r>
         <w:rPr>
           <w:rFonts w:ascii="Kalpurush" w:eastAsia="Kalpurush" w:hAnsi="Kalpurush" w:cs="Kalpurush"/>
@@ -3585,43 +3579,42 @@
           <w:szCs w:val="26"/>
         </w:rPr>
         <w:tab/>
-        <w:t xml:space="preserve"> </w:t>
-      </w:r>
-      <w:proofErr w:type="spellStart"/>
+      </w:r>
       <w:r>
         <w:rPr>
           <w:rFonts w:ascii="Kalpurush" w:eastAsia="Kalpurush" w:hAnsi="Kalpurush" w:cs="Kalpurush"/>
           <w:sz w:val="18"/>
           <w:szCs w:val="26"/>
         </w:rPr>
-        <w:t>সিনিয়র</w:t>
-      </w:r>
-      <w:proofErr w:type="spellEnd"/>
+        <w:tab/>
+        <w:t xml:space="preserve"> </w:t>
+      </w:r>
+      <w:proofErr w:type="spellStart"/>
       <w:r>
         <w:rPr>
           <w:rFonts w:ascii="Kalpurush" w:eastAsia="Kalpurush" w:hAnsi="Kalpurush" w:cs="Kalpurush"/>
           <w:sz w:val="18"/>
           <w:szCs w:val="26"/>
         </w:rPr>
-        <w:t xml:space="preserve"> </w:t>
-      </w:r>
-      <w:proofErr w:type="spellStart"/>
+        <w:t>সহকারি</w:t>
+      </w:r>
+      <w:proofErr w:type="spellEnd"/>
       <w:r>
         <w:rPr>
           <w:rFonts w:ascii="Kalpurush" w:eastAsia="Kalpurush" w:hAnsi="Kalpurush" w:cs="Kalpurush"/>
           <w:sz w:val="18"/>
           <w:szCs w:val="26"/>
         </w:rPr>
-        <w:t>ব্যবস্থাপক</w:t>
-      </w:r>
-      <w:proofErr w:type="spellEnd"/>
+        <w:t xml:space="preserve"> </w:t>
+      </w:r>
+      <w:proofErr w:type="spellStart"/>
       <w:r>
         <w:rPr>
           <w:rFonts w:ascii="Kalpurush" w:eastAsia="Kalpurush" w:hAnsi="Kalpurush" w:cs="Kalpurush"/>
           <w:sz w:val="18"/>
           <w:szCs w:val="26"/>
         </w:rPr>
-        <w:t xml:space="preserve"> </w:t>
+        <w:t>মহা-</w:t>
       </w:r>
       <w:r>
         <w:rPr>
@@ -3629,25 +3622,24 @@
           <w:sz w:val="18"/>
           <w:szCs w:val="26"/>
         </w:rPr>
-        <w:t>(</w:t>
-      </w:r>
-      <w:proofErr w:type="spellStart"/>
+        <w:t>ব্যবস্থাপক</w:t>
+      </w:r>
+      <w:proofErr w:type="spellEnd"/>
       <w:r>
         <w:rPr>
           <w:rFonts w:ascii="Kalpurush" w:eastAsia="Kalpurush" w:hAnsi="Kalpurush" w:cs="Kalpurush"/>
           <w:sz w:val="18"/>
           <w:szCs w:val="26"/>
         </w:rPr>
-        <w:t>মানব</w:t>
-      </w:r>
-      <w:proofErr w:type="spellEnd"/>
+        <w:t xml:space="preserve"> </w:t>
+      </w:r>
       <w:r>
         <w:rPr>
           <w:rFonts w:ascii="Kalpurush" w:eastAsia="Kalpurush" w:hAnsi="Kalpurush" w:cs="Kalpurush"/>
           <w:sz w:val="18"/>
           <w:szCs w:val="26"/>
         </w:rPr>
-        <w:t xml:space="preserve"> </w:t>
+        <w:t>(</w:t>
       </w:r>
       <w:proofErr w:type="spellStart"/>
       <w:r>
@@ -3656,7 +3648,7 @@
           <w:sz w:val="18"/>
           <w:szCs w:val="26"/>
         </w:rPr>
-        <w:t>সম্পদ</w:t>
+        <w:t>মানব</w:t>
       </w:r>
       <w:proofErr w:type="spellEnd"/>
       <w:r>
@@ -3674,7 +3666,7 @@
           <w:sz w:val="18"/>
           <w:szCs w:val="26"/>
         </w:rPr>
-        <w:t>বিভাগ</w:t>
+        <w:t>সম্পদ</w:t>
       </w:r>
       <w:proofErr w:type="spellEnd"/>
       <w:r>
@@ -3683,24 +3675,25 @@
           <w:sz w:val="18"/>
           <w:szCs w:val="26"/>
         </w:rPr>
-        <w:t xml:space="preserve">) </w:t>
-      </w:r>
+        <w:t xml:space="preserve"> </w:t>
+      </w:r>
+      <w:proofErr w:type="spellStart"/>
       <w:r>
         <w:rPr>
           <w:rFonts w:ascii="Kalpurush" w:eastAsia="Kalpurush" w:hAnsi="Kalpurush" w:cs="Kalpurush"/>
           <w:sz w:val="18"/>
           <w:szCs w:val="26"/>
         </w:rPr>
-        <w:tab/>
-      </w:r>
+        <w:t>বিভাগ</w:t>
+      </w:r>
+      <w:proofErr w:type="spellEnd"/>
       <w:r>
         <w:rPr>
           <w:rFonts w:ascii="Kalpurush" w:eastAsia="Kalpurush" w:hAnsi="Kalpurush" w:cs="Kalpurush"/>
           <w:sz w:val="18"/>
           <w:szCs w:val="26"/>
         </w:rPr>
-        <w:tab/>
-        <w:t xml:space="preserve"> </w:t>
+        <w:t xml:space="preserve">) </w:t>
       </w:r>
       <w:r>
         <w:rPr>
@@ -3709,6 +3702,7 @@
           <w:szCs w:val="26"/>
         </w:rPr>
         <w:tab/>
+        <w:t xml:space="preserve"> </w:t>
       </w:r>
       <w:r>
         <w:rPr>
@@ -3716,28 +3710,26 @@
           <w:sz w:val="18"/>
           <w:szCs w:val="26"/>
         </w:rPr>
-        <w:t xml:space="preserve"> </w:t>
-      </w:r>
-      <w:proofErr w:type="spellStart"/>
+        <w:tab/>
+      </w:r>
       <w:r>
         <w:rPr>
           <w:rFonts w:ascii="Kalpurush" w:eastAsia="Kalpurush" w:hAnsi="Kalpurush" w:cs="Kalpurush"/>
           <w:sz w:val="18"/>
           <w:szCs w:val="26"/>
         </w:rPr>
-        <w:t>সি.</w:t>
-      </w:r>
-      <w:proofErr w:type="gramStart"/>
+        <w:t xml:space="preserve"> </w:t>
+      </w:r>
+      <w:proofErr w:type="spellStart"/>
       <w:r>
         <w:rPr>
           <w:rFonts w:ascii="Kalpurush" w:eastAsia="Kalpurush" w:hAnsi="Kalpurush" w:cs="Kalpurush"/>
           <w:sz w:val="18"/>
           <w:szCs w:val="26"/>
         </w:rPr>
-        <w:t>ই.ও</w:t>
+        <w:t>সি.ই.ও</w:t>
       </w:r>
       <w:proofErr w:type="spellEnd"/>
-      <w:proofErr w:type="gramEnd"/>
     </w:p>
     <w:p>
       <w:pPr>
@@ -3758,40 +3750,6 @@
           <w:szCs w:val="26"/>
         </w:rPr>
       </w:pPr>
-      <w:r>
-        <w:rPr>
-          <w:rFonts w:ascii="Kalpurush" w:eastAsia="Kalpurush" w:hAnsi="Kalpurush" w:cs="Kalpurush"/>
-          <w:sz w:val="18"/>
-          <w:szCs w:val="26"/>
-        </w:rPr>
-        <w:t xml:space="preserve">NB: </w:t>
-      </w:r>
-      <w:r>
-        <w:rPr>
-          <w:rFonts w:ascii="Kalpurush" w:eastAsia="Kalpurush" w:hAnsi="Kalpurush" w:cs="Kalpurush"/>
-          <w:sz w:val="18"/>
-          <w:szCs w:val="26"/>
-        </w:rPr>
-        <w:t>In Other Earning – First Retained Earning, then Notice Period (along with days in bracket), then dynamic entry</w:t>
-      </w:r>
-    </w:p>
-    <w:p>
-      <w:pPr>
-        <w:pStyle w:val="BodyText"/>
-        <w:rPr>
-          <w:rFonts w:ascii="Kalpurush" w:eastAsia="Kalpurush" w:hAnsi="Kalpurush" w:cs="Kalpurush"/>
-          <w:sz w:val="18"/>
-          <w:szCs w:val="26"/>
-        </w:rPr>
-      </w:pPr>
-      <w:r>
-        <w:rPr>
-          <w:rFonts w:ascii="Kalpurush" w:eastAsia="Kalpurush" w:hAnsi="Kalpurush" w:cs="Kalpurush"/>
-          <w:sz w:val="18"/>
-          <w:szCs w:val="26"/>
-        </w:rPr>
-        <w:t>In Other Deduction – First Leave Encashment Recovery (along with days in bracket), Notice Period (along with days in bracket), then dynamic entry</w:t>
-      </w:r>
     </w:p>
     <w:sectPr>
       <w:headerReference w:type="default" r:id="rId7"/>

--- a/APLOS/POPResources/Templates/Fs20181Bengali.docx
+++ b/APLOS/POPResources/Templates/Fs20181Bengali.docx
@@ -25,6 +25,7 @@
           <w:szCs w:val="18"/>
         </w:rPr>
       </w:pPr>
+      <w:proofErr w:type="spellStart"/>
       <w:r>
         <w:rPr>
           <w:rFonts w:ascii="Kalpurush" w:hAnsi="Kalpurush" w:cs="Kalpurush" w:hint="cs"/>
@@ -35,6 +36,7 @@
         </w:rPr>
         <w:t>শ্রমিকের</w:t>
       </w:r>
+      <w:proofErr w:type="spellEnd"/>
       <w:r>
         <w:rPr>
           <w:rFonts w:ascii="Kalpurush" w:hAnsi="Kalpurush" w:cs="Kalpurush"/>
@@ -45,6 +47,7 @@
         </w:rPr>
         <w:t xml:space="preserve"> </w:t>
       </w:r>
+      <w:proofErr w:type="spellStart"/>
       <w:r>
         <w:rPr>
           <w:rFonts w:ascii="Kalpurush" w:hAnsi="Kalpurush" w:cs="Kalpurush" w:hint="cs"/>
@@ -55,6 +58,7 @@
         </w:rPr>
         <w:t>তথ্য</w:t>
       </w:r>
+      <w:proofErr w:type="spellEnd"/>
       <w:r>
         <w:rPr>
           <w:rFonts w:ascii="Kalpurush" w:hAnsi="Kalpurush" w:cs="Kalpurush"/>
@@ -73,17 +77,17 @@
         <w:tblLook w:val="04A0" w:firstRow="1" w:lastRow="0" w:firstColumn="1" w:lastColumn="0" w:noHBand="0" w:noVBand="1"/>
       </w:tblPr>
       <w:tblGrid>
-        <w:gridCol w:w="878"/>
-        <w:gridCol w:w="2200"/>
-        <w:gridCol w:w="1260"/>
-        <w:gridCol w:w="1530"/>
-        <w:gridCol w:w="1710"/>
-        <w:gridCol w:w="2790"/>
+        <w:gridCol w:w="838"/>
+        <w:gridCol w:w="2036"/>
+        <w:gridCol w:w="1081"/>
+        <w:gridCol w:w="2430"/>
+        <w:gridCol w:w="1410"/>
+        <w:gridCol w:w="2573"/>
       </w:tblGrid>
       <w:tr>
         <w:tc>
           <w:tcPr>
-            <w:tcW w:w="878" w:type="dxa"/>
+            <w:tcW w:w="838" w:type="dxa"/>
           </w:tcPr>
           <w:p>
             <w:pPr>
@@ -110,7 +114,7 @@
         </w:tc>
         <w:tc>
           <w:tcPr>
-            <w:tcW w:w="2200" w:type="dxa"/>
+            <w:tcW w:w="2036" w:type="dxa"/>
           </w:tcPr>
           <w:p>
             <w:pPr>
@@ -133,6 +137,7 @@
               </w:rPr>
               <w:t>{</w:t>
             </w:r>
+            <w:proofErr w:type="spellStart"/>
             <w:r>
               <w:rPr>
                 <w:rFonts w:ascii="Kalpurush" w:eastAsiaTheme="minorHAnsi" w:hAnsi="Kalpurush" w:cs="Kalpurush"/>
@@ -159,6 +164,7 @@
               </w:rPr>
               <w:t>oyeeCode</w:t>
             </w:r>
+            <w:proofErr w:type="spellEnd"/>
             <w:r>
               <w:rPr>
                 <w:rFonts w:ascii="Kalpurush" w:hAnsi="Kalpurush" w:cs="Kalpurush"/>
@@ -173,7 +179,7 @@
         </w:tc>
         <w:tc>
           <w:tcPr>
-            <w:tcW w:w="1260" w:type="dxa"/>
+            <w:tcW w:w="1081" w:type="dxa"/>
           </w:tcPr>
           <w:p>
             <w:pPr>
@@ -199,7 +205,7 @@
         </w:tc>
         <w:tc>
           <w:tcPr>
-            <w:tcW w:w="1530" w:type="dxa"/>
+            <w:tcW w:w="2430" w:type="dxa"/>
           </w:tcPr>
           <w:p>
             <w:pPr>
@@ -250,7 +256,7 @@
         </w:tc>
         <w:tc>
           <w:tcPr>
-            <w:tcW w:w="1710" w:type="dxa"/>
+            <w:tcW w:w="1410" w:type="dxa"/>
           </w:tcPr>
           <w:p>
             <w:pPr>
@@ -276,7 +282,7 @@
         </w:tc>
         <w:tc>
           <w:tcPr>
-            <w:tcW w:w="2790" w:type="dxa"/>
+            <w:tcW w:w="2573" w:type="dxa"/>
           </w:tcPr>
           <w:p>
             <w:pPr>
@@ -305,7 +311,7 @@
       <w:tr>
         <w:tc>
           <w:tcPr>
-            <w:tcW w:w="878" w:type="dxa"/>
+            <w:tcW w:w="838" w:type="dxa"/>
           </w:tcPr>
           <w:p>
             <w:pPr>
@@ -331,7 +337,7 @@
         </w:tc>
         <w:tc>
           <w:tcPr>
-            <w:tcW w:w="2200" w:type="dxa"/>
+            <w:tcW w:w="2036" w:type="dxa"/>
           </w:tcPr>
           <w:p>
             <w:pPr>
@@ -383,7 +389,7 @@
         </w:tc>
         <w:tc>
           <w:tcPr>
-            <w:tcW w:w="1260" w:type="dxa"/>
+            <w:tcW w:w="1081" w:type="dxa"/>
           </w:tcPr>
           <w:p>
             <w:pPr>
@@ -409,7 +415,7 @@
         </w:tc>
         <w:tc>
           <w:tcPr>
-            <w:tcW w:w="1530" w:type="dxa"/>
+            <w:tcW w:w="2430" w:type="dxa"/>
           </w:tcPr>
           <w:p>
             <w:pPr>
@@ -460,7 +466,7 @@
         </w:tc>
         <w:tc>
           <w:tcPr>
-            <w:tcW w:w="1710" w:type="dxa"/>
+            <w:tcW w:w="1410" w:type="dxa"/>
           </w:tcPr>
           <w:p>
             <w:pPr>
@@ -496,7 +502,7 @@
         </w:tc>
         <w:tc>
           <w:tcPr>
-            <w:tcW w:w="2790" w:type="dxa"/>
+            <w:tcW w:w="2573" w:type="dxa"/>
           </w:tcPr>
           <w:p>
             <w:pPr>
@@ -523,9 +529,12 @@
         </w:tc>
       </w:tr>
       <w:tr>
-        <w:tc>
-          <w:tcPr>
-            <w:tcW w:w="878" w:type="dxa"/>
+        <w:trPr>
+          <w:trHeight w:val="341"/>
+        </w:trPr>
+        <w:tc>
+          <w:tcPr>
+            <w:tcW w:w="838" w:type="dxa"/>
           </w:tcPr>
           <w:p>
             <w:pPr>
@@ -551,7 +560,7 @@
         </w:tc>
         <w:tc>
           <w:tcPr>
-            <w:tcW w:w="2200" w:type="dxa"/>
+            <w:tcW w:w="2036" w:type="dxa"/>
           </w:tcPr>
           <w:p>
             <w:pPr>
@@ -600,7 +609,7 @@
         </w:tc>
         <w:tc>
           <w:tcPr>
-            <w:tcW w:w="1260" w:type="dxa"/>
+            <w:tcW w:w="1081" w:type="dxa"/>
           </w:tcPr>
           <w:p>
             <w:pPr>
@@ -626,7 +635,80 @@
         </w:tc>
         <w:tc>
           <w:tcPr>
-            <w:tcW w:w="1530" w:type="dxa"/>
+            <w:tcW w:w="2430" w:type="dxa"/>
+          </w:tcPr>
+          <w:p>
+            <w:pPr>
+              <w:pStyle w:val="BodyText"/>
+              <w:rPr>
+                <w:rFonts w:ascii="Kalpurush" w:hAnsi="Kalpurush" w:cs="Kalpurush"/>
+                <w:bCs/>
+                <w:sz w:val="18"/>
+                <w:szCs w:val="18"/>
+                <w:lang w:bidi="bn-IN"/>
+              </w:rPr>
+            </w:pPr>
+            <w:r>
+              <w:rPr>
+                <w:rFonts w:ascii="Kalpurush" w:hAnsi="Kalpurush" w:cs="Kalpurush"/>
+                <w:bCs/>
+                <w:sz w:val="18"/>
+                <w:szCs w:val="18"/>
+                <w:lang w:bidi="bn-IN"/>
+              </w:rPr>
+              <w:t>{</w:t>
+            </w:r>
+            <w:proofErr w:type="spellStart"/>
+            <w:r>
+              <w:rPr>
+                <w:rFonts w:ascii="Kalpurush" w:hAnsi="Kalpurush" w:cs="Kalpurush"/>
+                <w:sz w:val="18"/>
+                <w:szCs w:val="18"/>
+              </w:rPr>
+              <w:t>LvEncashmentRateAmount</w:t>
+            </w:r>
+            <w:proofErr w:type="spellEnd"/>
+            <w:r>
+              <w:rPr>
+                <w:rFonts w:ascii="Kalpurush" w:hAnsi="Kalpurush" w:cs="Kalpurush"/>
+                <w:bCs/>
+                <w:sz w:val="18"/>
+                <w:szCs w:val="18"/>
+                <w:lang w:bidi="bn-IN"/>
+              </w:rPr>
+              <w:t>}</w:t>
+            </w:r>
+          </w:p>
+        </w:tc>
+        <w:tc>
+          <w:tcPr>
+            <w:tcW w:w="1410" w:type="dxa"/>
+          </w:tcPr>
+          <w:p>
+            <w:pPr>
+              <w:pStyle w:val="BodyText"/>
+              <w:rPr>
+                <w:rFonts w:ascii="Kalpurush" w:hAnsi="Kalpurush" w:cs="Kalpurush"/>
+                <w:sz w:val="18"/>
+                <w:szCs w:val="18"/>
+                <w:lang w:bidi="bn-IN"/>
+              </w:rPr>
+            </w:pPr>
+            <w:r>
+              <w:rPr>
+                <w:rFonts w:ascii="Kalpurush" w:hAnsi="Kalpurush" w:cs="Kalpurush"/>
+                <w:sz w:val="18"/>
+                <w:szCs w:val="18"/>
+                <w:cs/>
+                <w:lang w:bidi="bn-IN"/>
+              </w:rPr>
+              <w:t>নিষ্পত্তির তারিখ</w:t>
+            </w:r>
+          </w:p>
+        </w:tc>
+        <w:tc>
+          <w:tcPr>
+            <w:tcW w:w="2573" w:type="dxa"/>
           </w:tcPr>
           <w:p>
             <w:pPr>
@@ -660,7 +742,7 @@
                 <w:highlight w:val="white"/>
                 <w:lang w:bidi="ar-SA"/>
               </w:rPr>
-              <w:t>SalaryRate</w:t>
+              <w:t>FinalSettlementDate</w:t>
             </w:r>
             <w:proofErr w:type="spellEnd"/>
             <w:r>
@@ -675,35 +757,37 @@
             </w:r>
           </w:p>
         </w:tc>
-        <w:tc>
-          <w:tcPr>
-            <w:tcW w:w="1710" w:type="dxa"/>
-          </w:tcPr>
-          <w:p>
-            <w:pPr>
-              <w:pStyle w:val="BodyText"/>
-              <w:rPr>
-                <w:rFonts w:ascii="Kalpurush" w:hAnsi="Kalpurush" w:cs="Kalpurush"/>
-                <w:sz w:val="18"/>
-                <w:szCs w:val="18"/>
-                <w:lang w:bidi="bn-IN"/>
-              </w:rPr>
-            </w:pPr>
-            <w:r>
-              <w:rPr>
-                <w:rFonts w:ascii="Kalpurush" w:hAnsi="Kalpurush" w:cs="Kalpurush"/>
-                <w:sz w:val="18"/>
-                <w:szCs w:val="18"/>
-                <w:cs/>
-                <w:lang w:bidi="bn-IN"/>
-              </w:rPr>
-              <w:t>নিষ্পত্তির তারিখ</w:t>
-            </w:r>
-          </w:p>
-        </w:tc>
-        <w:tc>
-          <w:tcPr>
-            <w:tcW w:w="2790" w:type="dxa"/>
+      </w:tr>
+      <w:tr>
+        <w:tc>
+          <w:tcPr>
+            <w:tcW w:w="838" w:type="dxa"/>
+          </w:tcPr>
+          <w:p>
+            <w:pPr>
+              <w:pStyle w:val="BodyText"/>
+              <w:rPr>
+                <w:rFonts w:ascii="Kalpurush" w:hAnsi="Kalpurush" w:cs="Kalpurush"/>
+                <w:sz w:val="18"/>
+                <w:szCs w:val="18"/>
+                <w:lang w:bidi="bn-IN"/>
+              </w:rPr>
+            </w:pPr>
+            <w:r>
+              <w:rPr>
+                <w:rFonts w:ascii="Kalpurush" w:hAnsi="Kalpurush" w:cs="Kalpurush"/>
+                <w:sz w:val="18"/>
+                <w:szCs w:val="18"/>
+                <w:cs/>
+                <w:lang w:bidi="bn-IN"/>
+              </w:rPr>
+              <w:t>সেকশন</w:t>
+            </w:r>
+          </w:p>
+        </w:tc>
+        <w:tc>
+          <w:tcPr>
+            <w:tcW w:w="2036" w:type="dxa"/>
           </w:tcPr>
           <w:p>
             <w:pPr>
@@ -726,7 +810,6 @@
               </w:rPr>
               <w:t>{</w:t>
             </w:r>
-            <w:proofErr w:type="spellStart"/>
             <w:r>
               <w:rPr>
                 <w:rFonts w:ascii="Kalpurush" w:eastAsiaTheme="minorHAnsi" w:hAnsi="Kalpurush" w:cs="Kalpurush"/>
@@ -737,9 +820,8 @@
                 <w:highlight w:val="white"/>
                 <w:lang w:bidi="ar-SA"/>
               </w:rPr>
-              <w:t>FinalSettlementDate</w:t>
-            </w:r>
-            <w:proofErr w:type="spellEnd"/>
+              <w:t>Section</w:t>
+            </w:r>
             <w:r>
               <w:rPr>
                 <w:rFonts w:ascii="Kalpurush" w:hAnsi="Kalpurush" w:cs="Kalpurush"/>
@@ -752,37 +834,35 @@
             </w:r>
           </w:p>
         </w:tc>
-      </w:tr>
-      <w:tr>
-        <w:tc>
-          <w:tcPr>
-            <w:tcW w:w="878" w:type="dxa"/>
-          </w:tcPr>
-          <w:p>
-            <w:pPr>
-              <w:pStyle w:val="BodyText"/>
-              <w:rPr>
-                <w:rFonts w:ascii="Kalpurush" w:hAnsi="Kalpurush" w:cs="Kalpurush"/>
-                <w:sz w:val="18"/>
-                <w:szCs w:val="18"/>
-                <w:lang w:bidi="bn-IN"/>
-              </w:rPr>
-            </w:pPr>
-            <w:r>
-              <w:rPr>
-                <w:rFonts w:ascii="Kalpurush" w:hAnsi="Kalpurush" w:cs="Kalpurush"/>
-                <w:sz w:val="18"/>
-                <w:szCs w:val="18"/>
-                <w:cs/>
-                <w:lang w:bidi="bn-IN"/>
-              </w:rPr>
-              <w:t>সেকশন</w:t>
-            </w:r>
-          </w:p>
-        </w:tc>
-        <w:tc>
-          <w:tcPr>
-            <w:tcW w:w="2200" w:type="dxa"/>
+        <w:tc>
+          <w:tcPr>
+            <w:tcW w:w="1081" w:type="dxa"/>
+          </w:tcPr>
+          <w:p>
+            <w:pPr>
+              <w:pStyle w:val="BodyText"/>
+              <w:rPr>
+                <w:rFonts w:ascii="Kalpurush" w:hAnsi="Kalpurush" w:cs="Kalpurush"/>
+                <w:sz w:val="18"/>
+                <w:szCs w:val="18"/>
+                <w:lang w:bidi="bn-IN"/>
+              </w:rPr>
+            </w:pPr>
+            <w:r>
+              <w:rPr>
+                <w:rFonts w:ascii="Kalpurush" w:hAnsi="Kalpurush" w:cs="Kalpurush"/>
+                <w:sz w:val="18"/>
+                <w:szCs w:val="18"/>
+                <w:cs/>
+                <w:lang w:bidi="bn-IN"/>
+              </w:rPr>
+              <w:t>ও.টি. হার</w:t>
+            </w:r>
+          </w:p>
+        </w:tc>
+        <w:tc>
+          <w:tcPr>
+            <w:tcW w:w="2430" w:type="dxa"/>
           </w:tcPr>
           <w:p>
             <w:pPr>
@@ -805,6 +885,7 @@
               </w:rPr>
               <w:t>{</w:t>
             </w:r>
+            <w:proofErr w:type="spellStart"/>
             <w:r>
               <w:rPr>
                 <w:rFonts w:ascii="Kalpurush" w:eastAsiaTheme="minorHAnsi" w:hAnsi="Kalpurush" w:cs="Kalpurush"/>
@@ -815,8 +896,9 @@
                 <w:highlight w:val="white"/>
                 <w:lang w:bidi="ar-SA"/>
               </w:rPr>
-              <w:t>Section</w:t>
-            </w:r>
+              <w:t>OTRate</w:t>
+            </w:r>
+            <w:proofErr w:type="spellEnd"/>
             <w:r>
               <w:rPr>
                 <w:rFonts w:ascii="Kalpurush" w:hAnsi="Kalpurush" w:cs="Kalpurush"/>
@@ -831,84 +913,7 @@
         </w:tc>
         <w:tc>
           <w:tcPr>
-            <w:tcW w:w="1260" w:type="dxa"/>
-          </w:tcPr>
-          <w:p>
-            <w:pPr>
-              <w:pStyle w:val="BodyText"/>
-              <w:rPr>
-                <w:rFonts w:ascii="Kalpurush" w:hAnsi="Kalpurush" w:cs="Kalpurush"/>
-                <w:sz w:val="18"/>
-                <w:szCs w:val="18"/>
-                <w:lang w:bidi="bn-IN"/>
-              </w:rPr>
-            </w:pPr>
-            <w:r>
-              <w:rPr>
-                <w:rFonts w:ascii="Kalpurush" w:hAnsi="Kalpurush" w:cs="Kalpurush"/>
-                <w:sz w:val="18"/>
-                <w:szCs w:val="18"/>
-                <w:cs/>
-                <w:lang w:bidi="bn-IN"/>
-              </w:rPr>
-              <w:t>ও.টি. হার</w:t>
-            </w:r>
-          </w:p>
-        </w:tc>
-        <w:tc>
-          <w:tcPr>
-            <w:tcW w:w="1530" w:type="dxa"/>
-          </w:tcPr>
-          <w:p>
-            <w:pPr>
-              <w:pStyle w:val="BodyText"/>
-              <w:rPr>
-                <w:rFonts w:ascii="Kalpurush" w:hAnsi="Kalpurush" w:cs="Kalpurush"/>
-                <w:bCs/>
-                <w:sz w:val="18"/>
-                <w:szCs w:val="18"/>
-                <w:lang w:bidi="bn-IN"/>
-              </w:rPr>
-            </w:pPr>
-            <w:r>
-              <w:rPr>
-                <w:rFonts w:ascii="Kalpurush" w:hAnsi="Kalpurush" w:cs="Kalpurush"/>
-                <w:bCs/>
-                <w:sz w:val="18"/>
-                <w:szCs w:val="18"/>
-                <w:lang w:bidi="bn-IN"/>
-              </w:rPr>
-              <w:t>{</w:t>
-            </w:r>
-            <w:proofErr w:type="spellStart"/>
-            <w:r>
-              <w:rPr>
-                <w:rFonts w:ascii="Kalpurush" w:eastAsiaTheme="minorHAnsi" w:hAnsi="Kalpurush" w:cs="Kalpurush"/>
-                <w:bCs/>
-                <w:color w:val="000000"/>
-                <w:sz w:val="18"/>
-                <w:szCs w:val="18"/>
-                <w:highlight w:val="white"/>
-                <w:lang w:bidi="ar-SA"/>
-              </w:rPr>
-              <w:t>OTRate</w:t>
-            </w:r>
-            <w:proofErr w:type="spellEnd"/>
-            <w:r>
-              <w:rPr>
-                <w:rFonts w:ascii="Kalpurush" w:hAnsi="Kalpurush" w:cs="Kalpurush"/>
-                <w:bCs/>
-                <w:sz w:val="18"/>
-                <w:szCs w:val="18"/>
-                <w:lang w:bidi="bn-IN"/>
-              </w:rPr>
-              <w:t>}</w:t>
-            </w:r>
-          </w:p>
-        </w:tc>
-        <w:tc>
-          <w:tcPr>
-            <w:tcW w:w="1710" w:type="dxa"/>
+            <w:tcW w:w="1410" w:type="dxa"/>
           </w:tcPr>
           <w:p>
             <w:pPr>
@@ -934,7 +939,7 @@
         </w:tc>
         <w:tc>
           <w:tcPr>
-            <w:tcW w:w="2790" w:type="dxa"/>
+            <w:tcW w:w="2573" w:type="dxa"/>
           </w:tcPr>
           <w:p>
             <w:pPr>
@@ -1190,16 +1195,16 @@
         <w:tblLook w:val="04A0" w:firstRow="1" w:lastRow="0" w:firstColumn="1" w:lastColumn="0" w:noHBand="0" w:noVBand="1"/>
       </w:tblPr>
       <w:tblGrid>
-        <w:gridCol w:w="647"/>
-        <w:gridCol w:w="3961"/>
-        <w:gridCol w:w="1980"/>
-        <w:gridCol w:w="1890"/>
-        <w:gridCol w:w="1890"/>
+        <w:gridCol w:w="445"/>
+        <w:gridCol w:w="2970"/>
+        <w:gridCol w:w="2250"/>
+        <w:gridCol w:w="2430"/>
+        <w:gridCol w:w="2273"/>
       </w:tblGrid>
       <w:tr>
         <w:tc>
           <w:tcPr>
-            <w:tcW w:w="647" w:type="dxa"/>
+            <w:tcW w:w="445" w:type="dxa"/>
             <w:shd w:val="clear" w:color="auto" w:fill="D9D9D9" w:themeFill="background1" w:themeFillShade="D9"/>
           </w:tcPr>
           <w:p>
@@ -1225,7 +1230,7 @@
         </w:tc>
         <w:tc>
           <w:tcPr>
-            <w:tcW w:w="3961" w:type="dxa"/>
+            <w:tcW w:w="2970" w:type="dxa"/>
             <w:shd w:val="clear" w:color="auto" w:fill="D9D9D9" w:themeFill="background1" w:themeFillShade="D9"/>
           </w:tcPr>
           <w:p>
@@ -1252,7 +1257,7 @@
         </w:tc>
         <w:tc>
           <w:tcPr>
-            <w:tcW w:w="1980" w:type="dxa"/>
+            <w:tcW w:w="2250" w:type="dxa"/>
             <w:shd w:val="clear" w:color="auto" w:fill="D9D9D9" w:themeFill="background1" w:themeFillShade="D9"/>
           </w:tcPr>
           <w:p>
@@ -1279,7 +1284,7 @@
         </w:tc>
         <w:tc>
           <w:tcPr>
-            <w:tcW w:w="1890" w:type="dxa"/>
+            <w:tcW w:w="2430" w:type="dxa"/>
             <w:shd w:val="clear" w:color="auto" w:fill="D9D9D9" w:themeFill="background1" w:themeFillShade="D9"/>
           </w:tcPr>
           <w:p>
@@ -1306,7 +1311,7 @@
         </w:tc>
         <w:tc>
           <w:tcPr>
-            <w:tcW w:w="1890" w:type="dxa"/>
+            <w:tcW w:w="2273" w:type="dxa"/>
             <w:shd w:val="clear" w:color="auto" w:fill="D9D9D9" w:themeFill="background1" w:themeFillShade="D9"/>
           </w:tcPr>
           <w:p>
@@ -1335,7 +1340,7 @@
       <w:tr>
         <w:tc>
           <w:tcPr>
-            <w:tcW w:w="647" w:type="dxa"/>
+            <w:tcW w:w="445" w:type="dxa"/>
             <w:shd w:val="clear" w:color="auto" w:fill="auto"/>
           </w:tcPr>
           <w:p>
@@ -1362,7 +1367,7 @@
         </w:tc>
         <w:tc>
           <w:tcPr>
-            <w:tcW w:w="3961" w:type="dxa"/>
+            <w:tcW w:w="2970" w:type="dxa"/>
             <w:shd w:val="clear" w:color="auto" w:fill="auto"/>
           </w:tcPr>
           <w:p>
@@ -1409,7 +1414,7 @@
         </w:tc>
         <w:tc>
           <w:tcPr>
-            <w:tcW w:w="1980" w:type="dxa"/>
+            <w:tcW w:w="2250" w:type="dxa"/>
             <w:shd w:val="clear" w:color="auto" w:fill="auto"/>
           </w:tcPr>
           <w:p>
@@ -1476,7 +1481,7 @@
         </w:tc>
         <w:tc>
           <w:tcPr>
-            <w:tcW w:w="1890" w:type="dxa"/>
+            <w:tcW w:w="2430" w:type="dxa"/>
             <w:shd w:val="clear" w:color="auto" w:fill="auto"/>
           </w:tcPr>
           <w:p>
@@ -1538,7 +1543,7 @@
         </w:tc>
         <w:tc>
           <w:tcPr>
-            <w:tcW w:w="1890" w:type="dxa"/>
+            <w:tcW w:w="2273" w:type="dxa"/>
             <w:shd w:val="clear" w:color="auto" w:fill="auto"/>
           </w:tcPr>
           <w:p>
@@ -1599,7 +1604,7 @@
       <w:tr>
         <w:tc>
           <w:tcPr>
-            <w:tcW w:w="647" w:type="dxa"/>
+            <w:tcW w:w="445" w:type="dxa"/>
             <w:shd w:val="clear" w:color="auto" w:fill="auto"/>
           </w:tcPr>
           <w:p>
@@ -1626,7 +1631,7 @@
         </w:tc>
         <w:tc>
           <w:tcPr>
-            <w:tcW w:w="3961" w:type="dxa"/>
+            <w:tcW w:w="2970" w:type="dxa"/>
             <w:shd w:val="clear" w:color="auto" w:fill="auto"/>
           </w:tcPr>
           <w:p>
@@ -1662,7 +1667,7 @@
         </w:tc>
         <w:tc>
           <w:tcPr>
-            <w:tcW w:w="1980" w:type="dxa"/>
+            <w:tcW w:w="2250" w:type="dxa"/>
             <w:shd w:val="clear" w:color="auto" w:fill="auto"/>
           </w:tcPr>
           <w:p>
@@ -1721,7 +1726,7 @@
         </w:tc>
         <w:tc>
           <w:tcPr>
-            <w:tcW w:w="1890" w:type="dxa"/>
+            <w:tcW w:w="2430" w:type="dxa"/>
             <w:shd w:val="clear" w:color="auto" w:fill="auto"/>
           </w:tcPr>
           <w:p>
@@ -1768,7 +1773,7 @@
         </w:tc>
         <w:tc>
           <w:tcPr>
-            <w:tcW w:w="1890" w:type="dxa"/>
+            <w:tcW w:w="2273" w:type="dxa"/>
             <w:shd w:val="clear" w:color="auto" w:fill="auto"/>
           </w:tcPr>
           <w:p>
@@ -1821,7 +1826,7 @@
       <w:tr>
         <w:tc>
           <w:tcPr>
-            <w:tcW w:w="647" w:type="dxa"/>
+            <w:tcW w:w="445" w:type="dxa"/>
           </w:tcPr>
           <w:p>
             <w:pPr>
@@ -1848,7 +1853,7 @@
         </w:tc>
         <w:tc>
           <w:tcPr>
-            <w:tcW w:w="3961" w:type="dxa"/>
+            <w:tcW w:w="2970" w:type="dxa"/>
           </w:tcPr>
           <w:p>
             <w:pPr>
@@ -1927,7 +1932,7 @@
         </w:tc>
         <w:tc>
           <w:tcPr>
-            <w:tcW w:w="1980" w:type="dxa"/>
+            <w:tcW w:w="2250" w:type="dxa"/>
           </w:tcPr>
           <w:p>
             <w:pPr>
@@ -1977,7 +1982,7 @@
         </w:tc>
         <w:tc>
           <w:tcPr>
-            <w:tcW w:w="1890" w:type="dxa"/>
+            <w:tcW w:w="2430" w:type="dxa"/>
           </w:tcPr>
           <w:p>
             <w:pPr>
@@ -1993,7 +1998,7 @@
         </w:tc>
         <w:tc>
           <w:tcPr>
-            <w:tcW w:w="1890" w:type="dxa"/>
+            <w:tcW w:w="2273" w:type="dxa"/>
           </w:tcPr>
           <w:p>
             <w:pPr>
@@ -2304,8 +2309,8 @@
         <w:tblLook w:val="04A0" w:firstRow="1" w:lastRow="0" w:firstColumn="1" w:lastColumn="0" w:noHBand="0" w:noVBand="1"/>
       </w:tblPr>
       <w:tblGrid>
-        <w:gridCol w:w="4364"/>
-        <w:gridCol w:w="1552"/>
+        <w:gridCol w:w="4045"/>
+        <w:gridCol w:w="2096"/>
       </w:tblGrid>
       <w:tr>
         <w:trPr>
@@ -2313,7 +2318,7 @@
         </w:trPr>
         <w:tc>
           <w:tcPr>
-            <w:tcW w:w="4364" w:type="dxa"/>
+            <w:tcW w:w="4045" w:type="dxa"/>
           </w:tcPr>
           <w:p>
             <w:pPr>
@@ -2373,12 +2378,11 @@
         </w:tc>
         <w:tc>
           <w:tcPr>
-            <w:tcW w:w="917" w:type="dxa"/>
-          </w:tcPr>
-          <w:p>
-            <w:pPr>
-              <w:pStyle w:val="BodyText"/>
-              <w:jc w:val="right"/>
+            <w:tcW w:w="2096" w:type="dxa"/>
+          </w:tcPr>
+          <w:p>
+            <w:pPr>
+              <w:pStyle w:val="BodyText"/>
               <w:rPr>
                 <w:rFonts w:ascii="Kalpurush" w:hAnsi="Kalpurush" w:cs="Kalpurush"/>
                 <w:b/>
@@ -2387,6 +2391,15 @@
                 <w:szCs w:val="18"/>
               </w:rPr>
             </w:pPr>
+            <w:r>
+              <w:rPr>
+                <w:rFonts w:ascii="Kalpurush" w:eastAsia="Kalpurush" w:hAnsi="Kalpurush" w:cs="Kalpurush"/>
+                <w:bCs/>
+                <w:sz w:val="18"/>
+                <w:szCs w:val="18"/>
+              </w:rPr>
+              <w:t xml:space="preserve">            </w:t>
+            </w:r>
             <w:r>
               <w:rPr>
                 <w:rFonts w:ascii="Kalpurush" w:eastAsia="Kalpurush" w:hAnsi="Kalpurush" w:cs="Kalpurush"/>
@@ -2425,7 +2438,7 @@
         </w:trPr>
         <w:tc>
           <w:tcPr>
-            <w:tcW w:w="4364" w:type="dxa"/>
+            <w:tcW w:w="4045" w:type="dxa"/>
           </w:tcPr>
           <w:p>
             <w:pPr>
@@ -2485,7 +2498,7 @@
         </w:tc>
         <w:tc>
           <w:tcPr>
-            <w:tcW w:w="917" w:type="dxa"/>
+            <w:tcW w:w="2096" w:type="dxa"/>
           </w:tcPr>
           <w:p>
             <w:pPr>
@@ -2537,7 +2550,7 @@
         </w:trPr>
         <w:tc>
           <w:tcPr>
-            <w:tcW w:w="4364" w:type="dxa"/>
+            <w:tcW w:w="4045" w:type="dxa"/>
           </w:tcPr>
           <w:p>
             <w:pPr>
@@ -2606,7 +2619,7 @@
         </w:tc>
         <w:tc>
           <w:tcPr>
-            <w:tcW w:w="917" w:type="dxa"/>
+            <w:tcW w:w="2096" w:type="dxa"/>
           </w:tcPr>
           <w:p>
             <w:pPr>
@@ -2656,7 +2669,7 @@
         </w:trPr>
         <w:tc>
           <w:tcPr>
-            <w:tcW w:w="4364" w:type="dxa"/>
+            <w:tcW w:w="4045" w:type="dxa"/>
           </w:tcPr>
           <w:p>
             <w:pPr>
@@ -2823,7 +2836,7 @@
         </w:tc>
         <w:tc>
           <w:tcPr>
-            <w:tcW w:w="917" w:type="dxa"/>
+            <w:tcW w:w="2096" w:type="dxa"/>
           </w:tcPr>
           <w:p>
             <w:pPr>
@@ -2878,7 +2891,7 @@
         </w:trPr>
         <w:tc>
           <w:tcPr>
-            <w:tcW w:w="4364" w:type="dxa"/>
+            <w:tcW w:w="4045" w:type="dxa"/>
           </w:tcPr>
           <w:p>
             <w:pPr>
@@ -3027,7 +3040,7 @@
         </w:tc>
         <w:tc>
           <w:tcPr>
-            <w:tcW w:w="917" w:type="dxa"/>
+            <w:tcW w:w="2096" w:type="dxa"/>
           </w:tcPr>
           <w:p>
             <w:pPr>
@@ -3081,7 +3094,7 @@
     <w:tbl>
       <w:tblPr>
         <w:tblStyle w:val="TableGrid"/>
-        <w:tblpPr w:leftFromText="180" w:rightFromText="180" w:vertAnchor="text" w:horzAnchor="page" w:tblpX="6840" w:tblpY="212"/>
+        <w:tblpPr w:leftFromText="180" w:rightFromText="180" w:vertAnchor="text" w:horzAnchor="margin" w:tblpXSpec="right" w:tblpY="152"/>
         <w:tblW w:w="4248" w:type="dxa"/>
         <w:tblLayout w:type="fixed"/>
         <w:tblLook w:val="04A0" w:firstRow="1" w:lastRow="0" w:firstColumn="1" w:lastColumn="0" w:noHBand="0" w:noVBand="1"/>
@@ -3560,16 +3573,18 @@
           <w:sz w:val="18"/>
           <w:szCs w:val="26"/>
         </w:rPr>
-        <w:t xml:space="preserve"> নিরীক্ষণকারী</w:t>
-      </w:r>
+        <w:t xml:space="preserve"> </w:t>
+      </w:r>
+      <w:proofErr w:type="spellStart"/>
       <w:r>
         <w:rPr>
           <w:rFonts w:ascii="Kalpurush" w:eastAsia="Kalpurush" w:hAnsi="Kalpurush" w:cs="Kalpurush"/>
           <w:sz w:val="18"/>
           <w:szCs w:val="26"/>
         </w:rPr>
-        <w:tab/>
-      </w:r>
+        <w:t>নিরীক্ষণকারী</w:t>
+      </w:r>
+      <w:proofErr w:type="spellEnd"/>
       <w:r>
         <w:rPr>
           <w:rFonts w:ascii="Kalpurush" w:eastAsia="Kalpurush" w:hAnsi="Kalpurush" w:cs="Kalpurush"/>
@@ -3585,43 +3600,42 @@
           <w:szCs w:val="26"/>
         </w:rPr>
         <w:tab/>
-        <w:t xml:space="preserve"> </w:t>
-      </w:r>
-      <w:proofErr w:type="spellStart"/>
+      </w:r>
       <w:r>
         <w:rPr>
           <w:rFonts w:ascii="Kalpurush" w:eastAsia="Kalpurush" w:hAnsi="Kalpurush" w:cs="Kalpurush"/>
           <w:sz w:val="18"/>
           <w:szCs w:val="26"/>
         </w:rPr>
-        <w:t>সিনিয়র</w:t>
-      </w:r>
-      <w:proofErr w:type="spellEnd"/>
+        <w:tab/>
+        <w:t xml:space="preserve"> </w:t>
+      </w:r>
+      <w:proofErr w:type="spellStart"/>
       <w:r>
         <w:rPr>
           <w:rFonts w:ascii="Kalpurush" w:eastAsia="Kalpurush" w:hAnsi="Kalpurush" w:cs="Kalpurush"/>
           <w:sz w:val="18"/>
           <w:szCs w:val="26"/>
         </w:rPr>
-        <w:t xml:space="preserve"> </w:t>
-      </w:r>
-      <w:proofErr w:type="spellStart"/>
+        <w:t>সহকারি</w:t>
+      </w:r>
+      <w:proofErr w:type="spellEnd"/>
       <w:r>
         <w:rPr>
           <w:rFonts w:ascii="Kalpurush" w:eastAsia="Kalpurush" w:hAnsi="Kalpurush" w:cs="Kalpurush"/>
           <w:sz w:val="18"/>
           <w:szCs w:val="26"/>
         </w:rPr>
-        <w:t>ব্যবস্থাপক</w:t>
-      </w:r>
-      <w:proofErr w:type="spellEnd"/>
+        <w:t xml:space="preserve"> </w:t>
+      </w:r>
+      <w:proofErr w:type="spellStart"/>
       <w:r>
         <w:rPr>
           <w:rFonts w:ascii="Kalpurush" w:eastAsia="Kalpurush" w:hAnsi="Kalpurush" w:cs="Kalpurush"/>
           <w:sz w:val="18"/>
           <w:szCs w:val="26"/>
         </w:rPr>
-        <w:t xml:space="preserve"> </w:t>
+        <w:t>মহা-</w:t>
       </w:r>
       <w:r>
         <w:rPr>
@@ -3629,25 +3643,24 @@
           <w:sz w:val="18"/>
           <w:szCs w:val="26"/>
         </w:rPr>
-        <w:t>(</w:t>
-      </w:r>
-      <w:proofErr w:type="spellStart"/>
+        <w:t>ব্যবস্থাপক</w:t>
+      </w:r>
+      <w:proofErr w:type="spellEnd"/>
       <w:r>
         <w:rPr>
           <w:rFonts w:ascii="Kalpurush" w:eastAsia="Kalpurush" w:hAnsi="Kalpurush" w:cs="Kalpurush"/>
           <w:sz w:val="18"/>
           <w:szCs w:val="26"/>
         </w:rPr>
-        <w:t>মানব</w:t>
-      </w:r>
-      <w:proofErr w:type="spellEnd"/>
+        <w:t xml:space="preserve"> </w:t>
+      </w:r>
       <w:r>
         <w:rPr>
           <w:rFonts w:ascii="Kalpurush" w:eastAsia="Kalpurush" w:hAnsi="Kalpurush" w:cs="Kalpurush"/>
           <w:sz w:val="18"/>
           <w:szCs w:val="26"/>
         </w:rPr>
-        <w:t xml:space="preserve"> </w:t>
+        <w:t>(</w:t>
       </w:r>
       <w:proofErr w:type="spellStart"/>
       <w:r>
@@ -3656,7 +3669,7 @@
           <w:sz w:val="18"/>
           <w:szCs w:val="26"/>
         </w:rPr>
-        <w:t>সম্পদ</w:t>
+        <w:t>মানব</w:t>
       </w:r>
       <w:proofErr w:type="spellEnd"/>
       <w:r>
@@ -3674,7 +3687,7 @@
           <w:sz w:val="18"/>
           <w:szCs w:val="26"/>
         </w:rPr>
-        <w:t>বিভাগ</w:t>
+        <w:t>সম্পদ</w:t>
       </w:r>
       <w:proofErr w:type="spellEnd"/>
       <w:r>
@@ -3683,15 +3696,25 @@
           <w:sz w:val="18"/>
           <w:szCs w:val="26"/>
         </w:rPr>
-        <w:t xml:space="preserve">) </w:t>
-      </w:r>
+        <w:t xml:space="preserve"> </w:t>
+      </w:r>
+      <w:proofErr w:type="spellStart"/>
       <w:r>
         <w:rPr>
           <w:rFonts w:ascii="Kalpurush" w:eastAsia="Kalpurush" w:hAnsi="Kalpurush" w:cs="Kalpurush"/>
           <w:sz w:val="18"/>
           <w:szCs w:val="26"/>
         </w:rPr>
-        <w:tab/>
+        <w:t>বিভাগ</w:t>
+      </w:r>
+      <w:proofErr w:type="spellEnd"/>
+      <w:r>
+        <w:rPr>
+          <w:rFonts w:ascii="Kalpurush" w:eastAsia="Kalpurush" w:hAnsi="Kalpurush" w:cs="Kalpurush"/>
+          <w:sz w:val="18"/>
+          <w:szCs w:val="26"/>
+        </w:rPr>
+        <w:t xml:space="preserve">) </w:t>
       </w:r>
       <w:r>
         <w:rPr>
@@ -3758,40 +3781,6 @@
           <w:szCs w:val="26"/>
         </w:rPr>
       </w:pPr>
-      <w:r>
-        <w:rPr>
-          <w:rFonts w:ascii="Kalpurush" w:eastAsia="Kalpurush" w:hAnsi="Kalpurush" w:cs="Kalpurush"/>
-          <w:sz w:val="18"/>
-          <w:szCs w:val="26"/>
-        </w:rPr>
-        <w:t xml:space="preserve">NB: </w:t>
-      </w:r>
-      <w:r>
-        <w:rPr>
-          <w:rFonts w:ascii="Kalpurush" w:eastAsia="Kalpurush" w:hAnsi="Kalpurush" w:cs="Kalpurush"/>
-          <w:sz w:val="18"/>
-          <w:szCs w:val="26"/>
-        </w:rPr>
-        <w:t>In Other Earning – First Retained Earning, then Notice Period (along with days in bracket), then dynamic entry</w:t>
-      </w:r>
-    </w:p>
-    <w:p>
-      <w:pPr>
-        <w:pStyle w:val="BodyText"/>
-        <w:rPr>
-          <w:rFonts w:ascii="Kalpurush" w:eastAsia="Kalpurush" w:hAnsi="Kalpurush" w:cs="Kalpurush"/>
-          <w:sz w:val="18"/>
-          <w:szCs w:val="26"/>
-        </w:rPr>
-      </w:pPr>
-      <w:r>
-        <w:rPr>
-          <w:rFonts w:ascii="Kalpurush" w:eastAsia="Kalpurush" w:hAnsi="Kalpurush" w:cs="Kalpurush"/>
-          <w:sz w:val="18"/>
-          <w:szCs w:val="26"/>
-        </w:rPr>
-        <w:t>In Other Deduction – First Leave Encashment Recovery (along with days in bracket), Notice Period (along with days in bracket), then dynamic entry</w:t>
-      </w:r>
     </w:p>
     <w:sectPr>
       <w:headerReference w:type="default" r:id="rId7"/>

--- a/APLOS/POPResources/Templates/Fs20181Bengali.docx
+++ b/APLOS/POPResources/Templates/Fs20181Bengali.docx
@@ -661,11 +661,14 @@
             <w:proofErr w:type="spellStart"/>
             <w:r>
               <w:rPr>
-                <w:rFonts w:ascii="Kalpurush" w:hAnsi="Kalpurush" w:cs="Kalpurush"/>
-                <w:sz w:val="18"/>
-                <w:szCs w:val="18"/>
-              </w:rPr>
-              <w:t>LvEncashmentRateAmount</w:t>
+                <w:rFonts w:ascii="Kalpurush" w:eastAsiaTheme="minorHAnsi" w:hAnsi="Kalpurush" w:cs="Kalpurush"/>
+                <w:bCs/>
+                <w:color w:val="000000"/>
+                <w:sz w:val="18"/>
+                <w:szCs w:val="18"/>
+                <w:lang w:bidi="ar-SA"/>
+              </w:rPr>
+              <w:t>Dailywages</w:t>
             </w:r>
             <w:proofErr w:type="spellEnd"/>
             <w:r>
@@ -2310,7 +2313,7 @@
       </w:tblPr>
       <w:tblGrid>
         <w:gridCol w:w="4045"/>
-        <w:gridCol w:w="2096"/>
+        <w:gridCol w:w="2323"/>
       </w:tblGrid>
       <w:tr>
         <w:trPr>
@@ -2383,6 +2386,7 @@
           <w:p>
             <w:pPr>
               <w:pStyle w:val="BodyText"/>
+              <w:jc w:val="both"/>
               <w:rPr>
                 <w:rFonts w:ascii="Kalpurush" w:hAnsi="Kalpurush" w:cs="Kalpurush"/>
                 <w:b/>
@@ -2398,18 +2402,18 @@
                 <w:sz w:val="18"/>
                 <w:szCs w:val="18"/>
               </w:rPr>
-              <w:t xml:space="preserve">            </w:t>
-            </w:r>
+              <w:t>{</w:t>
+            </w:r>
+            <w:proofErr w:type="spellStart"/>
             <w:r>
               <w:rPr>
                 <w:rFonts w:ascii="Kalpurush" w:eastAsia="Kalpurush" w:hAnsi="Kalpurush" w:cs="Kalpurush"/>
-                <w:bCs/>
-                <w:sz w:val="18"/>
-                <w:szCs w:val="18"/>
-              </w:rPr>
-              <w:t>{</w:t>
-            </w:r>
-            <w:proofErr w:type="spellStart"/>
+                <w:sz w:val="18"/>
+                <w:szCs w:val="18"/>
+                <w:lang w:bidi="bn-IN"/>
+              </w:rPr>
+              <w:t>TotalEarning</w:t>
+            </w:r>
             <w:r>
               <w:rPr>
                 <w:rFonts w:ascii="Kalpurush" w:eastAsia="Kalpurush" w:hAnsi="Kalpurush" w:cs="Kalpurush"/>
@@ -2417,7 +2421,7 @@
                 <w:szCs w:val="18"/>
                 <w:lang w:bidi="bn-IN"/>
               </w:rPr>
-              <w:t>TotalEarning</w:t>
+              <w:t>Amount</w:t>
             </w:r>
             <w:proofErr w:type="spellEnd"/>
             <w:r>
@@ -2503,7 +2507,6 @@
           <w:p>
             <w:pPr>
               <w:pStyle w:val="BodyText"/>
-              <w:jc w:val="right"/>
               <w:rPr>
                 <w:rFonts w:ascii="Kalpurush" w:hAnsi="Kalpurush" w:cs="Kalpurush"/>
                 <w:b/>
@@ -2624,7 +2627,6 @@
           <w:p>
             <w:pPr>
               <w:pStyle w:val="BodyText"/>
-              <w:jc w:val="right"/>
               <w:rPr>
                 <w:rFonts w:ascii="Kalpurush" w:hAnsi="Kalpurush" w:cs="Kalpurush"/>
                 <w:b/>
@@ -2642,6 +2644,7 @@
               </w:rPr>
               <w:t>{</w:t>
             </w:r>
+            <w:proofErr w:type="spellStart"/>
             <w:r>
               <w:rPr>
                 <w:rFonts w:ascii="Kalpurush" w:eastAsia="Kalpurush" w:hAnsi="Kalpurush" w:cs="Kalpurush"/>
@@ -2649,8 +2652,9 @@
                 <w:szCs w:val="18"/>
                 <w:lang w:bidi="bn-IN"/>
               </w:rPr>
-              <w:t>Payable</w:t>
-            </w:r>
+              <w:t>TotalPayable</w:t>
+            </w:r>
+            <w:proofErr w:type="spellEnd"/>
             <w:r>
               <w:rPr>
                 <w:rFonts w:ascii="Kalpurush" w:eastAsia="Kalpurush" w:hAnsi="Kalpurush" w:cs="Kalpurush"/>
@@ -2841,7 +2845,7 @@
           <w:p>
             <w:pPr>
               <w:pStyle w:val="BodyText"/>
-              <w:jc w:val="right"/>
+              <w:jc w:val="both"/>
               <w:rPr>
                 <w:rFonts w:ascii="Kalpurush" w:hAnsi="Kalpurush" w:cs="Kalpurush"/>
                 <w:b/>
@@ -3045,7 +3049,7 @@
           <w:p>
             <w:pPr>
               <w:pStyle w:val="BodyText"/>
-              <w:jc w:val="right"/>
+              <w:jc w:val="both"/>
               <w:rPr>
                 <w:rFonts w:ascii="Kalpurush" w:hAnsi="Kalpurush" w:cs="Kalpurush"/>
                 <w:sz w:val="18"/>
@@ -3066,15 +3070,15 @@
             <w:proofErr w:type="spellStart"/>
             <w:r>
               <w:rPr>
-                <w:rFonts w:ascii="Kalpurush" w:eastAsiaTheme="minorHAnsi" w:hAnsi="Kalpurush" w:cs="Kalpurush"/>
+                <w:rFonts w:ascii="Consolas" w:eastAsiaTheme="minorHAnsi" w:hAnsi="Consolas" w:cs="Consolas"/>
                 <w:b/>
-                <w:color w:val="000000" w:themeColor="text1"/>
-                <w:sz w:val="18"/>
-                <w:szCs w:val="18"/>
-                <w:highlight w:val="white"/>
+                <w:bCs/>
+                <w:color w:val="000000"/>
+                <w:sz w:val="19"/>
+                <w:szCs w:val="19"/>
                 <w:lang w:bidi="ar-SA"/>
               </w:rPr>
-              <w:t>NetPayAmount</w:t>
+              <w:t>PayableNetPayAmount</w:t>
             </w:r>
             <w:proofErr w:type="spellEnd"/>
             <w:r>
@@ -3471,7 +3475,7 @@
           <w:szCs w:val="18"/>
           <w:lang w:bidi="bn-IN"/>
         </w:rPr>
-        <w:t>TotalInWords</w:t>
+        <w:t>TotalInWord</w:t>
       </w:r>
       <w:proofErr w:type="spellEnd"/>
       <w:r>

--- a/APLOS/POPResources/Templates/Fs20181Bengali.docx
+++ b/APLOS/POPResources/Templates/Fs20181Bengali.docx
@@ -1,6 +1,6 @@
 
 <file path=word/document.xml><?xml version="1.0" encoding="utf-8"?>
-<w:document xmlns:wpc="http://schemas.microsoft.com/office/word/2010/wordprocessingCanvas" xmlns:cx="http://schemas.microsoft.com/office/drawing/2014/chartex" xmlns:cx1="http://schemas.microsoft.com/office/drawing/2015/9/8/chartex" xmlns:cx2="http://schemas.microsoft.com/office/drawing/2015/10/21/chartex" xmlns:cx3="http://schemas.microsoft.com/office/drawing/2016/5/9/chartex" xmlns:cx4="http://schemas.microsoft.com/office/drawing/2016/5/10/chartex" xmlns:cx5="http://schemas.microsoft.com/office/drawing/2016/5/11/chartex" xmlns:cx6="http://schemas.microsoft.com/office/drawing/2016/5/12/chartex" xmlns:cx7="http://schemas.microsoft.com/office/drawing/2016/5/13/chartex" xmlns:cx8="http://schemas.microsoft.com/office/drawing/2016/5/14/chartex" xmlns:mc="http://schemas.openxmlformats.org/markup-compatibility/2006" xmlns:aink="http://schemas.microsoft.com/office/drawing/2016/ink" xmlns:am3d="http://schemas.microsoft.com/office/drawing/2017/model3d" xmlns:o="urn:schemas-microsoft-com:office:office" xmlns:oel="http://schemas.microsoft.com/office/2019/extlst" xmlns:r="http://schemas.openxmlformats.org/officeDocument/2006/relationships" xmlns:m="http://schemas.openxmlformats.org/officeDocument/2006/math" xmlns:v="urn:schemas-microsoft-com:vml" xmlns:wp14="http://schemas.microsoft.com/office/word/2010/wordprocessingDrawing" xmlns:wp="http://schemas.openxmlformats.org/drawingml/2006/wordprocessingDrawing" xmlns:w10="urn:schemas-microsoft-com:office:word" xmlns:w="http://schemas.openxmlformats.org/wordprocessingml/2006/main" xmlns:w14="http://schemas.microsoft.com/office/word/2010/wordml" xmlns:w15="http://schemas.microsoft.com/office/word/2012/wordml" xmlns:w16cex="http://schemas.microsoft.com/office/word/2018/wordml/cex" xmlns:w16cid="http://schemas.microsoft.com/office/word/2016/wordml/cid" xmlns:w16="http://schemas.microsoft.com/office/word/2018/wordml" xmlns:w16sdtdh="http://schemas.microsoft.com/office/word/2020/wordml/sdtdatahash" xmlns:w16se="http://schemas.microsoft.com/office/word/2015/wordml/symex" xmlns:wpg="http://schemas.microsoft.com/office/word/2010/wordprocessingGroup" xmlns:wpi="http://schemas.microsoft.com/office/word/2010/wordprocessingInk" xmlns:wne="http://schemas.microsoft.com/office/word/2006/wordml" xmlns:wps="http://schemas.microsoft.com/office/word/2010/wordprocessingShape" mc:Ignorable="w14 w15 w16se w16cid w16 w16cex w16sdtdh wp14">
+<w:document xmlns:wpc="http://schemas.microsoft.com/office/word/2010/wordprocessingCanvas" xmlns:cx="http://schemas.microsoft.com/office/drawing/2014/chartex" xmlns:cx1="http://schemas.microsoft.com/office/drawing/2015/9/8/chartex" xmlns:cx2="http://schemas.microsoft.com/office/drawing/2015/10/21/chartex" xmlns:cx3="http://schemas.microsoft.com/office/drawing/2016/5/9/chartex" xmlns:cx4="http://schemas.microsoft.com/office/drawing/2016/5/10/chartex" xmlns:cx5="http://schemas.microsoft.com/office/drawing/2016/5/11/chartex" xmlns:cx6="http://schemas.microsoft.com/office/drawing/2016/5/12/chartex" xmlns:cx7="http://schemas.microsoft.com/office/drawing/2016/5/13/chartex" xmlns:cx8="http://schemas.microsoft.com/office/drawing/2016/5/14/chartex" xmlns:mc="http://schemas.openxmlformats.org/markup-compatibility/2006" xmlns:aink="http://schemas.microsoft.com/office/drawing/2016/ink" xmlns:am3d="http://schemas.microsoft.com/office/drawing/2017/model3d" xmlns:o="urn:schemas-microsoft-com:office:office" xmlns:oel="http://schemas.microsoft.com/office/2019/extlst" xmlns:r="http://schemas.openxmlformats.org/officeDocument/2006/relationships" xmlns:m="http://schemas.openxmlformats.org/officeDocument/2006/math" xmlns:v="urn:schemas-microsoft-com:vml" xmlns:wp14="http://schemas.microsoft.com/office/word/2010/wordprocessingDrawing" xmlns:wp="http://schemas.openxmlformats.org/drawingml/2006/wordprocessingDrawing" xmlns:w10="urn:schemas-microsoft-com:office:word" xmlns:w="http://schemas.openxmlformats.org/wordprocessingml/2006/main" xmlns:w14="http://schemas.microsoft.com/office/word/2010/wordml" xmlns:w15="http://schemas.microsoft.com/office/word/2012/wordml" xmlns:w16cex="http://schemas.microsoft.com/office/word/2018/wordml/cex" xmlns:w16cid="http://schemas.microsoft.com/office/word/2016/wordml/cid" xmlns:w16="http://schemas.microsoft.com/office/word/2018/wordml" xmlns:w16du="http://schemas.microsoft.com/office/word/2023/wordml/word16du" xmlns:w16sdtdh="http://schemas.microsoft.com/office/word/2020/wordml/sdtdatahash" xmlns:w16sdtfl="http://schemas.microsoft.com/office/word/2024/wordml/sdtformatlock" xmlns:w16se="http://schemas.microsoft.com/office/word/2015/wordml/symex" xmlns:wpg="http://schemas.microsoft.com/office/word/2010/wordprocessingGroup" xmlns:wpi="http://schemas.microsoft.com/office/word/2010/wordprocessingInk" xmlns:wne="http://schemas.microsoft.com/office/word/2006/wordml" xmlns:wps="http://schemas.microsoft.com/office/word/2010/wordprocessingShape" mc:Ignorable="w14 w15 w16se w16cid w16 w16cex w16sdtdh w16sdtfl w16du wp14">
   <w:body>
     <w:p>
       <w:pPr>
@@ -3293,6 +3293,94 @@
               </w:rPr>
             </w:pPr>
           </w:p>
+          <w:p>
+            <w:pPr>
+              <w:pStyle w:val="BodyText"/>
+              <w:rPr>
+                <w:rFonts w:ascii="Kalpurush" w:hAnsi="Kalpurush" w:cs="Kalpurush"/>
+                <w:sz w:val="18"/>
+                <w:szCs w:val="18"/>
+                <w:lang w:bidi="bn-IN"/>
+              </w:rPr>
+            </w:pPr>
+          </w:p>
+          <w:p>
+            <w:pPr>
+              <w:pStyle w:val="BodyText"/>
+              <w:rPr>
+                <w:rFonts w:ascii="Kalpurush" w:hAnsi="Kalpurush" w:cs="Kalpurush"/>
+                <w:sz w:val="18"/>
+                <w:szCs w:val="18"/>
+                <w:lang w:bidi="bn-IN"/>
+              </w:rPr>
+            </w:pPr>
+          </w:p>
+          <w:p>
+            <w:pPr>
+              <w:pStyle w:val="BodyText"/>
+              <w:rPr>
+                <w:rFonts w:ascii="Kalpurush" w:hAnsi="Kalpurush" w:cs="Kalpurush"/>
+                <w:sz w:val="18"/>
+                <w:szCs w:val="18"/>
+                <w:lang w:bidi="bn-IN"/>
+              </w:rPr>
+            </w:pPr>
+          </w:p>
+          <w:p>
+            <w:pPr>
+              <w:pStyle w:val="BodyText"/>
+              <w:rPr>
+                <w:rFonts w:ascii="Kalpurush" w:hAnsi="Kalpurush" w:cs="Kalpurush"/>
+                <w:sz w:val="18"/>
+                <w:szCs w:val="18"/>
+                <w:lang w:bidi="bn-IN"/>
+              </w:rPr>
+            </w:pPr>
+          </w:p>
+          <w:p>
+            <w:pPr>
+              <w:pStyle w:val="BodyText"/>
+              <w:rPr>
+                <w:rFonts w:ascii="Kalpurush" w:hAnsi="Kalpurush" w:cs="Kalpurush"/>
+                <w:sz w:val="18"/>
+                <w:szCs w:val="18"/>
+                <w:lang w:bidi="bn-IN"/>
+              </w:rPr>
+            </w:pPr>
+          </w:p>
+          <w:p>
+            <w:pPr>
+              <w:pStyle w:val="BodyText"/>
+              <w:rPr>
+                <w:rFonts w:ascii="Kalpurush" w:hAnsi="Kalpurush" w:cs="Kalpurush"/>
+                <w:sz w:val="18"/>
+                <w:szCs w:val="18"/>
+                <w:lang w:bidi="bn-IN"/>
+              </w:rPr>
+            </w:pPr>
+          </w:p>
+          <w:p>
+            <w:pPr>
+              <w:pStyle w:val="BodyText"/>
+              <w:rPr>
+                <w:rFonts w:ascii="Kalpurush" w:hAnsi="Kalpurush" w:cs="Kalpurush"/>
+                <w:sz w:val="18"/>
+                <w:szCs w:val="18"/>
+                <w:lang w:bidi="bn-IN"/>
+              </w:rPr>
+            </w:pPr>
+          </w:p>
+          <w:p>
+            <w:pPr>
+              <w:pStyle w:val="BodyText"/>
+              <w:rPr>
+                <w:rFonts w:ascii="Kalpurush" w:hAnsi="Kalpurush" w:cs="Kalpurush"/>
+                <w:sz w:val="18"/>
+                <w:szCs w:val="18"/>
+                <w:lang w:bidi="bn-IN"/>
+              </w:rPr>
+            </w:pPr>
+          </w:p>
         </w:tc>
       </w:tr>
       <w:tr>
@@ -3487,6 +3575,136 @@
         </w:rPr>
         <w:t>}</w:t>
       </w:r>
+    </w:p>
+    <w:p>
+      <w:pPr>
+        <w:pStyle w:val="BodyText"/>
+        <w:rPr>
+          <w:rFonts w:ascii="Kalpurush" w:hAnsi="Kalpurush" w:cs="Kalpurush"/>
+          <w:sz w:val="18"/>
+          <w:szCs w:val="18"/>
+        </w:rPr>
+      </w:pPr>
+    </w:p>
+    <w:p>
+      <w:pPr>
+        <w:pStyle w:val="BodyText"/>
+        <w:rPr>
+          <w:rFonts w:ascii="Kalpurush" w:hAnsi="Kalpurush" w:cs="Kalpurush"/>
+          <w:sz w:val="18"/>
+          <w:szCs w:val="18"/>
+        </w:rPr>
+      </w:pPr>
+    </w:p>
+    <w:p>
+      <w:pPr>
+        <w:pStyle w:val="BodyText"/>
+        <w:rPr>
+          <w:rFonts w:ascii="Kalpurush" w:hAnsi="Kalpurush" w:cs="Kalpurush"/>
+          <w:sz w:val="18"/>
+          <w:szCs w:val="18"/>
+        </w:rPr>
+      </w:pPr>
+    </w:p>
+    <w:p>
+      <w:pPr>
+        <w:pStyle w:val="BodyText"/>
+        <w:rPr>
+          <w:rFonts w:ascii="Kalpurush" w:hAnsi="Kalpurush" w:cs="Kalpurush"/>
+          <w:sz w:val="18"/>
+          <w:szCs w:val="18"/>
+        </w:rPr>
+      </w:pPr>
+    </w:p>
+    <w:p>
+      <w:pPr>
+        <w:pStyle w:val="BodyText"/>
+        <w:rPr>
+          <w:rFonts w:ascii="Kalpurush" w:hAnsi="Kalpurush" w:cs="Kalpurush"/>
+          <w:sz w:val="18"/>
+          <w:szCs w:val="18"/>
+        </w:rPr>
+      </w:pPr>
+    </w:p>
+    <w:p>
+      <w:pPr>
+        <w:pStyle w:val="BodyText"/>
+        <w:rPr>
+          <w:rFonts w:ascii="Kalpurush" w:hAnsi="Kalpurush" w:cs="Kalpurush"/>
+          <w:sz w:val="18"/>
+          <w:szCs w:val="18"/>
+        </w:rPr>
+      </w:pPr>
+    </w:p>
+    <w:p>
+      <w:pPr>
+        <w:pStyle w:val="BodyText"/>
+        <w:rPr>
+          <w:rFonts w:ascii="Kalpurush" w:hAnsi="Kalpurush" w:cs="Kalpurush"/>
+          <w:sz w:val="18"/>
+          <w:szCs w:val="18"/>
+        </w:rPr>
+      </w:pPr>
+    </w:p>
+    <w:p>
+      <w:pPr>
+        <w:pStyle w:val="BodyText"/>
+        <w:rPr>
+          <w:rFonts w:ascii="Kalpurush" w:hAnsi="Kalpurush" w:cs="Kalpurush"/>
+          <w:sz w:val="18"/>
+          <w:szCs w:val="18"/>
+        </w:rPr>
+      </w:pPr>
+    </w:p>
+    <w:p>
+      <w:pPr>
+        <w:pStyle w:val="BodyText"/>
+        <w:rPr>
+          <w:rFonts w:ascii="Kalpurush" w:hAnsi="Kalpurush" w:cs="Kalpurush"/>
+          <w:sz w:val="18"/>
+          <w:szCs w:val="18"/>
+        </w:rPr>
+      </w:pPr>
+    </w:p>
+    <w:p>
+      <w:pPr>
+        <w:pStyle w:val="BodyText"/>
+        <w:rPr>
+          <w:rFonts w:ascii="Kalpurush" w:hAnsi="Kalpurush" w:cs="Kalpurush"/>
+          <w:sz w:val="18"/>
+          <w:szCs w:val="18"/>
+        </w:rPr>
+      </w:pPr>
+    </w:p>
+    <w:p>
+      <w:pPr>
+        <w:pStyle w:val="BodyText"/>
+        <w:rPr>
+          <w:rFonts w:ascii="Kalpurush" w:hAnsi="Kalpurush" w:cs="Kalpurush"/>
+          <w:sz w:val="18"/>
+          <w:szCs w:val="18"/>
+        </w:rPr>
+      </w:pPr>
+    </w:p>
+    <w:p>
+      <w:pPr>
+        <w:pStyle w:val="BodyText"/>
+        <w:rPr>
+          <w:rFonts w:ascii="Kalpurush" w:hAnsi="Kalpurush" w:cs="Kalpurush"/>
+          <w:sz w:val="18"/>
+          <w:szCs w:val="18"/>
+        </w:rPr>
+      </w:pPr>
+    </w:p>
+    <w:p>
+      <w:pPr>
+        <w:pStyle w:val="BodyText"/>
+        <w:rPr>
+          <w:rFonts w:ascii="Kalpurush" w:hAnsi="Kalpurush" w:cs="Kalpurush"/>
+          <w:sz w:val="18"/>
+          <w:szCs w:val="18"/>
+        </w:rPr>
+      </w:pPr>
     </w:p>
     <w:p>
       <w:pPr>
@@ -3799,7 +4017,7 @@
 </file>
 
 <file path=word/endnotes.xml><?xml version="1.0" encoding="utf-8"?>
-<w:endnotes xmlns:wpc="http://schemas.microsoft.com/office/word/2010/wordprocessingCanvas" xmlns:cx="http://schemas.microsoft.com/office/drawing/2014/chartex" xmlns:cx1="http://schemas.microsoft.com/office/drawing/2015/9/8/chartex" xmlns:cx2="http://schemas.microsoft.com/office/drawing/2015/10/21/chartex" xmlns:cx3="http://schemas.microsoft.com/office/drawing/2016/5/9/chartex" xmlns:cx4="http://schemas.microsoft.com/office/drawing/2016/5/10/chartex" xmlns:cx5="http://schemas.microsoft.com/office/drawing/2016/5/11/chartex" xmlns:cx6="http://schemas.microsoft.com/office/drawing/2016/5/12/chartex" xmlns:cx7="http://schemas.microsoft.com/office/drawing/2016/5/13/chartex" xmlns:cx8="http://schemas.microsoft.com/office/drawing/2016/5/14/chartex" xmlns:mc="http://schemas.openxmlformats.org/markup-compatibility/2006" xmlns:aink="http://schemas.microsoft.com/office/drawing/2016/ink" xmlns:am3d="http://schemas.microsoft.com/office/drawing/2017/model3d" xmlns:o="urn:schemas-microsoft-com:office:office" xmlns:oel="http://schemas.microsoft.com/office/2019/extlst" xmlns:r="http://schemas.openxmlformats.org/officeDocument/2006/relationships" xmlns:m="http://schemas.openxmlformats.org/officeDocument/2006/math" xmlns:v="urn:schemas-microsoft-com:vml" xmlns:wp14="http://schemas.microsoft.com/office/word/2010/wordprocessingDrawing" xmlns:wp="http://schemas.openxmlformats.org/drawingml/2006/wordprocessingDrawing" xmlns:w10="urn:schemas-microsoft-com:office:word" xmlns:w="http://schemas.openxmlformats.org/wordprocessingml/2006/main" xmlns:w14="http://schemas.microsoft.com/office/word/2010/wordml" xmlns:w15="http://schemas.microsoft.com/office/word/2012/wordml" xmlns:w16cex="http://schemas.microsoft.com/office/word/2018/wordml/cex" xmlns:w16cid="http://schemas.microsoft.com/office/word/2016/wordml/cid" xmlns:w16="http://schemas.microsoft.com/office/word/2018/wordml" xmlns:w16sdtdh="http://schemas.microsoft.com/office/word/2020/wordml/sdtdatahash" xmlns:w16se="http://schemas.microsoft.com/office/word/2015/wordml/symex" xmlns:wpg="http://schemas.microsoft.com/office/word/2010/wordprocessingGroup" xmlns:wpi="http://schemas.microsoft.com/office/word/2010/wordprocessingInk" xmlns:wne="http://schemas.microsoft.com/office/word/2006/wordml" xmlns:wps="http://schemas.microsoft.com/office/word/2010/wordprocessingShape" mc:Ignorable="w14 w15 w16se w16cid w16 w16cex w16sdtdh wp14">
+<w:endnotes xmlns:wpc="http://schemas.microsoft.com/office/word/2010/wordprocessingCanvas" xmlns:cx="http://schemas.microsoft.com/office/drawing/2014/chartex" xmlns:cx1="http://schemas.microsoft.com/office/drawing/2015/9/8/chartex" xmlns:cx2="http://schemas.microsoft.com/office/drawing/2015/10/21/chartex" xmlns:cx3="http://schemas.microsoft.com/office/drawing/2016/5/9/chartex" xmlns:cx4="http://schemas.microsoft.com/office/drawing/2016/5/10/chartex" xmlns:cx5="http://schemas.microsoft.com/office/drawing/2016/5/11/chartex" xmlns:cx6="http://schemas.microsoft.com/office/drawing/2016/5/12/chartex" xmlns:cx7="http://schemas.microsoft.com/office/drawing/2016/5/13/chartex" xmlns:cx8="http://schemas.microsoft.com/office/drawing/2016/5/14/chartex" xmlns:mc="http://schemas.openxmlformats.org/markup-compatibility/2006" xmlns:aink="http://schemas.microsoft.com/office/drawing/2016/ink" xmlns:am3d="http://schemas.microsoft.com/office/drawing/2017/model3d" xmlns:o="urn:schemas-microsoft-com:office:office" xmlns:oel="http://schemas.microsoft.com/office/2019/extlst" xmlns:r="http://schemas.openxmlformats.org/officeDocument/2006/relationships" xmlns:m="http://schemas.openxmlformats.org/officeDocument/2006/math" xmlns:v="urn:schemas-microsoft-com:vml" xmlns:wp14="http://schemas.microsoft.com/office/word/2010/wordprocessingDrawing" xmlns:wp="http://schemas.openxmlformats.org/drawingml/2006/wordprocessingDrawing" xmlns:w10="urn:schemas-microsoft-com:office:word" xmlns:w="http://schemas.openxmlformats.org/wordprocessingml/2006/main" xmlns:w14="http://schemas.microsoft.com/office/word/2010/wordml" xmlns:w15="http://schemas.microsoft.com/office/word/2012/wordml" xmlns:w16cex="http://schemas.microsoft.com/office/word/2018/wordml/cex" xmlns:w16cid="http://schemas.microsoft.com/office/word/2016/wordml/cid" xmlns:w16="http://schemas.microsoft.com/office/word/2018/wordml" xmlns:w16du="http://schemas.microsoft.com/office/word/2023/wordml/word16du" xmlns:w16sdtdh="http://schemas.microsoft.com/office/word/2020/wordml/sdtdatahash" xmlns:w16sdtfl="http://schemas.microsoft.com/office/word/2024/wordml/sdtformatlock" xmlns:w16se="http://schemas.microsoft.com/office/word/2015/wordml/symex" xmlns:wpg="http://schemas.microsoft.com/office/word/2010/wordprocessingGroup" xmlns:wpi="http://schemas.microsoft.com/office/word/2010/wordprocessingInk" xmlns:wne="http://schemas.microsoft.com/office/word/2006/wordml" xmlns:wps="http://schemas.microsoft.com/office/word/2010/wordprocessingShape" mc:Ignorable="w14 w15 w16se w16cid w16 w16cex w16sdtdh w16sdtfl w16du wp14">
   <w:endnote w:type="separator" w:id="-1">
     <w:p>
       <w:r>
@@ -3818,7 +4036,7 @@
 </file>
 
 <file path=word/footnotes.xml><?xml version="1.0" encoding="utf-8"?>
-<w:footnotes xmlns:wpc="http://schemas.microsoft.com/office/word/2010/wordprocessingCanvas" xmlns:cx="http://schemas.microsoft.com/office/drawing/2014/chartex" xmlns:cx1="http://schemas.microsoft.com/office/drawing/2015/9/8/chartex" xmlns:cx2="http://schemas.microsoft.com/office/drawing/2015/10/21/chartex" xmlns:cx3="http://schemas.microsoft.com/office/drawing/2016/5/9/chartex" xmlns:cx4="http://schemas.microsoft.com/office/drawing/2016/5/10/chartex" xmlns:cx5="http://schemas.microsoft.com/office/drawing/2016/5/11/chartex" xmlns:cx6="http://schemas.microsoft.com/office/drawing/2016/5/12/chartex" xmlns:cx7="http://schemas.microsoft.com/office/drawing/2016/5/13/chartex" xmlns:cx8="http://schemas.microsoft.com/office/drawing/2016/5/14/chartex" xmlns:mc="http://schemas.openxmlformats.org/markup-compatibility/2006" xmlns:aink="http://schemas.microsoft.com/office/drawing/2016/ink" xmlns:am3d="http://schemas.microsoft.com/office/drawing/2017/model3d" xmlns:o="urn:schemas-microsoft-com:office:office" xmlns:oel="http://schemas.microsoft.com/office/2019/extlst" xmlns:r="http://schemas.openxmlformats.org/officeDocument/2006/relationships" xmlns:m="http://schemas.openxmlformats.org/officeDocument/2006/math" xmlns:v="urn:schemas-microsoft-com:vml" xmlns:wp14="http://schemas.microsoft.com/office/word/2010/wordprocessingDrawing" xmlns:wp="http://schemas.openxmlformats.org/drawingml/2006/wordprocessingDrawing" xmlns:w10="urn:schemas-microsoft-com:office:word" xmlns:w="http://schemas.openxmlformats.org/wordprocessingml/2006/main" xmlns:w14="http://schemas.microsoft.com/office/word/2010/wordml" xmlns:w15="http://schemas.microsoft.com/office/word/2012/wordml" xmlns:w16cex="http://schemas.microsoft.com/office/word/2018/wordml/cex" xmlns:w16cid="http://schemas.microsoft.com/office/word/2016/wordml/cid" xmlns:w16="http://schemas.microsoft.com/office/word/2018/wordml" xmlns:w16sdtdh="http://schemas.microsoft.com/office/word/2020/wordml/sdtdatahash" xmlns:w16se="http://schemas.microsoft.com/office/word/2015/wordml/symex" xmlns:wpg="http://schemas.microsoft.com/office/word/2010/wordprocessingGroup" xmlns:wpi="http://schemas.microsoft.com/office/word/2010/wordprocessingInk" xmlns:wne="http://schemas.microsoft.com/office/word/2006/wordml" xmlns:wps="http://schemas.microsoft.com/office/word/2010/wordprocessingShape" mc:Ignorable="w14 w15 w16se w16cid w16 w16cex w16sdtdh wp14">
+<w:footnotes xmlns:wpc="http://schemas.microsoft.com/office/word/2010/wordprocessingCanvas" xmlns:cx="http://schemas.microsoft.com/office/drawing/2014/chartex" xmlns:cx1="http://schemas.microsoft.com/office/drawing/2015/9/8/chartex" xmlns:cx2="http://schemas.microsoft.com/office/drawing/2015/10/21/chartex" xmlns:cx3="http://schemas.microsoft.com/office/drawing/2016/5/9/chartex" xmlns:cx4="http://schemas.microsoft.com/office/drawing/2016/5/10/chartex" xmlns:cx5="http://schemas.microsoft.com/office/drawing/2016/5/11/chartex" xmlns:cx6="http://schemas.microsoft.com/office/drawing/2016/5/12/chartex" xmlns:cx7="http://schemas.microsoft.com/office/drawing/2016/5/13/chartex" xmlns:cx8="http://schemas.microsoft.com/office/drawing/2016/5/14/chartex" xmlns:mc="http://schemas.openxmlformats.org/markup-compatibility/2006" xmlns:aink="http://schemas.microsoft.com/office/drawing/2016/ink" xmlns:am3d="http://schemas.microsoft.com/office/drawing/2017/model3d" xmlns:o="urn:schemas-microsoft-com:office:office" xmlns:oel="http://schemas.microsoft.com/office/2019/extlst" xmlns:r="http://schemas.openxmlformats.org/officeDocument/2006/relationships" xmlns:m="http://schemas.openxmlformats.org/officeDocument/2006/math" xmlns:v="urn:schemas-microsoft-com:vml" xmlns:wp14="http://schemas.microsoft.com/office/word/2010/wordprocessingDrawing" xmlns:wp="http://schemas.openxmlformats.org/drawingml/2006/wordprocessingDrawing" xmlns:w10="urn:schemas-microsoft-com:office:word" xmlns:w="http://schemas.openxmlformats.org/wordprocessingml/2006/main" xmlns:w14="http://schemas.microsoft.com/office/word/2010/wordml" xmlns:w15="http://schemas.microsoft.com/office/word/2012/wordml" xmlns:w16cex="http://schemas.microsoft.com/office/word/2018/wordml/cex" xmlns:w16cid="http://schemas.microsoft.com/office/word/2016/wordml/cid" xmlns:w16="http://schemas.microsoft.com/office/word/2018/wordml" xmlns:w16du="http://schemas.microsoft.com/office/word/2023/wordml/word16du" xmlns:w16sdtdh="http://schemas.microsoft.com/office/word/2020/wordml/sdtdatahash" xmlns:w16sdtfl="http://schemas.microsoft.com/office/word/2024/wordml/sdtformatlock" xmlns:w16se="http://schemas.microsoft.com/office/word/2015/wordml/symex" xmlns:wpg="http://schemas.microsoft.com/office/word/2010/wordprocessingGroup" xmlns:wpi="http://schemas.microsoft.com/office/word/2010/wordprocessingInk" xmlns:wne="http://schemas.microsoft.com/office/word/2006/wordml" xmlns:wps="http://schemas.microsoft.com/office/word/2010/wordprocessingShape" mc:Ignorable="w14 w15 w16se w16cid w16 w16cex w16sdtdh w16sdtfl w16du wp14">
   <w:footnote w:type="separator" w:id="-1">
     <w:p>
       <w:r>
@@ -3837,7 +4055,7 @@
 </file>
 
 <file path=word/header1.xml><?xml version="1.0" encoding="utf-8"?>
-<w:hdr xmlns:wpc="http://schemas.microsoft.com/office/word/2010/wordprocessingCanvas" xmlns:cx="http://schemas.microsoft.com/office/drawing/2014/chartex" xmlns:cx1="http://schemas.microsoft.com/office/drawing/2015/9/8/chartex" xmlns:cx2="http://schemas.microsoft.com/office/drawing/2015/10/21/chartex" xmlns:cx3="http://schemas.microsoft.com/office/drawing/2016/5/9/chartex" xmlns:cx4="http://schemas.microsoft.com/office/drawing/2016/5/10/chartex" xmlns:cx5="http://schemas.microsoft.com/office/drawing/2016/5/11/chartex" xmlns:cx6="http://schemas.microsoft.com/office/drawing/2016/5/12/chartex" xmlns:cx7="http://schemas.microsoft.com/office/drawing/2016/5/13/chartex" xmlns:cx8="http://schemas.microsoft.com/office/drawing/2016/5/14/chartex" xmlns:mc="http://schemas.openxmlformats.org/markup-compatibility/2006" xmlns:aink="http://schemas.microsoft.com/office/drawing/2016/ink" xmlns:am3d="http://schemas.microsoft.com/office/drawing/2017/model3d" xmlns:o="urn:schemas-microsoft-com:office:office" xmlns:oel="http://schemas.microsoft.com/office/2019/extlst" xmlns:r="http://schemas.openxmlformats.org/officeDocument/2006/relationships" xmlns:m="http://schemas.openxmlformats.org/officeDocument/2006/math" xmlns:v="urn:schemas-microsoft-com:vml" xmlns:wp14="http://schemas.microsoft.com/office/word/2010/wordprocessingDrawing" xmlns:wp="http://schemas.openxmlformats.org/drawingml/2006/wordprocessingDrawing" xmlns:w10="urn:schemas-microsoft-com:office:word" xmlns:w="http://schemas.openxmlformats.org/wordprocessingml/2006/main" xmlns:w14="http://schemas.microsoft.com/office/word/2010/wordml" xmlns:w15="http://schemas.microsoft.com/office/word/2012/wordml" xmlns:w16cex="http://schemas.microsoft.com/office/word/2018/wordml/cex" xmlns:w16cid="http://schemas.microsoft.com/office/word/2016/wordml/cid" xmlns:w16="http://schemas.microsoft.com/office/word/2018/wordml" xmlns:w16sdtdh="http://schemas.microsoft.com/office/word/2020/wordml/sdtdatahash" xmlns:w16se="http://schemas.microsoft.com/office/word/2015/wordml/symex" xmlns:wpg="http://schemas.microsoft.com/office/word/2010/wordprocessingGroup" xmlns:wpi="http://schemas.microsoft.com/office/word/2010/wordprocessingInk" xmlns:wne="http://schemas.microsoft.com/office/word/2006/wordml" xmlns:wps="http://schemas.microsoft.com/office/word/2010/wordprocessingShape" mc:Ignorable="w14 w15 w16se w16cid w16 w16cex w16sdtdh wp14">
+<w:hdr xmlns:wpc="http://schemas.microsoft.com/office/word/2010/wordprocessingCanvas" xmlns:cx="http://schemas.microsoft.com/office/drawing/2014/chartex" xmlns:cx1="http://schemas.microsoft.com/office/drawing/2015/9/8/chartex" xmlns:cx2="http://schemas.microsoft.com/office/drawing/2015/10/21/chartex" xmlns:cx3="http://schemas.microsoft.com/office/drawing/2016/5/9/chartex" xmlns:cx4="http://schemas.microsoft.com/office/drawing/2016/5/10/chartex" xmlns:cx5="http://schemas.microsoft.com/office/drawing/2016/5/11/chartex" xmlns:cx6="http://schemas.microsoft.com/office/drawing/2016/5/12/chartex" xmlns:cx7="http://schemas.microsoft.com/office/drawing/2016/5/13/chartex" xmlns:cx8="http://schemas.microsoft.com/office/drawing/2016/5/14/chartex" xmlns:mc="http://schemas.openxmlformats.org/markup-compatibility/2006" xmlns:aink="http://schemas.microsoft.com/office/drawing/2016/ink" xmlns:am3d="http://schemas.microsoft.com/office/drawing/2017/model3d" xmlns:o="urn:schemas-microsoft-com:office:office" xmlns:oel="http://schemas.microsoft.com/office/2019/extlst" xmlns:r="http://schemas.openxmlformats.org/officeDocument/2006/relationships" xmlns:m="http://schemas.openxmlformats.org/officeDocument/2006/math" xmlns:v="urn:schemas-microsoft-com:vml" xmlns:wp14="http://schemas.microsoft.com/office/word/2010/wordprocessingDrawing" xmlns:wp="http://schemas.openxmlformats.org/drawingml/2006/wordprocessingDrawing" xmlns:w10="urn:schemas-microsoft-com:office:word" xmlns:w="http://schemas.openxmlformats.org/wordprocessingml/2006/main" xmlns:w14="http://schemas.microsoft.com/office/word/2010/wordml" xmlns:w15="http://schemas.microsoft.com/office/word/2012/wordml" xmlns:w16cex="http://schemas.microsoft.com/office/word/2018/wordml/cex" xmlns:w16cid="http://schemas.microsoft.com/office/word/2016/wordml/cid" xmlns:w16="http://schemas.microsoft.com/office/word/2018/wordml" xmlns:w16du="http://schemas.microsoft.com/office/word/2023/wordml/word16du" xmlns:w16sdtdh="http://schemas.microsoft.com/office/word/2020/wordml/sdtdatahash" xmlns:w16sdtfl="http://schemas.microsoft.com/office/word/2024/wordml/sdtformatlock" xmlns:w16se="http://schemas.microsoft.com/office/word/2015/wordml/symex" xmlns:wpg="http://schemas.microsoft.com/office/word/2010/wordprocessingGroup" xmlns:wpi="http://schemas.microsoft.com/office/word/2010/wordprocessingInk" xmlns:wne="http://schemas.microsoft.com/office/word/2006/wordml" xmlns:wps="http://schemas.microsoft.com/office/word/2010/wordprocessingShape" mc:Ignorable="w14 w15 w16se w16cid w16 w16cex w16sdtdh w16sdtfl w16du wp14">
   <w:p>
     <w:pPr>
       <w:pStyle w:val="BodyText"/>
@@ -4221,7 +4439,7 @@
 </file>
 
 <file path=word/styles.xml><?xml version="1.0" encoding="utf-8"?>
-<w:styles xmlns:mc="http://schemas.openxmlformats.org/markup-compatibility/2006" xmlns:r="http://schemas.openxmlformats.org/officeDocument/2006/relationships" xmlns:w="http://schemas.openxmlformats.org/wordprocessingml/2006/main" xmlns:w14="http://schemas.microsoft.com/office/word/2010/wordml" xmlns:w15="http://schemas.microsoft.com/office/word/2012/wordml" xmlns:w16cex="http://schemas.microsoft.com/office/word/2018/wordml/cex" xmlns:w16cid="http://schemas.microsoft.com/office/word/2016/wordml/cid" xmlns:w16="http://schemas.microsoft.com/office/word/2018/wordml" xmlns:w16sdtdh="http://schemas.microsoft.com/office/word/2020/wordml/sdtdatahash" xmlns:w16se="http://schemas.microsoft.com/office/word/2015/wordml/symex" mc:Ignorable="w14 w15 w16se w16cid w16 w16cex w16sdtdh">
+<w:styles xmlns:mc="http://schemas.openxmlformats.org/markup-compatibility/2006" xmlns:r="http://schemas.openxmlformats.org/officeDocument/2006/relationships" xmlns:w="http://schemas.openxmlformats.org/wordprocessingml/2006/main" xmlns:w14="http://schemas.microsoft.com/office/word/2010/wordml" xmlns:w15="http://schemas.microsoft.com/office/word/2012/wordml" xmlns:w16cex="http://schemas.microsoft.com/office/word/2018/wordml/cex" xmlns:w16cid="http://schemas.microsoft.com/office/word/2016/wordml/cid" xmlns:w16="http://schemas.microsoft.com/office/word/2018/wordml" xmlns:w16du="http://schemas.microsoft.com/office/word/2023/wordml/word16du" xmlns:w16sdtdh="http://schemas.microsoft.com/office/word/2020/wordml/sdtdatahash" xmlns:w16sdtfl="http://schemas.microsoft.com/office/word/2024/wordml/sdtformatlock" xmlns:w16se="http://schemas.microsoft.com/office/word/2015/wordml/symex" mc:Ignorable="w14 w15 w16se w16cid w16 w16cex w16sdtdh w16sdtfl w16du">
   <w:docDefaults>
     <w:rPrDefault>
       <w:rPr>
